--- a/docx/es/BUFRCREX_CodeFlag_es_21.docx
+++ b/docx/es/BUFRCREX_CodeFlag_es_21.docx
@@ -8,17 +8,17 @@
       </w:pPr>
       <w:r>
         <w:rPr>
-          <w:rFonts w:ascii="Arial" w:hAnsi="Arial"/>
+          <w:rFonts w:ascii="Verdana" w:hAnsi="Verdana"/>
           <w:b/>
           <w:sz w:val="22"/>
         </w:rPr>
-        <w:t>BUFR/CREX Code/Flag Tables — Class 21</w:t>
+        <w:t>Clase 21</w:t>
       </w:r>
     </w:p>
     <w:p>
       <w:r>
         <w:rPr>
-          <w:rFonts w:ascii="Arial" w:hAnsi="Arial"/>
+          <w:rFonts w:ascii="Verdana" w:hAnsi="Verdana"/>
           <w:b/>
           <w:sz w:val="18"/>
         </w:rPr>
@@ -31,6 +31,20 @@
         <w:tblW w:type="auto" w:w="0"/>
         <w:jc w:val="center"/>
         <w:tblLook w:firstColumn="1" w:firstRow="1" w:lastColumn="0" w:lastRow="0" w:noHBand="0" w:noVBand="1" w:val="04A0"/>
+        <w:tblBorders>
+          <w:top w:val="single" w:sz="4" w:space="0" w:color="595959"/>
+          <w:left w:val="single" w:sz="4" w:space="0" w:color="595959"/>
+          <w:bottom w:val="single" w:sz="4" w:space="0" w:color="595959"/>
+          <w:right w:val="single" w:sz="4" w:space="0" w:color="595959"/>
+          <w:insideH w:val="single" w:sz="4" w:space="0" w:color="595959"/>
+          <w:insideV w:val="single" w:sz="4" w:space="0" w:color="595959"/>
+        </w:tblBorders>
+        <w:tblCellMar>
+          <w:top w:w="85" w:type="dxa"/>
+          <w:left w:w="85" w:type="dxa"/>
+          <w:bottom w:w="85" w:type="dxa"/>
+          <w:right w:w="85" w:type="dxa"/>
+        </w:tblCellMar>
       </w:tblPr>
       <w:tblGrid>
         <w:gridCol w:w="5046"/>
@@ -40,61 +54,52 @@
       <w:tr>
         <w:tc>
           <w:tcPr>
-            <w:tcW w:type="dxa" w:w="5046"/>
-            <w:shd w:val="clear" w:color="auto" w:fill="D9E2F3"/>
-          </w:tcPr>
-          <w:p>
-            <w:pPr>
-              <w:jc w:val="center"/>
-            </w:pPr>
-            <w:r/>
-            <w:r>
-              <w:rPr>
-                <w:rFonts w:ascii="Arial" w:hAnsi="Arial"/>
-                <w:b/>
-                <w:sz w:val="16"/>
-              </w:rPr>
-              <w:t>Code Figure</w:t>
-            </w:r>
-          </w:p>
-        </w:tc>
-        <w:tc>
-          <w:tcPr>
-            <w:tcW w:type="dxa" w:w="5046"/>
-            <w:shd w:val="clear" w:color="auto" w:fill="D9E2F3"/>
-          </w:tcPr>
-          <w:p>
-            <w:pPr>
-              <w:jc w:val="center"/>
-            </w:pPr>
-            <w:r/>
-            <w:r>
-              <w:rPr>
-                <w:rFonts w:ascii="Arial" w:hAnsi="Arial"/>
-                <w:b/>
-                <w:sz w:val="16"/>
-              </w:rPr>
-              <w:t>Entry Name</w:t>
-            </w:r>
-          </w:p>
-        </w:tc>
-        <w:tc>
-          <w:tcPr>
-            <w:tcW w:type="dxa" w:w="5046"/>
-            <w:shd w:val="clear" w:color="auto" w:fill="D9E2F3"/>
-          </w:tcPr>
-          <w:p>
-            <w:pPr>
-              <w:jc w:val="center"/>
-            </w:pPr>
-            <w:r/>
-            <w:r>
-              <w:rPr>
-                <w:rFonts w:ascii="Arial" w:hAnsi="Arial"/>
-                <w:b/>
-                <w:sz w:val="16"/>
-              </w:rPr>
-              <w:t>Note</w:t>
+            <w:tcW w:type="dxa" w:w="1134"/>
+            <w:shd w:val="clear" w:color="auto" w:fill="D9D9D9"/>
+          </w:tcPr>
+          <w:p>
+            <w:r/>
+            <w:r>
+              <w:rPr>
+                <w:rFonts w:ascii="Verdana" w:hAnsi="Verdana"/>
+                <w:b w:val="0"/>
+                <w:sz w:val="16"/>
+              </w:rPr>
+              <w:t>CIFRA DE CLAVE</w:t>
+            </w:r>
+          </w:p>
+        </w:tc>
+        <w:tc>
+          <w:tcPr>
+            <w:tcW w:type="dxa" w:w="5046"/>
+            <w:shd w:val="clear" w:color="auto" w:fill="D9D9D9"/>
+          </w:tcPr>
+          <w:p>
+            <w:r/>
+            <w:r>
+              <w:rPr>
+                <w:rFonts w:ascii="Verdana" w:hAnsi="Verdana"/>
+                <w:b w:val="0"/>
+                <w:sz w:val="16"/>
+              </w:rPr>
+              <w:t>SIGNIFICADO</w:t>
+            </w:r>
+          </w:p>
+        </w:tc>
+        <w:tc>
+          <w:tcPr>
+            <w:tcW w:type="dxa" w:w="5046"/>
+            <w:shd w:val="clear" w:color="auto" w:fill="D9D9D9"/>
+          </w:tcPr>
+          <w:p>
+            <w:r/>
+            <w:r>
+              <w:rPr>
+                <w:rFonts w:ascii="Verdana" w:hAnsi="Verdana"/>
+                <w:b w:val="0"/>
+                <w:sz w:val="16"/>
+              </w:rPr>
+              <w:t>NOTA</w:t>
             </w:r>
           </w:p>
         </w:tc>
@@ -108,7 +113,7 @@
             <w:r/>
             <w:r>
               <w:rPr>
-                <w:rFonts w:ascii="Arial" w:hAnsi="Arial"/>
+                <w:rFonts w:ascii="Verdana" w:hAnsi="Verdana"/>
                 <w:b w:val="0"/>
                 <w:sz w:val="16"/>
               </w:rPr>
@@ -124,7 +129,7 @@
             <w:r/>
             <w:r>
               <w:rPr>
-                <w:rFonts w:ascii="Arial" w:hAnsi="Arial"/>
+                <w:rFonts w:ascii="Verdana" w:hAnsi="Verdana"/>
                 <w:b w:val="0"/>
                 <w:sz w:val="16"/>
               </w:rPr>
@@ -140,7 +145,7 @@
             <w:r/>
             <w:r>
               <w:rPr>
-                <w:rFonts w:ascii="Arial" w:hAnsi="Arial"/>
+                <w:rFonts w:ascii="Verdana" w:hAnsi="Verdana"/>
                 <w:b w:val="0"/>
                 <w:sz w:val="16"/>
               </w:rPr>
@@ -157,7 +162,7 @@
             <w:r/>
             <w:r>
               <w:rPr>
-                <w:rFonts w:ascii="Arial" w:hAnsi="Arial"/>
+                <w:rFonts w:ascii="Verdana" w:hAnsi="Verdana"/>
                 <w:b w:val="0"/>
                 <w:sz w:val="16"/>
               </w:rPr>
@@ -173,7 +178,7 @@
             <w:r/>
             <w:r>
               <w:rPr>
-                <w:rFonts w:ascii="Arial" w:hAnsi="Arial"/>
+                <w:rFonts w:ascii="Verdana" w:hAnsi="Verdana"/>
                 <w:b w:val="0"/>
                 <w:sz w:val="16"/>
               </w:rPr>
@@ -189,7 +194,7 @@
             <w:r/>
             <w:r>
               <w:rPr>
-                <w:rFonts w:ascii="Arial" w:hAnsi="Arial"/>
+                <w:rFonts w:ascii="Verdana" w:hAnsi="Verdana"/>
                 <w:b w:val="0"/>
                 <w:sz w:val="16"/>
               </w:rPr>
@@ -206,7 +211,7 @@
             <w:r/>
             <w:r>
               <w:rPr>
-                <w:rFonts w:ascii="Arial" w:hAnsi="Arial"/>
+                <w:rFonts w:ascii="Verdana" w:hAnsi="Verdana"/>
                 <w:b w:val="0"/>
                 <w:sz w:val="16"/>
               </w:rPr>
@@ -222,7 +227,7 @@
             <w:r/>
             <w:r>
               <w:rPr>
-                <w:rFonts w:ascii="Arial" w:hAnsi="Arial"/>
+                <w:rFonts w:ascii="Verdana" w:hAnsi="Verdana"/>
                 <w:b w:val="0"/>
                 <w:sz w:val="16"/>
               </w:rPr>
@@ -238,7 +243,7 @@
             <w:r/>
             <w:r>
               <w:rPr>
-                <w:rFonts w:ascii="Arial" w:hAnsi="Arial"/>
+                <w:rFonts w:ascii="Verdana" w:hAnsi="Verdana"/>
                 <w:b w:val="0"/>
                 <w:sz w:val="16"/>
               </w:rPr>
@@ -255,7 +260,7 @@
             <w:r/>
             <w:r>
               <w:rPr>
-                <w:rFonts w:ascii="Arial" w:hAnsi="Arial"/>
+                <w:rFonts w:ascii="Verdana" w:hAnsi="Verdana"/>
                 <w:b w:val="0"/>
                 <w:sz w:val="16"/>
               </w:rPr>
@@ -271,7 +276,7 @@
             <w:r/>
             <w:r>
               <w:rPr>
-                <w:rFonts w:ascii="Arial" w:hAnsi="Arial"/>
+                <w:rFonts w:ascii="Verdana" w:hAnsi="Verdana"/>
                 <w:b w:val="0"/>
                 <w:sz w:val="16"/>
               </w:rPr>
@@ -287,7 +292,7 @@
             <w:r/>
             <w:r>
               <w:rPr>
-                <w:rFonts w:ascii="Arial" w:hAnsi="Arial"/>
+                <w:rFonts w:ascii="Verdana" w:hAnsi="Verdana"/>
                 <w:b w:val="0"/>
                 <w:sz w:val="16"/>
               </w:rPr>
@@ -304,7 +309,7 @@
             <w:r/>
             <w:r>
               <w:rPr>
-                <w:rFonts w:ascii="Arial" w:hAnsi="Arial"/>
+                <w:rFonts w:ascii="Verdana" w:hAnsi="Verdana"/>
                 <w:b w:val="0"/>
                 <w:sz w:val="16"/>
               </w:rPr>
@@ -320,7 +325,7 @@
             <w:r/>
             <w:r>
               <w:rPr>
-                <w:rFonts w:ascii="Arial" w:hAnsi="Arial"/>
+                <w:rFonts w:ascii="Verdana" w:hAnsi="Verdana"/>
                 <w:b w:val="0"/>
                 <w:sz w:val="16"/>
               </w:rPr>
@@ -336,7 +341,7 @@
             <w:r/>
             <w:r>
               <w:rPr>
-                <w:rFonts w:ascii="Arial" w:hAnsi="Arial"/>
+                <w:rFonts w:ascii="Verdana" w:hAnsi="Verdana"/>
                 <w:b w:val="0"/>
                 <w:sz w:val="16"/>
               </w:rPr>
@@ -353,7 +358,7 @@
             <w:r/>
             <w:r>
               <w:rPr>
-                <w:rFonts w:ascii="Arial" w:hAnsi="Arial"/>
+                <w:rFonts w:ascii="Verdana" w:hAnsi="Verdana"/>
                 <w:b w:val="0"/>
                 <w:sz w:val="16"/>
               </w:rPr>
@@ -369,7 +374,7 @@
             <w:r/>
             <w:r>
               <w:rPr>
-                <w:rFonts w:ascii="Arial" w:hAnsi="Arial"/>
+                <w:rFonts w:ascii="Verdana" w:hAnsi="Verdana"/>
                 <w:b w:val="0"/>
                 <w:sz w:val="16"/>
               </w:rPr>
@@ -385,7 +390,7 @@
             <w:r/>
             <w:r>
               <w:rPr>
-                <w:rFonts w:ascii="Arial" w:hAnsi="Arial"/>
+                <w:rFonts w:ascii="Verdana" w:hAnsi="Verdana"/>
                 <w:b w:val="0"/>
                 <w:sz w:val="16"/>
               </w:rPr>
@@ -402,7 +407,7 @@
             <w:r/>
             <w:r>
               <w:rPr>
-                <w:rFonts w:ascii="Arial" w:hAnsi="Arial"/>
+                <w:rFonts w:ascii="Verdana" w:hAnsi="Verdana"/>
                 <w:b w:val="0"/>
                 <w:sz w:val="16"/>
               </w:rPr>
@@ -418,7 +423,7 @@
             <w:r/>
             <w:r>
               <w:rPr>
-                <w:rFonts w:ascii="Arial" w:hAnsi="Arial"/>
+                <w:rFonts w:ascii="Verdana" w:hAnsi="Verdana"/>
                 <w:b w:val="0"/>
                 <w:sz w:val="16"/>
               </w:rPr>
@@ -434,7 +439,7 @@
             <w:r/>
             <w:r>
               <w:rPr>
-                <w:rFonts w:ascii="Arial" w:hAnsi="Arial"/>
+                <w:rFonts w:ascii="Verdana" w:hAnsi="Verdana"/>
                 <w:b w:val="0"/>
                 <w:sz w:val="16"/>
               </w:rPr>
@@ -451,7 +456,7 @@
             <w:r/>
             <w:r>
               <w:rPr>
-                <w:rFonts w:ascii="Arial" w:hAnsi="Arial"/>
+                <w:rFonts w:ascii="Verdana" w:hAnsi="Verdana"/>
                 <w:b w:val="0"/>
                 <w:sz w:val="16"/>
               </w:rPr>
@@ -467,7 +472,7 @@
             <w:r/>
             <w:r>
               <w:rPr>
-                <w:rFonts w:ascii="Arial" w:hAnsi="Arial"/>
+                <w:rFonts w:ascii="Verdana" w:hAnsi="Verdana"/>
                 <w:b w:val="0"/>
                 <w:sz w:val="16"/>
               </w:rPr>
@@ -483,7 +488,7 @@
             <w:r/>
             <w:r>
               <w:rPr>
-                <w:rFonts w:ascii="Arial" w:hAnsi="Arial"/>
+                <w:rFonts w:ascii="Verdana" w:hAnsi="Verdana"/>
                 <w:b w:val="0"/>
                 <w:sz w:val="16"/>
               </w:rPr>
@@ -500,7 +505,7 @@
             <w:r/>
             <w:r>
               <w:rPr>
-                <w:rFonts w:ascii="Arial" w:hAnsi="Arial"/>
+                <w:rFonts w:ascii="Verdana" w:hAnsi="Verdana"/>
                 <w:b w:val="0"/>
                 <w:sz w:val="16"/>
               </w:rPr>
@@ -516,7 +521,7 @@
             <w:r/>
             <w:r>
               <w:rPr>
-                <w:rFonts w:ascii="Arial" w:hAnsi="Arial"/>
+                <w:rFonts w:ascii="Verdana" w:hAnsi="Verdana"/>
                 <w:b w:val="0"/>
                 <w:sz w:val="16"/>
               </w:rPr>
@@ -532,7 +537,7 @@
             <w:r/>
             <w:r>
               <w:rPr>
-                <w:rFonts w:ascii="Arial" w:hAnsi="Arial"/>
+                <w:rFonts w:ascii="Verdana" w:hAnsi="Verdana"/>
                 <w:b w:val="0"/>
                 <w:sz w:val="16"/>
               </w:rPr>
@@ -549,7 +554,7 @@
             <w:r/>
             <w:r>
               <w:rPr>
-                <w:rFonts w:ascii="Arial" w:hAnsi="Arial"/>
+                <w:rFonts w:ascii="Verdana" w:hAnsi="Verdana"/>
                 <w:b w:val="0"/>
                 <w:sz w:val="16"/>
               </w:rPr>
@@ -565,7 +570,7 @@
             <w:r/>
             <w:r>
               <w:rPr>
-                <w:rFonts w:ascii="Arial" w:hAnsi="Arial"/>
+                <w:rFonts w:ascii="Verdana" w:hAnsi="Verdana"/>
                 <w:b w:val="0"/>
                 <w:sz w:val="16"/>
               </w:rPr>
@@ -581,7 +586,7 @@
             <w:r/>
             <w:r>
               <w:rPr>
-                <w:rFonts w:ascii="Arial" w:hAnsi="Arial"/>
+                <w:rFonts w:ascii="Verdana" w:hAnsi="Verdana"/>
                 <w:b w:val="0"/>
                 <w:sz w:val="16"/>
               </w:rPr>
@@ -598,7 +603,7 @@
             <w:r/>
             <w:r>
               <w:rPr>
-                <w:rFonts w:ascii="Arial" w:hAnsi="Arial"/>
+                <w:rFonts w:ascii="Verdana" w:hAnsi="Verdana"/>
                 <w:b w:val="0"/>
                 <w:sz w:val="16"/>
               </w:rPr>
@@ -614,7 +619,7 @@
             <w:r/>
             <w:r>
               <w:rPr>
-                <w:rFonts w:ascii="Arial" w:hAnsi="Arial"/>
+                <w:rFonts w:ascii="Verdana" w:hAnsi="Verdana"/>
                 <w:b w:val="0"/>
                 <w:sz w:val="16"/>
               </w:rPr>
@@ -630,7 +635,7 @@
             <w:r/>
             <w:r>
               <w:rPr>
-                <w:rFonts w:ascii="Arial" w:hAnsi="Arial"/>
+                <w:rFonts w:ascii="Verdana" w:hAnsi="Verdana"/>
                 <w:b w:val="0"/>
                 <w:sz w:val="16"/>
               </w:rPr>
@@ -647,7 +652,7 @@
             <w:r/>
             <w:r>
               <w:rPr>
-                <w:rFonts w:ascii="Arial" w:hAnsi="Arial"/>
+                <w:rFonts w:ascii="Verdana" w:hAnsi="Verdana"/>
                 <w:b w:val="0"/>
                 <w:sz w:val="16"/>
               </w:rPr>
@@ -663,7 +668,7 @@
             <w:r/>
             <w:r>
               <w:rPr>
-                <w:rFonts w:ascii="Arial" w:hAnsi="Arial"/>
+                <w:rFonts w:ascii="Verdana" w:hAnsi="Verdana"/>
                 <w:b w:val="0"/>
                 <w:sz w:val="16"/>
               </w:rPr>
@@ -679,7 +684,7 @@
             <w:r/>
             <w:r>
               <w:rPr>
-                <w:rFonts w:ascii="Arial" w:hAnsi="Arial"/>
+                <w:rFonts w:ascii="Verdana" w:hAnsi="Verdana"/>
                 <w:b w:val="0"/>
                 <w:sz w:val="16"/>
               </w:rPr>
@@ -692,7 +697,7 @@
     <w:p>
       <w:r>
         <w:rPr>
-          <w:rFonts w:ascii="Arial" w:hAnsi="Arial"/>
+          <w:rFonts w:ascii="Verdana" w:hAnsi="Verdana"/>
           <w:b/>
           <w:sz w:val="18"/>
         </w:rPr>
@@ -705,6 +710,20 @@
         <w:tblW w:type="auto" w:w="0"/>
         <w:jc w:val="center"/>
         <w:tblLook w:firstColumn="1" w:firstRow="1" w:lastColumn="0" w:lastRow="0" w:noHBand="0" w:noVBand="1" w:val="04A0"/>
+        <w:tblBorders>
+          <w:top w:val="single" w:sz="4" w:space="0" w:color="595959"/>
+          <w:left w:val="single" w:sz="4" w:space="0" w:color="595959"/>
+          <w:bottom w:val="single" w:sz="4" w:space="0" w:color="595959"/>
+          <w:right w:val="single" w:sz="4" w:space="0" w:color="595959"/>
+          <w:insideH w:val="single" w:sz="4" w:space="0" w:color="595959"/>
+          <w:insideV w:val="single" w:sz="4" w:space="0" w:color="595959"/>
+        </w:tblBorders>
+        <w:tblCellMar>
+          <w:top w:w="85" w:type="dxa"/>
+          <w:left w:w="85" w:type="dxa"/>
+          <w:bottom w:w="85" w:type="dxa"/>
+          <w:right w:w="85" w:type="dxa"/>
+        </w:tblCellMar>
       </w:tblPr>
       <w:tblGrid>
         <w:gridCol w:w="5046"/>
@@ -714,61 +733,52 @@
       <w:tr>
         <w:tc>
           <w:tcPr>
-            <w:tcW w:type="dxa" w:w="5046"/>
-            <w:shd w:val="clear" w:color="auto" w:fill="D9E2F3"/>
-          </w:tcPr>
-          <w:p>
-            <w:pPr>
-              <w:jc w:val="center"/>
-            </w:pPr>
-            <w:r/>
-            <w:r>
-              <w:rPr>
-                <w:rFonts w:ascii="Arial" w:hAnsi="Arial"/>
-                <w:b/>
-                <w:sz w:val="16"/>
-              </w:rPr>
-              <w:t>Code Figure</w:t>
-            </w:r>
-          </w:p>
-        </w:tc>
-        <w:tc>
-          <w:tcPr>
-            <w:tcW w:type="dxa" w:w="5046"/>
-            <w:shd w:val="clear" w:color="auto" w:fill="D9E2F3"/>
-          </w:tcPr>
-          <w:p>
-            <w:pPr>
-              <w:jc w:val="center"/>
-            </w:pPr>
-            <w:r/>
-            <w:r>
-              <w:rPr>
-                <w:rFonts w:ascii="Arial" w:hAnsi="Arial"/>
-                <w:b/>
-                <w:sz w:val="16"/>
-              </w:rPr>
-              <w:t>Entry Name</w:t>
-            </w:r>
-          </w:p>
-        </w:tc>
-        <w:tc>
-          <w:tcPr>
-            <w:tcW w:type="dxa" w:w="5046"/>
-            <w:shd w:val="clear" w:color="auto" w:fill="D9E2F3"/>
-          </w:tcPr>
-          <w:p>
-            <w:pPr>
-              <w:jc w:val="center"/>
-            </w:pPr>
-            <w:r/>
-            <w:r>
-              <w:rPr>
-                <w:rFonts w:ascii="Arial" w:hAnsi="Arial"/>
-                <w:b/>
-                <w:sz w:val="16"/>
-              </w:rPr>
-              <w:t>Note</w:t>
+            <w:tcW w:type="dxa" w:w="1134"/>
+            <w:shd w:val="clear" w:color="auto" w:fill="D9D9D9"/>
+          </w:tcPr>
+          <w:p>
+            <w:r/>
+            <w:r>
+              <w:rPr>
+                <w:rFonts w:ascii="Verdana" w:hAnsi="Verdana"/>
+                <w:b w:val="0"/>
+                <w:sz w:val="16"/>
+              </w:rPr>
+              <w:t>CIFRA DE CLAVE</w:t>
+            </w:r>
+          </w:p>
+        </w:tc>
+        <w:tc>
+          <w:tcPr>
+            <w:tcW w:type="dxa" w:w="5046"/>
+            <w:shd w:val="clear" w:color="auto" w:fill="D9D9D9"/>
+          </w:tcPr>
+          <w:p>
+            <w:r/>
+            <w:r>
+              <w:rPr>
+                <w:rFonts w:ascii="Verdana" w:hAnsi="Verdana"/>
+                <w:b w:val="0"/>
+                <w:sz w:val="16"/>
+              </w:rPr>
+              <w:t>SIGNIFICADO</w:t>
+            </w:r>
+          </w:p>
+        </w:tc>
+        <w:tc>
+          <w:tcPr>
+            <w:tcW w:type="dxa" w:w="5046"/>
+            <w:shd w:val="clear" w:color="auto" w:fill="D9D9D9"/>
+          </w:tcPr>
+          <w:p>
+            <w:r/>
+            <w:r>
+              <w:rPr>
+                <w:rFonts w:ascii="Verdana" w:hAnsi="Verdana"/>
+                <w:b w:val="0"/>
+                <w:sz w:val="16"/>
+              </w:rPr>
+              <w:t>NOTA</w:t>
             </w:r>
           </w:p>
         </w:tc>
@@ -782,7 +792,7 @@
             <w:r/>
             <w:r>
               <w:rPr>
-                <w:rFonts w:ascii="Arial" w:hAnsi="Arial"/>
+                <w:rFonts w:ascii="Verdana" w:hAnsi="Verdana"/>
                 <w:b w:val="0"/>
                 <w:sz w:val="16"/>
               </w:rPr>
@@ -798,7 +808,7 @@
             <w:r/>
             <w:r>
               <w:rPr>
-                <w:rFonts w:ascii="Arial" w:hAnsi="Arial"/>
+                <w:rFonts w:ascii="Verdana" w:hAnsi="Verdana"/>
                 <w:b w:val="0"/>
                 <w:sz w:val="16"/>
               </w:rPr>
@@ -814,7 +824,7 @@
             <w:r/>
             <w:r>
               <w:rPr>
-                <w:rFonts w:ascii="Arial" w:hAnsi="Arial"/>
+                <w:rFonts w:ascii="Verdana" w:hAnsi="Verdana"/>
                 <w:b w:val="0"/>
                 <w:sz w:val="16"/>
               </w:rPr>
@@ -831,7 +841,7 @@
             <w:r/>
             <w:r>
               <w:rPr>
-                <w:rFonts w:ascii="Arial" w:hAnsi="Arial"/>
+                <w:rFonts w:ascii="Verdana" w:hAnsi="Verdana"/>
                 <w:b w:val="0"/>
                 <w:sz w:val="16"/>
               </w:rPr>
@@ -847,7 +857,7 @@
             <w:r/>
             <w:r>
               <w:rPr>
-                <w:rFonts w:ascii="Arial" w:hAnsi="Arial"/>
+                <w:rFonts w:ascii="Verdana" w:hAnsi="Verdana"/>
                 <w:b w:val="0"/>
                 <w:sz w:val="16"/>
               </w:rPr>
@@ -863,7 +873,7 @@
             <w:r/>
             <w:r>
               <w:rPr>
-                <w:rFonts w:ascii="Arial" w:hAnsi="Arial"/>
+                <w:rFonts w:ascii="Verdana" w:hAnsi="Verdana"/>
                 <w:b w:val="0"/>
                 <w:sz w:val="16"/>
               </w:rPr>
@@ -880,7 +890,7 @@
             <w:r/>
             <w:r>
               <w:rPr>
-                <w:rFonts w:ascii="Arial" w:hAnsi="Arial"/>
+                <w:rFonts w:ascii="Verdana" w:hAnsi="Verdana"/>
                 <w:b w:val="0"/>
                 <w:sz w:val="16"/>
               </w:rPr>
@@ -896,7 +906,7 @@
             <w:r/>
             <w:r>
               <w:rPr>
-                <w:rFonts w:ascii="Arial" w:hAnsi="Arial"/>
+                <w:rFonts w:ascii="Verdana" w:hAnsi="Verdana"/>
                 <w:b w:val="0"/>
                 <w:sz w:val="16"/>
               </w:rPr>
@@ -912,7 +922,7 @@
             <w:r/>
             <w:r>
               <w:rPr>
-                <w:rFonts w:ascii="Arial" w:hAnsi="Arial"/>
+                <w:rFonts w:ascii="Verdana" w:hAnsi="Verdana"/>
                 <w:b w:val="0"/>
                 <w:sz w:val="16"/>
               </w:rPr>
@@ -929,7 +939,7 @@
             <w:r/>
             <w:r>
               <w:rPr>
-                <w:rFonts w:ascii="Arial" w:hAnsi="Arial"/>
+                <w:rFonts w:ascii="Verdana" w:hAnsi="Verdana"/>
                 <w:b w:val="0"/>
                 <w:sz w:val="16"/>
               </w:rPr>
@@ -945,7 +955,7 @@
             <w:r/>
             <w:r>
               <w:rPr>
-                <w:rFonts w:ascii="Arial" w:hAnsi="Arial"/>
+                <w:rFonts w:ascii="Verdana" w:hAnsi="Verdana"/>
                 <w:b w:val="0"/>
                 <w:sz w:val="16"/>
               </w:rPr>
@@ -961,7 +971,7 @@
             <w:r/>
             <w:r>
               <w:rPr>
-                <w:rFonts w:ascii="Arial" w:hAnsi="Arial"/>
+                <w:rFonts w:ascii="Verdana" w:hAnsi="Verdana"/>
                 <w:b w:val="0"/>
                 <w:sz w:val="16"/>
               </w:rPr>
@@ -978,7 +988,7 @@
             <w:r/>
             <w:r>
               <w:rPr>
-                <w:rFonts w:ascii="Arial" w:hAnsi="Arial"/>
+                <w:rFonts w:ascii="Verdana" w:hAnsi="Verdana"/>
                 <w:b w:val="0"/>
                 <w:sz w:val="16"/>
               </w:rPr>
@@ -994,7 +1004,7 @@
             <w:r/>
             <w:r>
               <w:rPr>
-                <w:rFonts w:ascii="Arial" w:hAnsi="Arial"/>
+                <w:rFonts w:ascii="Verdana" w:hAnsi="Verdana"/>
                 <w:b w:val="0"/>
                 <w:sz w:val="16"/>
               </w:rPr>
@@ -1010,7 +1020,7 @@
             <w:r/>
             <w:r>
               <w:rPr>
-                <w:rFonts w:ascii="Arial" w:hAnsi="Arial"/>
+                <w:rFonts w:ascii="Verdana" w:hAnsi="Verdana"/>
                 <w:b w:val="0"/>
                 <w:sz w:val="16"/>
               </w:rPr>
@@ -1027,7 +1037,7 @@
             <w:r/>
             <w:r>
               <w:rPr>
-                <w:rFonts w:ascii="Arial" w:hAnsi="Arial"/>
+                <w:rFonts w:ascii="Verdana" w:hAnsi="Verdana"/>
                 <w:b w:val="0"/>
                 <w:sz w:val="16"/>
               </w:rPr>
@@ -1043,7 +1053,7 @@
             <w:r/>
             <w:r>
               <w:rPr>
-                <w:rFonts w:ascii="Arial" w:hAnsi="Arial"/>
+                <w:rFonts w:ascii="Verdana" w:hAnsi="Verdana"/>
                 <w:b w:val="0"/>
                 <w:sz w:val="16"/>
               </w:rPr>
@@ -1059,7 +1069,7 @@
             <w:r/>
             <w:r>
               <w:rPr>
-                <w:rFonts w:ascii="Arial" w:hAnsi="Arial"/>
+                <w:rFonts w:ascii="Verdana" w:hAnsi="Verdana"/>
                 <w:b w:val="0"/>
                 <w:sz w:val="16"/>
               </w:rPr>
@@ -1076,7 +1086,7 @@
             <w:r/>
             <w:r>
               <w:rPr>
-                <w:rFonts w:ascii="Arial" w:hAnsi="Arial"/>
+                <w:rFonts w:ascii="Verdana" w:hAnsi="Verdana"/>
                 <w:b w:val="0"/>
                 <w:sz w:val="16"/>
               </w:rPr>
@@ -1092,7 +1102,7 @@
             <w:r/>
             <w:r>
               <w:rPr>
-                <w:rFonts w:ascii="Arial" w:hAnsi="Arial"/>
+                <w:rFonts w:ascii="Verdana" w:hAnsi="Verdana"/>
                 <w:b w:val="0"/>
                 <w:sz w:val="16"/>
               </w:rPr>
@@ -1108,7 +1118,7 @@
             <w:r/>
             <w:r>
               <w:rPr>
-                <w:rFonts w:ascii="Arial" w:hAnsi="Arial"/>
+                <w:rFonts w:ascii="Verdana" w:hAnsi="Verdana"/>
                 <w:b w:val="0"/>
                 <w:sz w:val="16"/>
               </w:rPr>
@@ -1125,7 +1135,7 @@
             <w:r/>
             <w:r>
               <w:rPr>
-                <w:rFonts w:ascii="Arial" w:hAnsi="Arial"/>
+                <w:rFonts w:ascii="Verdana" w:hAnsi="Verdana"/>
                 <w:b w:val="0"/>
                 <w:sz w:val="16"/>
               </w:rPr>
@@ -1141,7 +1151,7 @@
             <w:r/>
             <w:r>
               <w:rPr>
-                <w:rFonts w:ascii="Arial" w:hAnsi="Arial"/>
+                <w:rFonts w:ascii="Verdana" w:hAnsi="Verdana"/>
                 <w:b w:val="0"/>
                 <w:sz w:val="16"/>
               </w:rPr>
@@ -1157,7 +1167,7 @@
             <w:r/>
             <w:r>
               <w:rPr>
-                <w:rFonts w:ascii="Arial" w:hAnsi="Arial"/>
+                <w:rFonts w:ascii="Verdana" w:hAnsi="Verdana"/>
                 <w:b w:val="0"/>
                 <w:sz w:val="16"/>
               </w:rPr>
@@ -1174,7 +1184,7 @@
             <w:r/>
             <w:r>
               <w:rPr>
-                <w:rFonts w:ascii="Arial" w:hAnsi="Arial"/>
+                <w:rFonts w:ascii="Verdana" w:hAnsi="Verdana"/>
                 <w:b w:val="0"/>
                 <w:sz w:val="16"/>
               </w:rPr>
@@ -1190,7 +1200,7 @@
             <w:r/>
             <w:r>
               <w:rPr>
-                <w:rFonts w:ascii="Arial" w:hAnsi="Arial"/>
+                <w:rFonts w:ascii="Verdana" w:hAnsi="Verdana"/>
                 <w:b w:val="0"/>
                 <w:sz w:val="16"/>
               </w:rPr>
@@ -1206,7 +1216,7 @@
             <w:r/>
             <w:r>
               <w:rPr>
-                <w:rFonts w:ascii="Arial" w:hAnsi="Arial"/>
+                <w:rFonts w:ascii="Verdana" w:hAnsi="Verdana"/>
                 <w:b w:val="0"/>
                 <w:sz w:val="16"/>
               </w:rPr>
@@ -1223,7 +1233,7 @@
             <w:r/>
             <w:r>
               <w:rPr>
-                <w:rFonts w:ascii="Arial" w:hAnsi="Arial"/>
+                <w:rFonts w:ascii="Verdana" w:hAnsi="Verdana"/>
                 <w:b w:val="0"/>
                 <w:sz w:val="16"/>
               </w:rPr>
@@ -1239,7 +1249,7 @@
             <w:r/>
             <w:r>
               <w:rPr>
-                <w:rFonts w:ascii="Arial" w:hAnsi="Arial"/>
+                <w:rFonts w:ascii="Verdana" w:hAnsi="Verdana"/>
                 <w:b w:val="0"/>
                 <w:sz w:val="16"/>
               </w:rPr>
@@ -1255,7 +1265,7 @@
             <w:r/>
             <w:r>
               <w:rPr>
-                <w:rFonts w:ascii="Arial" w:hAnsi="Arial"/>
+                <w:rFonts w:ascii="Verdana" w:hAnsi="Verdana"/>
                 <w:b w:val="0"/>
                 <w:sz w:val="16"/>
               </w:rPr>
@@ -1272,7 +1282,7 @@
             <w:r/>
             <w:r>
               <w:rPr>
-                <w:rFonts w:ascii="Arial" w:hAnsi="Arial"/>
+                <w:rFonts w:ascii="Verdana" w:hAnsi="Verdana"/>
                 <w:b w:val="0"/>
                 <w:sz w:val="16"/>
               </w:rPr>
@@ -1288,7 +1298,7 @@
             <w:r/>
             <w:r>
               <w:rPr>
-                <w:rFonts w:ascii="Arial" w:hAnsi="Arial"/>
+                <w:rFonts w:ascii="Verdana" w:hAnsi="Verdana"/>
                 <w:b w:val="0"/>
                 <w:sz w:val="16"/>
               </w:rPr>
@@ -1304,7 +1314,7 @@
             <w:r/>
             <w:r>
               <w:rPr>
-                <w:rFonts w:ascii="Arial" w:hAnsi="Arial"/>
+                <w:rFonts w:ascii="Verdana" w:hAnsi="Verdana"/>
                 <w:b w:val="0"/>
                 <w:sz w:val="16"/>
               </w:rPr>
@@ -1321,7 +1331,7 @@
             <w:r/>
             <w:r>
               <w:rPr>
-                <w:rFonts w:ascii="Arial" w:hAnsi="Arial"/>
+                <w:rFonts w:ascii="Verdana" w:hAnsi="Verdana"/>
                 <w:b w:val="0"/>
                 <w:sz w:val="16"/>
               </w:rPr>
@@ -1337,7 +1347,7 @@
             <w:r/>
             <w:r>
               <w:rPr>
-                <w:rFonts w:ascii="Arial" w:hAnsi="Arial"/>
+                <w:rFonts w:ascii="Verdana" w:hAnsi="Verdana"/>
                 <w:b w:val="0"/>
                 <w:sz w:val="16"/>
               </w:rPr>
@@ -1353,7 +1363,7 @@
             <w:r/>
             <w:r>
               <w:rPr>
-                <w:rFonts w:ascii="Arial" w:hAnsi="Arial"/>
+                <w:rFonts w:ascii="Verdana" w:hAnsi="Verdana"/>
                 <w:b w:val="0"/>
                 <w:sz w:val="16"/>
               </w:rPr>
@@ -1370,7 +1380,7 @@
             <w:r/>
             <w:r>
               <w:rPr>
-                <w:rFonts w:ascii="Arial" w:hAnsi="Arial"/>
+                <w:rFonts w:ascii="Verdana" w:hAnsi="Verdana"/>
                 <w:b w:val="0"/>
                 <w:sz w:val="16"/>
               </w:rPr>
@@ -1386,7 +1396,7 @@
             <w:r/>
             <w:r>
               <w:rPr>
-                <w:rFonts w:ascii="Arial" w:hAnsi="Arial"/>
+                <w:rFonts w:ascii="Verdana" w:hAnsi="Verdana"/>
                 <w:b w:val="0"/>
                 <w:sz w:val="16"/>
               </w:rPr>
@@ -1402,7 +1412,7 @@
             <w:r/>
             <w:r>
               <w:rPr>
-                <w:rFonts w:ascii="Arial" w:hAnsi="Arial"/>
+                <w:rFonts w:ascii="Verdana" w:hAnsi="Verdana"/>
                 <w:b w:val="0"/>
                 <w:sz w:val="16"/>
               </w:rPr>
@@ -1415,7 +1425,7 @@
     <w:p>
       <w:r>
         <w:rPr>
-          <w:rFonts w:ascii="Arial" w:hAnsi="Arial"/>
+          <w:rFonts w:ascii="Verdana" w:hAnsi="Verdana"/>
           <w:b/>
           <w:sz w:val="18"/>
         </w:rPr>
@@ -1428,6 +1438,20 @@
         <w:tblW w:type="auto" w:w="0"/>
         <w:jc w:val="center"/>
         <w:tblLook w:firstColumn="1" w:firstRow="1" w:lastColumn="0" w:lastRow="0" w:noHBand="0" w:noVBand="1" w:val="04A0"/>
+        <w:tblBorders>
+          <w:top w:val="single" w:sz="4" w:space="0" w:color="595959"/>
+          <w:left w:val="single" w:sz="4" w:space="0" w:color="595959"/>
+          <w:bottom w:val="single" w:sz="4" w:space="0" w:color="595959"/>
+          <w:right w:val="single" w:sz="4" w:space="0" w:color="595959"/>
+          <w:insideH w:val="single" w:sz="4" w:space="0" w:color="595959"/>
+          <w:insideV w:val="single" w:sz="4" w:space="0" w:color="595959"/>
+        </w:tblBorders>
+        <w:tblCellMar>
+          <w:top w:w="85" w:type="dxa"/>
+          <w:left w:w="85" w:type="dxa"/>
+          <w:bottom w:w="85" w:type="dxa"/>
+          <w:right w:w="85" w:type="dxa"/>
+        </w:tblCellMar>
       </w:tblPr>
       <w:tblGrid>
         <w:gridCol w:w="5046"/>
@@ -1437,61 +1461,52 @@
       <w:tr>
         <w:tc>
           <w:tcPr>
-            <w:tcW w:type="dxa" w:w="5046"/>
-            <w:shd w:val="clear" w:color="auto" w:fill="D9E2F3"/>
-          </w:tcPr>
-          <w:p>
-            <w:pPr>
-              <w:jc w:val="center"/>
-            </w:pPr>
-            <w:r/>
-            <w:r>
-              <w:rPr>
-                <w:rFonts w:ascii="Arial" w:hAnsi="Arial"/>
-                <w:b/>
-                <w:sz w:val="16"/>
-              </w:rPr>
-              <w:t>Code Figure</w:t>
-            </w:r>
-          </w:p>
-        </w:tc>
-        <w:tc>
-          <w:tcPr>
-            <w:tcW w:type="dxa" w:w="5046"/>
-            <w:shd w:val="clear" w:color="auto" w:fill="D9E2F3"/>
-          </w:tcPr>
-          <w:p>
-            <w:pPr>
-              <w:jc w:val="center"/>
-            </w:pPr>
-            <w:r/>
-            <w:r>
-              <w:rPr>
-                <w:rFonts w:ascii="Arial" w:hAnsi="Arial"/>
-                <w:b/>
-                <w:sz w:val="16"/>
-              </w:rPr>
-              <w:t>Entry Name</w:t>
-            </w:r>
-          </w:p>
-        </w:tc>
-        <w:tc>
-          <w:tcPr>
-            <w:tcW w:type="dxa" w:w="5046"/>
-            <w:shd w:val="clear" w:color="auto" w:fill="D9E2F3"/>
-          </w:tcPr>
-          <w:p>
-            <w:pPr>
-              <w:jc w:val="center"/>
-            </w:pPr>
-            <w:r/>
-            <w:r>
-              <w:rPr>
-                <w:rFonts w:ascii="Arial" w:hAnsi="Arial"/>
-                <w:b/>
-                <w:sz w:val="16"/>
-              </w:rPr>
-              <w:t>Note</w:t>
+            <w:tcW w:type="dxa" w:w="1134"/>
+            <w:shd w:val="clear" w:color="auto" w:fill="D9D9D9"/>
+          </w:tcPr>
+          <w:p>
+            <w:r/>
+            <w:r>
+              <w:rPr>
+                <w:rFonts w:ascii="Verdana" w:hAnsi="Verdana"/>
+                <w:b w:val="0"/>
+                <w:sz w:val="16"/>
+              </w:rPr>
+              <w:t>CIFRA DE CLAVE</w:t>
+            </w:r>
+          </w:p>
+        </w:tc>
+        <w:tc>
+          <w:tcPr>
+            <w:tcW w:type="dxa" w:w="5046"/>
+            <w:shd w:val="clear" w:color="auto" w:fill="D9D9D9"/>
+          </w:tcPr>
+          <w:p>
+            <w:r/>
+            <w:r>
+              <w:rPr>
+                <w:rFonts w:ascii="Verdana" w:hAnsi="Verdana"/>
+                <w:b w:val="0"/>
+                <w:sz w:val="16"/>
+              </w:rPr>
+              <w:t>SIGNIFICADO</w:t>
+            </w:r>
+          </w:p>
+        </w:tc>
+        <w:tc>
+          <w:tcPr>
+            <w:tcW w:type="dxa" w:w="5046"/>
+            <w:shd w:val="clear" w:color="auto" w:fill="D9D9D9"/>
+          </w:tcPr>
+          <w:p>
+            <w:r/>
+            <w:r>
+              <w:rPr>
+                <w:rFonts w:ascii="Verdana" w:hAnsi="Verdana"/>
+                <w:b w:val="0"/>
+                <w:sz w:val="16"/>
+              </w:rPr>
+              <w:t>NOTA</w:t>
             </w:r>
           </w:p>
         </w:tc>
@@ -1505,7 +1520,7 @@
             <w:r/>
             <w:r>
               <w:rPr>
-                <w:rFonts w:ascii="Arial" w:hAnsi="Arial"/>
+                <w:rFonts w:ascii="Verdana" w:hAnsi="Verdana"/>
                 <w:b w:val="0"/>
                 <w:sz w:val="16"/>
               </w:rPr>
@@ -1521,7 +1536,7 @@
             <w:r/>
             <w:r>
               <w:rPr>
-                <w:rFonts w:ascii="Arial" w:hAnsi="Arial"/>
+                <w:rFonts w:ascii="Verdana" w:hAnsi="Verdana"/>
                 <w:b w:val="0"/>
                 <w:sz w:val="16"/>
               </w:rPr>
@@ -1537,7 +1552,7 @@
             <w:r/>
             <w:r>
               <w:rPr>
-                <w:rFonts w:ascii="Arial" w:hAnsi="Arial"/>
+                <w:rFonts w:ascii="Verdana" w:hAnsi="Verdana"/>
                 <w:b w:val="0"/>
                 <w:sz w:val="16"/>
               </w:rPr>
@@ -1554,7 +1569,7 @@
             <w:r/>
             <w:r>
               <w:rPr>
-                <w:rFonts w:ascii="Arial" w:hAnsi="Arial"/>
+                <w:rFonts w:ascii="Verdana" w:hAnsi="Verdana"/>
                 <w:b w:val="0"/>
                 <w:sz w:val="16"/>
               </w:rPr>
@@ -1570,7 +1585,7 @@
             <w:r/>
             <w:r>
               <w:rPr>
-                <w:rFonts w:ascii="Arial" w:hAnsi="Arial"/>
+                <w:rFonts w:ascii="Verdana" w:hAnsi="Verdana"/>
                 <w:b w:val="0"/>
                 <w:sz w:val="16"/>
               </w:rPr>
@@ -1586,7 +1601,7 @@
             <w:r/>
             <w:r>
               <w:rPr>
-                <w:rFonts w:ascii="Arial" w:hAnsi="Arial"/>
+                <w:rFonts w:ascii="Verdana" w:hAnsi="Verdana"/>
                 <w:b w:val="0"/>
                 <w:sz w:val="16"/>
               </w:rPr>
@@ -1603,7 +1618,7 @@
             <w:r/>
             <w:r>
               <w:rPr>
-                <w:rFonts w:ascii="Arial" w:hAnsi="Arial"/>
+                <w:rFonts w:ascii="Verdana" w:hAnsi="Verdana"/>
                 <w:b w:val="0"/>
                 <w:sz w:val="16"/>
               </w:rPr>
@@ -1619,7 +1634,7 @@
             <w:r/>
             <w:r>
               <w:rPr>
-                <w:rFonts w:ascii="Arial" w:hAnsi="Arial"/>
+                <w:rFonts w:ascii="Verdana" w:hAnsi="Verdana"/>
                 <w:b w:val="0"/>
                 <w:sz w:val="16"/>
               </w:rPr>
@@ -1635,7 +1650,7 @@
             <w:r/>
             <w:r>
               <w:rPr>
-                <w:rFonts w:ascii="Arial" w:hAnsi="Arial"/>
+                <w:rFonts w:ascii="Verdana" w:hAnsi="Verdana"/>
                 <w:b w:val="0"/>
                 <w:sz w:val="16"/>
               </w:rPr>
@@ -1652,7 +1667,7 @@
             <w:r/>
             <w:r>
               <w:rPr>
-                <w:rFonts w:ascii="Arial" w:hAnsi="Arial"/>
+                <w:rFonts w:ascii="Verdana" w:hAnsi="Verdana"/>
                 <w:b w:val="0"/>
                 <w:sz w:val="16"/>
               </w:rPr>
@@ -1668,7 +1683,7 @@
             <w:r/>
             <w:r>
               <w:rPr>
-                <w:rFonts w:ascii="Arial" w:hAnsi="Arial"/>
+                <w:rFonts w:ascii="Verdana" w:hAnsi="Verdana"/>
                 <w:b w:val="0"/>
                 <w:sz w:val="16"/>
               </w:rPr>
@@ -1684,7 +1699,7 @@
             <w:r/>
             <w:r>
               <w:rPr>
-                <w:rFonts w:ascii="Arial" w:hAnsi="Arial"/>
+                <w:rFonts w:ascii="Verdana" w:hAnsi="Verdana"/>
                 <w:b w:val="0"/>
                 <w:sz w:val="16"/>
               </w:rPr>
@@ -1701,7 +1716,7 @@
             <w:r/>
             <w:r>
               <w:rPr>
-                <w:rFonts w:ascii="Arial" w:hAnsi="Arial"/>
+                <w:rFonts w:ascii="Verdana" w:hAnsi="Verdana"/>
                 <w:b w:val="0"/>
                 <w:sz w:val="16"/>
               </w:rPr>
@@ -1717,7 +1732,7 @@
             <w:r/>
             <w:r>
               <w:rPr>
-                <w:rFonts w:ascii="Arial" w:hAnsi="Arial"/>
+                <w:rFonts w:ascii="Verdana" w:hAnsi="Verdana"/>
                 <w:b w:val="0"/>
                 <w:sz w:val="16"/>
               </w:rPr>
@@ -1733,7 +1748,7 @@
             <w:r/>
             <w:r>
               <w:rPr>
-                <w:rFonts w:ascii="Arial" w:hAnsi="Arial"/>
+                <w:rFonts w:ascii="Verdana" w:hAnsi="Verdana"/>
                 <w:b w:val="0"/>
                 <w:sz w:val="16"/>
               </w:rPr>
@@ -1750,7 +1765,7 @@
             <w:r/>
             <w:r>
               <w:rPr>
-                <w:rFonts w:ascii="Arial" w:hAnsi="Arial"/>
+                <w:rFonts w:ascii="Verdana" w:hAnsi="Verdana"/>
                 <w:b w:val="0"/>
                 <w:sz w:val="16"/>
               </w:rPr>
@@ -1766,7 +1781,7 @@
             <w:r/>
             <w:r>
               <w:rPr>
-                <w:rFonts w:ascii="Arial" w:hAnsi="Arial"/>
+                <w:rFonts w:ascii="Verdana" w:hAnsi="Verdana"/>
                 <w:b w:val="0"/>
                 <w:sz w:val="16"/>
               </w:rPr>
@@ -1782,7 +1797,7 @@
             <w:r/>
             <w:r>
               <w:rPr>
-                <w:rFonts w:ascii="Arial" w:hAnsi="Arial"/>
+                <w:rFonts w:ascii="Verdana" w:hAnsi="Verdana"/>
                 <w:b w:val="0"/>
                 <w:sz w:val="16"/>
               </w:rPr>
@@ -1799,7 +1814,7 @@
             <w:r/>
             <w:r>
               <w:rPr>
-                <w:rFonts w:ascii="Arial" w:hAnsi="Arial"/>
+                <w:rFonts w:ascii="Verdana" w:hAnsi="Verdana"/>
                 <w:b w:val="0"/>
                 <w:sz w:val="16"/>
               </w:rPr>
@@ -1815,7 +1830,7 @@
             <w:r/>
             <w:r>
               <w:rPr>
-                <w:rFonts w:ascii="Arial" w:hAnsi="Arial"/>
+                <w:rFonts w:ascii="Verdana" w:hAnsi="Verdana"/>
                 <w:b w:val="0"/>
                 <w:sz w:val="16"/>
               </w:rPr>
@@ -1831,7 +1846,7 @@
             <w:r/>
             <w:r>
               <w:rPr>
-                <w:rFonts w:ascii="Arial" w:hAnsi="Arial"/>
+                <w:rFonts w:ascii="Verdana" w:hAnsi="Verdana"/>
                 <w:b w:val="0"/>
                 <w:sz w:val="16"/>
               </w:rPr>
@@ -1848,7 +1863,7 @@
             <w:r/>
             <w:r>
               <w:rPr>
-                <w:rFonts w:ascii="Arial" w:hAnsi="Arial"/>
+                <w:rFonts w:ascii="Verdana" w:hAnsi="Verdana"/>
                 <w:b w:val="0"/>
                 <w:sz w:val="16"/>
               </w:rPr>
@@ -1864,7 +1879,7 @@
             <w:r/>
             <w:r>
               <w:rPr>
-                <w:rFonts w:ascii="Arial" w:hAnsi="Arial"/>
+                <w:rFonts w:ascii="Verdana" w:hAnsi="Verdana"/>
                 <w:b w:val="0"/>
                 <w:sz w:val="16"/>
               </w:rPr>
@@ -1880,7 +1895,7 @@
             <w:r/>
             <w:r>
               <w:rPr>
-                <w:rFonts w:ascii="Arial" w:hAnsi="Arial"/>
+                <w:rFonts w:ascii="Verdana" w:hAnsi="Verdana"/>
                 <w:b w:val="0"/>
                 <w:sz w:val="16"/>
               </w:rPr>
@@ -1893,7 +1908,7 @@
     <w:p>
       <w:r>
         <w:rPr>
-          <w:rFonts w:ascii="Arial" w:hAnsi="Arial"/>
+          <w:rFonts w:ascii="Verdana" w:hAnsi="Verdana"/>
           <w:b/>
           <w:sz w:val="18"/>
         </w:rPr>
@@ -1906,6 +1921,20 @@
         <w:tblW w:type="auto" w:w="0"/>
         <w:jc w:val="center"/>
         <w:tblLook w:firstColumn="1" w:firstRow="1" w:lastColumn="0" w:lastRow="0" w:noHBand="0" w:noVBand="1" w:val="04A0"/>
+        <w:tblBorders>
+          <w:top w:val="single" w:sz="4" w:space="0" w:color="595959"/>
+          <w:left w:val="single" w:sz="4" w:space="0" w:color="595959"/>
+          <w:bottom w:val="single" w:sz="4" w:space="0" w:color="595959"/>
+          <w:right w:val="single" w:sz="4" w:space="0" w:color="595959"/>
+          <w:insideH w:val="single" w:sz="4" w:space="0" w:color="595959"/>
+          <w:insideV w:val="single" w:sz="4" w:space="0" w:color="595959"/>
+        </w:tblBorders>
+        <w:tblCellMar>
+          <w:top w:w="85" w:type="dxa"/>
+          <w:left w:w="85" w:type="dxa"/>
+          <w:bottom w:w="85" w:type="dxa"/>
+          <w:right w:w="85" w:type="dxa"/>
+        </w:tblCellMar>
       </w:tblPr>
       <w:tblGrid>
         <w:gridCol w:w="5046"/>
@@ -1915,61 +1944,52 @@
       <w:tr>
         <w:tc>
           <w:tcPr>
-            <w:tcW w:type="dxa" w:w="5046"/>
-            <w:shd w:val="clear" w:color="auto" w:fill="D9E2F3"/>
-          </w:tcPr>
-          <w:p>
-            <w:pPr>
-              <w:jc w:val="center"/>
-            </w:pPr>
-            <w:r/>
-            <w:r>
-              <w:rPr>
-                <w:rFonts w:ascii="Arial" w:hAnsi="Arial"/>
-                <w:b/>
-                <w:sz w:val="16"/>
-              </w:rPr>
-              <w:t>Code Figure</w:t>
-            </w:r>
-          </w:p>
-        </w:tc>
-        <w:tc>
-          <w:tcPr>
-            <w:tcW w:type="dxa" w:w="5046"/>
-            <w:shd w:val="clear" w:color="auto" w:fill="D9E2F3"/>
-          </w:tcPr>
-          <w:p>
-            <w:pPr>
-              <w:jc w:val="center"/>
-            </w:pPr>
-            <w:r/>
-            <w:r>
-              <w:rPr>
-                <w:rFonts w:ascii="Arial" w:hAnsi="Arial"/>
-                <w:b/>
-                <w:sz w:val="16"/>
-              </w:rPr>
-              <w:t>Entry Name</w:t>
-            </w:r>
-          </w:p>
-        </w:tc>
-        <w:tc>
-          <w:tcPr>
-            <w:tcW w:type="dxa" w:w="5046"/>
-            <w:shd w:val="clear" w:color="auto" w:fill="D9E2F3"/>
-          </w:tcPr>
-          <w:p>
-            <w:pPr>
-              <w:jc w:val="center"/>
-            </w:pPr>
-            <w:r/>
-            <w:r>
-              <w:rPr>
-                <w:rFonts w:ascii="Arial" w:hAnsi="Arial"/>
-                <w:b/>
-                <w:sz w:val="16"/>
-              </w:rPr>
-              <w:t>Note</w:t>
+            <w:tcW w:type="dxa" w:w="1134"/>
+            <w:shd w:val="clear" w:color="auto" w:fill="D9D9D9"/>
+          </w:tcPr>
+          <w:p>
+            <w:r/>
+            <w:r>
+              <w:rPr>
+                <w:rFonts w:ascii="Verdana" w:hAnsi="Verdana"/>
+                <w:b w:val="0"/>
+                <w:sz w:val="16"/>
+              </w:rPr>
+              <w:t>CIFRA DE CLAVE</w:t>
+            </w:r>
+          </w:p>
+        </w:tc>
+        <w:tc>
+          <w:tcPr>
+            <w:tcW w:type="dxa" w:w="5046"/>
+            <w:shd w:val="clear" w:color="auto" w:fill="D9D9D9"/>
+          </w:tcPr>
+          <w:p>
+            <w:r/>
+            <w:r>
+              <w:rPr>
+                <w:rFonts w:ascii="Verdana" w:hAnsi="Verdana"/>
+                <w:b w:val="0"/>
+                <w:sz w:val="16"/>
+              </w:rPr>
+              <w:t>SIGNIFICADO</w:t>
+            </w:r>
+          </w:p>
+        </w:tc>
+        <w:tc>
+          <w:tcPr>
+            <w:tcW w:type="dxa" w:w="5046"/>
+            <w:shd w:val="clear" w:color="auto" w:fill="D9D9D9"/>
+          </w:tcPr>
+          <w:p>
+            <w:r/>
+            <w:r>
+              <w:rPr>
+                <w:rFonts w:ascii="Verdana" w:hAnsi="Verdana"/>
+                <w:b w:val="0"/>
+                <w:sz w:val="16"/>
+              </w:rPr>
+              <w:t>NOTA</w:t>
             </w:r>
           </w:p>
         </w:tc>
@@ -1983,7 +2003,7 @@
             <w:r/>
             <w:r>
               <w:rPr>
-                <w:rFonts w:ascii="Arial" w:hAnsi="Arial"/>
+                <w:rFonts w:ascii="Verdana" w:hAnsi="Verdana"/>
                 <w:b w:val="0"/>
                 <w:sz w:val="16"/>
               </w:rPr>
@@ -1999,7 +2019,7 @@
             <w:r/>
             <w:r>
               <w:rPr>
-                <w:rFonts w:ascii="Arial" w:hAnsi="Arial"/>
+                <w:rFonts w:ascii="Verdana" w:hAnsi="Verdana"/>
                 <w:b w:val="0"/>
                 <w:sz w:val="16"/>
               </w:rPr>
@@ -2015,7 +2035,7 @@
             <w:r/>
             <w:r>
               <w:rPr>
-                <w:rFonts w:ascii="Arial" w:hAnsi="Arial"/>
+                <w:rFonts w:ascii="Verdana" w:hAnsi="Verdana"/>
                 <w:b w:val="0"/>
                 <w:sz w:val="16"/>
               </w:rPr>
@@ -2032,7 +2052,7 @@
             <w:r/>
             <w:r>
               <w:rPr>
-                <w:rFonts w:ascii="Arial" w:hAnsi="Arial"/>
+                <w:rFonts w:ascii="Verdana" w:hAnsi="Verdana"/>
                 <w:b w:val="0"/>
                 <w:sz w:val="16"/>
               </w:rPr>
@@ -2048,7 +2068,7 @@
             <w:r/>
             <w:r>
               <w:rPr>
-                <w:rFonts w:ascii="Arial" w:hAnsi="Arial"/>
+                <w:rFonts w:ascii="Verdana" w:hAnsi="Verdana"/>
                 <w:b w:val="0"/>
                 <w:sz w:val="16"/>
               </w:rPr>
@@ -2064,7 +2084,7 @@
             <w:r/>
             <w:r>
               <w:rPr>
-                <w:rFonts w:ascii="Arial" w:hAnsi="Arial"/>
+                <w:rFonts w:ascii="Verdana" w:hAnsi="Verdana"/>
                 <w:b w:val="0"/>
                 <w:sz w:val="16"/>
               </w:rPr>
@@ -2081,7 +2101,7 @@
             <w:r/>
             <w:r>
               <w:rPr>
-                <w:rFonts w:ascii="Arial" w:hAnsi="Arial"/>
+                <w:rFonts w:ascii="Verdana" w:hAnsi="Verdana"/>
                 <w:b w:val="0"/>
                 <w:sz w:val="16"/>
               </w:rPr>
@@ -2097,7 +2117,7 @@
             <w:r/>
             <w:r>
               <w:rPr>
-                <w:rFonts w:ascii="Arial" w:hAnsi="Arial"/>
+                <w:rFonts w:ascii="Verdana" w:hAnsi="Verdana"/>
                 <w:b w:val="0"/>
                 <w:sz w:val="16"/>
               </w:rPr>
@@ -2113,7 +2133,7 @@
             <w:r/>
             <w:r>
               <w:rPr>
-                <w:rFonts w:ascii="Arial" w:hAnsi="Arial"/>
+                <w:rFonts w:ascii="Verdana" w:hAnsi="Verdana"/>
                 <w:b w:val="0"/>
                 <w:sz w:val="16"/>
               </w:rPr>
@@ -2130,7 +2150,7 @@
             <w:r/>
             <w:r>
               <w:rPr>
-                <w:rFonts w:ascii="Arial" w:hAnsi="Arial"/>
+                <w:rFonts w:ascii="Verdana" w:hAnsi="Verdana"/>
                 <w:b w:val="0"/>
                 <w:sz w:val="16"/>
               </w:rPr>
@@ -2146,7 +2166,7 @@
             <w:r/>
             <w:r>
               <w:rPr>
-                <w:rFonts w:ascii="Arial" w:hAnsi="Arial"/>
+                <w:rFonts w:ascii="Verdana" w:hAnsi="Verdana"/>
                 <w:b w:val="0"/>
                 <w:sz w:val="16"/>
               </w:rPr>
@@ -2162,7 +2182,7 @@
             <w:r/>
             <w:r>
               <w:rPr>
-                <w:rFonts w:ascii="Arial" w:hAnsi="Arial"/>
+                <w:rFonts w:ascii="Verdana" w:hAnsi="Verdana"/>
                 <w:b w:val="0"/>
                 <w:sz w:val="16"/>
               </w:rPr>
@@ -2179,7 +2199,7 @@
             <w:r/>
             <w:r>
               <w:rPr>
-                <w:rFonts w:ascii="Arial" w:hAnsi="Arial"/>
+                <w:rFonts w:ascii="Verdana" w:hAnsi="Verdana"/>
                 <w:b w:val="0"/>
                 <w:sz w:val="16"/>
               </w:rPr>
@@ -2195,7 +2215,7 @@
             <w:r/>
             <w:r>
               <w:rPr>
-                <w:rFonts w:ascii="Arial" w:hAnsi="Arial"/>
+                <w:rFonts w:ascii="Verdana" w:hAnsi="Verdana"/>
                 <w:b w:val="0"/>
                 <w:sz w:val="16"/>
               </w:rPr>
@@ -2211,7 +2231,7 @@
             <w:r/>
             <w:r>
               <w:rPr>
-                <w:rFonts w:ascii="Arial" w:hAnsi="Arial"/>
+                <w:rFonts w:ascii="Verdana" w:hAnsi="Verdana"/>
                 <w:b w:val="0"/>
                 <w:sz w:val="16"/>
               </w:rPr>
@@ -2228,7 +2248,7 @@
             <w:r/>
             <w:r>
               <w:rPr>
-                <w:rFonts w:ascii="Arial" w:hAnsi="Arial"/>
+                <w:rFonts w:ascii="Verdana" w:hAnsi="Verdana"/>
                 <w:b w:val="0"/>
                 <w:sz w:val="16"/>
               </w:rPr>
@@ -2244,7 +2264,7 @@
             <w:r/>
             <w:r>
               <w:rPr>
-                <w:rFonts w:ascii="Arial" w:hAnsi="Arial"/>
+                <w:rFonts w:ascii="Verdana" w:hAnsi="Verdana"/>
                 <w:b w:val="0"/>
                 <w:sz w:val="16"/>
               </w:rPr>
@@ -2260,7 +2280,7 @@
             <w:r/>
             <w:r>
               <w:rPr>
-                <w:rFonts w:ascii="Arial" w:hAnsi="Arial"/>
+                <w:rFonts w:ascii="Verdana" w:hAnsi="Verdana"/>
                 <w:b w:val="0"/>
                 <w:sz w:val="16"/>
               </w:rPr>
@@ -2277,7 +2297,7 @@
             <w:r/>
             <w:r>
               <w:rPr>
-                <w:rFonts w:ascii="Arial" w:hAnsi="Arial"/>
+                <w:rFonts w:ascii="Verdana" w:hAnsi="Verdana"/>
                 <w:b w:val="0"/>
                 <w:sz w:val="16"/>
               </w:rPr>
@@ -2293,7 +2313,7 @@
             <w:r/>
             <w:r>
               <w:rPr>
-                <w:rFonts w:ascii="Arial" w:hAnsi="Arial"/>
+                <w:rFonts w:ascii="Verdana" w:hAnsi="Verdana"/>
                 <w:b w:val="0"/>
                 <w:sz w:val="16"/>
               </w:rPr>
@@ -2309,7 +2329,7 @@
             <w:r/>
             <w:r>
               <w:rPr>
-                <w:rFonts w:ascii="Arial" w:hAnsi="Arial"/>
+                <w:rFonts w:ascii="Verdana" w:hAnsi="Verdana"/>
                 <w:b w:val="0"/>
                 <w:sz w:val="16"/>
               </w:rPr>
@@ -2326,7 +2346,7 @@
             <w:r/>
             <w:r>
               <w:rPr>
-                <w:rFonts w:ascii="Arial" w:hAnsi="Arial"/>
+                <w:rFonts w:ascii="Verdana" w:hAnsi="Verdana"/>
                 <w:b w:val="0"/>
                 <w:sz w:val="16"/>
               </w:rPr>
@@ -2342,7 +2362,7 @@
             <w:r/>
             <w:r>
               <w:rPr>
-                <w:rFonts w:ascii="Arial" w:hAnsi="Arial"/>
+                <w:rFonts w:ascii="Verdana" w:hAnsi="Verdana"/>
                 <w:b w:val="0"/>
                 <w:sz w:val="16"/>
               </w:rPr>
@@ -2358,7 +2378,7 @@
             <w:r/>
             <w:r>
               <w:rPr>
-                <w:rFonts w:ascii="Arial" w:hAnsi="Arial"/>
+                <w:rFonts w:ascii="Verdana" w:hAnsi="Verdana"/>
                 <w:b w:val="0"/>
                 <w:sz w:val="16"/>
               </w:rPr>
@@ -2375,7 +2395,7 @@
             <w:r/>
             <w:r>
               <w:rPr>
-                <w:rFonts w:ascii="Arial" w:hAnsi="Arial"/>
+                <w:rFonts w:ascii="Verdana" w:hAnsi="Verdana"/>
                 <w:b w:val="0"/>
                 <w:sz w:val="16"/>
               </w:rPr>
@@ -2391,7 +2411,7 @@
             <w:r/>
             <w:r>
               <w:rPr>
-                <w:rFonts w:ascii="Arial" w:hAnsi="Arial"/>
+                <w:rFonts w:ascii="Verdana" w:hAnsi="Verdana"/>
                 <w:b w:val="0"/>
                 <w:sz w:val="16"/>
               </w:rPr>
@@ -2407,7 +2427,7 @@
             <w:r/>
             <w:r>
               <w:rPr>
-                <w:rFonts w:ascii="Arial" w:hAnsi="Arial"/>
+                <w:rFonts w:ascii="Verdana" w:hAnsi="Verdana"/>
                 <w:b w:val="0"/>
                 <w:sz w:val="16"/>
               </w:rPr>
@@ -2424,7 +2444,7 @@
             <w:r/>
             <w:r>
               <w:rPr>
-                <w:rFonts w:ascii="Arial" w:hAnsi="Arial"/>
+                <w:rFonts w:ascii="Verdana" w:hAnsi="Verdana"/>
                 <w:b w:val="0"/>
                 <w:sz w:val="16"/>
               </w:rPr>
@@ -2440,7 +2460,7 @@
             <w:r/>
             <w:r>
               <w:rPr>
-                <w:rFonts w:ascii="Arial" w:hAnsi="Arial"/>
+                <w:rFonts w:ascii="Verdana" w:hAnsi="Verdana"/>
                 <w:b w:val="0"/>
                 <w:sz w:val="16"/>
               </w:rPr>
@@ -2456,7 +2476,7 @@
             <w:r/>
             <w:r>
               <w:rPr>
-                <w:rFonts w:ascii="Arial" w:hAnsi="Arial"/>
+                <w:rFonts w:ascii="Verdana" w:hAnsi="Verdana"/>
                 <w:b w:val="0"/>
                 <w:sz w:val="16"/>
               </w:rPr>
@@ -2469,7 +2489,7 @@
     <w:p>
       <w:r>
         <w:rPr>
-          <w:rFonts w:ascii="Arial" w:hAnsi="Arial"/>
+          <w:rFonts w:ascii="Verdana" w:hAnsi="Verdana"/>
           <w:b/>
           <w:sz w:val="18"/>
         </w:rPr>
@@ -2482,6 +2502,20 @@
         <w:tblW w:type="auto" w:w="0"/>
         <w:jc w:val="center"/>
         <w:tblLook w:firstColumn="1" w:firstRow="1" w:lastColumn="0" w:lastRow="0" w:noHBand="0" w:noVBand="1" w:val="04A0"/>
+        <w:tblBorders>
+          <w:top w:val="single" w:sz="4" w:space="0" w:color="595959"/>
+          <w:left w:val="single" w:sz="4" w:space="0" w:color="595959"/>
+          <w:bottom w:val="single" w:sz="4" w:space="0" w:color="595959"/>
+          <w:right w:val="single" w:sz="4" w:space="0" w:color="595959"/>
+          <w:insideH w:val="single" w:sz="4" w:space="0" w:color="595959"/>
+          <w:insideV w:val="single" w:sz="4" w:space="0" w:color="595959"/>
+        </w:tblBorders>
+        <w:tblCellMar>
+          <w:top w:w="85" w:type="dxa"/>
+          <w:left w:w="85" w:type="dxa"/>
+          <w:bottom w:w="85" w:type="dxa"/>
+          <w:right w:w="85" w:type="dxa"/>
+        </w:tblCellMar>
       </w:tblPr>
       <w:tblGrid>
         <w:gridCol w:w="5046"/>
@@ -2491,61 +2525,52 @@
       <w:tr>
         <w:tc>
           <w:tcPr>
-            <w:tcW w:type="dxa" w:w="5046"/>
-            <w:shd w:val="clear" w:color="auto" w:fill="D9E2F3"/>
-          </w:tcPr>
-          <w:p>
-            <w:pPr>
-              <w:jc w:val="center"/>
-            </w:pPr>
-            <w:r/>
-            <w:r>
-              <w:rPr>
-                <w:rFonts w:ascii="Arial" w:hAnsi="Arial"/>
-                <w:b/>
-                <w:sz w:val="16"/>
-              </w:rPr>
-              <w:t>Code Figure</w:t>
-            </w:r>
-          </w:p>
-        </w:tc>
-        <w:tc>
-          <w:tcPr>
-            <w:tcW w:type="dxa" w:w="5046"/>
-            <w:shd w:val="clear" w:color="auto" w:fill="D9E2F3"/>
-          </w:tcPr>
-          <w:p>
-            <w:pPr>
-              <w:jc w:val="center"/>
-            </w:pPr>
-            <w:r/>
-            <w:r>
-              <w:rPr>
-                <w:rFonts w:ascii="Arial" w:hAnsi="Arial"/>
-                <w:b/>
-                <w:sz w:val="16"/>
-              </w:rPr>
-              <w:t>Entry Name</w:t>
-            </w:r>
-          </w:p>
-        </w:tc>
-        <w:tc>
-          <w:tcPr>
-            <w:tcW w:type="dxa" w:w="5046"/>
-            <w:shd w:val="clear" w:color="auto" w:fill="D9E2F3"/>
-          </w:tcPr>
-          <w:p>
-            <w:pPr>
-              <w:jc w:val="center"/>
-            </w:pPr>
-            <w:r/>
-            <w:r>
-              <w:rPr>
-                <w:rFonts w:ascii="Arial" w:hAnsi="Arial"/>
-                <w:b/>
-                <w:sz w:val="16"/>
-              </w:rPr>
-              <w:t>Note</w:t>
+            <w:tcW w:type="dxa" w:w="1134"/>
+            <w:shd w:val="clear" w:color="auto" w:fill="D9D9D9"/>
+          </w:tcPr>
+          <w:p>
+            <w:r/>
+            <w:r>
+              <w:rPr>
+                <w:rFonts w:ascii="Verdana" w:hAnsi="Verdana"/>
+                <w:b w:val="0"/>
+                <w:sz w:val="16"/>
+              </w:rPr>
+              <w:t>CIFRA DE CLAVE</w:t>
+            </w:r>
+          </w:p>
+        </w:tc>
+        <w:tc>
+          <w:tcPr>
+            <w:tcW w:type="dxa" w:w="5046"/>
+            <w:shd w:val="clear" w:color="auto" w:fill="D9D9D9"/>
+          </w:tcPr>
+          <w:p>
+            <w:r/>
+            <w:r>
+              <w:rPr>
+                <w:rFonts w:ascii="Verdana" w:hAnsi="Verdana"/>
+                <w:b w:val="0"/>
+                <w:sz w:val="16"/>
+              </w:rPr>
+              <w:t>SIGNIFICADO</w:t>
+            </w:r>
+          </w:p>
+        </w:tc>
+        <w:tc>
+          <w:tcPr>
+            <w:tcW w:type="dxa" w:w="5046"/>
+            <w:shd w:val="clear" w:color="auto" w:fill="D9D9D9"/>
+          </w:tcPr>
+          <w:p>
+            <w:r/>
+            <w:r>
+              <w:rPr>
+                <w:rFonts w:ascii="Verdana" w:hAnsi="Verdana"/>
+                <w:b w:val="0"/>
+                <w:sz w:val="16"/>
+              </w:rPr>
+              <w:t>NOTA</w:t>
             </w:r>
           </w:p>
         </w:tc>
@@ -2559,22 +2584,22 @@
             <w:r/>
             <w:r>
               <w:rPr>
-                <w:rFonts w:ascii="Arial" w:hAnsi="Arial"/>
-                <w:b w:val="0"/>
-                <w:sz w:val="16"/>
-              </w:rPr>
-            </w:r>
-          </w:p>
-        </w:tc>
-        <w:tc>
-          <w:tcPr>
-            <w:tcW w:type="dxa" w:w="5046"/>
-          </w:tcPr>
-          <w:p>
-            <w:r/>
-            <w:r>
-              <w:rPr>
-                <w:rFonts w:ascii="Arial" w:hAnsi="Arial"/>
+                <w:rFonts w:ascii="Verdana" w:hAnsi="Verdana"/>
+                <w:b w:val="0"/>
+                <w:sz w:val="16"/>
+              </w:rPr>
+            </w:r>
+          </w:p>
+        </w:tc>
+        <w:tc>
+          <w:tcPr>
+            <w:tcW w:type="dxa" w:w="5046"/>
+          </w:tcPr>
+          <w:p>
+            <w:r/>
+            <w:r>
+              <w:rPr>
+                <w:rFonts w:ascii="Verdana" w:hAnsi="Verdana"/>
                 <w:b w:val="0"/>
                 <w:sz w:val="16"/>
               </w:rPr>
@@ -2590,7 +2615,7 @@
             <w:r/>
             <w:r>
               <w:rPr>
-                <w:rFonts w:ascii="Arial" w:hAnsi="Arial"/>
+                <w:rFonts w:ascii="Verdana" w:hAnsi="Verdana"/>
                 <w:b w:val="0"/>
                 <w:sz w:val="16"/>
               </w:rPr>
@@ -2607,7 +2632,7 @@
             <w:r/>
             <w:r>
               <w:rPr>
-                <w:rFonts w:ascii="Arial" w:hAnsi="Arial"/>
+                <w:rFonts w:ascii="Verdana" w:hAnsi="Verdana"/>
                 <w:b w:val="0"/>
                 <w:sz w:val="16"/>
               </w:rPr>
@@ -2623,7 +2648,7 @@
             <w:r/>
             <w:r>
               <w:rPr>
-                <w:rFonts w:ascii="Arial" w:hAnsi="Arial"/>
+                <w:rFonts w:ascii="Verdana" w:hAnsi="Verdana"/>
                 <w:b w:val="0"/>
                 <w:sz w:val="16"/>
               </w:rPr>
@@ -2639,7 +2664,7 @@
             <w:r/>
             <w:r>
               <w:rPr>
-                <w:rFonts w:ascii="Arial" w:hAnsi="Arial"/>
+                <w:rFonts w:ascii="Verdana" w:hAnsi="Verdana"/>
                 <w:b w:val="0"/>
                 <w:sz w:val="16"/>
               </w:rPr>
@@ -2656,7 +2681,7 @@
             <w:r/>
             <w:r>
               <w:rPr>
-                <w:rFonts w:ascii="Arial" w:hAnsi="Arial"/>
+                <w:rFonts w:ascii="Verdana" w:hAnsi="Verdana"/>
                 <w:b w:val="0"/>
                 <w:sz w:val="16"/>
               </w:rPr>
@@ -2672,7 +2697,7 @@
             <w:r/>
             <w:r>
               <w:rPr>
-                <w:rFonts w:ascii="Arial" w:hAnsi="Arial"/>
+                <w:rFonts w:ascii="Verdana" w:hAnsi="Verdana"/>
                 <w:b w:val="0"/>
                 <w:sz w:val="16"/>
               </w:rPr>
@@ -2688,7 +2713,7 @@
             <w:r/>
             <w:r>
               <w:rPr>
-                <w:rFonts w:ascii="Arial" w:hAnsi="Arial"/>
+                <w:rFonts w:ascii="Verdana" w:hAnsi="Verdana"/>
                 <w:b w:val="0"/>
                 <w:sz w:val="16"/>
               </w:rPr>
@@ -2705,7 +2730,7 @@
             <w:r/>
             <w:r>
               <w:rPr>
-                <w:rFonts w:ascii="Arial" w:hAnsi="Arial"/>
+                <w:rFonts w:ascii="Verdana" w:hAnsi="Verdana"/>
                 <w:b w:val="0"/>
                 <w:sz w:val="16"/>
               </w:rPr>
@@ -2721,7 +2746,7 @@
             <w:r/>
             <w:r>
               <w:rPr>
-                <w:rFonts w:ascii="Arial" w:hAnsi="Arial"/>
+                <w:rFonts w:ascii="Verdana" w:hAnsi="Verdana"/>
                 <w:b w:val="0"/>
                 <w:sz w:val="16"/>
               </w:rPr>
@@ -2737,7 +2762,7 @@
             <w:r/>
             <w:r>
               <w:rPr>
-                <w:rFonts w:ascii="Arial" w:hAnsi="Arial"/>
+                <w:rFonts w:ascii="Verdana" w:hAnsi="Verdana"/>
                 <w:b w:val="0"/>
                 <w:sz w:val="16"/>
               </w:rPr>
@@ -2754,7 +2779,7 @@
             <w:r/>
             <w:r>
               <w:rPr>
-                <w:rFonts w:ascii="Arial" w:hAnsi="Arial"/>
+                <w:rFonts w:ascii="Verdana" w:hAnsi="Verdana"/>
                 <w:b w:val="0"/>
                 <w:sz w:val="16"/>
               </w:rPr>
@@ -2770,7 +2795,7 @@
             <w:r/>
             <w:r>
               <w:rPr>
-                <w:rFonts w:ascii="Arial" w:hAnsi="Arial"/>
+                <w:rFonts w:ascii="Verdana" w:hAnsi="Verdana"/>
                 <w:b w:val="0"/>
                 <w:sz w:val="16"/>
               </w:rPr>
@@ -2786,7 +2811,7 @@
             <w:r/>
             <w:r>
               <w:rPr>
-                <w:rFonts w:ascii="Arial" w:hAnsi="Arial"/>
+                <w:rFonts w:ascii="Verdana" w:hAnsi="Verdana"/>
                 <w:b w:val="0"/>
                 <w:sz w:val="16"/>
               </w:rPr>
@@ -2803,7 +2828,7 @@
             <w:r/>
             <w:r>
               <w:rPr>
-                <w:rFonts w:ascii="Arial" w:hAnsi="Arial"/>
+                <w:rFonts w:ascii="Verdana" w:hAnsi="Verdana"/>
                 <w:b w:val="0"/>
                 <w:sz w:val="16"/>
               </w:rPr>
@@ -2819,7 +2844,7 @@
             <w:r/>
             <w:r>
               <w:rPr>
-                <w:rFonts w:ascii="Arial" w:hAnsi="Arial"/>
+                <w:rFonts w:ascii="Verdana" w:hAnsi="Verdana"/>
                 <w:b w:val="0"/>
                 <w:sz w:val="16"/>
               </w:rPr>
@@ -2835,7 +2860,7 @@
             <w:r/>
             <w:r>
               <w:rPr>
-                <w:rFonts w:ascii="Arial" w:hAnsi="Arial"/>
+                <w:rFonts w:ascii="Verdana" w:hAnsi="Verdana"/>
                 <w:b w:val="0"/>
                 <w:sz w:val="16"/>
               </w:rPr>
@@ -2852,7 +2877,7 @@
             <w:r/>
             <w:r>
               <w:rPr>
-                <w:rFonts w:ascii="Arial" w:hAnsi="Arial"/>
+                <w:rFonts w:ascii="Verdana" w:hAnsi="Verdana"/>
                 <w:b w:val="0"/>
                 <w:sz w:val="16"/>
               </w:rPr>
@@ -2868,7 +2893,7 @@
             <w:r/>
             <w:r>
               <w:rPr>
-                <w:rFonts w:ascii="Arial" w:hAnsi="Arial"/>
+                <w:rFonts w:ascii="Verdana" w:hAnsi="Verdana"/>
                 <w:b w:val="0"/>
                 <w:sz w:val="16"/>
               </w:rPr>
@@ -2884,7 +2909,7 @@
             <w:r/>
             <w:r>
               <w:rPr>
-                <w:rFonts w:ascii="Arial" w:hAnsi="Arial"/>
+                <w:rFonts w:ascii="Verdana" w:hAnsi="Verdana"/>
                 <w:b w:val="0"/>
                 <w:sz w:val="16"/>
               </w:rPr>
@@ -2901,7 +2926,7 @@
             <w:r/>
             <w:r>
               <w:rPr>
-                <w:rFonts w:ascii="Arial" w:hAnsi="Arial"/>
+                <w:rFonts w:ascii="Verdana" w:hAnsi="Verdana"/>
                 <w:b w:val="0"/>
                 <w:sz w:val="16"/>
               </w:rPr>
@@ -2917,7 +2942,7 @@
             <w:r/>
             <w:r>
               <w:rPr>
-                <w:rFonts w:ascii="Arial" w:hAnsi="Arial"/>
+                <w:rFonts w:ascii="Verdana" w:hAnsi="Verdana"/>
                 <w:b w:val="0"/>
                 <w:sz w:val="16"/>
               </w:rPr>
@@ -2933,7 +2958,7 @@
             <w:r/>
             <w:r>
               <w:rPr>
-                <w:rFonts w:ascii="Arial" w:hAnsi="Arial"/>
+                <w:rFonts w:ascii="Verdana" w:hAnsi="Verdana"/>
                 <w:b w:val="0"/>
                 <w:sz w:val="16"/>
               </w:rPr>
@@ -2950,7 +2975,7 @@
             <w:r/>
             <w:r>
               <w:rPr>
-                <w:rFonts w:ascii="Arial" w:hAnsi="Arial"/>
+                <w:rFonts w:ascii="Verdana" w:hAnsi="Verdana"/>
                 <w:b w:val="0"/>
                 <w:sz w:val="16"/>
               </w:rPr>
@@ -2966,7 +2991,7 @@
             <w:r/>
             <w:r>
               <w:rPr>
-                <w:rFonts w:ascii="Arial" w:hAnsi="Arial"/>
+                <w:rFonts w:ascii="Verdana" w:hAnsi="Verdana"/>
                 <w:b w:val="0"/>
                 <w:sz w:val="16"/>
               </w:rPr>
@@ -2982,7 +3007,7 @@
             <w:r/>
             <w:r>
               <w:rPr>
-                <w:rFonts w:ascii="Arial" w:hAnsi="Arial"/>
+                <w:rFonts w:ascii="Verdana" w:hAnsi="Verdana"/>
                 <w:b w:val="0"/>
                 <w:sz w:val="16"/>
               </w:rPr>
@@ -2999,7 +3024,7 @@
             <w:r/>
             <w:r>
               <w:rPr>
-                <w:rFonts w:ascii="Arial" w:hAnsi="Arial"/>
+                <w:rFonts w:ascii="Verdana" w:hAnsi="Verdana"/>
                 <w:b w:val="0"/>
                 <w:sz w:val="16"/>
               </w:rPr>
@@ -3015,7 +3040,7 @@
             <w:r/>
             <w:r>
               <w:rPr>
-                <w:rFonts w:ascii="Arial" w:hAnsi="Arial"/>
+                <w:rFonts w:ascii="Verdana" w:hAnsi="Verdana"/>
                 <w:b w:val="0"/>
                 <w:sz w:val="16"/>
               </w:rPr>
@@ -3031,7 +3056,7 @@
             <w:r/>
             <w:r>
               <w:rPr>
-                <w:rFonts w:ascii="Arial" w:hAnsi="Arial"/>
+                <w:rFonts w:ascii="Verdana" w:hAnsi="Verdana"/>
                 <w:b w:val="0"/>
                 <w:sz w:val="16"/>
               </w:rPr>
@@ -3048,22 +3073,22 @@
             <w:r/>
             <w:r>
               <w:rPr>
-                <w:rFonts w:ascii="Arial" w:hAnsi="Arial"/>
-                <w:b w:val="0"/>
-                <w:sz w:val="16"/>
-              </w:rPr>
-            </w:r>
-          </w:p>
-        </w:tc>
-        <w:tc>
-          <w:tcPr>
-            <w:tcW w:type="dxa" w:w="5046"/>
-          </w:tcPr>
-          <w:p>
-            <w:r/>
-            <w:r>
-              <w:rPr>
-                <w:rFonts w:ascii="Arial" w:hAnsi="Arial"/>
+                <w:rFonts w:ascii="Verdana" w:hAnsi="Verdana"/>
+                <w:b w:val="0"/>
+                <w:sz w:val="16"/>
+              </w:rPr>
+            </w:r>
+          </w:p>
+        </w:tc>
+        <w:tc>
+          <w:tcPr>
+            <w:tcW w:type="dxa" w:w="5046"/>
+          </w:tcPr>
+          <w:p>
+            <w:r/>
+            <w:r>
+              <w:rPr>
+                <w:rFonts w:ascii="Verdana" w:hAnsi="Verdana"/>
                 <w:b w:val="0"/>
                 <w:sz w:val="16"/>
               </w:rPr>
@@ -3079,7 +3104,7 @@
             <w:r/>
             <w:r>
               <w:rPr>
-                <w:rFonts w:ascii="Arial" w:hAnsi="Arial"/>
+                <w:rFonts w:ascii="Verdana" w:hAnsi="Verdana"/>
                 <w:b w:val="0"/>
                 <w:sz w:val="16"/>
               </w:rPr>
@@ -3096,7 +3121,7 @@
             <w:r/>
             <w:r>
               <w:rPr>
-                <w:rFonts w:ascii="Arial" w:hAnsi="Arial"/>
+                <w:rFonts w:ascii="Verdana" w:hAnsi="Verdana"/>
                 <w:b w:val="0"/>
                 <w:sz w:val="16"/>
               </w:rPr>
@@ -3112,7 +3137,7 @@
             <w:r/>
             <w:r>
               <w:rPr>
-                <w:rFonts w:ascii="Arial" w:hAnsi="Arial"/>
+                <w:rFonts w:ascii="Verdana" w:hAnsi="Verdana"/>
                 <w:b w:val="0"/>
                 <w:sz w:val="16"/>
               </w:rPr>
@@ -3128,7 +3153,7 @@
             <w:r/>
             <w:r>
               <w:rPr>
-                <w:rFonts w:ascii="Arial" w:hAnsi="Arial"/>
+                <w:rFonts w:ascii="Verdana" w:hAnsi="Verdana"/>
                 <w:b w:val="0"/>
                 <w:sz w:val="16"/>
               </w:rPr>
@@ -3145,7 +3170,7 @@
             <w:r/>
             <w:r>
               <w:rPr>
-                <w:rFonts w:ascii="Arial" w:hAnsi="Arial"/>
+                <w:rFonts w:ascii="Verdana" w:hAnsi="Verdana"/>
                 <w:b w:val="0"/>
                 <w:sz w:val="16"/>
               </w:rPr>
@@ -3161,7 +3186,7 @@
             <w:r/>
             <w:r>
               <w:rPr>
-                <w:rFonts w:ascii="Arial" w:hAnsi="Arial"/>
+                <w:rFonts w:ascii="Verdana" w:hAnsi="Verdana"/>
                 <w:b w:val="0"/>
                 <w:sz w:val="16"/>
               </w:rPr>
@@ -3177,7 +3202,7 @@
             <w:r/>
             <w:r>
               <w:rPr>
-                <w:rFonts w:ascii="Arial" w:hAnsi="Arial"/>
+                <w:rFonts w:ascii="Verdana" w:hAnsi="Verdana"/>
                 <w:b w:val="0"/>
                 <w:sz w:val="16"/>
               </w:rPr>
@@ -3194,7 +3219,7 @@
             <w:r/>
             <w:r>
               <w:rPr>
-                <w:rFonts w:ascii="Arial" w:hAnsi="Arial"/>
+                <w:rFonts w:ascii="Verdana" w:hAnsi="Verdana"/>
                 <w:b w:val="0"/>
                 <w:sz w:val="16"/>
               </w:rPr>
@@ -3210,7 +3235,7 @@
             <w:r/>
             <w:r>
               <w:rPr>
-                <w:rFonts w:ascii="Arial" w:hAnsi="Arial"/>
+                <w:rFonts w:ascii="Verdana" w:hAnsi="Verdana"/>
                 <w:b w:val="0"/>
                 <w:sz w:val="16"/>
               </w:rPr>
@@ -3226,7 +3251,7 @@
             <w:r/>
             <w:r>
               <w:rPr>
-                <w:rFonts w:ascii="Arial" w:hAnsi="Arial"/>
+                <w:rFonts w:ascii="Verdana" w:hAnsi="Verdana"/>
                 <w:b w:val="0"/>
                 <w:sz w:val="16"/>
               </w:rPr>
@@ -3243,7 +3268,7 @@
             <w:r/>
             <w:r>
               <w:rPr>
-                <w:rFonts w:ascii="Arial" w:hAnsi="Arial"/>
+                <w:rFonts w:ascii="Verdana" w:hAnsi="Verdana"/>
                 <w:b w:val="0"/>
                 <w:sz w:val="16"/>
               </w:rPr>
@@ -3259,7 +3284,7 @@
             <w:r/>
             <w:r>
               <w:rPr>
-                <w:rFonts w:ascii="Arial" w:hAnsi="Arial"/>
+                <w:rFonts w:ascii="Verdana" w:hAnsi="Verdana"/>
                 <w:b w:val="0"/>
                 <w:sz w:val="16"/>
               </w:rPr>
@@ -3275,7 +3300,7 @@
             <w:r/>
             <w:r>
               <w:rPr>
-                <w:rFonts w:ascii="Arial" w:hAnsi="Arial"/>
+                <w:rFonts w:ascii="Verdana" w:hAnsi="Verdana"/>
                 <w:b w:val="0"/>
                 <w:sz w:val="16"/>
               </w:rPr>
@@ -3292,7 +3317,7 @@
             <w:r/>
             <w:r>
               <w:rPr>
-                <w:rFonts w:ascii="Arial" w:hAnsi="Arial"/>
+                <w:rFonts w:ascii="Verdana" w:hAnsi="Verdana"/>
                 <w:b w:val="0"/>
                 <w:sz w:val="16"/>
               </w:rPr>
@@ -3308,7 +3333,7 @@
             <w:r/>
             <w:r>
               <w:rPr>
-                <w:rFonts w:ascii="Arial" w:hAnsi="Arial"/>
+                <w:rFonts w:ascii="Verdana" w:hAnsi="Verdana"/>
                 <w:b w:val="0"/>
                 <w:sz w:val="16"/>
               </w:rPr>
@@ -3324,7 +3349,7 @@
             <w:r/>
             <w:r>
               <w:rPr>
-                <w:rFonts w:ascii="Arial" w:hAnsi="Arial"/>
+                <w:rFonts w:ascii="Verdana" w:hAnsi="Verdana"/>
                 <w:b w:val="0"/>
                 <w:sz w:val="16"/>
               </w:rPr>
@@ -3341,7 +3366,7 @@
             <w:r/>
             <w:r>
               <w:rPr>
-                <w:rFonts w:ascii="Arial" w:hAnsi="Arial"/>
+                <w:rFonts w:ascii="Verdana" w:hAnsi="Verdana"/>
                 <w:b w:val="0"/>
                 <w:sz w:val="16"/>
               </w:rPr>
@@ -3357,7 +3382,7 @@
             <w:r/>
             <w:r>
               <w:rPr>
-                <w:rFonts w:ascii="Arial" w:hAnsi="Arial"/>
+                <w:rFonts w:ascii="Verdana" w:hAnsi="Verdana"/>
                 <w:b w:val="0"/>
                 <w:sz w:val="16"/>
               </w:rPr>
@@ -3373,7 +3398,7 @@
             <w:r/>
             <w:r>
               <w:rPr>
-                <w:rFonts w:ascii="Arial" w:hAnsi="Arial"/>
+                <w:rFonts w:ascii="Verdana" w:hAnsi="Verdana"/>
                 <w:b w:val="0"/>
                 <w:sz w:val="16"/>
               </w:rPr>
@@ -3390,7 +3415,7 @@
             <w:r/>
             <w:r>
               <w:rPr>
-                <w:rFonts w:ascii="Arial" w:hAnsi="Arial"/>
+                <w:rFonts w:ascii="Verdana" w:hAnsi="Verdana"/>
                 <w:b w:val="0"/>
                 <w:sz w:val="16"/>
               </w:rPr>
@@ -3406,7 +3431,7 @@
             <w:r/>
             <w:r>
               <w:rPr>
-                <w:rFonts w:ascii="Arial" w:hAnsi="Arial"/>
+                <w:rFonts w:ascii="Verdana" w:hAnsi="Verdana"/>
                 <w:b w:val="0"/>
                 <w:sz w:val="16"/>
               </w:rPr>
@@ -3422,7 +3447,7 @@
             <w:r/>
             <w:r>
               <w:rPr>
-                <w:rFonts w:ascii="Arial" w:hAnsi="Arial"/>
+                <w:rFonts w:ascii="Verdana" w:hAnsi="Verdana"/>
                 <w:b w:val="0"/>
                 <w:sz w:val="16"/>
               </w:rPr>
@@ -3439,7 +3464,7 @@
             <w:r/>
             <w:r>
               <w:rPr>
-                <w:rFonts w:ascii="Arial" w:hAnsi="Arial"/>
+                <w:rFonts w:ascii="Verdana" w:hAnsi="Verdana"/>
                 <w:b w:val="0"/>
                 <w:sz w:val="16"/>
               </w:rPr>
@@ -3455,7 +3480,7 @@
             <w:r/>
             <w:r>
               <w:rPr>
-                <w:rFonts w:ascii="Arial" w:hAnsi="Arial"/>
+                <w:rFonts w:ascii="Verdana" w:hAnsi="Verdana"/>
                 <w:b w:val="0"/>
                 <w:sz w:val="16"/>
               </w:rPr>
@@ -3471,7 +3496,7 @@
             <w:r/>
             <w:r>
               <w:rPr>
-                <w:rFonts w:ascii="Arial" w:hAnsi="Arial"/>
+                <w:rFonts w:ascii="Verdana" w:hAnsi="Verdana"/>
                 <w:b w:val="0"/>
                 <w:sz w:val="16"/>
               </w:rPr>
@@ -3488,7 +3513,7 @@
             <w:r/>
             <w:r>
               <w:rPr>
-                <w:rFonts w:ascii="Arial" w:hAnsi="Arial"/>
+                <w:rFonts w:ascii="Verdana" w:hAnsi="Verdana"/>
                 <w:b w:val="0"/>
                 <w:sz w:val="16"/>
               </w:rPr>
@@ -3504,7 +3529,7 @@
             <w:r/>
             <w:r>
               <w:rPr>
-                <w:rFonts w:ascii="Arial" w:hAnsi="Arial"/>
+                <w:rFonts w:ascii="Verdana" w:hAnsi="Verdana"/>
                 <w:b w:val="0"/>
                 <w:sz w:val="16"/>
               </w:rPr>
@@ -3520,7 +3545,7 @@
             <w:r/>
             <w:r>
               <w:rPr>
-                <w:rFonts w:ascii="Arial" w:hAnsi="Arial"/>
+                <w:rFonts w:ascii="Verdana" w:hAnsi="Verdana"/>
                 <w:b w:val="0"/>
                 <w:sz w:val="16"/>
               </w:rPr>
@@ -3537,7 +3562,7 @@
             <w:r/>
             <w:r>
               <w:rPr>
-                <w:rFonts w:ascii="Arial" w:hAnsi="Arial"/>
+                <w:rFonts w:ascii="Verdana" w:hAnsi="Verdana"/>
                 <w:b w:val="0"/>
                 <w:sz w:val="16"/>
               </w:rPr>
@@ -3553,7 +3578,7 @@
             <w:r/>
             <w:r>
               <w:rPr>
-                <w:rFonts w:ascii="Arial" w:hAnsi="Arial"/>
+                <w:rFonts w:ascii="Verdana" w:hAnsi="Verdana"/>
                 <w:b w:val="0"/>
                 <w:sz w:val="16"/>
               </w:rPr>
@@ -3569,7 +3594,7 @@
             <w:r/>
             <w:r>
               <w:rPr>
-                <w:rFonts w:ascii="Arial" w:hAnsi="Arial"/>
+                <w:rFonts w:ascii="Verdana" w:hAnsi="Verdana"/>
                 <w:b w:val="0"/>
                 <w:sz w:val="16"/>
               </w:rPr>
@@ -3586,7 +3611,7 @@
             <w:r/>
             <w:r>
               <w:rPr>
-                <w:rFonts w:ascii="Arial" w:hAnsi="Arial"/>
+                <w:rFonts w:ascii="Verdana" w:hAnsi="Verdana"/>
                 <w:b w:val="0"/>
                 <w:sz w:val="16"/>
               </w:rPr>
@@ -3602,7 +3627,7 @@
             <w:r/>
             <w:r>
               <w:rPr>
-                <w:rFonts w:ascii="Arial" w:hAnsi="Arial"/>
+                <w:rFonts w:ascii="Verdana" w:hAnsi="Verdana"/>
                 <w:b w:val="0"/>
                 <w:sz w:val="16"/>
               </w:rPr>
@@ -3618,7 +3643,7 @@
             <w:r/>
             <w:r>
               <w:rPr>
-                <w:rFonts w:ascii="Arial" w:hAnsi="Arial"/>
+                <w:rFonts w:ascii="Verdana" w:hAnsi="Verdana"/>
                 <w:b w:val="0"/>
                 <w:sz w:val="16"/>
               </w:rPr>
@@ -3635,7 +3660,7 @@
             <w:r/>
             <w:r>
               <w:rPr>
-                <w:rFonts w:ascii="Arial" w:hAnsi="Arial"/>
+                <w:rFonts w:ascii="Verdana" w:hAnsi="Verdana"/>
                 <w:b w:val="0"/>
                 <w:sz w:val="16"/>
               </w:rPr>
@@ -3651,7 +3676,7 @@
             <w:r/>
             <w:r>
               <w:rPr>
-                <w:rFonts w:ascii="Arial" w:hAnsi="Arial"/>
+                <w:rFonts w:ascii="Verdana" w:hAnsi="Verdana"/>
                 <w:b w:val="0"/>
                 <w:sz w:val="16"/>
               </w:rPr>
@@ -3667,7 +3692,7 @@
             <w:r/>
             <w:r>
               <w:rPr>
-                <w:rFonts w:ascii="Arial" w:hAnsi="Arial"/>
+                <w:rFonts w:ascii="Verdana" w:hAnsi="Verdana"/>
                 <w:b w:val="0"/>
                 <w:sz w:val="16"/>
               </w:rPr>
@@ -3684,7 +3709,7 @@
             <w:r/>
             <w:r>
               <w:rPr>
-                <w:rFonts w:ascii="Arial" w:hAnsi="Arial"/>
+                <w:rFonts w:ascii="Verdana" w:hAnsi="Verdana"/>
                 <w:b w:val="0"/>
                 <w:sz w:val="16"/>
               </w:rPr>
@@ -3700,7 +3725,7 @@
             <w:r/>
             <w:r>
               <w:rPr>
-                <w:rFonts w:ascii="Arial" w:hAnsi="Arial"/>
+                <w:rFonts w:ascii="Verdana" w:hAnsi="Verdana"/>
                 <w:b w:val="0"/>
                 <w:sz w:val="16"/>
               </w:rPr>
@@ -3716,7 +3741,7 @@
             <w:r/>
             <w:r>
               <w:rPr>
-                <w:rFonts w:ascii="Arial" w:hAnsi="Arial"/>
+                <w:rFonts w:ascii="Verdana" w:hAnsi="Verdana"/>
                 <w:b w:val="0"/>
                 <w:sz w:val="16"/>
               </w:rPr>
@@ -3733,7 +3758,7 @@
             <w:r/>
             <w:r>
               <w:rPr>
-                <w:rFonts w:ascii="Arial" w:hAnsi="Arial"/>
+                <w:rFonts w:ascii="Verdana" w:hAnsi="Verdana"/>
                 <w:b w:val="0"/>
                 <w:sz w:val="16"/>
               </w:rPr>
@@ -3749,7 +3774,7 @@
             <w:r/>
             <w:r>
               <w:rPr>
-                <w:rFonts w:ascii="Arial" w:hAnsi="Arial"/>
+                <w:rFonts w:ascii="Verdana" w:hAnsi="Verdana"/>
                 <w:b w:val="0"/>
                 <w:sz w:val="16"/>
               </w:rPr>
@@ -3765,7 +3790,7 @@
             <w:r/>
             <w:r>
               <w:rPr>
-                <w:rFonts w:ascii="Arial" w:hAnsi="Arial"/>
+                <w:rFonts w:ascii="Verdana" w:hAnsi="Verdana"/>
                 <w:b w:val="0"/>
                 <w:sz w:val="16"/>
               </w:rPr>
@@ -3778,7 +3803,7 @@
     <w:p>
       <w:r>
         <w:rPr>
-          <w:rFonts w:ascii="Arial" w:hAnsi="Arial"/>
+          <w:rFonts w:ascii="Verdana" w:hAnsi="Verdana"/>
           <w:b/>
           <w:sz w:val="18"/>
         </w:rPr>
@@ -3791,6 +3816,20 @@
         <w:tblW w:type="auto" w:w="0"/>
         <w:jc w:val="center"/>
         <w:tblLook w:firstColumn="1" w:firstRow="1" w:lastColumn="0" w:lastRow="0" w:noHBand="0" w:noVBand="1" w:val="04A0"/>
+        <w:tblBorders>
+          <w:top w:val="single" w:sz="4" w:space="0" w:color="595959"/>
+          <w:left w:val="single" w:sz="4" w:space="0" w:color="595959"/>
+          <w:bottom w:val="single" w:sz="4" w:space="0" w:color="595959"/>
+          <w:right w:val="single" w:sz="4" w:space="0" w:color="595959"/>
+          <w:insideH w:val="single" w:sz="4" w:space="0" w:color="595959"/>
+          <w:insideV w:val="single" w:sz="4" w:space="0" w:color="595959"/>
+        </w:tblBorders>
+        <w:tblCellMar>
+          <w:top w:w="85" w:type="dxa"/>
+          <w:left w:w="85" w:type="dxa"/>
+          <w:bottom w:w="85" w:type="dxa"/>
+          <w:right w:w="85" w:type="dxa"/>
+        </w:tblCellMar>
       </w:tblPr>
       <w:tblGrid>
         <w:gridCol w:w="5046"/>
@@ -3800,61 +3839,52 @@
       <w:tr>
         <w:tc>
           <w:tcPr>
-            <w:tcW w:type="dxa" w:w="5046"/>
-            <w:shd w:val="clear" w:color="auto" w:fill="D9E2F3"/>
-          </w:tcPr>
-          <w:p>
-            <w:pPr>
-              <w:jc w:val="center"/>
-            </w:pPr>
-            <w:r/>
-            <w:r>
-              <w:rPr>
-                <w:rFonts w:ascii="Arial" w:hAnsi="Arial"/>
-                <w:b/>
-                <w:sz w:val="16"/>
-              </w:rPr>
-              <w:t>Code Figure</w:t>
-            </w:r>
-          </w:p>
-        </w:tc>
-        <w:tc>
-          <w:tcPr>
-            <w:tcW w:type="dxa" w:w="5046"/>
-            <w:shd w:val="clear" w:color="auto" w:fill="D9E2F3"/>
-          </w:tcPr>
-          <w:p>
-            <w:pPr>
-              <w:jc w:val="center"/>
-            </w:pPr>
-            <w:r/>
-            <w:r>
-              <w:rPr>
-                <w:rFonts w:ascii="Arial" w:hAnsi="Arial"/>
-                <w:b/>
-                <w:sz w:val="16"/>
-              </w:rPr>
-              <w:t>Entry Name</w:t>
-            </w:r>
-          </w:p>
-        </w:tc>
-        <w:tc>
-          <w:tcPr>
-            <w:tcW w:type="dxa" w:w="5046"/>
-            <w:shd w:val="clear" w:color="auto" w:fill="D9E2F3"/>
-          </w:tcPr>
-          <w:p>
-            <w:pPr>
-              <w:jc w:val="center"/>
-            </w:pPr>
-            <w:r/>
-            <w:r>
-              <w:rPr>
-                <w:rFonts w:ascii="Arial" w:hAnsi="Arial"/>
-                <w:b/>
-                <w:sz w:val="16"/>
-              </w:rPr>
-              <w:t>Note</w:t>
+            <w:tcW w:type="dxa" w:w="1134"/>
+            <w:shd w:val="clear" w:color="auto" w:fill="D9D9D9"/>
+          </w:tcPr>
+          <w:p>
+            <w:r/>
+            <w:r>
+              <w:rPr>
+                <w:rFonts w:ascii="Verdana" w:hAnsi="Verdana"/>
+                <w:b w:val="0"/>
+                <w:sz w:val="16"/>
+              </w:rPr>
+              <w:t>CIFRA DE CLAVE</w:t>
+            </w:r>
+          </w:p>
+        </w:tc>
+        <w:tc>
+          <w:tcPr>
+            <w:tcW w:type="dxa" w:w="5046"/>
+            <w:shd w:val="clear" w:color="auto" w:fill="D9D9D9"/>
+          </w:tcPr>
+          <w:p>
+            <w:r/>
+            <w:r>
+              <w:rPr>
+                <w:rFonts w:ascii="Verdana" w:hAnsi="Verdana"/>
+                <w:b w:val="0"/>
+                <w:sz w:val="16"/>
+              </w:rPr>
+              <w:t>SIGNIFICADO</w:t>
+            </w:r>
+          </w:p>
+        </w:tc>
+        <w:tc>
+          <w:tcPr>
+            <w:tcW w:type="dxa" w:w="5046"/>
+            <w:shd w:val="clear" w:color="auto" w:fill="D9D9D9"/>
+          </w:tcPr>
+          <w:p>
+            <w:r/>
+            <w:r>
+              <w:rPr>
+                <w:rFonts w:ascii="Verdana" w:hAnsi="Verdana"/>
+                <w:b w:val="0"/>
+                <w:sz w:val="16"/>
+              </w:rPr>
+              <w:t>NOTA</w:t>
             </w:r>
           </w:p>
         </w:tc>
@@ -3868,7 +3898,7 @@
             <w:r/>
             <w:r>
               <w:rPr>
-                <w:rFonts w:ascii="Arial" w:hAnsi="Arial"/>
+                <w:rFonts w:ascii="Verdana" w:hAnsi="Verdana"/>
                 <w:b w:val="0"/>
                 <w:sz w:val="16"/>
               </w:rPr>
@@ -3884,7 +3914,7 @@
             <w:r/>
             <w:r>
               <w:rPr>
-                <w:rFonts w:ascii="Arial" w:hAnsi="Arial"/>
+                <w:rFonts w:ascii="Verdana" w:hAnsi="Verdana"/>
                 <w:b w:val="0"/>
                 <w:sz w:val="16"/>
               </w:rPr>
@@ -3900,7 +3930,7 @@
             <w:r/>
             <w:r>
               <w:rPr>
-                <w:rFonts w:ascii="Arial" w:hAnsi="Arial"/>
+                <w:rFonts w:ascii="Verdana" w:hAnsi="Verdana"/>
                 <w:b w:val="0"/>
                 <w:sz w:val="16"/>
               </w:rPr>
@@ -3917,7 +3947,7 @@
             <w:r/>
             <w:r>
               <w:rPr>
-                <w:rFonts w:ascii="Arial" w:hAnsi="Arial"/>
+                <w:rFonts w:ascii="Verdana" w:hAnsi="Verdana"/>
                 <w:b w:val="0"/>
                 <w:sz w:val="16"/>
               </w:rPr>
@@ -3933,7 +3963,7 @@
             <w:r/>
             <w:r>
               <w:rPr>
-                <w:rFonts w:ascii="Arial" w:hAnsi="Arial"/>
+                <w:rFonts w:ascii="Verdana" w:hAnsi="Verdana"/>
                 <w:b w:val="0"/>
                 <w:sz w:val="16"/>
               </w:rPr>
@@ -3949,7 +3979,7 @@
             <w:r/>
             <w:r>
               <w:rPr>
-                <w:rFonts w:ascii="Arial" w:hAnsi="Arial"/>
+                <w:rFonts w:ascii="Verdana" w:hAnsi="Verdana"/>
                 <w:b w:val="0"/>
                 <w:sz w:val="16"/>
               </w:rPr>
@@ -3966,7 +3996,7 @@
             <w:r/>
             <w:r>
               <w:rPr>
-                <w:rFonts w:ascii="Arial" w:hAnsi="Arial"/>
+                <w:rFonts w:ascii="Verdana" w:hAnsi="Verdana"/>
                 <w:b w:val="0"/>
                 <w:sz w:val="16"/>
               </w:rPr>
@@ -3982,7 +4012,7 @@
             <w:r/>
             <w:r>
               <w:rPr>
-                <w:rFonts w:ascii="Arial" w:hAnsi="Arial"/>
+                <w:rFonts w:ascii="Verdana" w:hAnsi="Verdana"/>
                 <w:b w:val="0"/>
                 <w:sz w:val="16"/>
               </w:rPr>
@@ -3998,7 +4028,7 @@
             <w:r/>
             <w:r>
               <w:rPr>
-                <w:rFonts w:ascii="Arial" w:hAnsi="Arial"/>
+                <w:rFonts w:ascii="Verdana" w:hAnsi="Verdana"/>
                 <w:b w:val="0"/>
                 <w:sz w:val="16"/>
               </w:rPr>
@@ -4015,7 +4045,7 @@
             <w:r/>
             <w:r>
               <w:rPr>
-                <w:rFonts w:ascii="Arial" w:hAnsi="Arial"/>
+                <w:rFonts w:ascii="Verdana" w:hAnsi="Verdana"/>
                 <w:b w:val="0"/>
                 <w:sz w:val="16"/>
               </w:rPr>
@@ -4031,7 +4061,7 @@
             <w:r/>
             <w:r>
               <w:rPr>
-                <w:rFonts w:ascii="Arial" w:hAnsi="Arial"/>
+                <w:rFonts w:ascii="Verdana" w:hAnsi="Verdana"/>
                 <w:b w:val="0"/>
                 <w:sz w:val="16"/>
               </w:rPr>
@@ -4047,7 +4077,7 @@
             <w:r/>
             <w:r>
               <w:rPr>
-                <w:rFonts w:ascii="Arial" w:hAnsi="Arial"/>
+                <w:rFonts w:ascii="Verdana" w:hAnsi="Verdana"/>
                 <w:b w:val="0"/>
                 <w:sz w:val="16"/>
               </w:rPr>
@@ -4060,7 +4090,7 @@
     <w:p>
       <w:r>
         <w:rPr>
-          <w:rFonts w:ascii="Arial" w:hAnsi="Arial"/>
+          <w:rFonts w:ascii="Verdana" w:hAnsi="Verdana"/>
           <w:b/>
           <w:sz w:val="18"/>
         </w:rPr>
@@ -4073,6 +4103,20 @@
         <w:tblW w:type="auto" w:w="0"/>
         <w:jc w:val="center"/>
         <w:tblLook w:firstColumn="1" w:firstRow="1" w:lastColumn="0" w:lastRow="0" w:noHBand="0" w:noVBand="1" w:val="04A0"/>
+        <w:tblBorders>
+          <w:top w:val="single" w:sz="4" w:space="0" w:color="595959"/>
+          <w:left w:val="single" w:sz="4" w:space="0" w:color="595959"/>
+          <w:bottom w:val="single" w:sz="4" w:space="0" w:color="595959"/>
+          <w:right w:val="single" w:sz="4" w:space="0" w:color="595959"/>
+          <w:insideH w:val="single" w:sz="4" w:space="0" w:color="595959"/>
+          <w:insideV w:val="single" w:sz="4" w:space="0" w:color="595959"/>
+        </w:tblBorders>
+        <w:tblCellMar>
+          <w:top w:w="85" w:type="dxa"/>
+          <w:left w:w="85" w:type="dxa"/>
+          <w:bottom w:w="85" w:type="dxa"/>
+          <w:right w:w="85" w:type="dxa"/>
+        </w:tblCellMar>
       </w:tblPr>
       <w:tblGrid>
         <w:gridCol w:w="5046"/>
@@ -4082,61 +4126,52 @@
       <w:tr>
         <w:tc>
           <w:tcPr>
-            <w:tcW w:type="dxa" w:w="5046"/>
-            <w:shd w:val="clear" w:color="auto" w:fill="D9E2F3"/>
-          </w:tcPr>
-          <w:p>
-            <w:pPr>
-              <w:jc w:val="center"/>
-            </w:pPr>
-            <w:r/>
-            <w:r>
-              <w:rPr>
-                <w:rFonts w:ascii="Arial" w:hAnsi="Arial"/>
-                <w:b/>
-                <w:sz w:val="16"/>
-              </w:rPr>
-              <w:t>Code Figure</w:t>
-            </w:r>
-          </w:p>
-        </w:tc>
-        <w:tc>
-          <w:tcPr>
-            <w:tcW w:type="dxa" w:w="5046"/>
-            <w:shd w:val="clear" w:color="auto" w:fill="D9E2F3"/>
-          </w:tcPr>
-          <w:p>
-            <w:pPr>
-              <w:jc w:val="center"/>
-            </w:pPr>
-            <w:r/>
-            <w:r>
-              <w:rPr>
-                <w:rFonts w:ascii="Arial" w:hAnsi="Arial"/>
-                <w:b/>
-                <w:sz w:val="16"/>
-              </w:rPr>
-              <w:t>Entry Name</w:t>
-            </w:r>
-          </w:p>
-        </w:tc>
-        <w:tc>
-          <w:tcPr>
-            <w:tcW w:type="dxa" w:w="5046"/>
-            <w:shd w:val="clear" w:color="auto" w:fill="D9E2F3"/>
-          </w:tcPr>
-          <w:p>
-            <w:pPr>
-              <w:jc w:val="center"/>
-            </w:pPr>
-            <w:r/>
-            <w:r>
-              <w:rPr>
-                <w:rFonts w:ascii="Arial" w:hAnsi="Arial"/>
-                <w:b/>
-                <w:sz w:val="16"/>
-              </w:rPr>
-              <w:t>Note</w:t>
+            <w:tcW w:type="dxa" w:w="1134"/>
+            <w:shd w:val="clear" w:color="auto" w:fill="D9D9D9"/>
+          </w:tcPr>
+          <w:p>
+            <w:r/>
+            <w:r>
+              <w:rPr>
+                <w:rFonts w:ascii="Verdana" w:hAnsi="Verdana"/>
+                <w:b w:val="0"/>
+                <w:sz w:val="16"/>
+              </w:rPr>
+              <w:t>CIFRA DE CLAVE</w:t>
+            </w:r>
+          </w:p>
+        </w:tc>
+        <w:tc>
+          <w:tcPr>
+            <w:tcW w:type="dxa" w:w="5046"/>
+            <w:shd w:val="clear" w:color="auto" w:fill="D9D9D9"/>
+          </w:tcPr>
+          <w:p>
+            <w:r/>
+            <w:r>
+              <w:rPr>
+                <w:rFonts w:ascii="Verdana" w:hAnsi="Verdana"/>
+                <w:b w:val="0"/>
+                <w:sz w:val="16"/>
+              </w:rPr>
+              <w:t>SIGNIFICADO</w:t>
+            </w:r>
+          </w:p>
+        </w:tc>
+        <w:tc>
+          <w:tcPr>
+            <w:tcW w:type="dxa" w:w="5046"/>
+            <w:shd w:val="clear" w:color="auto" w:fill="D9D9D9"/>
+          </w:tcPr>
+          <w:p>
+            <w:r/>
+            <w:r>
+              <w:rPr>
+                <w:rFonts w:ascii="Verdana" w:hAnsi="Verdana"/>
+                <w:b w:val="0"/>
+                <w:sz w:val="16"/>
+              </w:rPr>
+              <w:t>NOTA</w:t>
             </w:r>
           </w:p>
         </w:tc>
@@ -4150,7 +4185,7 @@
             <w:r/>
             <w:r>
               <w:rPr>
-                <w:rFonts w:ascii="Arial" w:hAnsi="Arial"/>
+                <w:rFonts w:ascii="Verdana" w:hAnsi="Verdana"/>
                 <w:b w:val="0"/>
                 <w:sz w:val="16"/>
               </w:rPr>
@@ -4166,7 +4201,7 @@
             <w:r/>
             <w:r>
               <w:rPr>
-                <w:rFonts w:ascii="Arial" w:hAnsi="Arial"/>
+                <w:rFonts w:ascii="Verdana" w:hAnsi="Verdana"/>
                 <w:b w:val="0"/>
                 <w:sz w:val="16"/>
               </w:rPr>
@@ -4182,7 +4217,7 @@
             <w:r/>
             <w:r>
               <w:rPr>
-                <w:rFonts w:ascii="Arial" w:hAnsi="Arial"/>
+                <w:rFonts w:ascii="Verdana" w:hAnsi="Verdana"/>
                 <w:b w:val="0"/>
                 <w:sz w:val="16"/>
               </w:rPr>
@@ -4199,7 +4234,7 @@
             <w:r/>
             <w:r>
               <w:rPr>
-                <w:rFonts w:ascii="Arial" w:hAnsi="Arial"/>
+                <w:rFonts w:ascii="Verdana" w:hAnsi="Verdana"/>
                 <w:b w:val="0"/>
                 <w:sz w:val="16"/>
               </w:rPr>
@@ -4215,7 +4250,7 @@
             <w:r/>
             <w:r>
               <w:rPr>
-                <w:rFonts w:ascii="Arial" w:hAnsi="Arial"/>
+                <w:rFonts w:ascii="Verdana" w:hAnsi="Verdana"/>
                 <w:b w:val="0"/>
                 <w:sz w:val="16"/>
               </w:rPr>
@@ -4231,7 +4266,7 @@
             <w:r/>
             <w:r>
               <w:rPr>
-                <w:rFonts w:ascii="Arial" w:hAnsi="Arial"/>
+                <w:rFonts w:ascii="Verdana" w:hAnsi="Verdana"/>
                 <w:b w:val="0"/>
                 <w:sz w:val="16"/>
               </w:rPr>
@@ -4248,7 +4283,7 @@
             <w:r/>
             <w:r>
               <w:rPr>
-                <w:rFonts w:ascii="Arial" w:hAnsi="Arial"/>
+                <w:rFonts w:ascii="Verdana" w:hAnsi="Verdana"/>
                 <w:b w:val="0"/>
                 <w:sz w:val="16"/>
               </w:rPr>
@@ -4264,7 +4299,7 @@
             <w:r/>
             <w:r>
               <w:rPr>
-                <w:rFonts w:ascii="Arial" w:hAnsi="Arial"/>
+                <w:rFonts w:ascii="Verdana" w:hAnsi="Verdana"/>
                 <w:b w:val="0"/>
                 <w:sz w:val="16"/>
               </w:rPr>
@@ -4280,7 +4315,7 @@
             <w:r/>
             <w:r>
               <w:rPr>
-                <w:rFonts w:ascii="Arial" w:hAnsi="Arial"/>
+                <w:rFonts w:ascii="Verdana" w:hAnsi="Verdana"/>
                 <w:b w:val="0"/>
                 <w:sz w:val="16"/>
               </w:rPr>
@@ -4297,7 +4332,7 @@
             <w:r/>
             <w:r>
               <w:rPr>
-                <w:rFonts w:ascii="Arial" w:hAnsi="Arial"/>
+                <w:rFonts w:ascii="Verdana" w:hAnsi="Verdana"/>
                 <w:b w:val="0"/>
                 <w:sz w:val="16"/>
               </w:rPr>
@@ -4313,7 +4348,7 @@
             <w:r/>
             <w:r>
               <w:rPr>
-                <w:rFonts w:ascii="Arial" w:hAnsi="Arial"/>
+                <w:rFonts w:ascii="Verdana" w:hAnsi="Verdana"/>
                 <w:b w:val="0"/>
                 <w:sz w:val="16"/>
               </w:rPr>
@@ -4329,7 +4364,7 @@
             <w:r/>
             <w:r>
               <w:rPr>
-                <w:rFonts w:ascii="Arial" w:hAnsi="Arial"/>
+                <w:rFonts w:ascii="Verdana" w:hAnsi="Verdana"/>
                 <w:b w:val="0"/>
                 <w:sz w:val="16"/>
               </w:rPr>
@@ -4346,7 +4381,7 @@
             <w:r/>
             <w:r>
               <w:rPr>
-                <w:rFonts w:ascii="Arial" w:hAnsi="Arial"/>
+                <w:rFonts w:ascii="Verdana" w:hAnsi="Verdana"/>
                 <w:b w:val="0"/>
                 <w:sz w:val="16"/>
               </w:rPr>
@@ -4362,7 +4397,7 @@
             <w:r/>
             <w:r>
               <w:rPr>
-                <w:rFonts w:ascii="Arial" w:hAnsi="Arial"/>
+                <w:rFonts w:ascii="Verdana" w:hAnsi="Verdana"/>
                 <w:b w:val="0"/>
                 <w:sz w:val="16"/>
               </w:rPr>
@@ -4378,7 +4413,7 @@
             <w:r/>
             <w:r>
               <w:rPr>
-                <w:rFonts w:ascii="Arial" w:hAnsi="Arial"/>
+                <w:rFonts w:ascii="Verdana" w:hAnsi="Verdana"/>
                 <w:b w:val="0"/>
                 <w:sz w:val="16"/>
               </w:rPr>
@@ -4395,7 +4430,7 @@
             <w:r/>
             <w:r>
               <w:rPr>
-                <w:rFonts w:ascii="Arial" w:hAnsi="Arial"/>
+                <w:rFonts w:ascii="Verdana" w:hAnsi="Verdana"/>
                 <w:b w:val="0"/>
                 <w:sz w:val="16"/>
               </w:rPr>
@@ -4411,7 +4446,7 @@
             <w:r/>
             <w:r>
               <w:rPr>
-                <w:rFonts w:ascii="Arial" w:hAnsi="Arial"/>
+                <w:rFonts w:ascii="Verdana" w:hAnsi="Verdana"/>
                 <w:b w:val="0"/>
                 <w:sz w:val="16"/>
               </w:rPr>
@@ -4427,7 +4462,7 @@
             <w:r/>
             <w:r>
               <w:rPr>
-                <w:rFonts w:ascii="Arial" w:hAnsi="Arial"/>
+                <w:rFonts w:ascii="Verdana" w:hAnsi="Verdana"/>
                 <w:b w:val="0"/>
                 <w:sz w:val="16"/>
               </w:rPr>
@@ -4444,7 +4479,7 @@
             <w:r/>
             <w:r>
               <w:rPr>
-                <w:rFonts w:ascii="Arial" w:hAnsi="Arial"/>
+                <w:rFonts w:ascii="Verdana" w:hAnsi="Verdana"/>
                 <w:b w:val="0"/>
                 <w:sz w:val="16"/>
               </w:rPr>
@@ -4460,7 +4495,7 @@
             <w:r/>
             <w:r>
               <w:rPr>
-                <w:rFonts w:ascii="Arial" w:hAnsi="Arial"/>
+                <w:rFonts w:ascii="Verdana" w:hAnsi="Verdana"/>
                 <w:b w:val="0"/>
                 <w:sz w:val="16"/>
               </w:rPr>
@@ -4476,7 +4511,7 @@
             <w:r/>
             <w:r>
               <w:rPr>
-                <w:rFonts w:ascii="Arial" w:hAnsi="Arial"/>
+                <w:rFonts w:ascii="Verdana" w:hAnsi="Verdana"/>
                 <w:b w:val="0"/>
                 <w:sz w:val="16"/>
               </w:rPr>
@@ -4493,7 +4528,7 @@
             <w:r/>
             <w:r>
               <w:rPr>
-                <w:rFonts w:ascii="Arial" w:hAnsi="Arial"/>
+                <w:rFonts w:ascii="Verdana" w:hAnsi="Verdana"/>
                 <w:b w:val="0"/>
                 <w:sz w:val="16"/>
               </w:rPr>
@@ -4509,7 +4544,7 @@
             <w:r/>
             <w:r>
               <w:rPr>
-                <w:rFonts w:ascii="Arial" w:hAnsi="Arial"/>
+                <w:rFonts w:ascii="Verdana" w:hAnsi="Verdana"/>
                 <w:b w:val="0"/>
                 <w:sz w:val="16"/>
               </w:rPr>
@@ -4525,7 +4560,7 @@
             <w:r/>
             <w:r>
               <w:rPr>
-                <w:rFonts w:ascii="Arial" w:hAnsi="Arial"/>
+                <w:rFonts w:ascii="Verdana" w:hAnsi="Verdana"/>
                 <w:b w:val="0"/>
                 <w:sz w:val="16"/>
               </w:rPr>
@@ -4542,7 +4577,7 @@
             <w:r/>
             <w:r>
               <w:rPr>
-                <w:rFonts w:ascii="Arial" w:hAnsi="Arial"/>
+                <w:rFonts w:ascii="Verdana" w:hAnsi="Verdana"/>
                 <w:b w:val="0"/>
                 <w:sz w:val="16"/>
               </w:rPr>
@@ -4558,7 +4593,7 @@
             <w:r/>
             <w:r>
               <w:rPr>
-                <w:rFonts w:ascii="Arial" w:hAnsi="Arial"/>
+                <w:rFonts w:ascii="Verdana" w:hAnsi="Verdana"/>
                 <w:b w:val="0"/>
                 <w:sz w:val="16"/>
               </w:rPr>
@@ -4574,7 +4609,7 @@
             <w:r/>
             <w:r>
               <w:rPr>
-                <w:rFonts w:ascii="Arial" w:hAnsi="Arial"/>
+                <w:rFonts w:ascii="Verdana" w:hAnsi="Verdana"/>
                 <w:b w:val="0"/>
                 <w:sz w:val="16"/>
               </w:rPr>
@@ -4587,7 +4622,7 @@
     <w:p>
       <w:r>
         <w:rPr>
-          <w:rFonts w:ascii="Arial" w:hAnsi="Arial"/>
+          <w:rFonts w:ascii="Verdana" w:hAnsi="Verdana"/>
           <w:b/>
           <w:sz w:val="18"/>
         </w:rPr>
@@ -4600,6 +4635,20 @@
         <w:tblW w:type="auto" w:w="0"/>
         <w:jc w:val="center"/>
         <w:tblLook w:firstColumn="1" w:firstRow="1" w:lastColumn="0" w:lastRow="0" w:noHBand="0" w:noVBand="1" w:val="04A0"/>
+        <w:tblBorders>
+          <w:top w:val="single" w:sz="4" w:space="0" w:color="595959"/>
+          <w:left w:val="single" w:sz="4" w:space="0" w:color="595959"/>
+          <w:bottom w:val="single" w:sz="4" w:space="0" w:color="595959"/>
+          <w:right w:val="single" w:sz="4" w:space="0" w:color="595959"/>
+          <w:insideH w:val="single" w:sz="4" w:space="0" w:color="595959"/>
+          <w:insideV w:val="single" w:sz="4" w:space="0" w:color="595959"/>
+        </w:tblBorders>
+        <w:tblCellMar>
+          <w:top w:w="85" w:type="dxa"/>
+          <w:left w:w="85" w:type="dxa"/>
+          <w:bottom w:w="85" w:type="dxa"/>
+          <w:right w:w="85" w:type="dxa"/>
+        </w:tblCellMar>
       </w:tblPr>
       <w:tblGrid>
         <w:gridCol w:w="5046"/>
@@ -4609,61 +4658,52 @@
       <w:tr>
         <w:tc>
           <w:tcPr>
-            <w:tcW w:type="dxa" w:w="5046"/>
-            <w:shd w:val="clear" w:color="auto" w:fill="D9E2F3"/>
-          </w:tcPr>
-          <w:p>
-            <w:pPr>
-              <w:jc w:val="center"/>
-            </w:pPr>
-            <w:r/>
-            <w:r>
-              <w:rPr>
-                <w:rFonts w:ascii="Arial" w:hAnsi="Arial"/>
-                <w:b/>
-                <w:sz w:val="16"/>
-              </w:rPr>
-              <w:t>Code Figure</w:t>
-            </w:r>
-          </w:p>
-        </w:tc>
-        <w:tc>
-          <w:tcPr>
-            <w:tcW w:type="dxa" w:w="5046"/>
-            <w:shd w:val="clear" w:color="auto" w:fill="D9E2F3"/>
-          </w:tcPr>
-          <w:p>
-            <w:pPr>
-              <w:jc w:val="center"/>
-            </w:pPr>
-            <w:r/>
-            <w:r>
-              <w:rPr>
-                <w:rFonts w:ascii="Arial" w:hAnsi="Arial"/>
-                <w:b/>
-                <w:sz w:val="16"/>
-              </w:rPr>
-              <w:t>Entry Name</w:t>
-            </w:r>
-          </w:p>
-        </w:tc>
-        <w:tc>
-          <w:tcPr>
-            <w:tcW w:type="dxa" w:w="5046"/>
-            <w:shd w:val="clear" w:color="auto" w:fill="D9E2F3"/>
-          </w:tcPr>
-          <w:p>
-            <w:pPr>
-              <w:jc w:val="center"/>
-            </w:pPr>
-            <w:r/>
-            <w:r>
-              <w:rPr>
-                <w:rFonts w:ascii="Arial" w:hAnsi="Arial"/>
-                <w:b/>
-                <w:sz w:val="16"/>
-              </w:rPr>
-              <w:t>Note</w:t>
+            <w:tcW w:type="dxa" w:w="1134"/>
+            <w:shd w:val="clear" w:color="auto" w:fill="D9D9D9"/>
+          </w:tcPr>
+          <w:p>
+            <w:r/>
+            <w:r>
+              <w:rPr>
+                <w:rFonts w:ascii="Verdana" w:hAnsi="Verdana"/>
+                <w:b w:val="0"/>
+                <w:sz w:val="16"/>
+              </w:rPr>
+              <w:t>CIFRA DE CLAVE</w:t>
+            </w:r>
+          </w:p>
+        </w:tc>
+        <w:tc>
+          <w:tcPr>
+            <w:tcW w:type="dxa" w:w="5046"/>
+            <w:shd w:val="clear" w:color="auto" w:fill="D9D9D9"/>
+          </w:tcPr>
+          <w:p>
+            <w:r/>
+            <w:r>
+              <w:rPr>
+                <w:rFonts w:ascii="Verdana" w:hAnsi="Verdana"/>
+                <w:b w:val="0"/>
+                <w:sz w:val="16"/>
+              </w:rPr>
+              <w:t>SIGNIFICADO</w:t>
+            </w:r>
+          </w:p>
+        </w:tc>
+        <w:tc>
+          <w:tcPr>
+            <w:tcW w:type="dxa" w:w="5046"/>
+            <w:shd w:val="clear" w:color="auto" w:fill="D9D9D9"/>
+          </w:tcPr>
+          <w:p>
+            <w:r/>
+            <w:r>
+              <w:rPr>
+                <w:rFonts w:ascii="Verdana" w:hAnsi="Verdana"/>
+                <w:b w:val="0"/>
+                <w:sz w:val="16"/>
+              </w:rPr>
+              <w:t>NOTA</w:t>
             </w:r>
           </w:p>
         </w:tc>
@@ -4677,7 +4717,7 @@
             <w:r/>
             <w:r>
               <w:rPr>
-                <w:rFonts w:ascii="Arial" w:hAnsi="Arial"/>
+                <w:rFonts w:ascii="Verdana" w:hAnsi="Verdana"/>
                 <w:b w:val="0"/>
                 <w:sz w:val="16"/>
               </w:rPr>
@@ -4693,7 +4733,7 @@
             <w:r/>
             <w:r>
               <w:rPr>
-                <w:rFonts w:ascii="Arial" w:hAnsi="Arial"/>
+                <w:rFonts w:ascii="Verdana" w:hAnsi="Verdana"/>
                 <w:b w:val="0"/>
                 <w:sz w:val="16"/>
               </w:rPr>
@@ -4709,7 +4749,7 @@
             <w:r/>
             <w:r>
               <w:rPr>
-                <w:rFonts w:ascii="Arial" w:hAnsi="Arial"/>
+                <w:rFonts w:ascii="Verdana" w:hAnsi="Verdana"/>
                 <w:b w:val="0"/>
                 <w:sz w:val="16"/>
               </w:rPr>
@@ -4726,7 +4766,7 @@
             <w:r/>
             <w:r>
               <w:rPr>
-                <w:rFonts w:ascii="Arial" w:hAnsi="Arial"/>
+                <w:rFonts w:ascii="Verdana" w:hAnsi="Verdana"/>
                 <w:b w:val="0"/>
                 <w:sz w:val="16"/>
               </w:rPr>
@@ -4742,7 +4782,7 @@
             <w:r/>
             <w:r>
               <w:rPr>
-                <w:rFonts w:ascii="Arial" w:hAnsi="Arial"/>
+                <w:rFonts w:ascii="Verdana" w:hAnsi="Verdana"/>
                 <w:b w:val="0"/>
                 <w:sz w:val="16"/>
               </w:rPr>
@@ -4758,7 +4798,7 @@
             <w:r/>
             <w:r>
               <w:rPr>
-                <w:rFonts w:ascii="Arial" w:hAnsi="Arial"/>
+                <w:rFonts w:ascii="Verdana" w:hAnsi="Verdana"/>
                 <w:b w:val="0"/>
                 <w:sz w:val="16"/>
               </w:rPr>
@@ -4775,7 +4815,7 @@
             <w:r/>
             <w:r>
               <w:rPr>
-                <w:rFonts w:ascii="Arial" w:hAnsi="Arial"/>
+                <w:rFonts w:ascii="Verdana" w:hAnsi="Verdana"/>
                 <w:b w:val="0"/>
                 <w:sz w:val="16"/>
               </w:rPr>
@@ -4791,7 +4831,7 @@
             <w:r/>
             <w:r>
               <w:rPr>
-                <w:rFonts w:ascii="Arial" w:hAnsi="Arial"/>
+                <w:rFonts w:ascii="Verdana" w:hAnsi="Verdana"/>
                 <w:b w:val="0"/>
                 <w:sz w:val="16"/>
               </w:rPr>
@@ -4807,7 +4847,7 @@
             <w:r/>
             <w:r>
               <w:rPr>
-                <w:rFonts w:ascii="Arial" w:hAnsi="Arial"/>
+                <w:rFonts w:ascii="Verdana" w:hAnsi="Verdana"/>
                 <w:b w:val="0"/>
                 <w:sz w:val="16"/>
               </w:rPr>
@@ -4824,7 +4864,7 @@
             <w:r/>
             <w:r>
               <w:rPr>
-                <w:rFonts w:ascii="Arial" w:hAnsi="Arial"/>
+                <w:rFonts w:ascii="Verdana" w:hAnsi="Verdana"/>
                 <w:b w:val="0"/>
                 <w:sz w:val="16"/>
               </w:rPr>
@@ -4840,7 +4880,7 @@
             <w:r/>
             <w:r>
               <w:rPr>
-                <w:rFonts w:ascii="Arial" w:hAnsi="Arial"/>
+                <w:rFonts w:ascii="Verdana" w:hAnsi="Verdana"/>
                 <w:b w:val="0"/>
                 <w:sz w:val="16"/>
               </w:rPr>
@@ -4856,7 +4896,7 @@
             <w:r/>
             <w:r>
               <w:rPr>
-                <w:rFonts w:ascii="Arial" w:hAnsi="Arial"/>
+                <w:rFonts w:ascii="Verdana" w:hAnsi="Verdana"/>
                 <w:b w:val="0"/>
                 <w:sz w:val="16"/>
               </w:rPr>
@@ -4873,7 +4913,7 @@
             <w:r/>
             <w:r>
               <w:rPr>
-                <w:rFonts w:ascii="Arial" w:hAnsi="Arial"/>
+                <w:rFonts w:ascii="Verdana" w:hAnsi="Verdana"/>
                 <w:b w:val="0"/>
                 <w:sz w:val="16"/>
               </w:rPr>
@@ -4889,7 +4929,7 @@
             <w:r/>
             <w:r>
               <w:rPr>
-                <w:rFonts w:ascii="Arial" w:hAnsi="Arial"/>
+                <w:rFonts w:ascii="Verdana" w:hAnsi="Verdana"/>
                 <w:b w:val="0"/>
                 <w:sz w:val="16"/>
               </w:rPr>
@@ -4905,7 +4945,7 @@
             <w:r/>
             <w:r>
               <w:rPr>
-                <w:rFonts w:ascii="Arial" w:hAnsi="Arial"/>
+                <w:rFonts w:ascii="Verdana" w:hAnsi="Verdana"/>
                 <w:b w:val="0"/>
                 <w:sz w:val="16"/>
               </w:rPr>
@@ -4918,7 +4958,7 @@
     <w:p>
       <w:r>
         <w:rPr>
-          <w:rFonts w:ascii="Arial" w:hAnsi="Arial"/>
+          <w:rFonts w:ascii="Verdana" w:hAnsi="Verdana"/>
           <w:b/>
           <w:sz w:val="18"/>
         </w:rPr>
@@ -4931,6 +4971,20 @@
         <w:tblW w:type="auto" w:w="0"/>
         <w:jc w:val="center"/>
         <w:tblLook w:firstColumn="1" w:firstRow="1" w:lastColumn="0" w:lastRow="0" w:noHBand="0" w:noVBand="1" w:val="04A0"/>
+        <w:tblBorders>
+          <w:top w:val="single" w:sz="4" w:space="0" w:color="595959"/>
+          <w:left w:val="single" w:sz="4" w:space="0" w:color="595959"/>
+          <w:bottom w:val="single" w:sz="4" w:space="0" w:color="595959"/>
+          <w:right w:val="single" w:sz="4" w:space="0" w:color="595959"/>
+          <w:insideH w:val="single" w:sz="4" w:space="0" w:color="595959"/>
+          <w:insideV w:val="single" w:sz="4" w:space="0" w:color="595959"/>
+        </w:tblBorders>
+        <w:tblCellMar>
+          <w:top w:w="85" w:type="dxa"/>
+          <w:left w:w="85" w:type="dxa"/>
+          <w:bottom w:w="85" w:type="dxa"/>
+          <w:right w:w="85" w:type="dxa"/>
+        </w:tblCellMar>
       </w:tblPr>
       <w:tblGrid>
         <w:gridCol w:w="5046"/>
@@ -4940,61 +4994,52 @@
       <w:tr>
         <w:tc>
           <w:tcPr>
-            <w:tcW w:type="dxa" w:w="5046"/>
-            <w:shd w:val="clear" w:color="auto" w:fill="D9E2F3"/>
-          </w:tcPr>
-          <w:p>
-            <w:pPr>
-              <w:jc w:val="center"/>
-            </w:pPr>
-            <w:r/>
-            <w:r>
-              <w:rPr>
-                <w:rFonts w:ascii="Arial" w:hAnsi="Arial"/>
-                <w:b/>
-                <w:sz w:val="16"/>
-              </w:rPr>
-              <w:t>Code Figure</w:t>
-            </w:r>
-          </w:p>
-        </w:tc>
-        <w:tc>
-          <w:tcPr>
-            <w:tcW w:type="dxa" w:w="5046"/>
-            <w:shd w:val="clear" w:color="auto" w:fill="D9E2F3"/>
-          </w:tcPr>
-          <w:p>
-            <w:pPr>
-              <w:jc w:val="center"/>
-            </w:pPr>
-            <w:r/>
-            <w:r>
-              <w:rPr>
-                <w:rFonts w:ascii="Arial" w:hAnsi="Arial"/>
-                <w:b/>
-                <w:sz w:val="16"/>
-              </w:rPr>
-              <w:t>Entry Name</w:t>
-            </w:r>
-          </w:p>
-        </w:tc>
-        <w:tc>
-          <w:tcPr>
-            <w:tcW w:type="dxa" w:w="5046"/>
-            <w:shd w:val="clear" w:color="auto" w:fill="D9E2F3"/>
-          </w:tcPr>
-          <w:p>
-            <w:pPr>
-              <w:jc w:val="center"/>
-            </w:pPr>
-            <w:r/>
-            <w:r>
-              <w:rPr>
-                <w:rFonts w:ascii="Arial" w:hAnsi="Arial"/>
-                <w:b/>
-                <w:sz w:val="16"/>
-              </w:rPr>
-              <w:t>Note</w:t>
+            <w:tcW w:type="dxa" w:w="1134"/>
+            <w:shd w:val="clear" w:color="auto" w:fill="D9D9D9"/>
+          </w:tcPr>
+          <w:p>
+            <w:r/>
+            <w:r>
+              <w:rPr>
+                <w:rFonts w:ascii="Verdana" w:hAnsi="Verdana"/>
+                <w:b w:val="0"/>
+                <w:sz w:val="16"/>
+              </w:rPr>
+              <w:t>CIFRA DE CLAVE</w:t>
+            </w:r>
+          </w:p>
+        </w:tc>
+        <w:tc>
+          <w:tcPr>
+            <w:tcW w:type="dxa" w:w="5046"/>
+            <w:shd w:val="clear" w:color="auto" w:fill="D9D9D9"/>
+          </w:tcPr>
+          <w:p>
+            <w:r/>
+            <w:r>
+              <w:rPr>
+                <w:rFonts w:ascii="Verdana" w:hAnsi="Verdana"/>
+                <w:b w:val="0"/>
+                <w:sz w:val="16"/>
+              </w:rPr>
+              <w:t>SIGNIFICADO</w:t>
+            </w:r>
+          </w:p>
+        </w:tc>
+        <w:tc>
+          <w:tcPr>
+            <w:tcW w:type="dxa" w:w="5046"/>
+            <w:shd w:val="clear" w:color="auto" w:fill="D9D9D9"/>
+          </w:tcPr>
+          <w:p>
+            <w:r/>
+            <w:r>
+              <w:rPr>
+                <w:rFonts w:ascii="Verdana" w:hAnsi="Verdana"/>
+                <w:b w:val="0"/>
+                <w:sz w:val="16"/>
+              </w:rPr>
+              <w:t>NOTA</w:t>
             </w:r>
           </w:p>
         </w:tc>
@@ -5008,7 +5053,7 @@
             <w:r/>
             <w:r>
               <w:rPr>
-                <w:rFonts w:ascii="Arial" w:hAnsi="Arial"/>
+                <w:rFonts w:ascii="Verdana" w:hAnsi="Verdana"/>
                 <w:b w:val="0"/>
                 <w:sz w:val="16"/>
               </w:rPr>
@@ -5024,7 +5069,7 @@
             <w:r/>
             <w:r>
               <w:rPr>
-                <w:rFonts w:ascii="Arial" w:hAnsi="Arial"/>
+                <w:rFonts w:ascii="Verdana" w:hAnsi="Verdana"/>
                 <w:b w:val="0"/>
                 <w:sz w:val="16"/>
               </w:rPr>
@@ -5040,7 +5085,7 @@
             <w:r/>
             <w:r>
               <w:rPr>
-                <w:rFonts w:ascii="Arial" w:hAnsi="Arial"/>
+                <w:rFonts w:ascii="Verdana" w:hAnsi="Verdana"/>
                 <w:b w:val="0"/>
                 <w:sz w:val="16"/>
               </w:rPr>
@@ -5057,7 +5102,7 @@
             <w:r/>
             <w:r>
               <w:rPr>
-                <w:rFonts w:ascii="Arial" w:hAnsi="Arial"/>
+                <w:rFonts w:ascii="Verdana" w:hAnsi="Verdana"/>
                 <w:b w:val="0"/>
                 <w:sz w:val="16"/>
               </w:rPr>
@@ -5073,7 +5118,7 @@
             <w:r/>
             <w:r>
               <w:rPr>
-                <w:rFonts w:ascii="Arial" w:hAnsi="Arial"/>
+                <w:rFonts w:ascii="Verdana" w:hAnsi="Verdana"/>
                 <w:b w:val="0"/>
                 <w:sz w:val="16"/>
               </w:rPr>
@@ -5089,7 +5134,7 @@
             <w:r/>
             <w:r>
               <w:rPr>
-                <w:rFonts w:ascii="Arial" w:hAnsi="Arial"/>
+                <w:rFonts w:ascii="Verdana" w:hAnsi="Verdana"/>
                 <w:b w:val="0"/>
                 <w:sz w:val="16"/>
               </w:rPr>
@@ -5106,7 +5151,7 @@
             <w:r/>
             <w:r>
               <w:rPr>
-                <w:rFonts w:ascii="Arial" w:hAnsi="Arial"/>
+                <w:rFonts w:ascii="Verdana" w:hAnsi="Verdana"/>
                 <w:b w:val="0"/>
                 <w:sz w:val="16"/>
               </w:rPr>
@@ -5122,7 +5167,7 @@
             <w:r/>
             <w:r>
               <w:rPr>
-                <w:rFonts w:ascii="Arial" w:hAnsi="Arial"/>
+                <w:rFonts w:ascii="Verdana" w:hAnsi="Verdana"/>
                 <w:b w:val="0"/>
                 <w:sz w:val="16"/>
               </w:rPr>
@@ -5138,7 +5183,7 @@
             <w:r/>
             <w:r>
               <w:rPr>
-                <w:rFonts w:ascii="Arial" w:hAnsi="Arial"/>
+                <w:rFonts w:ascii="Verdana" w:hAnsi="Verdana"/>
                 <w:b w:val="0"/>
                 <w:sz w:val="16"/>
               </w:rPr>
@@ -5155,7 +5200,7 @@
             <w:r/>
             <w:r>
               <w:rPr>
-                <w:rFonts w:ascii="Arial" w:hAnsi="Arial"/>
+                <w:rFonts w:ascii="Verdana" w:hAnsi="Verdana"/>
                 <w:b w:val="0"/>
                 <w:sz w:val="16"/>
               </w:rPr>
@@ -5171,7 +5216,7 @@
             <w:r/>
             <w:r>
               <w:rPr>
-                <w:rFonts w:ascii="Arial" w:hAnsi="Arial"/>
+                <w:rFonts w:ascii="Verdana" w:hAnsi="Verdana"/>
                 <w:b w:val="0"/>
                 <w:sz w:val="16"/>
               </w:rPr>
@@ -5187,7 +5232,7 @@
             <w:r/>
             <w:r>
               <w:rPr>
-                <w:rFonts w:ascii="Arial" w:hAnsi="Arial"/>
+                <w:rFonts w:ascii="Verdana" w:hAnsi="Verdana"/>
                 <w:b w:val="0"/>
                 <w:sz w:val="16"/>
               </w:rPr>
@@ -5204,7 +5249,7 @@
             <w:r/>
             <w:r>
               <w:rPr>
-                <w:rFonts w:ascii="Arial" w:hAnsi="Arial"/>
+                <w:rFonts w:ascii="Verdana" w:hAnsi="Verdana"/>
                 <w:b w:val="0"/>
                 <w:sz w:val="16"/>
               </w:rPr>
@@ -5220,7 +5265,7 @@
             <w:r/>
             <w:r>
               <w:rPr>
-                <w:rFonts w:ascii="Arial" w:hAnsi="Arial"/>
+                <w:rFonts w:ascii="Verdana" w:hAnsi="Verdana"/>
                 <w:b w:val="0"/>
                 <w:sz w:val="16"/>
               </w:rPr>
@@ -5236,7 +5281,7 @@
             <w:r/>
             <w:r>
               <w:rPr>
-                <w:rFonts w:ascii="Arial" w:hAnsi="Arial"/>
+                <w:rFonts w:ascii="Verdana" w:hAnsi="Verdana"/>
                 <w:b w:val="0"/>
                 <w:sz w:val="16"/>
               </w:rPr>
@@ -5253,7 +5298,7 @@
             <w:r/>
             <w:r>
               <w:rPr>
-                <w:rFonts w:ascii="Arial" w:hAnsi="Arial"/>
+                <w:rFonts w:ascii="Verdana" w:hAnsi="Verdana"/>
                 <w:b w:val="0"/>
                 <w:sz w:val="16"/>
               </w:rPr>
@@ -5269,7 +5314,7 @@
             <w:r/>
             <w:r>
               <w:rPr>
-                <w:rFonts w:ascii="Arial" w:hAnsi="Arial"/>
+                <w:rFonts w:ascii="Verdana" w:hAnsi="Verdana"/>
                 <w:b w:val="0"/>
                 <w:sz w:val="16"/>
               </w:rPr>
@@ -5285,7 +5330,7 @@
             <w:r/>
             <w:r>
               <w:rPr>
-                <w:rFonts w:ascii="Arial" w:hAnsi="Arial"/>
+                <w:rFonts w:ascii="Verdana" w:hAnsi="Verdana"/>
                 <w:b w:val="0"/>
                 <w:sz w:val="16"/>
               </w:rPr>
@@ -5302,7 +5347,7 @@
             <w:r/>
             <w:r>
               <w:rPr>
-                <w:rFonts w:ascii="Arial" w:hAnsi="Arial"/>
+                <w:rFonts w:ascii="Verdana" w:hAnsi="Verdana"/>
                 <w:b w:val="0"/>
                 <w:sz w:val="16"/>
               </w:rPr>
@@ -5318,7 +5363,7 @@
             <w:r/>
             <w:r>
               <w:rPr>
-                <w:rFonts w:ascii="Arial" w:hAnsi="Arial"/>
+                <w:rFonts w:ascii="Verdana" w:hAnsi="Verdana"/>
                 <w:b w:val="0"/>
                 <w:sz w:val="16"/>
               </w:rPr>
@@ -5334,7 +5379,7 @@
             <w:r/>
             <w:r>
               <w:rPr>
-                <w:rFonts w:ascii="Arial" w:hAnsi="Arial"/>
+                <w:rFonts w:ascii="Verdana" w:hAnsi="Verdana"/>
                 <w:b w:val="0"/>
                 <w:sz w:val="16"/>
               </w:rPr>
@@ -5351,7 +5396,7 @@
             <w:r/>
             <w:r>
               <w:rPr>
-                <w:rFonts w:ascii="Arial" w:hAnsi="Arial"/>
+                <w:rFonts w:ascii="Verdana" w:hAnsi="Verdana"/>
                 <w:b w:val="0"/>
                 <w:sz w:val="16"/>
               </w:rPr>
@@ -5367,7 +5412,7 @@
             <w:r/>
             <w:r>
               <w:rPr>
-                <w:rFonts w:ascii="Arial" w:hAnsi="Arial"/>
+                <w:rFonts w:ascii="Verdana" w:hAnsi="Verdana"/>
                 <w:b w:val="0"/>
                 <w:sz w:val="16"/>
               </w:rPr>
@@ -5383,7 +5428,7 @@
             <w:r/>
             <w:r>
               <w:rPr>
-                <w:rFonts w:ascii="Arial" w:hAnsi="Arial"/>
+                <w:rFonts w:ascii="Verdana" w:hAnsi="Verdana"/>
                 <w:b w:val="0"/>
                 <w:sz w:val="16"/>
               </w:rPr>
@@ -5400,7 +5445,7 @@
             <w:r/>
             <w:r>
               <w:rPr>
-                <w:rFonts w:ascii="Arial" w:hAnsi="Arial"/>
+                <w:rFonts w:ascii="Verdana" w:hAnsi="Verdana"/>
                 <w:b w:val="0"/>
                 <w:sz w:val="16"/>
               </w:rPr>
@@ -5416,7 +5461,7 @@
             <w:r/>
             <w:r>
               <w:rPr>
-                <w:rFonts w:ascii="Arial" w:hAnsi="Arial"/>
+                <w:rFonts w:ascii="Verdana" w:hAnsi="Verdana"/>
                 <w:b w:val="0"/>
                 <w:sz w:val="16"/>
               </w:rPr>
@@ -5432,7 +5477,7 @@
             <w:r/>
             <w:r>
               <w:rPr>
-                <w:rFonts w:ascii="Arial" w:hAnsi="Arial"/>
+                <w:rFonts w:ascii="Verdana" w:hAnsi="Verdana"/>
                 <w:b w:val="0"/>
                 <w:sz w:val="16"/>
               </w:rPr>
@@ -5449,7 +5494,7 @@
             <w:r/>
             <w:r>
               <w:rPr>
-                <w:rFonts w:ascii="Arial" w:hAnsi="Arial"/>
+                <w:rFonts w:ascii="Verdana" w:hAnsi="Verdana"/>
                 <w:b w:val="0"/>
                 <w:sz w:val="16"/>
               </w:rPr>
@@ -5465,7 +5510,7 @@
             <w:r/>
             <w:r>
               <w:rPr>
-                <w:rFonts w:ascii="Arial" w:hAnsi="Arial"/>
+                <w:rFonts w:ascii="Verdana" w:hAnsi="Verdana"/>
                 <w:b w:val="0"/>
                 <w:sz w:val="16"/>
               </w:rPr>
@@ -5481,7 +5526,7 @@
             <w:r/>
             <w:r>
               <w:rPr>
-                <w:rFonts w:ascii="Arial" w:hAnsi="Arial"/>
+                <w:rFonts w:ascii="Verdana" w:hAnsi="Verdana"/>
                 <w:b w:val="0"/>
                 <w:sz w:val="16"/>
               </w:rPr>
@@ -5494,7 +5539,7 @@
     <w:p>
       <w:r>
         <w:rPr>
-          <w:rFonts w:ascii="Arial" w:hAnsi="Arial"/>
+          <w:rFonts w:ascii="Verdana" w:hAnsi="Verdana"/>
           <w:b/>
           <w:sz w:val="18"/>
         </w:rPr>
@@ -5507,6 +5552,20 @@
         <w:tblW w:type="auto" w:w="0"/>
         <w:jc w:val="center"/>
         <w:tblLook w:firstColumn="1" w:firstRow="1" w:lastColumn="0" w:lastRow="0" w:noHBand="0" w:noVBand="1" w:val="04A0"/>
+        <w:tblBorders>
+          <w:top w:val="single" w:sz="4" w:space="0" w:color="595959"/>
+          <w:left w:val="single" w:sz="4" w:space="0" w:color="595959"/>
+          <w:bottom w:val="single" w:sz="4" w:space="0" w:color="595959"/>
+          <w:right w:val="single" w:sz="4" w:space="0" w:color="595959"/>
+          <w:insideH w:val="single" w:sz="4" w:space="0" w:color="595959"/>
+          <w:insideV w:val="single" w:sz="4" w:space="0" w:color="595959"/>
+        </w:tblBorders>
+        <w:tblCellMar>
+          <w:top w:w="85" w:type="dxa"/>
+          <w:left w:w="85" w:type="dxa"/>
+          <w:bottom w:w="85" w:type="dxa"/>
+          <w:right w:w="85" w:type="dxa"/>
+        </w:tblCellMar>
       </w:tblPr>
       <w:tblGrid>
         <w:gridCol w:w="5046"/>
@@ -5516,61 +5575,52 @@
       <w:tr>
         <w:tc>
           <w:tcPr>
-            <w:tcW w:type="dxa" w:w="5046"/>
-            <w:shd w:val="clear" w:color="auto" w:fill="D9E2F3"/>
-          </w:tcPr>
-          <w:p>
-            <w:pPr>
-              <w:jc w:val="center"/>
-            </w:pPr>
-            <w:r/>
-            <w:r>
-              <w:rPr>
-                <w:rFonts w:ascii="Arial" w:hAnsi="Arial"/>
-                <w:b/>
-                <w:sz w:val="16"/>
-              </w:rPr>
-              <w:t>Code Figure</w:t>
-            </w:r>
-          </w:p>
-        </w:tc>
-        <w:tc>
-          <w:tcPr>
-            <w:tcW w:type="dxa" w:w="5046"/>
-            <w:shd w:val="clear" w:color="auto" w:fill="D9E2F3"/>
-          </w:tcPr>
-          <w:p>
-            <w:pPr>
-              <w:jc w:val="center"/>
-            </w:pPr>
-            <w:r/>
-            <w:r>
-              <w:rPr>
-                <w:rFonts w:ascii="Arial" w:hAnsi="Arial"/>
-                <w:b/>
-                <w:sz w:val="16"/>
-              </w:rPr>
-              <w:t>Entry Name</w:t>
-            </w:r>
-          </w:p>
-        </w:tc>
-        <w:tc>
-          <w:tcPr>
-            <w:tcW w:type="dxa" w:w="5046"/>
-            <w:shd w:val="clear" w:color="auto" w:fill="D9E2F3"/>
-          </w:tcPr>
-          <w:p>
-            <w:pPr>
-              <w:jc w:val="center"/>
-            </w:pPr>
-            <w:r/>
-            <w:r>
-              <w:rPr>
-                <w:rFonts w:ascii="Arial" w:hAnsi="Arial"/>
-                <w:b/>
-                <w:sz w:val="16"/>
-              </w:rPr>
-              <w:t>Note</w:t>
+            <w:tcW w:type="dxa" w:w="1134"/>
+            <w:shd w:val="clear" w:color="auto" w:fill="D9D9D9"/>
+          </w:tcPr>
+          <w:p>
+            <w:r/>
+            <w:r>
+              <w:rPr>
+                <w:rFonts w:ascii="Verdana" w:hAnsi="Verdana"/>
+                <w:b w:val="0"/>
+                <w:sz w:val="16"/>
+              </w:rPr>
+              <w:t>CIFRA DE CLAVE</w:t>
+            </w:r>
+          </w:p>
+        </w:tc>
+        <w:tc>
+          <w:tcPr>
+            <w:tcW w:type="dxa" w:w="5046"/>
+            <w:shd w:val="clear" w:color="auto" w:fill="D9D9D9"/>
+          </w:tcPr>
+          <w:p>
+            <w:r/>
+            <w:r>
+              <w:rPr>
+                <w:rFonts w:ascii="Verdana" w:hAnsi="Verdana"/>
+                <w:b w:val="0"/>
+                <w:sz w:val="16"/>
+              </w:rPr>
+              <w:t>SIGNIFICADO</w:t>
+            </w:r>
+          </w:p>
+        </w:tc>
+        <w:tc>
+          <w:tcPr>
+            <w:tcW w:type="dxa" w:w="5046"/>
+            <w:shd w:val="clear" w:color="auto" w:fill="D9D9D9"/>
+          </w:tcPr>
+          <w:p>
+            <w:r/>
+            <w:r>
+              <w:rPr>
+                <w:rFonts w:ascii="Verdana" w:hAnsi="Verdana"/>
+                <w:b w:val="0"/>
+                <w:sz w:val="16"/>
+              </w:rPr>
+              <w:t>NOTA</w:t>
             </w:r>
           </w:p>
         </w:tc>
@@ -5584,7 +5634,7 @@
             <w:r/>
             <w:r>
               <w:rPr>
-                <w:rFonts w:ascii="Arial" w:hAnsi="Arial"/>
+                <w:rFonts w:ascii="Verdana" w:hAnsi="Verdana"/>
                 <w:b w:val="0"/>
                 <w:sz w:val="16"/>
               </w:rPr>
@@ -5600,7 +5650,7 @@
             <w:r/>
             <w:r>
               <w:rPr>
-                <w:rFonts w:ascii="Arial" w:hAnsi="Arial"/>
+                <w:rFonts w:ascii="Verdana" w:hAnsi="Verdana"/>
                 <w:b w:val="0"/>
                 <w:sz w:val="16"/>
               </w:rPr>
@@ -5616,7 +5666,7 @@
             <w:r/>
             <w:r>
               <w:rPr>
-                <w:rFonts w:ascii="Arial" w:hAnsi="Arial"/>
+                <w:rFonts w:ascii="Verdana" w:hAnsi="Verdana"/>
                 <w:b w:val="0"/>
                 <w:sz w:val="16"/>
               </w:rPr>
@@ -5633,7 +5683,7 @@
             <w:r/>
             <w:r>
               <w:rPr>
-                <w:rFonts w:ascii="Arial" w:hAnsi="Arial"/>
+                <w:rFonts w:ascii="Verdana" w:hAnsi="Verdana"/>
                 <w:b w:val="0"/>
                 <w:sz w:val="16"/>
               </w:rPr>
@@ -5649,7 +5699,7 @@
             <w:r/>
             <w:r>
               <w:rPr>
-                <w:rFonts w:ascii="Arial" w:hAnsi="Arial"/>
+                <w:rFonts w:ascii="Verdana" w:hAnsi="Verdana"/>
                 <w:b w:val="0"/>
                 <w:sz w:val="16"/>
               </w:rPr>
@@ -5665,7 +5715,7 @@
             <w:r/>
             <w:r>
               <w:rPr>
-                <w:rFonts w:ascii="Arial" w:hAnsi="Arial"/>
+                <w:rFonts w:ascii="Verdana" w:hAnsi="Verdana"/>
                 <w:b w:val="0"/>
                 <w:sz w:val="16"/>
               </w:rPr>
@@ -5682,7 +5732,7 @@
             <w:r/>
             <w:r>
               <w:rPr>
-                <w:rFonts w:ascii="Arial" w:hAnsi="Arial"/>
+                <w:rFonts w:ascii="Verdana" w:hAnsi="Verdana"/>
                 <w:b w:val="0"/>
                 <w:sz w:val="16"/>
               </w:rPr>
@@ -5698,7 +5748,7 @@
             <w:r/>
             <w:r>
               <w:rPr>
-                <w:rFonts w:ascii="Arial" w:hAnsi="Arial"/>
+                <w:rFonts w:ascii="Verdana" w:hAnsi="Verdana"/>
                 <w:b w:val="0"/>
                 <w:sz w:val="16"/>
               </w:rPr>
@@ -5714,7 +5764,7 @@
             <w:r/>
             <w:r>
               <w:rPr>
-                <w:rFonts w:ascii="Arial" w:hAnsi="Arial"/>
+                <w:rFonts w:ascii="Verdana" w:hAnsi="Verdana"/>
                 <w:b w:val="0"/>
                 <w:sz w:val="16"/>
               </w:rPr>
@@ -5731,7 +5781,7 @@
             <w:r/>
             <w:r>
               <w:rPr>
-                <w:rFonts w:ascii="Arial" w:hAnsi="Arial"/>
+                <w:rFonts w:ascii="Verdana" w:hAnsi="Verdana"/>
                 <w:b w:val="0"/>
                 <w:sz w:val="16"/>
               </w:rPr>
@@ -5747,7 +5797,7 @@
             <w:r/>
             <w:r>
               <w:rPr>
-                <w:rFonts w:ascii="Arial" w:hAnsi="Arial"/>
+                <w:rFonts w:ascii="Verdana" w:hAnsi="Verdana"/>
                 <w:b w:val="0"/>
                 <w:sz w:val="16"/>
               </w:rPr>
@@ -5763,7 +5813,7 @@
             <w:r/>
             <w:r>
               <w:rPr>
-                <w:rFonts w:ascii="Arial" w:hAnsi="Arial"/>
+                <w:rFonts w:ascii="Verdana" w:hAnsi="Verdana"/>
                 <w:b w:val="0"/>
                 <w:sz w:val="16"/>
               </w:rPr>
@@ -5780,7 +5830,7 @@
             <w:r/>
             <w:r>
               <w:rPr>
-                <w:rFonts w:ascii="Arial" w:hAnsi="Arial"/>
+                <w:rFonts w:ascii="Verdana" w:hAnsi="Verdana"/>
                 <w:b w:val="0"/>
                 <w:sz w:val="16"/>
               </w:rPr>
@@ -5796,7 +5846,7 @@
             <w:r/>
             <w:r>
               <w:rPr>
-                <w:rFonts w:ascii="Arial" w:hAnsi="Arial"/>
+                <w:rFonts w:ascii="Verdana" w:hAnsi="Verdana"/>
                 <w:b w:val="0"/>
                 <w:sz w:val="16"/>
               </w:rPr>
@@ -5812,7 +5862,7 @@
             <w:r/>
             <w:r>
               <w:rPr>
-                <w:rFonts w:ascii="Arial" w:hAnsi="Arial"/>
+                <w:rFonts w:ascii="Verdana" w:hAnsi="Verdana"/>
                 <w:b w:val="0"/>
                 <w:sz w:val="16"/>
               </w:rPr>
@@ -5829,7 +5879,7 @@
             <w:r/>
             <w:r>
               <w:rPr>
-                <w:rFonts w:ascii="Arial" w:hAnsi="Arial"/>
+                <w:rFonts w:ascii="Verdana" w:hAnsi="Verdana"/>
                 <w:b w:val="0"/>
                 <w:sz w:val="16"/>
               </w:rPr>
@@ -5845,7 +5895,7 @@
             <w:r/>
             <w:r>
               <w:rPr>
-                <w:rFonts w:ascii="Arial" w:hAnsi="Arial"/>
+                <w:rFonts w:ascii="Verdana" w:hAnsi="Verdana"/>
                 <w:b w:val="0"/>
                 <w:sz w:val="16"/>
               </w:rPr>
@@ -5861,7 +5911,7 @@
             <w:r/>
             <w:r>
               <w:rPr>
-                <w:rFonts w:ascii="Arial" w:hAnsi="Arial"/>
+                <w:rFonts w:ascii="Verdana" w:hAnsi="Verdana"/>
                 <w:b w:val="0"/>
                 <w:sz w:val="16"/>
               </w:rPr>
@@ -5878,7 +5928,7 @@
             <w:r/>
             <w:r>
               <w:rPr>
-                <w:rFonts w:ascii="Arial" w:hAnsi="Arial"/>
+                <w:rFonts w:ascii="Verdana" w:hAnsi="Verdana"/>
                 <w:b w:val="0"/>
                 <w:sz w:val="16"/>
               </w:rPr>
@@ -5894,7 +5944,7 @@
             <w:r/>
             <w:r>
               <w:rPr>
-                <w:rFonts w:ascii="Arial" w:hAnsi="Arial"/>
+                <w:rFonts w:ascii="Verdana" w:hAnsi="Verdana"/>
                 <w:b w:val="0"/>
                 <w:sz w:val="16"/>
               </w:rPr>
@@ -5910,7 +5960,7 @@
             <w:r/>
             <w:r>
               <w:rPr>
-                <w:rFonts w:ascii="Arial" w:hAnsi="Arial"/>
+                <w:rFonts w:ascii="Verdana" w:hAnsi="Verdana"/>
                 <w:b w:val="0"/>
                 <w:sz w:val="16"/>
               </w:rPr>
@@ -5927,7 +5977,7 @@
             <w:r/>
             <w:r>
               <w:rPr>
-                <w:rFonts w:ascii="Arial" w:hAnsi="Arial"/>
+                <w:rFonts w:ascii="Verdana" w:hAnsi="Verdana"/>
                 <w:b w:val="0"/>
                 <w:sz w:val="16"/>
               </w:rPr>
@@ -5943,7 +5993,7 @@
             <w:r/>
             <w:r>
               <w:rPr>
-                <w:rFonts w:ascii="Arial" w:hAnsi="Arial"/>
+                <w:rFonts w:ascii="Verdana" w:hAnsi="Verdana"/>
                 <w:b w:val="0"/>
                 <w:sz w:val="16"/>
               </w:rPr>
@@ -5959,7 +6009,7 @@
             <w:r/>
             <w:r>
               <w:rPr>
-                <w:rFonts w:ascii="Arial" w:hAnsi="Arial"/>
+                <w:rFonts w:ascii="Verdana" w:hAnsi="Verdana"/>
                 <w:b w:val="0"/>
                 <w:sz w:val="16"/>
               </w:rPr>
@@ -5976,7 +6026,7 @@
             <w:r/>
             <w:r>
               <w:rPr>
-                <w:rFonts w:ascii="Arial" w:hAnsi="Arial"/>
+                <w:rFonts w:ascii="Verdana" w:hAnsi="Verdana"/>
                 <w:b w:val="0"/>
                 <w:sz w:val="16"/>
               </w:rPr>
@@ -5992,7 +6042,7 @@
             <w:r/>
             <w:r>
               <w:rPr>
-                <w:rFonts w:ascii="Arial" w:hAnsi="Arial"/>
+                <w:rFonts w:ascii="Verdana" w:hAnsi="Verdana"/>
                 <w:b w:val="0"/>
                 <w:sz w:val="16"/>
               </w:rPr>
@@ -6008,7 +6058,7 @@
             <w:r/>
             <w:r>
               <w:rPr>
-                <w:rFonts w:ascii="Arial" w:hAnsi="Arial"/>
+                <w:rFonts w:ascii="Verdana" w:hAnsi="Verdana"/>
                 <w:b w:val="0"/>
                 <w:sz w:val="16"/>
               </w:rPr>
@@ -6025,7 +6075,7 @@
             <w:r/>
             <w:r>
               <w:rPr>
-                <w:rFonts w:ascii="Arial" w:hAnsi="Arial"/>
+                <w:rFonts w:ascii="Verdana" w:hAnsi="Verdana"/>
                 <w:b w:val="0"/>
                 <w:sz w:val="16"/>
               </w:rPr>
@@ -6041,7 +6091,7 @@
             <w:r/>
             <w:r>
               <w:rPr>
-                <w:rFonts w:ascii="Arial" w:hAnsi="Arial"/>
+                <w:rFonts w:ascii="Verdana" w:hAnsi="Verdana"/>
                 <w:b w:val="0"/>
                 <w:sz w:val="16"/>
               </w:rPr>
@@ -6057,7 +6107,7 @@
             <w:r/>
             <w:r>
               <w:rPr>
-                <w:rFonts w:ascii="Arial" w:hAnsi="Arial"/>
+                <w:rFonts w:ascii="Verdana" w:hAnsi="Verdana"/>
                 <w:b w:val="0"/>
                 <w:sz w:val="16"/>
               </w:rPr>
@@ -6074,7 +6124,7 @@
             <w:r/>
             <w:r>
               <w:rPr>
-                <w:rFonts w:ascii="Arial" w:hAnsi="Arial"/>
+                <w:rFonts w:ascii="Verdana" w:hAnsi="Verdana"/>
                 <w:b w:val="0"/>
                 <w:sz w:val="16"/>
               </w:rPr>
@@ -6090,7 +6140,7 @@
             <w:r/>
             <w:r>
               <w:rPr>
-                <w:rFonts w:ascii="Arial" w:hAnsi="Arial"/>
+                <w:rFonts w:ascii="Verdana" w:hAnsi="Verdana"/>
                 <w:b w:val="0"/>
                 <w:sz w:val="16"/>
               </w:rPr>
@@ -6106,7 +6156,7 @@
             <w:r/>
             <w:r>
               <w:rPr>
-                <w:rFonts w:ascii="Arial" w:hAnsi="Arial"/>
+                <w:rFonts w:ascii="Verdana" w:hAnsi="Verdana"/>
                 <w:b w:val="0"/>
                 <w:sz w:val="16"/>
               </w:rPr>
@@ -6123,7 +6173,7 @@
             <w:r/>
             <w:r>
               <w:rPr>
-                <w:rFonts w:ascii="Arial" w:hAnsi="Arial"/>
+                <w:rFonts w:ascii="Verdana" w:hAnsi="Verdana"/>
                 <w:b w:val="0"/>
                 <w:sz w:val="16"/>
               </w:rPr>
@@ -6139,7 +6189,7 @@
             <w:r/>
             <w:r>
               <w:rPr>
-                <w:rFonts w:ascii="Arial" w:hAnsi="Arial"/>
+                <w:rFonts w:ascii="Verdana" w:hAnsi="Verdana"/>
                 <w:b w:val="0"/>
                 <w:sz w:val="16"/>
               </w:rPr>
@@ -6155,7 +6205,7 @@
             <w:r/>
             <w:r>
               <w:rPr>
-                <w:rFonts w:ascii="Arial" w:hAnsi="Arial"/>
+                <w:rFonts w:ascii="Verdana" w:hAnsi="Verdana"/>
                 <w:b w:val="0"/>
                 <w:sz w:val="16"/>
               </w:rPr>
@@ -6168,7 +6218,7 @@
     <w:p>
       <w:r>
         <w:rPr>
-          <w:rFonts w:ascii="Arial" w:hAnsi="Arial"/>
+          <w:rFonts w:ascii="Verdana" w:hAnsi="Verdana"/>
           <w:b/>
           <w:sz w:val="18"/>
         </w:rPr>
@@ -6181,6 +6231,20 @@
         <w:tblW w:type="auto" w:w="0"/>
         <w:jc w:val="center"/>
         <w:tblLook w:firstColumn="1" w:firstRow="1" w:lastColumn="0" w:lastRow="0" w:noHBand="0" w:noVBand="1" w:val="04A0"/>
+        <w:tblBorders>
+          <w:top w:val="single" w:sz="4" w:space="0" w:color="595959"/>
+          <w:left w:val="single" w:sz="4" w:space="0" w:color="595959"/>
+          <w:bottom w:val="single" w:sz="4" w:space="0" w:color="595959"/>
+          <w:right w:val="single" w:sz="4" w:space="0" w:color="595959"/>
+          <w:insideH w:val="single" w:sz="4" w:space="0" w:color="595959"/>
+          <w:insideV w:val="single" w:sz="4" w:space="0" w:color="595959"/>
+        </w:tblBorders>
+        <w:tblCellMar>
+          <w:top w:w="85" w:type="dxa"/>
+          <w:left w:w="85" w:type="dxa"/>
+          <w:bottom w:w="85" w:type="dxa"/>
+          <w:right w:w="85" w:type="dxa"/>
+        </w:tblCellMar>
       </w:tblPr>
       <w:tblGrid>
         <w:gridCol w:w="5046"/>
@@ -6190,61 +6254,52 @@
       <w:tr>
         <w:tc>
           <w:tcPr>
-            <w:tcW w:type="dxa" w:w="5046"/>
-            <w:shd w:val="clear" w:color="auto" w:fill="D9E2F3"/>
-          </w:tcPr>
-          <w:p>
-            <w:pPr>
-              <w:jc w:val="center"/>
-            </w:pPr>
-            <w:r/>
-            <w:r>
-              <w:rPr>
-                <w:rFonts w:ascii="Arial" w:hAnsi="Arial"/>
-                <w:b/>
-                <w:sz w:val="16"/>
-              </w:rPr>
-              <w:t>Code Figure</w:t>
-            </w:r>
-          </w:p>
-        </w:tc>
-        <w:tc>
-          <w:tcPr>
-            <w:tcW w:type="dxa" w:w="5046"/>
-            <w:shd w:val="clear" w:color="auto" w:fill="D9E2F3"/>
-          </w:tcPr>
-          <w:p>
-            <w:pPr>
-              <w:jc w:val="center"/>
-            </w:pPr>
-            <w:r/>
-            <w:r>
-              <w:rPr>
-                <w:rFonts w:ascii="Arial" w:hAnsi="Arial"/>
-                <w:b/>
-                <w:sz w:val="16"/>
-              </w:rPr>
-              <w:t>Entry Name</w:t>
-            </w:r>
-          </w:p>
-        </w:tc>
-        <w:tc>
-          <w:tcPr>
-            <w:tcW w:type="dxa" w:w="5046"/>
-            <w:shd w:val="clear" w:color="auto" w:fill="D9E2F3"/>
-          </w:tcPr>
-          <w:p>
-            <w:pPr>
-              <w:jc w:val="center"/>
-            </w:pPr>
-            <w:r/>
-            <w:r>
-              <w:rPr>
-                <w:rFonts w:ascii="Arial" w:hAnsi="Arial"/>
-                <w:b/>
-                <w:sz w:val="16"/>
-              </w:rPr>
-              <w:t>Note</w:t>
+            <w:tcW w:type="dxa" w:w="1134"/>
+            <w:shd w:val="clear" w:color="auto" w:fill="D9D9D9"/>
+          </w:tcPr>
+          <w:p>
+            <w:r/>
+            <w:r>
+              <w:rPr>
+                <w:rFonts w:ascii="Verdana" w:hAnsi="Verdana"/>
+                <w:b w:val="0"/>
+                <w:sz w:val="16"/>
+              </w:rPr>
+              <w:t>CIFRA DE CLAVE</w:t>
+            </w:r>
+          </w:p>
+        </w:tc>
+        <w:tc>
+          <w:tcPr>
+            <w:tcW w:type="dxa" w:w="5046"/>
+            <w:shd w:val="clear" w:color="auto" w:fill="D9D9D9"/>
+          </w:tcPr>
+          <w:p>
+            <w:r/>
+            <w:r>
+              <w:rPr>
+                <w:rFonts w:ascii="Verdana" w:hAnsi="Verdana"/>
+                <w:b w:val="0"/>
+                <w:sz w:val="16"/>
+              </w:rPr>
+              <w:t>SIGNIFICADO</w:t>
+            </w:r>
+          </w:p>
+        </w:tc>
+        <w:tc>
+          <w:tcPr>
+            <w:tcW w:type="dxa" w:w="5046"/>
+            <w:shd w:val="clear" w:color="auto" w:fill="D9D9D9"/>
+          </w:tcPr>
+          <w:p>
+            <w:r/>
+            <w:r>
+              <w:rPr>
+                <w:rFonts w:ascii="Verdana" w:hAnsi="Verdana"/>
+                <w:b w:val="0"/>
+                <w:sz w:val="16"/>
+              </w:rPr>
+              <w:t>NOTA</w:t>
             </w:r>
           </w:p>
         </w:tc>
@@ -6258,7 +6313,7 @@
             <w:r/>
             <w:r>
               <w:rPr>
-                <w:rFonts w:ascii="Arial" w:hAnsi="Arial"/>
+                <w:rFonts w:ascii="Verdana" w:hAnsi="Verdana"/>
                 <w:b w:val="0"/>
                 <w:sz w:val="16"/>
               </w:rPr>
@@ -6274,7 +6329,7 @@
             <w:r/>
             <w:r>
               <w:rPr>
-                <w:rFonts w:ascii="Arial" w:hAnsi="Arial"/>
+                <w:rFonts w:ascii="Verdana" w:hAnsi="Verdana"/>
                 <w:b w:val="0"/>
                 <w:sz w:val="16"/>
               </w:rPr>
@@ -6290,7 +6345,7 @@
             <w:r/>
             <w:r>
               <w:rPr>
-                <w:rFonts w:ascii="Arial" w:hAnsi="Arial"/>
+                <w:rFonts w:ascii="Verdana" w:hAnsi="Verdana"/>
                 <w:b w:val="0"/>
                 <w:sz w:val="16"/>
               </w:rPr>
@@ -6307,7 +6362,7 @@
             <w:r/>
             <w:r>
               <w:rPr>
-                <w:rFonts w:ascii="Arial" w:hAnsi="Arial"/>
+                <w:rFonts w:ascii="Verdana" w:hAnsi="Verdana"/>
                 <w:b w:val="0"/>
                 <w:sz w:val="16"/>
               </w:rPr>
@@ -6323,7 +6378,7 @@
             <w:r/>
             <w:r>
               <w:rPr>
-                <w:rFonts w:ascii="Arial" w:hAnsi="Arial"/>
+                <w:rFonts w:ascii="Verdana" w:hAnsi="Verdana"/>
                 <w:b w:val="0"/>
                 <w:sz w:val="16"/>
               </w:rPr>
@@ -6339,7 +6394,7 @@
             <w:r/>
             <w:r>
               <w:rPr>
-                <w:rFonts w:ascii="Arial" w:hAnsi="Arial"/>
+                <w:rFonts w:ascii="Verdana" w:hAnsi="Verdana"/>
                 <w:b w:val="0"/>
                 <w:sz w:val="16"/>
               </w:rPr>
@@ -6356,7 +6411,7 @@
             <w:r/>
             <w:r>
               <w:rPr>
-                <w:rFonts w:ascii="Arial" w:hAnsi="Arial"/>
+                <w:rFonts w:ascii="Verdana" w:hAnsi="Verdana"/>
                 <w:b w:val="0"/>
                 <w:sz w:val="16"/>
               </w:rPr>
@@ -6372,7 +6427,7 @@
             <w:r/>
             <w:r>
               <w:rPr>
-                <w:rFonts w:ascii="Arial" w:hAnsi="Arial"/>
+                <w:rFonts w:ascii="Verdana" w:hAnsi="Verdana"/>
                 <w:b w:val="0"/>
                 <w:sz w:val="16"/>
               </w:rPr>
@@ -6388,7 +6443,7 @@
             <w:r/>
             <w:r>
               <w:rPr>
-                <w:rFonts w:ascii="Arial" w:hAnsi="Arial"/>
+                <w:rFonts w:ascii="Verdana" w:hAnsi="Verdana"/>
                 <w:b w:val="0"/>
                 <w:sz w:val="16"/>
               </w:rPr>
@@ -6405,7 +6460,7 @@
             <w:r/>
             <w:r>
               <w:rPr>
-                <w:rFonts w:ascii="Arial" w:hAnsi="Arial"/>
+                <w:rFonts w:ascii="Verdana" w:hAnsi="Verdana"/>
                 <w:b w:val="0"/>
                 <w:sz w:val="16"/>
               </w:rPr>
@@ -6421,7 +6476,7 @@
             <w:r/>
             <w:r>
               <w:rPr>
-                <w:rFonts w:ascii="Arial" w:hAnsi="Arial"/>
+                <w:rFonts w:ascii="Verdana" w:hAnsi="Verdana"/>
                 <w:b w:val="0"/>
                 <w:sz w:val="16"/>
               </w:rPr>
@@ -6437,7 +6492,7 @@
             <w:r/>
             <w:r>
               <w:rPr>
-                <w:rFonts w:ascii="Arial" w:hAnsi="Arial"/>
+                <w:rFonts w:ascii="Verdana" w:hAnsi="Verdana"/>
                 <w:b w:val="0"/>
                 <w:sz w:val="16"/>
               </w:rPr>
@@ -6454,7 +6509,7 @@
             <w:r/>
             <w:r>
               <w:rPr>
-                <w:rFonts w:ascii="Arial" w:hAnsi="Arial"/>
+                <w:rFonts w:ascii="Verdana" w:hAnsi="Verdana"/>
                 <w:b w:val="0"/>
                 <w:sz w:val="16"/>
               </w:rPr>
@@ -6470,7 +6525,7 @@
             <w:r/>
             <w:r>
               <w:rPr>
-                <w:rFonts w:ascii="Arial" w:hAnsi="Arial"/>
+                <w:rFonts w:ascii="Verdana" w:hAnsi="Verdana"/>
                 <w:b w:val="0"/>
                 <w:sz w:val="16"/>
               </w:rPr>
@@ -6486,7 +6541,7 @@
             <w:r/>
             <w:r>
               <w:rPr>
-                <w:rFonts w:ascii="Arial" w:hAnsi="Arial"/>
+                <w:rFonts w:ascii="Verdana" w:hAnsi="Verdana"/>
                 <w:b w:val="0"/>
                 <w:sz w:val="16"/>
               </w:rPr>
@@ -6503,7 +6558,7 @@
             <w:r/>
             <w:r>
               <w:rPr>
-                <w:rFonts w:ascii="Arial" w:hAnsi="Arial"/>
+                <w:rFonts w:ascii="Verdana" w:hAnsi="Verdana"/>
                 <w:b w:val="0"/>
                 <w:sz w:val="16"/>
               </w:rPr>
@@ -6519,7 +6574,7 @@
             <w:r/>
             <w:r>
               <w:rPr>
-                <w:rFonts w:ascii="Arial" w:hAnsi="Arial"/>
+                <w:rFonts w:ascii="Verdana" w:hAnsi="Verdana"/>
                 <w:b w:val="0"/>
                 <w:sz w:val="16"/>
               </w:rPr>
@@ -6535,7 +6590,7 @@
             <w:r/>
             <w:r>
               <w:rPr>
-                <w:rFonts w:ascii="Arial" w:hAnsi="Arial"/>
+                <w:rFonts w:ascii="Verdana" w:hAnsi="Verdana"/>
                 <w:b w:val="0"/>
                 <w:sz w:val="16"/>
               </w:rPr>
@@ -6552,7 +6607,7 @@
             <w:r/>
             <w:r>
               <w:rPr>
-                <w:rFonts w:ascii="Arial" w:hAnsi="Arial"/>
+                <w:rFonts w:ascii="Verdana" w:hAnsi="Verdana"/>
                 <w:b w:val="0"/>
                 <w:sz w:val="16"/>
               </w:rPr>
@@ -6568,7 +6623,7 @@
             <w:r/>
             <w:r>
               <w:rPr>
-                <w:rFonts w:ascii="Arial" w:hAnsi="Arial"/>
+                <w:rFonts w:ascii="Verdana" w:hAnsi="Verdana"/>
                 <w:b w:val="0"/>
                 <w:sz w:val="16"/>
               </w:rPr>
@@ -6584,7 +6639,7 @@
             <w:r/>
             <w:r>
               <w:rPr>
-                <w:rFonts w:ascii="Arial" w:hAnsi="Arial"/>
+                <w:rFonts w:ascii="Verdana" w:hAnsi="Verdana"/>
                 <w:b w:val="0"/>
                 <w:sz w:val="16"/>
               </w:rPr>
@@ -6601,7 +6656,7 @@
             <w:r/>
             <w:r>
               <w:rPr>
-                <w:rFonts w:ascii="Arial" w:hAnsi="Arial"/>
+                <w:rFonts w:ascii="Verdana" w:hAnsi="Verdana"/>
                 <w:b w:val="0"/>
                 <w:sz w:val="16"/>
               </w:rPr>
@@ -6617,7 +6672,7 @@
             <w:r/>
             <w:r>
               <w:rPr>
-                <w:rFonts w:ascii="Arial" w:hAnsi="Arial"/>
+                <w:rFonts w:ascii="Verdana" w:hAnsi="Verdana"/>
                 <w:b w:val="0"/>
                 <w:sz w:val="16"/>
               </w:rPr>
@@ -6633,7 +6688,7 @@
             <w:r/>
             <w:r>
               <w:rPr>
-                <w:rFonts w:ascii="Arial" w:hAnsi="Arial"/>
+                <w:rFonts w:ascii="Verdana" w:hAnsi="Verdana"/>
                 <w:b w:val="0"/>
                 <w:sz w:val="16"/>
               </w:rPr>
@@ -6650,7 +6705,7 @@
             <w:r/>
             <w:r>
               <w:rPr>
-                <w:rFonts w:ascii="Arial" w:hAnsi="Arial"/>
+                <w:rFonts w:ascii="Verdana" w:hAnsi="Verdana"/>
                 <w:b w:val="0"/>
                 <w:sz w:val="16"/>
               </w:rPr>
@@ -6666,7 +6721,7 @@
             <w:r/>
             <w:r>
               <w:rPr>
-                <w:rFonts w:ascii="Arial" w:hAnsi="Arial"/>
+                <w:rFonts w:ascii="Verdana" w:hAnsi="Verdana"/>
                 <w:b w:val="0"/>
                 <w:sz w:val="16"/>
               </w:rPr>
@@ -6682,7 +6737,7 @@
             <w:r/>
             <w:r>
               <w:rPr>
-                <w:rFonts w:ascii="Arial" w:hAnsi="Arial"/>
+                <w:rFonts w:ascii="Verdana" w:hAnsi="Verdana"/>
                 <w:b w:val="0"/>
                 <w:sz w:val="16"/>
               </w:rPr>
@@ -6699,7 +6754,7 @@
             <w:r/>
             <w:r>
               <w:rPr>
-                <w:rFonts w:ascii="Arial" w:hAnsi="Arial"/>
+                <w:rFonts w:ascii="Verdana" w:hAnsi="Verdana"/>
                 <w:b w:val="0"/>
                 <w:sz w:val="16"/>
               </w:rPr>
@@ -6715,7 +6770,7 @@
             <w:r/>
             <w:r>
               <w:rPr>
-                <w:rFonts w:ascii="Arial" w:hAnsi="Arial"/>
+                <w:rFonts w:ascii="Verdana" w:hAnsi="Verdana"/>
                 <w:b w:val="0"/>
                 <w:sz w:val="16"/>
               </w:rPr>
@@ -6731,7 +6786,7 @@
             <w:r/>
             <w:r>
               <w:rPr>
-                <w:rFonts w:ascii="Arial" w:hAnsi="Arial"/>
+                <w:rFonts w:ascii="Verdana" w:hAnsi="Verdana"/>
                 <w:b w:val="0"/>
                 <w:sz w:val="16"/>
               </w:rPr>
@@ -6748,7 +6803,7 @@
             <w:r/>
             <w:r>
               <w:rPr>
-                <w:rFonts w:ascii="Arial" w:hAnsi="Arial"/>
+                <w:rFonts w:ascii="Verdana" w:hAnsi="Verdana"/>
                 <w:b w:val="0"/>
                 <w:sz w:val="16"/>
               </w:rPr>
@@ -6764,7 +6819,7 @@
             <w:r/>
             <w:r>
               <w:rPr>
-                <w:rFonts w:ascii="Arial" w:hAnsi="Arial"/>
+                <w:rFonts w:ascii="Verdana" w:hAnsi="Verdana"/>
                 <w:b w:val="0"/>
                 <w:sz w:val="16"/>
               </w:rPr>
@@ -6780,7 +6835,7 @@
             <w:r/>
             <w:r>
               <w:rPr>
-                <w:rFonts w:ascii="Arial" w:hAnsi="Arial"/>
+                <w:rFonts w:ascii="Verdana" w:hAnsi="Verdana"/>
                 <w:b w:val="0"/>
                 <w:sz w:val="16"/>
               </w:rPr>
@@ -6797,7 +6852,7 @@
             <w:r/>
             <w:r>
               <w:rPr>
-                <w:rFonts w:ascii="Arial" w:hAnsi="Arial"/>
+                <w:rFonts w:ascii="Verdana" w:hAnsi="Verdana"/>
                 <w:b w:val="0"/>
                 <w:sz w:val="16"/>
               </w:rPr>
@@ -6813,7 +6868,7 @@
             <w:r/>
             <w:r>
               <w:rPr>
-                <w:rFonts w:ascii="Arial" w:hAnsi="Arial"/>
+                <w:rFonts w:ascii="Verdana" w:hAnsi="Verdana"/>
                 <w:b w:val="0"/>
                 <w:sz w:val="16"/>
               </w:rPr>
@@ -6829,7 +6884,7 @@
             <w:r/>
             <w:r>
               <w:rPr>
-                <w:rFonts w:ascii="Arial" w:hAnsi="Arial"/>
+                <w:rFonts w:ascii="Verdana" w:hAnsi="Verdana"/>
                 <w:b w:val="0"/>
                 <w:sz w:val="16"/>
               </w:rPr>
@@ -6846,7 +6901,7 @@
             <w:r/>
             <w:r>
               <w:rPr>
-                <w:rFonts w:ascii="Arial" w:hAnsi="Arial"/>
+                <w:rFonts w:ascii="Verdana" w:hAnsi="Verdana"/>
                 <w:b w:val="0"/>
                 <w:sz w:val="16"/>
               </w:rPr>
@@ -6862,7 +6917,7 @@
             <w:r/>
             <w:r>
               <w:rPr>
-                <w:rFonts w:ascii="Arial" w:hAnsi="Arial"/>
+                <w:rFonts w:ascii="Verdana" w:hAnsi="Verdana"/>
                 <w:b w:val="0"/>
                 <w:sz w:val="16"/>
               </w:rPr>
@@ -6878,7 +6933,7 @@
             <w:r/>
             <w:r>
               <w:rPr>
-                <w:rFonts w:ascii="Arial" w:hAnsi="Arial"/>
+                <w:rFonts w:ascii="Verdana" w:hAnsi="Verdana"/>
                 <w:b w:val="0"/>
                 <w:sz w:val="16"/>
               </w:rPr>
@@ -6895,7 +6950,7 @@
             <w:r/>
             <w:r>
               <w:rPr>
-                <w:rFonts w:ascii="Arial" w:hAnsi="Arial"/>
+                <w:rFonts w:ascii="Verdana" w:hAnsi="Verdana"/>
                 <w:b w:val="0"/>
                 <w:sz w:val="16"/>
               </w:rPr>
@@ -6911,7 +6966,7 @@
             <w:r/>
             <w:r>
               <w:rPr>
-                <w:rFonts w:ascii="Arial" w:hAnsi="Arial"/>
+                <w:rFonts w:ascii="Verdana" w:hAnsi="Verdana"/>
                 <w:b w:val="0"/>
                 <w:sz w:val="16"/>
               </w:rPr>
@@ -6927,7 +6982,7 @@
             <w:r/>
             <w:r>
               <w:rPr>
-                <w:rFonts w:ascii="Arial" w:hAnsi="Arial"/>
+                <w:rFonts w:ascii="Verdana" w:hAnsi="Verdana"/>
                 <w:b w:val="0"/>
                 <w:sz w:val="16"/>
               </w:rPr>
@@ -6944,7 +6999,7 @@
             <w:r/>
             <w:r>
               <w:rPr>
-                <w:rFonts w:ascii="Arial" w:hAnsi="Arial"/>
+                <w:rFonts w:ascii="Verdana" w:hAnsi="Verdana"/>
                 <w:b w:val="0"/>
                 <w:sz w:val="16"/>
               </w:rPr>
@@ -6960,7 +7015,7 @@
             <w:r/>
             <w:r>
               <w:rPr>
-                <w:rFonts w:ascii="Arial" w:hAnsi="Arial"/>
+                <w:rFonts w:ascii="Verdana" w:hAnsi="Verdana"/>
                 <w:b w:val="0"/>
                 <w:sz w:val="16"/>
               </w:rPr>
@@ -6976,7 +7031,7 @@
             <w:r/>
             <w:r>
               <w:rPr>
-                <w:rFonts w:ascii="Arial" w:hAnsi="Arial"/>
+                <w:rFonts w:ascii="Verdana" w:hAnsi="Verdana"/>
                 <w:b w:val="0"/>
                 <w:sz w:val="16"/>
               </w:rPr>
@@ -6993,7 +7048,7 @@
             <w:r/>
             <w:r>
               <w:rPr>
-                <w:rFonts w:ascii="Arial" w:hAnsi="Arial"/>
+                <w:rFonts w:ascii="Verdana" w:hAnsi="Verdana"/>
                 <w:b w:val="0"/>
                 <w:sz w:val="16"/>
               </w:rPr>
@@ -7009,7 +7064,7 @@
             <w:r/>
             <w:r>
               <w:rPr>
-                <w:rFonts w:ascii="Arial" w:hAnsi="Arial"/>
+                <w:rFonts w:ascii="Verdana" w:hAnsi="Verdana"/>
                 <w:b w:val="0"/>
                 <w:sz w:val="16"/>
               </w:rPr>
@@ -7025,7 +7080,7 @@
             <w:r/>
             <w:r>
               <w:rPr>
-                <w:rFonts w:ascii="Arial" w:hAnsi="Arial"/>
+                <w:rFonts w:ascii="Verdana" w:hAnsi="Verdana"/>
                 <w:b w:val="0"/>
                 <w:sz w:val="16"/>
               </w:rPr>
@@ -7042,7 +7097,7 @@
             <w:r/>
             <w:r>
               <w:rPr>
-                <w:rFonts w:ascii="Arial" w:hAnsi="Arial"/>
+                <w:rFonts w:ascii="Verdana" w:hAnsi="Verdana"/>
                 <w:b w:val="0"/>
                 <w:sz w:val="16"/>
               </w:rPr>
@@ -7058,7 +7113,7 @@
             <w:r/>
             <w:r>
               <w:rPr>
-                <w:rFonts w:ascii="Arial" w:hAnsi="Arial"/>
+                <w:rFonts w:ascii="Verdana" w:hAnsi="Verdana"/>
                 <w:b w:val="0"/>
                 <w:sz w:val="16"/>
               </w:rPr>
@@ -7074,7 +7129,7 @@
             <w:r/>
             <w:r>
               <w:rPr>
-                <w:rFonts w:ascii="Arial" w:hAnsi="Arial"/>
+                <w:rFonts w:ascii="Verdana" w:hAnsi="Verdana"/>
                 <w:b w:val="0"/>
                 <w:sz w:val="16"/>
               </w:rPr>
@@ -7087,7 +7142,7 @@
     <w:p>
       <w:r>
         <w:rPr>
-          <w:rFonts w:ascii="Arial" w:hAnsi="Arial"/>
+          <w:rFonts w:ascii="Verdana" w:hAnsi="Verdana"/>
           <w:b/>
           <w:sz w:val="18"/>
         </w:rPr>
@@ -7100,6 +7155,20 @@
         <w:tblW w:type="auto" w:w="0"/>
         <w:jc w:val="center"/>
         <w:tblLook w:firstColumn="1" w:firstRow="1" w:lastColumn="0" w:lastRow="0" w:noHBand="0" w:noVBand="1" w:val="04A0"/>
+        <w:tblBorders>
+          <w:top w:val="single" w:sz="4" w:space="0" w:color="595959"/>
+          <w:left w:val="single" w:sz="4" w:space="0" w:color="595959"/>
+          <w:bottom w:val="single" w:sz="4" w:space="0" w:color="595959"/>
+          <w:right w:val="single" w:sz="4" w:space="0" w:color="595959"/>
+          <w:insideH w:val="single" w:sz="4" w:space="0" w:color="595959"/>
+          <w:insideV w:val="single" w:sz="4" w:space="0" w:color="595959"/>
+        </w:tblBorders>
+        <w:tblCellMar>
+          <w:top w:w="85" w:type="dxa"/>
+          <w:left w:w="85" w:type="dxa"/>
+          <w:bottom w:w="85" w:type="dxa"/>
+          <w:right w:w="85" w:type="dxa"/>
+        </w:tblCellMar>
       </w:tblPr>
       <w:tblGrid>
         <w:gridCol w:w="5046"/>
@@ -7109,61 +7178,52 @@
       <w:tr>
         <w:tc>
           <w:tcPr>
-            <w:tcW w:type="dxa" w:w="5046"/>
-            <w:shd w:val="clear" w:color="auto" w:fill="D9E2F3"/>
-          </w:tcPr>
-          <w:p>
-            <w:pPr>
-              <w:jc w:val="center"/>
-            </w:pPr>
-            <w:r/>
-            <w:r>
-              <w:rPr>
-                <w:rFonts w:ascii="Arial" w:hAnsi="Arial"/>
-                <w:b/>
-                <w:sz w:val="16"/>
-              </w:rPr>
-              <w:t>Code Figure</w:t>
-            </w:r>
-          </w:p>
-        </w:tc>
-        <w:tc>
-          <w:tcPr>
-            <w:tcW w:type="dxa" w:w="5046"/>
-            <w:shd w:val="clear" w:color="auto" w:fill="D9E2F3"/>
-          </w:tcPr>
-          <w:p>
-            <w:pPr>
-              <w:jc w:val="center"/>
-            </w:pPr>
-            <w:r/>
-            <w:r>
-              <w:rPr>
-                <w:rFonts w:ascii="Arial" w:hAnsi="Arial"/>
-                <w:b/>
-                <w:sz w:val="16"/>
-              </w:rPr>
-              <w:t>Entry Name</w:t>
-            </w:r>
-          </w:p>
-        </w:tc>
-        <w:tc>
-          <w:tcPr>
-            <w:tcW w:type="dxa" w:w="5046"/>
-            <w:shd w:val="clear" w:color="auto" w:fill="D9E2F3"/>
-          </w:tcPr>
-          <w:p>
-            <w:pPr>
-              <w:jc w:val="center"/>
-            </w:pPr>
-            <w:r/>
-            <w:r>
-              <w:rPr>
-                <w:rFonts w:ascii="Arial" w:hAnsi="Arial"/>
-                <w:b/>
-                <w:sz w:val="16"/>
-              </w:rPr>
-              <w:t>Note</w:t>
+            <w:tcW w:type="dxa" w:w="1134"/>
+            <w:shd w:val="clear" w:color="auto" w:fill="D9D9D9"/>
+          </w:tcPr>
+          <w:p>
+            <w:r/>
+            <w:r>
+              <w:rPr>
+                <w:rFonts w:ascii="Verdana" w:hAnsi="Verdana"/>
+                <w:b w:val="0"/>
+                <w:sz w:val="16"/>
+              </w:rPr>
+              <w:t>CIFRA DE CLAVE</w:t>
+            </w:r>
+          </w:p>
+        </w:tc>
+        <w:tc>
+          <w:tcPr>
+            <w:tcW w:type="dxa" w:w="5046"/>
+            <w:shd w:val="clear" w:color="auto" w:fill="D9D9D9"/>
+          </w:tcPr>
+          <w:p>
+            <w:r/>
+            <w:r>
+              <w:rPr>
+                <w:rFonts w:ascii="Verdana" w:hAnsi="Verdana"/>
+                <w:b w:val="0"/>
+                <w:sz w:val="16"/>
+              </w:rPr>
+              <w:t>SIGNIFICADO</w:t>
+            </w:r>
+          </w:p>
+        </w:tc>
+        <w:tc>
+          <w:tcPr>
+            <w:tcW w:type="dxa" w:w="5046"/>
+            <w:shd w:val="clear" w:color="auto" w:fill="D9D9D9"/>
+          </w:tcPr>
+          <w:p>
+            <w:r/>
+            <w:r>
+              <w:rPr>
+                <w:rFonts w:ascii="Verdana" w:hAnsi="Verdana"/>
+                <w:b w:val="0"/>
+                <w:sz w:val="16"/>
+              </w:rPr>
+              <w:t>NOTA</w:t>
             </w:r>
           </w:p>
         </w:tc>
@@ -7177,7 +7237,7 @@
             <w:r/>
             <w:r>
               <w:rPr>
-                <w:rFonts w:ascii="Arial" w:hAnsi="Arial"/>
+                <w:rFonts w:ascii="Verdana" w:hAnsi="Verdana"/>
                 <w:b w:val="0"/>
                 <w:sz w:val="16"/>
               </w:rPr>
@@ -7193,7 +7253,7 @@
             <w:r/>
             <w:r>
               <w:rPr>
-                <w:rFonts w:ascii="Arial" w:hAnsi="Arial"/>
+                <w:rFonts w:ascii="Verdana" w:hAnsi="Verdana"/>
                 <w:b w:val="0"/>
                 <w:sz w:val="16"/>
               </w:rPr>
@@ -7209,7 +7269,7 @@
             <w:r/>
             <w:r>
               <w:rPr>
-                <w:rFonts w:ascii="Arial" w:hAnsi="Arial"/>
+                <w:rFonts w:ascii="Verdana" w:hAnsi="Verdana"/>
                 <w:b w:val="0"/>
                 <w:sz w:val="16"/>
               </w:rPr>
@@ -7226,7 +7286,7 @@
             <w:r/>
             <w:r>
               <w:rPr>
-                <w:rFonts w:ascii="Arial" w:hAnsi="Arial"/>
+                <w:rFonts w:ascii="Verdana" w:hAnsi="Verdana"/>
                 <w:b w:val="0"/>
                 <w:sz w:val="16"/>
               </w:rPr>
@@ -7242,7 +7302,7 @@
             <w:r/>
             <w:r>
               <w:rPr>
-                <w:rFonts w:ascii="Arial" w:hAnsi="Arial"/>
+                <w:rFonts w:ascii="Verdana" w:hAnsi="Verdana"/>
                 <w:b w:val="0"/>
                 <w:sz w:val="16"/>
               </w:rPr>
@@ -7258,7 +7318,7 @@
             <w:r/>
             <w:r>
               <w:rPr>
-                <w:rFonts w:ascii="Arial" w:hAnsi="Arial"/>
+                <w:rFonts w:ascii="Verdana" w:hAnsi="Verdana"/>
                 <w:b w:val="0"/>
                 <w:sz w:val="16"/>
               </w:rPr>
@@ -7275,7 +7335,7 @@
             <w:r/>
             <w:r>
               <w:rPr>
-                <w:rFonts w:ascii="Arial" w:hAnsi="Arial"/>
+                <w:rFonts w:ascii="Verdana" w:hAnsi="Verdana"/>
                 <w:b w:val="0"/>
                 <w:sz w:val="16"/>
               </w:rPr>
@@ -7291,7 +7351,7 @@
             <w:r/>
             <w:r>
               <w:rPr>
-                <w:rFonts w:ascii="Arial" w:hAnsi="Arial"/>
+                <w:rFonts w:ascii="Verdana" w:hAnsi="Verdana"/>
                 <w:b w:val="0"/>
                 <w:sz w:val="16"/>
               </w:rPr>
@@ -7307,7 +7367,7 @@
             <w:r/>
             <w:r>
               <w:rPr>
-                <w:rFonts w:ascii="Arial" w:hAnsi="Arial"/>
+                <w:rFonts w:ascii="Verdana" w:hAnsi="Verdana"/>
                 <w:b w:val="0"/>
                 <w:sz w:val="16"/>
               </w:rPr>
@@ -7324,7 +7384,7 @@
             <w:r/>
             <w:r>
               <w:rPr>
-                <w:rFonts w:ascii="Arial" w:hAnsi="Arial"/>
+                <w:rFonts w:ascii="Verdana" w:hAnsi="Verdana"/>
                 <w:b w:val="0"/>
                 <w:sz w:val="16"/>
               </w:rPr>
@@ -7340,7 +7400,7 @@
             <w:r/>
             <w:r>
               <w:rPr>
-                <w:rFonts w:ascii="Arial" w:hAnsi="Arial"/>
+                <w:rFonts w:ascii="Verdana" w:hAnsi="Verdana"/>
                 <w:b w:val="0"/>
                 <w:sz w:val="16"/>
               </w:rPr>
@@ -7356,7 +7416,7 @@
             <w:r/>
             <w:r>
               <w:rPr>
-                <w:rFonts w:ascii="Arial" w:hAnsi="Arial"/>
+                <w:rFonts w:ascii="Verdana" w:hAnsi="Verdana"/>
                 <w:b w:val="0"/>
                 <w:sz w:val="16"/>
               </w:rPr>
@@ -7373,7 +7433,7 @@
             <w:r/>
             <w:r>
               <w:rPr>
-                <w:rFonts w:ascii="Arial" w:hAnsi="Arial"/>
+                <w:rFonts w:ascii="Verdana" w:hAnsi="Verdana"/>
                 <w:b w:val="0"/>
                 <w:sz w:val="16"/>
               </w:rPr>
@@ -7389,7 +7449,7 @@
             <w:r/>
             <w:r>
               <w:rPr>
-                <w:rFonts w:ascii="Arial" w:hAnsi="Arial"/>
+                <w:rFonts w:ascii="Verdana" w:hAnsi="Verdana"/>
                 <w:b w:val="0"/>
                 <w:sz w:val="16"/>
               </w:rPr>
@@ -7405,7 +7465,7 @@
             <w:r/>
             <w:r>
               <w:rPr>
-                <w:rFonts w:ascii="Arial" w:hAnsi="Arial"/>
+                <w:rFonts w:ascii="Verdana" w:hAnsi="Verdana"/>
                 <w:b w:val="0"/>
                 <w:sz w:val="16"/>
               </w:rPr>
@@ -7422,7 +7482,7 @@
             <w:r/>
             <w:r>
               <w:rPr>
-                <w:rFonts w:ascii="Arial" w:hAnsi="Arial"/>
+                <w:rFonts w:ascii="Verdana" w:hAnsi="Verdana"/>
                 <w:b w:val="0"/>
                 <w:sz w:val="16"/>
               </w:rPr>
@@ -7438,7 +7498,7 @@
             <w:r/>
             <w:r>
               <w:rPr>
-                <w:rFonts w:ascii="Arial" w:hAnsi="Arial"/>
+                <w:rFonts w:ascii="Verdana" w:hAnsi="Verdana"/>
                 <w:b w:val="0"/>
                 <w:sz w:val="16"/>
               </w:rPr>
@@ -7454,7 +7514,7 @@
             <w:r/>
             <w:r>
               <w:rPr>
-                <w:rFonts w:ascii="Arial" w:hAnsi="Arial"/>
+                <w:rFonts w:ascii="Verdana" w:hAnsi="Verdana"/>
                 <w:b w:val="0"/>
                 <w:sz w:val="16"/>
               </w:rPr>
@@ -7471,7 +7531,7 @@
             <w:r/>
             <w:r>
               <w:rPr>
-                <w:rFonts w:ascii="Arial" w:hAnsi="Arial"/>
+                <w:rFonts w:ascii="Verdana" w:hAnsi="Verdana"/>
                 <w:b w:val="0"/>
                 <w:sz w:val="16"/>
               </w:rPr>
@@ -7487,7 +7547,7 @@
             <w:r/>
             <w:r>
               <w:rPr>
-                <w:rFonts w:ascii="Arial" w:hAnsi="Arial"/>
+                <w:rFonts w:ascii="Verdana" w:hAnsi="Verdana"/>
                 <w:b w:val="0"/>
                 <w:sz w:val="16"/>
               </w:rPr>
@@ -7503,7 +7563,7 @@
             <w:r/>
             <w:r>
               <w:rPr>
-                <w:rFonts w:ascii="Arial" w:hAnsi="Arial"/>
+                <w:rFonts w:ascii="Verdana" w:hAnsi="Verdana"/>
                 <w:b w:val="0"/>
                 <w:sz w:val="16"/>
               </w:rPr>
@@ -7520,7 +7580,7 @@
             <w:r/>
             <w:r>
               <w:rPr>
-                <w:rFonts w:ascii="Arial" w:hAnsi="Arial"/>
+                <w:rFonts w:ascii="Verdana" w:hAnsi="Verdana"/>
                 <w:b w:val="0"/>
                 <w:sz w:val="16"/>
               </w:rPr>
@@ -7536,7 +7596,7 @@
             <w:r/>
             <w:r>
               <w:rPr>
-                <w:rFonts w:ascii="Arial" w:hAnsi="Arial"/>
+                <w:rFonts w:ascii="Verdana" w:hAnsi="Verdana"/>
                 <w:b w:val="0"/>
                 <w:sz w:val="16"/>
               </w:rPr>
@@ -7552,7 +7612,7 @@
             <w:r/>
             <w:r>
               <w:rPr>
-                <w:rFonts w:ascii="Arial" w:hAnsi="Arial"/>
+                <w:rFonts w:ascii="Verdana" w:hAnsi="Verdana"/>
                 <w:b w:val="0"/>
                 <w:sz w:val="16"/>
               </w:rPr>
@@ -7569,7 +7629,7 @@
             <w:r/>
             <w:r>
               <w:rPr>
-                <w:rFonts w:ascii="Arial" w:hAnsi="Arial"/>
+                <w:rFonts w:ascii="Verdana" w:hAnsi="Verdana"/>
                 <w:b w:val="0"/>
                 <w:sz w:val="16"/>
               </w:rPr>
@@ -7585,7 +7645,7 @@
             <w:r/>
             <w:r>
               <w:rPr>
-                <w:rFonts w:ascii="Arial" w:hAnsi="Arial"/>
+                <w:rFonts w:ascii="Verdana" w:hAnsi="Verdana"/>
                 <w:b w:val="0"/>
                 <w:sz w:val="16"/>
               </w:rPr>
@@ -7601,7 +7661,7 @@
             <w:r/>
             <w:r>
               <w:rPr>
-                <w:rFonts w:ascii="Arial" w:hAnsi="Arial"/>
+                <w:rFonts w:ascii="Verdana" w:hAnsi="Verdana"/>
                 <w:b w:val="0"/>
                 <w:sz w:val="16"/>
               </w:rPr>
@@ -7618,7 +7678,7 @@
             <w:r/>
             <w:r>
               <w:rPr>
-                <w:rFonts w:ascii="Arial" w:hAnsi="Arial"/>
+                <w:rFonts w:ascii="Verdana" w:hAnsi="Verdana"/>
                 <w:b w:val="0"/>
                 <w:sz w:val="16"/>
               </w:rPr>
@@ -7634,7 +7694,7 @@
             <w:r/>
             <w:r>
               <w:rPr>
-                <w:rFonts w:ascii="Arial" w:hAnsi="Arial"/>
+                <w:rFonts w:ascii="Verdana" w:hAnsi="Verdana"/>
                 <w:b w:val="0"/>
                 <w:sz w:val="16"/>
               </w:rPr>
@@ -7650,7 +7710,7 @@
             <w:r/>
             <w:r>
               <w:rPr>
-                <w:rFonts w:ascii="Arial" w:hAnsi="Arial"/>
+                <w:rFonts w:ascii="Verdana" w:hAnsi="Verdana"/>
                 <w:b w:val="0"/>
                 <w:sz w:val="16"/>
               </w:rPr>
@@ -7667,7 +7727,7 @@
             <w:r/>
             <w:r>
               <w:rPr>
-                <w:rFonts w:ascii="Arial" w:hAnsi="Arial"/>
+                <w:rFonts w:ascii="Verdana" w:hAnsi="Verdana"/>
                 <w:b w:val="0"/>
                 <w:sz w:val="16"/>
               </w:rPr>
@@ -7683,7 +7743,7 @@
             <w:r/>
             <w:r>
               <w:rPr>
-                <w:rFonts w:ascii="Arial" w:hAnsi="Arial"/>
+                <w:rFonts w:ascii="Verdana" w:hAnsi="Verdana"/>
                 <w:b w:val="0"/>
                 <w:sz w:val="16"/>
               </w:rPr>
@@ -7699,7 +7759,7 @@
             <w:r/>
             <w:r>
               <w:rPr>
-                <w:rFonts w:ascii="Arial" w:hAnsi="Arial"/>
+                <w:rFonts w:ascii="Verdana" w:hAnsi="Verdana"/>
                 <w:b w:val="0"/>
                 <w:sz w:val="16"/>
               </w:rPr>
@@ -7716,7 +7776,7 @@
             <w:r/>
             <w:r>
               <w:rPr>
-                <w:rFonts w:ascii="Arial" w:hAnsi="Arial"/>
+                <w:rFonts w:ascii="Verdana" w:hAnsi="Verdana"/>
                 <w:b w:val="0"/>
                 <w:sz w:val="16"/>
               </w:rPr>
@@ -7732,7 +7792,7 @@
             <w:r/>
             <w:r>
               <w:rPr>
-                <w:rFonts w:ascii="Arial" w:hAnsi="Arial"/>
+                <w:rFonts w:ascii="Verdana" w:hAnsi="Verdana"/>
                 <w:b w:val="0"/>
                 <w:sz w:val="16"/>
               </w:rPr>
@@ -7748,7 +7808,7 @@
             <w:r/>
             <w:r>
               <w:rPr>
-                <w:rFonts w:ascii="Arial" w:hAnsi="Arial"/>
+                <w:rFonts w:ascii="Verdana" w:hAnsi="Verdana"/>
                 <w:b w:val="0"/>
                 <w:sz w:val="16"/>
               </w:rPr>
@@ -7765,7 +7825,7 @@
             <w:r/>
             <w:r>
               <w:rPr>
-                <w:rFonts w:ascii="Arial" w:hAnsi="Arial"/>
+                <w:rFonts w:ascii="Verdana" w:hAnsi="Verdana"/>
                 <w:b w:val="0"/>
                 <w:sz w:val="16"/>
               </w:rPr>
@@ -7781,7 +7841,7 @@
             <w:r/>
             <w:r>
               <w:rPr>
-                <w:rFonts w:ascii="Arial" w:hAnsi="Arial"/>
+                <w:rFonts w:ascii="Verdana" w:hAnsi="Verdana"/>
                 <w:b w:val="0"/>
                 <w:sz w:val="16"/>
               </w:rPr>
@@ -7797,7 +7857,7 @@
             <w:r/>
             <w:r>
               <w:rPr>
-                <w:rFonts w:ascii="Arial" w:hAnsi="Arial"/>
+                <w:rFonts w:ascii="Verdana" w:hAnsi="Verdana"/>
                 <w:b w:val="0"/>
                 <w:sz w:val="16"/>
               </w:rPr>
@@ -7814,7 +7874,7 @@
             <w:r/>
             <w:r>
               <w:rPr>
-                <w:rFonts w:ascii="Arial" w:hAnsi="Arial"/>
+                <w:rFonts w:ascii="Verdana" w:hAnsi="Verdana"/>
                 <w:b w:val="0"/>
                 <w:sz w:val="16"/>
               </w:rPr>
@@ -7830,7 +7890,7 @@
             <w:r/>
             <w:r>
               <w:rPr>
-                <w:rFonts w:ascii="Arial" w:hAnsi="Arial"/>
+                <w:rFonts w:ascii="Verdana" w:hAnsi="Verdana"/>
                 <w:b w:val="0"/>
                 <w:sz w:val="16"/>
               </w:rPr>
@@ -7846,7 +7906,7 @@
             <w:r/>
             <w:r>
               <w:rPr>
-                <w:rFonts w:ascii="Arial" w:hAnsi="Arial"/>
+                <w:rFonts w:ascii="Verdana" w:hAnsi="Verdana"/>
                 <w:b w:val="0"/>
                 <w:sz w:val="16"/>
               </w:rPr>
@@ -7863,7 +7923,7 @@
             <w:r/>
             <w:r>
               <w:rPr>
-                <w:rFonts w:ascii="Arial" w:hAnsi="Arial"/>
+                <w:rFonts w:ascii="Verdana" w:hAnsi="Verdana"/>
                 <w:b w:val="0"/>
                 <w:sz w:val="16"/>
               </w:rPr>
@@ -7879,7 +7939,7 @@
             <w:r/>
             <w:r>
               <w:rPr>
-                <w:rFonts w:ascii="Arial" w:hAnsi="Arial"/>
+                <w:rFonts w:ascii="Verdana" w:hAnsi="Verdana"/>
                 <w:b w:val="0"/>
                 <w:sz w:val="16"/>
               </w:rPr>
@@ -7895,7 +7955,7 @@
             <w:r/>
             <w:r>
               <w:rPr>
-                <w:rFonts w:ascii="Arial" w:hAnsi="Arial"/>
+                <w:rFonts w:ascii="Verdana" w:hAnsi="Verdana"/>
                 <w:b w:val="0"/>
                 <w:sz w:val="16"/>
               </w:rPr>
@@ -7912,7 +7972,7 @@
             <w:r/>
             <w:r>
               <w:rPr>
-                <w:rFonts w:ascii="Arial" w:hAnsi="Arial"/>
+                <w:rFonts w:ascii="Verdana" w:hAnsi="Verdana"/>
                 <w:b w:val="0"/>
                 <w:sz w:val="16"/>
               </w:rPr>
@@ -7928,7 +7988,7 @@
             <w:r/>
             <w:r>
               <w:rPr>
-                <w:rFonts w:ascii="Arial" w:hAnsi="Arial"/>
+                <w:rFonts w:ascii="Verdana" w:hAnsi="Verdana"/>
                 <w:b w:val="0"/>
                 <w:sz w:val="16"/>
               </w:rPr>
@@ -7944,7 +8004,7 @@
             <w:r/>
             <w:r>
               <w:rPr>
-                <w:rFonts w:ascii="Arial" w:hAnsi="Arial"/>
+                <w:rFonts w:ascii="Verdana" w:hAnsi="Verdana"/>
                 <w:b w:val="0"/>
                 <w:sz w:val="16"/>
               </w:rPr>
@@ -7957,7 +8017,7 @@
     <w:p>
       <w:r>
         <w:rPr>
-          <w:rFonts w:ascii="Arial" w:hAnsi="Arial"/>
+          <w:rFonts w:ascii="Verdana" w:hAnsi="Verdana"/>
           <w:b/>
           <w:sz w:val="18"/>
         </w:rPr>
@@ -7970,6 +8030,20 @@
         <w:tblW w:type="auto" w:w="0"/>
         <w:jc w:val="center"/>
         <w:tblLook w:firstColumn="1" w:firstRow="1" w:lastColumn="0" w:lastRow="0" w:noHBand="0" w:noVBand="1" w:val="04A0"/>
+        <w:tblBorders>
+          <w:top w:val="single" w:sz="4" w:space="0" w:color="595959"/>
+          <w:left w:val="single" w:sz="4" w:space="0" w:color="595959"/>
+          <w:bottom w:val="single" w:sz="4" w:space="0" w:color="595959"/>
+          <w:right w:val="single" w:sz="4" w:space="0" w:color="595959"/>
+          <w:insideH w:val="single" w:sz="4" w:space="0" w:color="595959"/>
+          <w:insideV w:val="single" w:sz="4" w:space="0" w:color="595959"/>
+        </w:tblBorders>
+        <w:tblCellMar>
+          <w:top w:w="85" w:type="dxa"/>
+          <w:left w:w="85" w:type="dxa"/>
+          <w:bottom w:w="85" w:type="dxa"/>
+          <w:right w:w="85" w:type="dxa"/>
+        </w:tblCellMar>
       </w:tblPr>
       <w:tblGrid>
         <w:gridCol w:w="5046"/>
@@ -7979,61 +8053,52 @@
       <w:tr>
         <w:tc>
           <w:tcPr>
-            <w:tcW w:type="dxa" w:w="5046"/>
-            <w:shd w:val="clear" w:color="auto" w:fill="D9E2F3"/>
-          </w:tcPr>
-          <w:p>
-            <w:pPr>
-              <w:jc w:val="center"/>
-            </w:pPr>
-            <w:r/>
-            <w:r>
-              <w:rPr>
-                <w:rFonts w:ascii="Arial" w:hAnsi="Arial"/>
-                <w:b/>
-                <w:sz w:val="16"/>
-              </w:rPr>
-              <w:t>Code Figure</w:t>
-            </w:r>
-          </w:p>
-        </w:tc>
-        <w:tc>
-          <w:tcPr>
-            <w:tcW w:type="dxa" w:w="5046"/>
-            <w:shd w:val="clear" w:color="auto" w:fill="D9E2F3"/>
-          </w:tcPr>
-          <w:p>
-            <w:pPr>
-              <w:jc w:val="center"/>
-            </w:pPr>
-            <w:r/>
-            <w:r>
-              <w:rPr>
-                <w:rFonts w:ascii="Arial" w:hAnsi="Arial"/>
-                <w:b/>
-                <w:sz w:val="16"/>
-              </w:rPr>
-              <w:t>Entry Name</w:t>
-            </w:r>
-          </w:p>
-        </w:tc>
-        <w:tc>
-          <w:tcPr>
-            <w:tcW w:type="dxa" w:w="5046"/>
-            <w:shd w:val="clear" w:color="auto" w:fill="D9E2F3"/>
-          </w:tcPr>
-          <w:p>
-            <w:pPr>
-              <w:jc w:val="center"/>
-            </w:pPr>
-            <w:r/>
-            <w:r>
-              <w:rPr>
-                <w:rFonts w:ascii="Arial" w:hAnsi="Arial"/>
-                <w:b/>
-                <w:sz w:val="16"/>
-              </w:rPr>
-              <w:t>Note</w:t>
+            <w:tcW w:type="dxa" w:w="1134"/>
+            <w:shd w:val="clear" w:color="auto" w:fill="D9D9D9"/>
+          </w:tcPr>
+          <w:p>
+            <w:r/>
+            <w:r>
+              <w:rPr>
+                <w:rFonts w:ascii="Verdana" w:hAnsi="Verdana"/>
+                <w:b w:val="0"/>
+                <w:sz w:val="16"/>
+              </w:rPr>
+              <w:t>CIFRA DE CLAVE</w:t>
+            </w:r>
+          </w:p>
+        </w:tc>
+        <w:tc>
+          <w:tcPr>
+            <w:tcW w:type="dxa" w:w="5046"/>
+            <w:shd w:val="clear" w:color="auto" w:fill="D9D9D9"/>
+          </w:tcPr>
+          <w:p>
+            <w:r/>
+            <w:r>
+              <w:rPr>
+                <w:rFonts w:ascii="Verdana" w:hAnsi="Verdana"/>
+                <w:b w:val="0"/>
+                <w:sz w:val="16"/>
+              </w:rPr>
+              <w:t>SIGNIFICADO</w:t>
+            </w:r>
+          </w:p>
+        </w:tc>
+        <w:tc>
+          <w:tcPr>
+            <w:tcW w:type="dxa" w:w="5046"/>
+            <w:shd w:val="clear" w:color="auto" w:fill="D9D9D9"/>
+          </w:tcPr>
+          <w:p>
+            <w:r/>
+            <w:r>
+              <w:rPr>
+                <w:rFonts w:ascii="Verdana" w:hAnsi="Verdana"/>
+                <w:b w:val="0"/>
+                <w:sz w:val="16"/>
+              </w:rPr>
+              <w:t>NOTA</w:t>
             </w:r>
           </w:p>
         </w:tc>
@@ -8047,7 +8112,7 @@
             <w:r/>
             <w:r>
               <w:rPr>
-                <w:rFonts w:ascii="Arial" w:hAnsi="Arial"/>
+                <w:rFonts w:ascii="Verdana" w:hAnsi="Verdana"/>
                 <w:b w:val="0"/>
                 <w:sz w:val="16"/>
               </w:rPr>
@@ -8063,7 +8128,7 @@
             <w:r/>
             <w:r>
               <w:rPr>
-                <w:rFonts w:ascii="Arial" w:hAnsi="Arial"/>
+                <w:rFonts w:ascii="Verdana" w:hAnsi="Verdana"/>
                 <w:b w:val="0"/>
                 <w:sz w:val="16"/>
               </w:rPr>
@@ -8079,7 +8144,7 @@
             <w:r/>
             <w:r>
               <w:rPr>
-                <w:rFonts w:ascii="Arial" w:hAnsi="Arial"/>
+                <w:rFonts w:ascii="Verdana" w:hAnsi="Verdana"/>
                 <w:b w:val="0"/>
                 <w:sz w:val="16"/>
               </w:rPr>
@@ -8096,7 +8161,7 @@
             <w:r/>
             <w:r>
               <w:rPr>
-                <w:rFonts w:ascii="Arial" w:hAnsi="Arial"/>
+                <w:rFonts w:ascii="Verdana" w:hAnsi="Verdana"/>
                 <w:b w:val="0"/>
                 <w:sz w:val="16"/>
               </w:rPr>
@@ -8112,7 +8177,7 @@
             <w:r/>
             <w:r>
               <w:rPr>
-                <w:rFonts w:ascii="Arial" w:hAnsi="Arial"/>
+                <w:rFonts w:ascii="Verdana" w:hAnsi="Verdana"/>
                 <w:b w:val="0"/>
                 <w:sz w:val="16"/>
               </w:rPr>
@@ -8128,7 +8193,7 @@
             <w:r/>
             <w:r>
               <w:rPr>
-                <w:rFonts w:ascii="Arial" w:hAnsi="Arial"/>
+                <w:rFonts w:ascii="Verdana" w:hAnsi="Verdana"/>
                 <w:b w:val="0"/>
                 <w:sz w:val="16"/>
               </w:rPr>
@@ -8141,7 +8206,7 @@
     <w:p>
       <w:r>
         <w:rPr>
-          <w:rFonts w:ascii="Arial" w:hAnsi="Arial"/>
+          <w:rFonts w:ascii="Verdana" w:hAnsi="Verdana"/>
           <w:b/>
           <w:sz w:val="18"/>
         </w:rPr>
@@ -8154,6 +8219,20 @@
         <w:tblW w:type="auto" w:w="0"/>
         <w:jc w:val="center"/>
         <w:tblLook w:firstColumn="1" w:firstRow="1" w:lastColumn="0" w:lastRow="0" w:noHBand="0" w:noVBand="1" w:val="04A0"/>
+        <w:tblBorders>
+          <w:top w:val="single" w:sz="4" w:space="0" w:color="595959"/>
+          <w:left w:val="single" w:sz="4" w:space="0" w:color="595959"/>
+          <w:bottom w:val="single" w:sz="4" w:space="0" w:color="595959"/>
+          <w:right w:val="single" w:sz="4" w:space="0" w:color="595959"/>
+          <w:insideH w:val="single" w:sz="4" w:space="0" w:color="595959"/>
+          <w:insideV w:val="single" w:sz="4" w:space="0" w:color="595959"/>
+        </w:tblBorders>
+        <w:tblCellMar>
+          <w:top w:w="85" w:type="dxa"/>
+          <w:left w:w="85" w:type="dxa"/>
+          <w:bottom w:w="85" w:type="dxa"/>
+          <w:right w:w="85" w:type="dxa"/>
+        </w:tblCellMar>
       </w:tblPr>
       <w:tblGrid>
         <w:gridCol w:w="5046"/>
@@ -8163,61 +8242,52 @@
       <w:tr>
         <w:tc>
           <w:tcPr>
-            <w:tcW w:type="dxa" w:w="5046"/>
-            <w:shd w:val="clear" w:color="auto" w:fill="D9E2F3"/>
-          </w:tcPr>
-          <w:p>
-            <w:pPr>
-              <w:jc w:val="center"/>
-            </w:pPr>
-            <w:r/>
-            <w:r>
-              <w:rPr>
-                <w:rFonts w:ascii="Arial" w:hAnsi="Arial"/>
-                <w:b/>
-                <w:sz w:val="16"/>
-              </w:rPr>
-              <w:t>Code Figure</w:t>
-            </w:r>
-          </w:p>
-        </w:tc>
-        <w:tc>
-          <w:tcPr>
-            <w:tcW w:type="dxa" w:w="5046"/>
-            <w:shd w:val="clear" w:color="auto" w:fill="D9E2F3"/>
-          </w:tcPr>
-          <w:p>
-            <w:pPr>
-              <w:jc w:val="center"/>
-            </w:pPr>
-            <w:r/>
-            <w:r>
-              <w:rPr>
-                <w:rFonts w:ascii="Arial" w:hAnsi="Arial"/>
-                <w:b/>
-                <w:sz w:val="16"/>
-              </w:rPr>
-              <w:t>Entry Name</w:t>
-            </w:r>
-          </w:p>
-        </w:tc>
-        <w:tc>
-          <w:tcPr>
-            <w:tcW w:type="dxa" w:w="5046"/>
-            <w:shd w:val="clear" w:color="auto" w:fill="D9E2F3"/>
-          </w:tcPr>
-          <w:p>
-            <w:pPr>
-              <w:jc w:val="center"/>
-            </w:pPr>
-            <w:r/>
-            <w:r>
-              <w:rPr>
-                <w:rFonts w:ascii="Arial" w:hAnsi="Arial"/>
-                <w:b/>
-                <w:sz w:val="16"/>
-              </w:rPr>
-              <w:t>Note</w:t>
+            <w:tcW w:type="dxa" w:w="1134"/>
+            <w:shd w:val="clear" w:color="auto" w:fill="D9D9D9"/>
+          </w:tcPr>
+          <w:p>
+            <w:r/>
+            <w:r>
+              <w:rPr>
+                <w:rFonts w:ascii="Verdana" w:hAnsi="Verdana"/>
+                <w:b w:val="0"/>
+                <w:sz w:val="16"/>
+              </w:rPr>
+              <w:t>CIFRA DE CLAVE</w:t>
+            </w:r>
+          </w:p>
+        </w:tc>
+        <w:tc>
+          <w:tcPr>
+            <w:tcW w:type="dxa" w:w="5046"/>
+            <w:shd w:val="clear" w:color="auto" w:fill="D9D9D9"/>
+          </w:tcPr>
+          <w:p>
+            <w:r/>
+            <w:r>
+              <w:rPr>
+                <w:rFonts w:ascii="Verdana" w:hAnsi="Verdana"/>
+                <w:b w:val="0"/>
+                <w:sz w:val="16"/>
+              </w:rPr>
+              <w:t>SIGNIFICADO</w:t>
+            </w:r>
+          </w:p>
+        </w:tc>
+        <w:tc>
+          <w:tcPr>
+            <w:tcW w:type="dxa" w:w="5046"/>
+            <w:shd w:val="clear" w:color="auto" w:fill="D9D9D9"/>
+          </w:tcPr>
+          <w:p>
+            <w:r/>
+            <w:r>
+              <w:rPr>
+                <w:rFonts w:ascii="Verdana" w:hAnsi="Verdana"/>
+                <w:b w:val="0"/>
+                <w:sz w:val="16"/>
+              </w:rPr>
+              <w:t>NOTA</w:t>
             </w:r>
           </w:p>
         </w:tc>
@@ -8231,7 +8301,7 @@
             <w:r/>
             <w:r>
               <w:rPr>
-                <w:rFonts w:ascii="Arial" w:hAnsi="Arial"/>
+                <w:rFonts w:ascii="Verdana" w:hAnsi="Verdana"/>
                 <w:b w:val="0"/>
                 <w:sz w:val="16"/>
               </w:rPr>
@@ -8247,7 +8317,7 @@
             <w:r/>
             <w:r>
               <w:rPr>
-                <w:rFonts w:ascii="Arial" w:hAnsi="Arial"/>
+                <w:rFonts w:ascii="Verdana" w:hAnsi="Verdana"/>
                 <w:b w:val="0"/>
                 <w:sz w:val="16"/>
               </w:rPr>
@@ -8263,7 +8333,7 @@
             <w:r/>
             <w:r>
               <w:rPr>
-                <w:rFonts w:ascii="Arial" w:hAnsi="Arial"/>
+                <w:rFonts w:ascii="Verdana" w:hAnsi="Verdana"/>
                 <w:b w:val="0"/>
                 <w:sz w:val="16"/>
               </w:rPr>
@@ -8280,7 +8350,7 @@
             <w:r/>
             <w:r>
               <w:rPr>
-                <w:rFonts w:ascii="Arial" w:hAnsi="Arial"/>
+                <w:rFonts w:ascii="Verdana" w:hAnsi="Verdana"/>
                 <w:b w:val="0"/>
                 <w:sz w:val="16"/>
               </w:rPr>
@@ -8296,7 +8366,7 @@
             <w:r/>
             <w:r>
               <w:rPr>
-                <w:rFonts w:ascii="Arial" w:hAnsi="Arial"/>
+                <w:rFonts w:ascii="Verdana" w:hAnsi="Verdana"/>
                 <w:b w:val="0"/>
                 <w:sz w:val="16"/>
               </w:rPr>
@@ -8312,7 +8382,7 @@
             <w:r/>
             <w:r>
               <w:rPr>
-                <w:rFonts w:ascii="Arial" w:hAnsi="Arial"/>
+                <w:rFonts w:ascii="Verdana" w:hAnsi="Verdana"/>
                 <w:b w:val="0"/>
                 <w:sz w:val="16"/>
               </w:rPr>
@@ -8329,7 +8399,7 @@
             <w:r/>
             <w:r>
               <w:rPr>
-                <w:rFonts w:ascii="Arial" w:hAnsi="Arial"/>
+                <w:rFonts w:ascii="Verdana" w:hAnsi="Verdana"/>
                 <w:b w:val="0"/>
                 <w:sz w:val="16"/>
               </w:rPr>
@@ -8345,7 +8415,7 @@
             <w:r/>
             <w:r>
               <w:rPr>
-                <w:rFonts w:ascii="Arial" w:hAnsi="Arial"/>
+                <w:rFonts w:ascii="Verdana" w:hAnsi="Verdana"/>
                 <w:b w:val="0"/>
                 <w:sz w:val="16"/>
               </w:rPr>
@@ -8361,7 +8431,7 @@
             <w:r/>
             <w:r>
               <w:rPr>
-                <w:rFonts w:ascii="Arial" w:hAnsi="Arial"/>
+                <w:rFonts w:ascii="Verdana" w:hAnsi="Verdana"/>
                 <w:b w:val="0"/>
                 <w:sz w:val="16"/>
               </w:rPr>
@@ -8378,7 +8448,7 @@
             <w:r/>
             <w:r>
               <w:rPr>
-                <w:rFonts w:ascii="Arial" w:hAnsi="Arial"/>
+                <w:rFonts w:ascii="Verdana" w:hAnsi="Verdana"/>
                 <w:b w:val="0"/>
                 <w:sz w:val="16"/>
               </w:rPr>
@@ -8394,7 +8464,7 @@
             <w:r/>
             <w:r>
               <w:rPr>
-                <w:rFonts w:ascii="Arial" w:hAnsi="Arial"/>
+                <w:rFonts w:ascii="Verdana" w:hAnsi="Verdana"/>
                 <w:b w:val="0"/>
                 <w:sz w:val="16"/>
               </w:rPr>
@@ -8410,7 +8480,7 @@
             <w:r/>
             <w:r>
               <w:rPr>
-                <w:rFonts w:ascii="Arial" w:hAnsi="Arial"/>
+                <w:rFonts w:ascii="Verdana" w:hAnsi="Verdana"/>
                 <w:b w:val="0"/>
                 <w:sz w:val="16"/>
               </w:rPr>
@@ -8423,7 +8493,7 @@
     <w:p>
       <w:r>
         <w:rPr>
-          <w:rFonts w:ascii="Arial" w:hAnsi="Arial"/>
+          <w:rFonts w:ascii="Verdana" w:hAnsi="Verdana"/>
           <w:b/>
           <w:sz w:val="18"/>
         </w:rPr>
@@ -8436,6 +8506,20 @@
         <w:tblW w:type="auto" w:w="0"/>
         <w:jc w:val="center"/>
         <w:tblLook w:firstColumn="1" w:firstRow="1" w:lastColumn="0" w:lastRow="0" w:noHBand="0" w:noVBand="1" w:val="04A0"/>
+        <w:tblBorders>
+          <w:top w:val="single" w:sz="4" w:space="0" w:color="595959"/>
+          <w:left w:val="single" w:sz="4" w:space="0" w:color="595959"/>
+          <w:bottom w:val="single" w:sz="4" w:space="0" w:color="595959"/>
+          <w:right w:val="single" w:sz="4" w:space="0" w:color="595959"/>
+          <w:insideH w:val="single" w:sz="4" w:space="0" w:color="595959"/>
+          <w:insideV w:val="single" w:sz="4" w:space="0" w:color="595959"/>
+        </w:tblBorders>
+        <w:tblCellMar>
+          <w:top w:w="85" w:type="dxa"/>
+          <w:left w:w="85" w:type="dxa"/>
+          <w:bottom w:w="85" w:type="dxa"/>
+          <w:right w:w="85" w:type="dxa"/>
+        </w:tblCellMar>
       </w:tblPr>
       <w:tblGrid>
         <w:gridCol w:w="5046"/>
@@ -8445,61 +8529,52 @@
       <w:tr>
         <w:tc>
           <w:tcPr>
-            <w:tcW w:type="dxa" w:w="5046"/>
-            <w:shd w:val="clear" w:color="auto" w:fill="D9E2F3"/>
-          </w:tcPr>
-          <w:p>
-            <w:pPr>
-              <w:jc w:val="center"/>
-            </w:pPr>
-            <w:r/>
-            <w:r>
-              <w:rPr>
-                <w:rFonts w:ascii="Arial" w:hAnsi="Arial"/>
-                <w:b/>
-                <w:sz w:val="16"/>
-              </w:rPr>
-              <w:t>Code Figure</w:t>
-            </w:r>
-          </w:p>
-        </w:tc>
-        <w:tc>
-          <w:tcPr>
-            <w:tcW w:type="dxa" w:w="5046"/>
-            <w:shd w:val="clear" w:color="auto" w:fill="D9E2F3"/>
-          </w:tcPr>
-          <w:p>
-            <w:pPr>
-              <w:jc w:val="center"/>
-            </w:pPr>
-            <w:r/>
-            <w:r>
-              <w:rPr>
-                <w:rFonts w:ascii="Arial" w:hAnsi="Arial"/>
-                <w:b/>
-                <w:sz w:val="16"/>
-              </w:rPr>
-              <w:t>Entry Name</w:t>
-            </w:r>
-          </w:p>
-        </w:tc>
-        <w:tc>
-          <w:tcPr>
-            <w:tcW w:type="dxa" w:w="5046"/>
-            <w:shd w:val="clear" w:color="auto" w:fill="D9E2F3"/>
-          </w:tcPr>
-          <w:p>
-            <w:pPr>
-              <w:jc w:val="center"/>
-            </w:pPr>
-            <w:r/>
-            <w:r>
-              <w:rPr>
-                <w:rFonts w:ascii="Arial" w:hAnsi="Arial"/>
-                <w:b/>
-                <w:sz w:val="16"/>
-              </w:rPr>
-              <w:t>Note</w:t>
+            <w:tcW w:type="dxa" w:w="1134"/>
+            <w:shd w:val="clear" w:color="auto" w:fill="D9D9D9"/>
+          </w:tcPr>
+          <w:p>
+            <w:r/>
+            <w:r>
+              <w:rPr>
+                <w:rFonts w:ascii="Verdana" w:hAnsi="Verdana"/>
+                <w:b w:val="0"/>
+                <w:sz w:val="16"/>
+              </w:rPr>
+              <w:t>CIFRA DE CLAVE</w:t>
+            </w:r>
+          </w:p>
+        </w:tc>
+        <w:tc>
+          <w:tcPr>
+            <w:tcW w:type="dxa" w:w="5046"/>
+            <w:shd w:val="clear" w:color="auto" w:fill="D9D9D9"/>
+          </w:tcPr>
+          <w:p>
+            <w:r/>
+            <w:r>
+              <w:rPr>
+                <w:rFonts w:ascii="Verdana" w:hAnsi="Verdana"/>
+                <w:b w:val="0"/>
+                <w:sz w:val="16"/>
+              </w:rPr>
+              <w:t>SIGNIFICADO</w:t>
+            </w:r>
+          </w:p>
+        </w:tc>
+        <w:tc>
+          <w:tcPr>
+            <w:tcW w:type="dxa" w:w="5046"/>
+            <w:shd w:val="clear" w:color="auto" w:fill="D9D9D9"/>
+          </w:tcPr>
+          <w:p>
+            <w:r/>
+            <w:r>
+              <w:rPr>
+                <w:rFonts w:ascii="Verdana" w:hAnsi="Verdana"/>
+                <w:b w:val="0"/>
+                <w:sz w:val="16"/>
+              </w:rPr>
+              <w:t>NOTA</w:t>
             </w:r>
           </w:p>
         </w:tc>
@@ -8513,7 +8588,7 @@
             <w:r/>
             <w:r>
               <w:rPr>
-                <w:rFonts w:ascii="Arial" w:hAnsi="Arial"/>
+                <w:rFonts w:ascii="Verdana" w:hAnsi="Verdana"/>
                 <w:b w:val="0"/>
                 <w:sz w:val="16"/>
               </w:rPr>
@@ -8529,7 +8604,7 @@
             <w:r/>
             <w:r>
               <w:rPr>
-                <w:rFonts w:ascii="Arial" w:hAnsi="Arial"/>
+                <w:rFonts w:ascii="Verdana" w:hAnsi="Verdana"/>
                 <w:b w:val="0"/>
                 <w:sz w:val="16"/>
               </w:rPr>
@@ -8545,7 +8620,7 @@
             <w:r/>
             <w:r>
               <w:rPr>
-                <w:rFonts w:ascii="Arial" w:hAnsi="Arial"/>
+                <w:rFonts w:ascii="Verdana" w:hAnsi="Verdana"/>
                 <w:b w:val="0"/>
                 <w:sz w:val="16"/>
               </w:rPr>
@@ -8562,7 +8637,7 @@
             <w:r/>
             <w:r>
               <w:rPr>
-                <w:rFonts w:ascii="Arial" w:hAnsi="Arial"/>
+                <w:rFonts w:ascii="Verdana" w:hAnsi="Verdana"/>
                 <w:b w:val="0"/>
                 <w:sz w:val="16"/>
               </w:rPr>
@@ -8578,7 +8653,7 @@
             <w:r/>
             <w:r>
               <w:rPr>
-                <w:rFonts w:ascii="Arial" w:hAnsi="Arial"/>
+                <w:rFonts w:ascii="Verdana" w:hAnsi="Verdana"/>
                 <w:b w:val="0"/>
                 <w:sz w:val="16"/>
               </w:rPr>
@@ -8594,7 +8669,7 @@
             <w:r/>
             <w:r>
               <w:rPr>
-                <w:rFonts w:ascii="Arial" w:hAnsi="Arial"/>
+                <w:rFonts w:ascii="Verdana" w:hAnsi="Verdana"/>
                 <w:b w:val="0"/>
                 <w:sz w:val="16"/>
               </w:rPr>
@@ -8611,7 +8686,7 @@
             <w:r/>
             <w:r>
               <w:rPr>
-                <w:rFonts w:ascii="Arial" w:hAnsi="Arial"/>
+                <w:rFonts w:ascii="Verdana" w:hAnsi="Verdana"/>
                 <w:b w:val="0"/>
                 <w:sz w:val="16"/>
               </w:rPr>
@@ -8627,7 +8702,7 @@
             <w:r/>
             <w:r>
               <w:rPr>
-                <w:rFonts w:ascii="Arial" w:hAnsi="Arial"/>
+                <w:rFonts w:ascii="Verdana" w:hAnsi="Verdana"/>
                 <w:b w:val="0"/>
                 <w:sz w:val="16"/>
               </w:rPr>
@@ -8643,7 +8718,7 @@
             <w:r/>
             <w:r>
               <w:rPr>
-                <w:rFonts w:ascii="Arial" w:hAnsi="Arial"/>
+                <w:rFonts w:ascii="Verdana" w:hAnsi="Verdana"/>
                 <w:b w:val="0"/>
                 <w:sz w:val="16"/>
               </w:rPr>
@@ -8660,7 +8735,7 @@
             <w:r/>
             <w:r>
               <w:rPr>
-                <w:rFonts w:ascii="Arial" w:hAnsi="Arial"/>
+                <w:rFonts w:ascii="Verdana" w:hAnsi="Verdana"/>
                 <w:b w:val="0"/>
                 <w:sz w:val="16"/>
               </w:rPr>
@@ -8676,7 +8751,7 @@
             <w:r/>
             <w:r>
               <w:rPr>
-                <w:rFonts w:ascii="Arial" w:hAnsi="Arial"/>
+                <w:rFonts w:ascii="Verdana" w:hAnsi="Verdana"/>
                 <w:b w:val="0"/>
                 <w:sz w:val="16"/>
               </w:rPr>
@@ -8692,7 +8767,7 @@
             <w:r/>
             <w:r>
               <w:rPr>
-                <w:rFonts w:ascii="Arial" w:hAnsi="Arial"/>
+                <w:rFonts w:ascii="Verdana" w:hAnsi="Verdana"/>
                 <w:b w:val="0"/>
                 <w:sz w:val="16"/>
               </w:rPr>
@@ -8705,7 +8780,7 @@
     <w:p>
       <w:r>
         <w:rPr>
-          <w:rFonts w:ascii="Arial" w:hAnsi="Arial"/>
+          <w:rFonts w:ascii="Verdana" w:hAnsi="Verdana"/>
           <w:b/>
           <w:sz w:val="18"/>
         </w:rPr>
@@ -8718,6 +8793,20 @@
         <w:tblW w:type="auto" w:w="0"/>
         <w:jc w:val="center"/>
         <w:tblLook w:firstColumn="1" w:firstRow="1" w:lastColumn="0" w:lastRow="0" w:noHBand="0" w:noVBand="1" w:val="04A0"/>
+        <w:tblBorders>
+          <w:top w:val="single" w:sz="4" w:space="0" w:color="595959"/>
+          <w:left w:val="single" w:sz="4" w:space="0" w:color="595959"/>
+          <w:bottom w:val="single" w:sz="4" w:space="0" w:color="595959"/>
+          <w:right w:val="single" w:sz="4" w:space="0" w:color="595959"/>
+          <w:insideH w:val="single" w:sz="4" w:space="0" w:color="595959"/>
+          <w:insideV w:val="single" w:sz="4" w:space="0" w:color="595959"/>
+        </w:tblBorders>
+        <w:tblCellMar>
+          <w:top w:w="85" w:type="dxa"/>
+          <w:left w:w="85" w:type="dxa"/>
+          <w:bottom w:w="85" w:type="dxa"/>
+          <w:right w:w="85" w:type="dxa"/>
+        </w:tblCellMar>
       </w:tblPr>
       <w:tblGrid>
         <w:gridCol w:w="5046"/>
@@ -8727,61 +8816,52 @@
       <w:tr>
         <w:tc>
           <w:tcPr>
-            <w:tcW w:type="dxa" w:w="5046"/>
-            <w:shd w:val="clear" w:color="auto" w:fill="D9E2F3"/>
-          </w:tcPr>
-          <w:p>
-            <w:pPr>
-              <w:jc w:val="center"/>
-            </w:pPr>
-            <w:r/>
-            <w:r>
-              <w:rPr>
-                <w:rFonts w:ascii="Arial" w:hAnsi="Arial"/>
-                <w:b/>
-                <w:sz w:val="16"/>
-              </w:rPr>
-              <w:t>Code Figure</w:t>
-            </w:r>
-          </w:p>
-        </w:tc>
-        <w:tc>
-          <w:tcPr>
-            <w:tcW w:type="dxa" w:w="5046"/>
-            <w:shd w:val="clear" w:color="auto" w:fill="D9E2F3"/>
-          </w:tcPr>
-          <w:p>
-            <w:pPr>
-              <w:jc w:val="center"/>
-            </w:pPr>
-            <w:r/>
-            <w:r>
-              <w:rPr>
-                <w:rFonts w:ascii="Arial" w:hAnsi="Arial"/>
-                <w:b/>
-                <w:sz w:val="16"/>
-              </w:rPr>
-              <w:t>Entry Name</w:t>
-            </w:r>
-          </w:p>
-        </w:tc>
-        <w:tc>
-          <w:tcPr>
-            <w:tcW w:type="dxa" w:w="5046"/>
-            <w:shd w:val="clear" w:color="auto" w:fill="D9E2F3"/>
-          </w:tcPr>
-          <w:p>
-            <w:pPr>
-              <w:jc w:val="center"/>
-            </w:pPr>
-            <w:r/>
-            <w:r>
-              <w:rPr>
-                <w:rFonts w:ascii="Arial" w:hAnsi="Arial"/>
-                <w:b/>
-                <w:sz w:val="16"/>
-              </w:rPr>
-              <w:t>Note</w:t>
+            <w:tcW w:type="dxa" w:w="1134"/>
+            <w:shd w:val="clear" w:color="auto" w:fill="D9D9D9"/>
+          </w:tcPr>
+          <w:p>
+            <w:r/>
+            <w:r>
+              <w:rPr>
+                <w:rFonts w:ascii="Verdana" w:hAnsi="Verdana"/>
+                <w:b w:val="0"/>
+                <w:sz w:val="16"/>
+              </w:rPr>
+              <w:t>CIFRA DE CLAVE</w:t>
+            </w:r>
+          </w:p>
+        </w:tc>
+        <w:tc>
+          <w:tcPr>
+            <w:tcW w:type="dxa" w:w="5046"/>
+            <w:shd w:val="clear" w:color="auto" w:fill="D9D9D9"/>
+          </w:tcPr>
+          <w:p>
+            <w:r/>
+            <w:r>
+              <w:rPr>
+                <w:rFonts w:ascii="Verdana" w:hAnsi="Verdana"/>
+                <w:b w:val="0"/>
+                <w:sz w:val="16"/>
+              </w:rPr>
+              <w:t>SIGNIFICADO</w:t>
+            </w:r>
+          </w:p>
+        </w:tc>
+        <w:tc>
+          <w:tcPr>
+            <w:tcW w:type="dxa" w:w="5046"/>
+            <w:shd w:val="clear" w:color="auto" w:fill="D9D9D9"/>
+          </w:tcPr>
+          <w:p>
+            <w:r/>
+            <w:r>
+              <w:rPr>
+                <w:rFonts w:ascii="Verdana" w:hAnsi="Verdana"/>
+                <w:b w:val="0"/>
+                <w:sz w:val="16"/>
+              </w:rPr>
+              <w:t>NOTA</w:t>
             </w:r>
           </w:p>
         </w:tc>
@@ -8795,7 +8875,7 @@
             <w:r/>
             <w:r>
               <w:rPr>
-                <w:rFonts w:ascii="Arial" w:hAnsi="Arial"/>
+                <w:rFonts w:ascii="Verdana" w:hAnsi="Verdana"/>
                 <w:b w:val="0"/>
                 <w:sz w:val="16"/>
               </w:rPr>
@@ -8811,7 +8891,7 @@
             <w:r/>
             <w:r>
               <w:rPr>
-                <w:rFonts w:ascii="Arial" w:hAnsi="Arial"/>
+                <w:rFonts w:ascii="Verdana" w:hAnsi="Verdana"/>
                 <w:b w:val="0"/>
                 <w:sz w:val="16"/>
               </w:rPr>
@@ -8827,7 +8907,7 @@
             <w:r/>
             <w:r>
               <w:rPr>
-                <w:rFonts w:ascii="Arial" w:hAnsi="Arial"/>
+                <w:rFonts w:ascii="Verdana" w:hAnsi="Verdana"/>
                 <w:b w:val="0"/>
                 <w:sz w:val="16"/>
               </w:rPr>
@@ -8844,7 +8924,7 @@
             <w:r/>
             <w:r>
               <w:rPr>
-                <w:rFonts w:ascii="Arial" w:hAnsi="Arial"/>
+                <w:rFonts w:ascii="Verdana" w:hAnsi="Verdana"/>
                 <w:b w:val="0"/>
                 <w:sz w:val="16"/>
               </w:rPr>
@@ -8860,7 +8940,7 @@
             <w:r/>
             <w:r>
               <w:rPr>
-                <w:rFonts w:ascii="Arial" w:hAnsi="Arial"/>
+                <w:rFonts w:ascii="Verdana" w:hAnsi="Verdana"/>
                 <w:b w:val="0"/>
                 <w:sz w:val="16"/>
               </w:rPr>
@@ -8876,7 +8956,7 @@
             <w:r/>
             <w:r>
               <w:rPr>
-                <w:rFonts w:ascii="Arial" w:hAnsi="Arial"/>
+                <w:rFonts w:ascii="Verdana" w:hAnsi="Verdana"/>
                 <w:b w:val="0"/>
                 <w:sz w:val="16"/>
               </w:rPr>
@@ -8893,7 +8973,7 @@
             <w:r/>
             <w:r>
               <w:rPr>
-                <w:rFonts w:ascii="Arial" w:hAnsi="Arial"/>
+                <w:rFonts w:ascii="Verdana" w:hAnsi="Verdana"/>
                 <w:b w:val="0"/>
                 <w:sz w:val="16"/>
               </w:rPr>
@@ -8909,7 +8989,7 @@
             <w:r/>
             <w:r>
               <w:rPr>
-                <w:rFonts w:ascii="Arial" w:hAnsi="Arial"/>
+                <w:rFonts w:ascii="Verdana" w:hAnsi="Verdana"/>
                 <w:b w:val="0"/>
                 <w:sz w:val="16"/>
               </w:rPr>
@@ -8925,7 +9005,7 @@
             <w:r/>
             <w:r>
               <w:rPr>
-                <w:rFonts w:ascii="Arial" w:hAnsi="Arial"/>
+                <w:rFonts w:ascii="Verdana" w:hAnsi="Verdana"/>
                 <w:b w:val="0"/>
                 <w:sz w:val="16"/>
               </w:rPr>
@@ -8942,7 +9022,7 @@
             <w:r/>
             <w:r>
               <w:rPr>
-                <w:rFonts w:ascii="Arial" w:hAnsi="Arial"/>
+                <w:rFonts w:ascii="Verdana" w:hAnsi="Verdana"/>
                 <w:b w:val="0"/>
                 <w:sz w:val="16"/>
               </w:rPr>
@@ -8958,7 +9038,7 @@
             <w:r/>
             <w:r>
               <w:rPr>
-                <w:rFonts w:ascii="Arial" w:hAnsi="Arial"/>
+                <w:rFonts w:ascii="Verdana" w:hAnsi="Verdana"/>
                 <w:b w:val="0"/>
                 <w:sz w:val="16"/>
               </w:rPr>
@@ -8974,7 +9054,7 @@
             <w:r/>
             <w:r>
               <w:rPr>
-                <w:rFonts w:ascii="Arial" w:hAnsi="Arial"/>
+                <w:rFonts w:ascii="Verdana" w:hAnsi="Verdana"/>
                 <w:b w:val="0"/>
                 <w:sz w:val="16"/>
               </w:rPr>
@@ -8991,7 +9071,7 @@
             <w:r/>
             <w:r>
               <w:rPr>
-                <w:rFonts w:ascii="Arial" w:hAnsi="Arial"/>
+                <w:rFonts w:ascii="Verdana" w:hAnsi="Verdana"/>
                 <w:b w:val="0"/>
                 <w:sz w:val="16"/>
               </w:rPr>
@@ -9007,7 +9087,7 @@
             <w:r/>
             <w:r>
               <w:rPr>
-                <w:rFonts w:ascii="Arial" w:hAnsi="Arial"/>
+                <w:rFonts w:ascii="Verdana" w:hAnsi="Verdana"/>
                 <w:b w:val="0"/>
                 <w:sz w:val="16"/>
               </w:rPr>
@@ -9023,7 +9103,7 @@
             <w:r/>
             <w:r>
               <w:rPr>
-                <w:rFonts w:ascii="Arial" w:hAnsi="Arial"/>
+                <w:rFonts w:ascii="Verdana" w:hAnsi="Verdana"/>
                 <w:b w:val="0"/>
                 <w:sz w:val="16"/>
               </w:rPr>
@@ -9040,7 +9120,7 @@
             <w:r/>
             <w:r>
               <w:rPr>
-                <w:rFonts w:ascii="Arial" w:hAnsi="Arial"/>
+                <w:rFonts w:ascii="Verdana" w:hAnsi="Verdana"/>
                 <w:b w:val="0"/>
                 <w:sz w:val="16"/>
               </w:rPr>
@@ -9056,7 +9136,7 @@
             <w:r/>
             <w:r>
               <w:rPr>
-                <w:rFonts w:ascii="Arial" w:hAnsi="Arial"/>
+                <w:rFonts w:ascii="Verdana" w:hAnsi="Verdana"/>
                 <w:b w:val="0"/>
                 <w:sz w:val="16"/>
               </w:rPr>
@@ -9072,7 +9152,7 @@
             <w:r/>
             <w:r>
               <w:rPr>
-                <w:rFonts w:ascii="Arial" w:hAnsi="Arial"/>
+                <w:rFonts w:ascii="Verdana" w:hAnsi="Verdana"/>
                 <w:b w:val="0"/>
                 <w:sz w:val="16"/>
               </w:rPr>
@@ -9089,7 +9169,7 @@
             <w:r/>
             <w:r>
               <w:rPr>
-                <w:rFonts w:ascii="Arial" w:hAnsi="Arial"/>
+                <w:rFonts w:ascii="Verdana" w:hAnsi="Verdana"/>
                 <w:b w:val="0"/>
                 <w:sz w:val="16"/>
               </w:rPr>
@@ -9105,7 +9185,7 @@
             <w:r/>
             <w:r>
               <w:rPr>
-                <w:rFonts w:ascii="Arial" w:hAnsi="Arial"/>
+                <w:rFonts w:ascii="Verdana" w:hAnsi="Verdana"/>
                 <w:b w:val="0"/>
                 <w:sz w:val="16"/>
               </w:rPr>
@@ -9121,7 +9201,7 @@
             <w:r/>
             <w:r>
               <w:rPr>
-                <w:rFonts w:ascii="Arial" w:hAnsi="Arial"/>
+                <w:rFonts w:ascii="Verdana" w:hAnsi="Verdana"/>
                 <w:b w:val="0"/>
                 <w:sz w:val="16"/>
               </w:rPr>
@@ -9138,7 +9218,7 @@
             <w:r/>
             <w:r>
               <w:rPr>
-                <w:rFonts w:ascii="Arial" w:hAnsi="Arial"/>
+                <w:rFonts w:ascii="Verdana" w:hAnsi="Verdana"/>
                 <w:b w:val="0"/>
                 <w:sz w:val="16"/>
               </w:rPr>
@@ -9154,7 +9234,7 @@
             <w:r/>
             <w:r>
               <w:rPr>
-                <w:rFonts w:ascii="Arial" w:hAnsi="Arial"/>
+                <w:rFonts w:ascii="Verdana" w:hAnsi="Verdana"/>
                 <w:b w:val="0"/>
                 <w:sz w:val="16"/>
               </w:rPr>
@@ -9170,7 +9250,7 @@
             <w:r/>
             <w:r>
               <w:rPr>
-                <w:rFonts w:ascii="Arial" w:hAnsi="Arial"/>
+                <w:rFonts w:ascii="Verdana" w:hAnsi="Verdana"/>
                 <w:b w:val="0"/>
                 <w:sz w:val="16"/>
               </w:rPr>
@@ -9187,7 +9267,7 @@
             <w:r/>
             <w:r>
               <w:rPr>
-                <w:rFonts w:ascii="Arial" w:hAnsi="Arial"/>
+                <w:rFonts w:ascii="Verdana" w:hAnsi="Verdana"/>
                 <w:b w:val="0"/>
                 <w:sz w:val="16"/>
               </w:rPr>
@@ -9203,7 +9283,7 @@
             <w:r/>
             <w:r>
               <w:rPr>
-                <w:rFonts w:ascii="Arial" w:hAnsi="Arial"/>
+                <w:rFonts w:ascii="Verdana" w:hAnsi="Verdana"/>
                 <w:b w:val="0"/>
                 <w:sz w:val="16"/>
               </w:rPr>
@@ -9219,7 +9299,7 @@
             <w:r/>
             <w:r>
               <w:rPr>
-                <w:rFonts w:ascii="Arial" w:hAnsi="Arial"/>
+                <w:rFonts w:ascii="Verdana" w:hAnsi="Verdana"/>
                 <w:b w:val="0"/>
                 <w:sz w:val="16"/>
               </w:rPr>
@@ -9236,7 +9316,7 @@
             <w:r/>
             <w:r>
               <w:rPr>
-                <w:rFonts w:ascii="Arial" w:hAnsi="Arial"/>
+                <w:rFonts w:ascii="Verdana" w:hAnsi="Verdana"/>
                 <w:b w:val="0"/>
                 <w:sz w:val="16"/>
               </w:rPr>
@@ -9252,7 +9332,7 @@
             <w:r/>
             <w:r>
               <w:rPr>
-                <w:rFonts w:ascii="Arial" w:hAnsi="Arial"/>
+                <w:rFonts w:ascii="Verdana" w:hAnsi="Verdana"/>
                 <w:b w:val="0"/>
                 <w:sz w:val="16"/>
               </w:rPr>
@@ -9268,7 +9348,7 @@
             <w:r/>
             <w:r>
               <w:rPr>
-                <w:rFonts w:ascii="Arial" w:hAnsi="Arial"/>
+                <w:rFonts w:ascii="Verdana" w:hAnsi="Verdana"/>
                 <w:b w:val="0"/>
                 <w:sz w:val="16"/>
               </w:rPr>
@@ -9285,7 +9365,7 @@
             <w:r/>
             <w:r>
               <w:rPr>
-                <w:rFonts w:ascii="Arial" w:hAnsi="Arial"/>
+                <w:rFonts w:ascii="Verdana" w:hAnsi="Verdana"/>
                 <w:b w:val="0"/>
                 <w:sz w:val="16"/>
               </w:rPr>
@@ -9301,7 +9381,7 @@
             <w:r/>
             <w:r>
               <w:rPr>
-                <w:rFonts w:ascii="Arial" w:hAnsi="Arial"/>
+                <w:rFonts w:ascii="Verdana" w:hAnsi="Verdana"/>
                 <w:b w:val="0"/>
                 <w:sz w:val="16"/>
               </w:rPr>
@@ -9317,7 +9397,7 @@
             <w:r/>
             <w:r>
               <w:rPr>
-                <w:rFonts w:ascii="Arial" w:hAnsi="Arial"/>
+                <w:rFonts w:ascii="Verdana" w:hAnsi="Verdana"/>
                 <w:b w:val="0"/>
                 <w:sz w:val="16"/>
               </w:rPr>
@@ -9334,7 +9414,7 @@
             <w:r/>
             <w:r>
               <w:rPr>
-                <w:rFonts w:ascii="Arial" w:hAnsi="Arial"/>
+                <w:rFonts w:ascii="Verdana" w:hAnsi="Verdana"/>
                 <w:b w:val="0"/>
                 <w:sz w:val="16"/>
               </w:rPr>
@@ -9350,7 +9430,7 @@
             <w:r/>
             <w:r>
               <w:rPr>
-                <w:rFonts w:ascii="Arial" w:hAnsi="Arial"/>
+                <w:rFonts w:ascii="Verdana" w:hAnsi="Verdana"/>
                 <w:b w:val="0"/>
                 <w:sz w:val="16"/>
               </w:rPr>
@@ -9366,7 +9446,7 @@
             <w:r/>
             <w:r>
               <w:rPr>
-                <w:rFonts w:ascii="Arial" w:hAnsi="Arial"/>
+                <w:rFonts w:ascii="Verdana" w:hAnsi="Verdana"/>
                 <w:b w:val="0"/>
                 <w:sz w:val="16"/>
               </w:rPr>
@@ -9383,7 +9463,7 @@
             <w:r/>
             <w:r>
               <w:rPr>
-                <w:rFonts w:ascii="Arial" w:hAnsi="Arial"/>
+                <w:rFonts w:ascii="Verdana" w:hAnsi="Verdana"/>
                 <w:b w:val="0"/>
                 <w:sz w:val="16"/>
               </w:rPr>
@@ -9399,7 +9479,7 @@
             <w:r/>
             <w:r>
               <w:rPr>
-                <w:rFonts w:ascii="Arial" w:hAnsi="Arial"/>
+                <w:rFonts w:ascii="Verdana" w:hAnsi="Verdana"/>
                 <w:b w:val="0"/>
                 <w:sz w:val="16"/>
               </w:rPr>
@@ -9415,7 +9495,7 @@
             <w:r/>
             <w:r>
               <w:rPr>
-                <w:rFonts w:ascii="Arial" w:hAnsi="Arial"/>
+                <w:rFonts w:ascii="Verdana" w:hAnsi="Verdana"/>
                 <w:b w:val="0"/>
                 <w:sz w:val="16"/>
               </w:rPr>
@@ -9432,7 +9512,7 @@
             <w:r/>
             <w:r>
               <w:rPr>
-                <w:rFonts w:ascii="Arial" w:hAnsi="Arial"/>
+                <w:rFonts w:ascii="Verdana" w:hAnsi="Verdana"/>
                 <w:b w:val="0"/>
                 <w:sz w:val="16"/>
               </w:rPr>
@@ -9448,7 +9528,7 @@
             <w:r/>
             <w:r>
               <w:rPr>
-                <w:rFonts w:ascii="Arial" w:hAnsi="Arial"/>
+                <w:rFonts w:ascii="Verdana" w:hAnsi="Verdana"/>
                 <w:b w:val="0"/>
                 <w:sz w:val="16"/>
               </w:rPr>
@@ -9464,7 +9544,7 @@
             <w:r/>
             <w:r>
               <w:rPr>
-                <w:rFonts w:ascii="Arial" w:hAnsi="Arial"/>
+                <w:rFonts w:ascii="Verdana" w:hAnsi="Verdana"/>
                 <w:b w:val="0"/>
                 <w:sz w:val="16"/>
               </w:rPr>
@@ -9481,7 +9561,7 @@
             <w:r/>
             <w:r>
               <w:rPr>
-                <w:rFonts w:ascii="Arial" w:hAnsi="Arial"/>
+                <w:rFonts w:ascii="Verdana" w:hAnsi="Verdana"/>
                 <w:b w:val="0"/>
                 <w:sz w:val="16"/>
               </w:rPr>
@@ -9497,7 +9577,7 @@
             <w:r/>
             <w:r>
               <w:rPr>
-                <w:rFonts w:ascii="Arial" w:hAnsi="Arial"/>
+                <w:rFonts w:ascii="Verdana" w:hAnsi="Verdana"/>
                 <w:b w:val="0"/>
                 <w:sz w:val="16"/>
               </w:rPr>
@@ -9513,7 +9593,7 @@
             <w:r/>
             <w:r>
               <w:rPr>
-                <w:rFonts w:ascii="Arial" w:hAnsi="Arial"/>
+                <w:rFonts w:ascii="Verdana" w:hAnsi="Verdana"/>
                 <w:b w:val="0"/>
                 <w:sz w:val="16"/>
               </w:rPr>
@@ -9530,7 +9610,7 @@
             <w:r/>
             <w:r>
               <w:rPr>
-                <w:rFonts w:ascii="Arial" w:hAnsi="Arial"/>
+                <w:rFonts w:ascii="Verdana" w:hAnsi="Verdana"/>
                 <w:b w:val="0"/>
                 <w:sz w:val="16"/>
               </w:rPr>
@@ -9546,7 +9626,7 @@
             <w:r/>
             <w:r>
               <w:rPr>
-                <w:rFonts w:ascii="Arial" w:hAnsi="Arial"/>
+                <w:rFonts w:ascii="Verdana" w:hAnsi="Verdana"/>
                 <w:b w:val="0"/>
                 <w:sz w:val="16"/>
               </w:rPr>
@@ -9562,7 +9642,7 @@
             <w:r/>
             <w:r>
               <w:rPr>
-                <w:rFonts w:ascii="Arial" w:hAnsi="Arial"/>
+                <w:rFonts w:ascii="Verdana" w:hAnsi="Verdana"/>
                 <w:b w:val="0"/>
                 <w:sz w:val="16"/>
               </w:rPr>
@@ -9579,7 +9659,7 @@
             <w:r/>
             <w:r>
               <w:rPr>
-                <w:rFonts w:ascii="Arial" w:hAnsi="Arial"/>
+                <w:rFonts w:ascii="Verdana" w:hAnsi="Verdana"/>
                 <w:b w:val="0"/>
                 <w:sz w:val="16"/>
               </w:rPr>
@@ -9595,7 +9675,7 @@
             <w:r/>
             <w:r>
               <w:rPr>
-                <w:rFonts w:ascii="Arial" w:hAnsi="Arial"/>
+                <w:rFonts w:ascii="Verdana" w:hAnsi="Verdana"/>
                 <w:b w:val="0"/>
                 <w:sz w:val="16"/>
               </w:rPr>
@@ -9611,7 +9691,7 @@
             <w:r/>
             <w:r>
               <w:rPr>
-                <w:rFonts w:ascii="Arial" w:hAnsi="Arial"/>
+                <w:rFonts w:ascii="Verdana" w:hAnsi="Verdana"/>
                 <w:b w:val="0"/>
                 <w:sz w:val="16"/>
               </w:rPr>
@@ -9628,7 +9708,7 @@
             <w:r/>
             <w:r>
               <w:rPr>
-                <w:rFonts w:ascii="Arial" w:hAnsi="Arial"/>
+                <w:rFonts w:ascii="Verdana" w:hAnsi="Verdana"/>
                 <w:b w:val="0"/>
                 <w:sz w:val="16"/>
               </w:rPr>
@@ -9644,7 +9724,7 @@
             <w:r/>
             <w:r>
               <w:rPr>
-                <w:rFonts w:ascii="Arial" w:hAnsi="Arial"/>
+                <w:rFonts w:ascii="Verdana" w:hAnsi="Verdana"/>
                 <w:b w:val="0"/>
                 <w:sz w:val="16"/>
               </w:rPr>
@@ -9660,7 +9740,7 @@
             <w:r/>
             <w:r>
               <w:rPr>
-                <w:rFonts w:ascii="Arial" w:hAnsi="Arial"/>
+                <w:rFonts w:ascii="Verdana" w:hAnsi="Verdana"/>
                 <w:b w:val="0"/>
                 <w:sz w:val="16"/>
               </w:rPr>
@@ -9673,7 +9753,7 @@
     <w:p>
       <w:r>
         <w:rPr>
-          <w:rFonts w:ascii="Arial" w:hAnsi="Arial"/>
+          <w:rFonts w:ascii="Verdana" w:hAnsi="Verdana"/>
           <w:b/>
           <w:sz w:val="18"/>
         </w:rPr>
@@ -9686,6 +9766,20 @@
         <w:tblW w:type="auto" w:w="0"/>
         <w:jc w:val="center"/>
         <w:tblLook w:firstColumn="1" w:firstRow="1" w:lastColumn="0" w:lastRow="0" w:noHBand="0" w:noVBand="1" w:val="04A0"/>
+        <w:tblBorders>
+          <w:top w:val="single" w:sz="4" w:space="0" w:color="595959"/>
+          <w:left w:val="single" w:sz="4" w:space="0" w:color="595959"/>
+          <w:bottom w:val="single" w:sz="4" w:space="0" w:color="595959"/>
+          <w:right w:val="single" w:sz="4" w:space="0" w:color="595959"/>
+          <w:insideH w:val="single" w:sz="4" w:space="0" w:color="595959"/>
+          <w:insideV w:val="single" w:sz="4" w:space="0" w:color="595959"/>
+        </w:tblBorders>
+        <w:tblCellMar>
+          <w:top w:w="85" w:type="dxa"/>
+          <w:left w:w="85" w:type="dxa"/>
+          <w:bottom w:w="85" w:type="dxa"/>
+          <w:right w:w="85" w:type="dxa"/>
+        </w:tblCellMar>
       </w:tblPr>
       <w:tblGrid>
         <w:gridCol w:w="5046"/>
@@ -9695,61 +9789,52 @@
       <w:tr>
         <w:tc>
           <w:tcPr>
-            <w:tcW w:type="dxa" w:w="5046"/>
-            <w:shd w:val="clear" w:color="auto" w:fill="D9E2F3"/>
-          </w:tcPr>
-          <w:p>
-            <w:pPr>
-              <w:jc w:val="center"/>
-            </w:pPr>
-            <w:r/>
-            <w:r>
-              <w:rPr>
-                <w:rFonts w:ascii="Arial" w:hAnsi="Arial"/>
-                <w:b/>
-                <w:sz w:val="16"/>
-              </w:rPr>
-              <w:t>Code Figure</w:t>
-            </w:r>
-          </w:p>
-        </w:tc>
-        <w:tc>
-          <w:tcPr>
-            <w:tcW w:type="dxa" w:w="5046"/>
-            <w:shd w:val="clear" w:color="auto" w:fill="D9E2F3"/>
-          </w:tcPr>
-          <w:p>
-            <w:pPr>
-              <w:jc w:val="center"/>
-            </w:pPr>
-            <w:r/>
-            <w:r>
-              <w:rPr>
-                <w:rFonts w:ascii="Arial" w:hAnsi="Arial"/>
-                <w:b/>
-                <w:sz w:val="16"/>
-              </w:rPr>
-              <w:t>Entry Name</w:t>
-            </w:r>
-          </w:p>
-        </w:tc>
-        <w:tc>
-          <w:tcPr>
-            <w:tcW w:type="dxa" w:w="5046"/>
-            <w:shd w:val="clear" w:color="auto" w:fill="D9E2F3"/>
-          </w:tcPr>
-          <w:p>
-            <w:pPr>
-              <w:jc w:val="center"/>
-            </w:pPr>
-            <w:r/>
-            <w:r>
-              <w:rPr>
-                <w:rFonts w:ascii="Arial" w:hAnsi="Arial"/>
-                <w:b/>
-                <w:sz w:val="16"/>
-              </w:rPr>
-              <w:t>Note</w:t>
+            <w:tcW w:type="dxa" w:w="1134"/>
+            <w:shd w:val="clear" w:color="auto" w:fill="D9D9D9"/>
+          </w:tcPr>
+          <w:p>
+            <w:r/>
+            <w:r>
+              <w:rPr>
+                <w:rFonts w:ascii="Verdana" w:hAnsi="Verdana"/>
+                <w:b w:val="0"/>
+                <w:sz w:val="16"/>
+              </w:rPr>
+              <w:t>CIFRA DE CLAVE</w:t>
+            </w:r>
+          </w:p>
+        </w:tc>
+        <w:tc>
+          <w:tcPr>
+            <w:tcW w:type="dxa" w:w="5046"/>
+            <w:shd w:val="clear" w:color="auto" w:fill="D9D9D9"/>
+          </w:tcPr>
+          <w:p>
+            <w:r/>
+            <w:r>
+              <w:rPr>
+                <w:rFonts w:ascii="Verdana" w:hAnsi="Verdana"/>
+                <w:b w:val="0"/>
+                <w:sz w:val="16"/>
+              </w:rPr>
+              <w:t>SIGNIFICADO</w:t>
+            </w:r>
+          </w:p>
+        </w:tc>
+        <w:tc>
+          <w:tcPr>
+            <w:tcW w:type="dxa" w:w="5046"/>
+            <w:shd w:val="clear" w:color="auto" w:fill="D9D9D9"/>
+          </w:tcPr>
+          <w:p>
+            <w:r/>
+            <w:r>
+              <w:rPr>
+                <w:rFonts w:ascii="Verdana" w:hAnsi="Verdana"/>
+                <w:b w:val="0"/>
+                <w:sz w:val="16"/>
+              </w:rPr>
+              <w:t>NOTA</w:t>
             </w:r>
           </w:p>
         </w:tc>
@@ -9763,7 +9848,7 @@
             <w:r/>
             <w:r>
               <w:rPr>
-                <w:rFonts w:ascii="Arial" w:hAnsi="Arial"/>
+                <w:rFonts w:ascii="Verdana" w:hAnsi="Verdana"/>
                 <w:b w:val="0"/>
                 <w:sz w:val="16"/>
               </w:rPr>
@@ -9779,7 +9864,7 @@
             <w:r/>
             <w:r>
               <w:rPr>
-                <w:rFonts w:ascii="Arial" w:hAnsi="Arial"/>
+                <w:rFonts w:ascii="Verdana" w:hAnsi="Verdana"/>
                 <w:b w:val="0"/>
                 <w:sz w:val="16"/>
               </w:rPr>
@@ -9795,7 +9880,7 @@
             <w:r/>
             <w:r>
               <w:rPr>
-                <w:rFonts w:ascii="Arial" w:hAnsi="Arial"/>
+                <w:rFonts w:ascii="Verdana" w:hAnsi="Verdana"/>
                 <w:b w:val="0"/>
                 <w:sz w:val="16"/>
               </w:rPr>
@@ -9812,7 +9897,7 @@
             <w:r/>
             <w:r>
               <w:rPr>
-                <w:rFonts w:ascii="Arial" w:hAnsi="Arial"/>
+                <w:rFonts w:ascii="Verdana" w:hAnsi="Verdana"/>
                 <w:b w:val="0"/>
                 <w:sz w:val="16"/>
               </w:rPr>
@@ -9828,7 +9913,7 @@
             <w:r/>
             <w:r>
               <w:rPr>
-                <w:rFonts w:ascii="Arial" w:hAnsi="Arial"/>
+                <w:rFonts w:ascii="Verdana" w:hAnsi="Verdana"/>
                 <w:b w:val="0"/>
                 <w:sz w:val="16"/>
               </w:rPr>
@@ -9844,7 +9929,7 @@
             <w:r/>
             <w:r>
               <w:rPr>
-                <w:rFonts w:ascii="Arial" w:hAnsi="Arial"/>
+                <w:rFonts w:ascii="Verdana" w:hAnsi="Verdana"/>
                 <w:b w:val="0"/>
                 <w:sz w:val="16"/>
               </w:rPr>
@@ -9861,7 +9946,7 @@
             <w:r/>
             <w:r>
               <w:rPr>
-                <w:rFonts w:ascii="Arial" w:hAnsi="Arial"/>
+                <w:rFonts w:ascii="Verdana" w:hAnsi="Verdana"/>
                 <w:b w:val="0"/>
                 <w:sz w:val="16"/>
               </w:rPr>
@@ -9877,7 +9962,7 @@
             <w:r/>
             <w:r>
               <w:rPr>
-                <w:rFonts w:ascii="Arial" w:hAnsi="Arial"/>
+                <w:rFonts w:ascii="Verdana" w:hAnsi="Verdana"/>
                 <w:b w:val="0"/>
                 <w:sz w:val="16"/>
               </w:rPr>
@@ -9893,7 +9978,7 @@
             <w:r/>
             <w:r>
               <w:rPr>
-                <w:rFonts w:ascii="Arial" w:hAnsi="Arial"/>
+                <w:rFonts w:ascii="Verdana" w:hAnsi="Verdana"/>
                 <w:b w:val="0"/>
                 <w:sz w:val="16"/>
               </w:rPr>
@@ -9910,7 +9995,7 @@
             <w:r/>
             <w:r>
               <w:rPr>
-                <w:rFonts w:ascii="Arial" w:hAnsi="Arial"/>
+                <w:rFonts w:ascii="Verdana" w:hAnsi="Verdana"/>
                 <w:b w:val="0"/>
                 <w:sz w:val="16"/>
               </w:rPr>
@@ -9926,7 +10011,7 @@
             <w:r/>
             <w:r>
               <w:rPr>
-                <w:rFonts w:ascii="Arial" w:hAnsi="Arial"/>
+                <w:rFonts w:ascii="Verdana" w:hAnsi="Verdana"/>
                 <w:b w:val="0"/>
                 <w:sz w:val="16"/>
               </w:rPr>
@@ -9942,7 +10027,7 @@
             <w:r/>
             <w:r>
               <w:rPr>
-                <w:rFonts w:ascii="Arial" w:hAnsi="Arial"/>
+                <w:rFonts w:ascii="Verdana" w:hAnsi="Verdana"/>
                 <w:b w:val="0"/>
                 <w:sz w:val="16"/>
               </w:rPr>
@@ -9955,7 +10040,7 @@
     <w:p>
       <w:r>
         <w:rPr>
-          <w:rFonts w:ascii="Arial" w:hAnsi="Arial"/>
+          <w:rFonts w:ascii="Verdana" w:hAnsi="Verdana"/>
           <w:b/>
           <w:sz w:val="18"/>
         </w:rPr>
@@ -9968,6 +10053,20 @@
         <w:tblW w:type="auto" w:w="0"/>
         <w:jc w:val="center"/>
         <w:tblLook w:firstColumn="1" w:firstRow="1" w:lastColumn="0" w:lastRow="0" w:noHBand="0" w:noVBand="1" w:val="04A0"/>
+        <w:tblBorders>
+          <w:top w:val="single" w:sz="4" w:space="0" w:color="595959"/>
+          <w:left w:val="single" w:sz="4" w:space="0" w:color="595959"/>
+          <w:bottom w:val="single" w:sz="4" w:space="0" w:color="595959"/>
+          <w:right w:val="single" w:sz="4" w:space="0" w:color="595959"/>
+          <w:insideH w:val="single" w:sz="4" w:space="0" w:color="595959"/>
+          <w:insideV w:val="single" w:sz="4" w:space="0" w:color="595959"/>
+        </w:tblBorders>
+        <w:tblCellMar>
+          <w:top w:w="85" w:type="dxa"/>
+          <w:left w:w="85" w:type="dxa"/>
+          <w:bottom w:w="85" w:type="dxa"/>
+          <w:right w:w="85" w:type="dxa"/>
+        </w:tblCellMar>
       </w:tblPr>
       <w:tblGrid>
         <w:gridCol w:w="5046"/>
@@ -9977,61 +10076,52 @@
       <w:tr>
         <w:tc>
           <w:tcPr>
-            <w:tcW w:type="dxa" w:w="5046"/>
-            <w:shd w:val="clear" w:color="auto" w:fill="D9E2F3"/>
-          </w:tcPr>
-          <w:p>
-            <w:pPr>
-              <w:jc w:val="center"/>
-            </w:pPr>
-            <w:r/>
-            <w:r>
-              <w:rPr>
-                <w:rFonts w:ascii="Arial" w:hAnsi="Arial"/>
-                <w:b/>
-                <w:sz w:val="16"/>
-              </w:rPr>
-              <w:t>Code Figure</w:t>
-            </w:r>
-          </w:p>
-        </w:tc>
-        <w:tc>
-          <w:tcPr>
-            <w:tcW w:type="dxa" w:w="5046"/>
-            <w:shd w:val="clear" w:color="auto" w:fill="D9E2F3"/>
-          </w:tcPr>
-          <w:p>
-            <w:pPr>
-              <w:jc w:val="center"/>
-            </w:pPr>
-            <w:r/>
-            <w:r>
-              <w:rPr>
-                <w:rFonts w:ascii="Arial" w:hAnsi="Arial"/>
-                <w:b/>
-                <w:sz w:val="16"/>
-              </w:rPr>
-              <w:t>Entry Name</w:t>
-            </w:r>
-          </w:p>
-        </w:tc>
-        <w:tc>
-          <w:tcPr>
-            <w:tcW w:type="dxa" w:w="5046"/>
-            <w:shd w:val="clear" w:color="auto" w:fill="D9E2F3"/>
-          </w:tcPr>
-          <w:p>
-            <w:pPr>
-              <w:jc w:val="center"/>
-            </w:pPr>
-            <w:r/>
-            <w:r>
-              <w:rPr>
-                <w:rFonts w:ascii="Arial" w:hAnsi="Arial"/>
-                <w:b/>
-                <w:sz w:val="16"/>
-              </w:rPr>
-              <w:t>Note</w:t>
+            <w:tcW w:type="dxa" w:w="1134"/>
+            <w:shd w:val="clear" w:color="auto" w:fill="D9D9D9"/>
+          </w:tcPr>
+          <w:p>
+            <w:r/>
+            <w:r>
+              <w:rPr>
+                <w:rFonts w:ascii="Verdana" w:hAnsi="Verdana"/>
+                <w:b w:val="0"/>
+                <w:sz w:val="16"/>
+              </w:rPr>
+              <w:t>CIFRA DE CLAVE</w:t>
+            </w:r>
+          </w:p>
+        </w:tc>
+        <w:tc>
+          <w:tcPr>
+            <w:tcW w:type="dxa" w:w="5046"/>
+            <w:shd w:val="clear" w:color="auto" w:fill="D9D9D9"/>
+          </w:tcPr>
+          <w:p>
+            <w:r/>
+            <w:r>
+              <w:rPr>
+                <w:rFonts w:ascii="Verdana" w:hAnsi="Verdana"/>
+                <w:b w:val="0"/>
+                <w:sz w:val="16"/>
+              </w:rPr>
+              <w:t>SIGNIFICADO</w:t>
+            </w:r>
+          </w:p>
+        </w:tc>
+        <w:tc>
+          <w:tcPr>
+            <w:tcW w:type="dxa" w:w="5046"/>
+            <w:shd w:val="clear" w:color="auto" w:fill="D9D9D9"/>
+          </w:tcPr>
+          <w:p>
+            <w:r/>
+            <w:r>
+              <w:rPr>
+                <w:rFonts w:ascii="Verdana" w:hAnsi="Verdana"/>
+                <w:b w:val="0"/>
+                <w:sz w:val="16"/>
+              </w:rPr>
+              <w:t>NOTA</w:t>
             </w:r>
           </w:p>
         </w:tc>
@@ -10045,7 +10135,7 @@
             <w:r/>
             <w:r>
               <w:rPr>
-                <w:rFonts w:ascii="Arial" w:hAnsi="Arial"/>
+                <w:rFonts w:ascii="Verdana" w:hAnsi="Verdana"/>
                 <w:b w:val="0"/>
                 <w:sz w:val="16"/>
               </w:rPr>
@@ -10061,7 +10151,7 @@
             <w:r/>
             <w:r>
               <w:rPr>
-                <w:rFonts w:ascii="Arial" w:hAnsi="Arial"/>
+                <w:rFonts w:ascii="Verdana" w:hAnsi="Verdana"/>
                 <w:b w:val="0"/>
                 <w:sz w:val="16"/>
               </w:rPr>
@@ -10077,7 +10167,7 @@
             <w:r/>
             <w:r>
               <w:rPr>
-                <w:rFonts w:ascii="Arial" w:hAnsi="Arial"/>
+                <w:rFonts w:ascii="Verdana" w:hAnsi="Verdana"/>
                 <w:b w:val="0"/>
                 <w:sz w:val="16"/>
               </w:rPr>
@@ -10094,7 +10184,7 @@
             <w:r/>
             <w:r>
               <w:rPr>
-                <w:rFonts w:ascii="Arial" w:hAnsi="Arial"/>
+                <w:rFonts w:ascii="Verdana" w:hAnsi="Verdana"/>
                 <w:b w:val="0"/>
                 <w:sz w:val="16"/>
               </w:rPr>
@@ -10110,7 +10200,7 @@
             <w:r/>
             <w:r>
               <w:rPr>
-                <w:rFonts w:ascii="Arial" w:hAnsi="Arial"/>
+                <w:rFonts w:ascii="Verdana" w:hAnsi="Verdana"/>
                 <w:b w:val="0"/>
                 <w:sz w:val="16"/>
               </w:rPr>
@@ -10126,7 +10216,7 @@
             <w:r/>
             <w:r>
               <w:rPr>
-                <w:rFonts w:ascii="Arial" w:hAnsi="Arial"/>
+                <w:rFonts w:ascii="Verdana" w:hAnsi="Verdana"/>
                 <w:b w:val="0"/>
                 <w:sz w:val="16"/>
               </w:rPr>
@@ -10143,7 +10233,7 @@
             <w:r/>
             <w:r>
               <w:rPr>
-                <w:rFonts w:ascii="Arial" w:hAnsi="Arial"/>
+                <w:rFonts w:ascii="Verdana" w:hAnsi="Verdana"/>
                 <w:b w:val="0"/>
                 <w:sz w:val="16"/>
               </w:rPr>
@@ -10159,7 +10249,7 @@
             <w:r/>
             <w:r>
               <w:rPr>
-                <w:rFonts w:ascii="Arial" w:hAnsi="Arial"/>
+                <w:rFonts w:ascii="Verdana" w:hAnsi="Verdana"/>
                 <w:b w:val="0"/>
                 <w:sz w:val="16"/>
               </w:rPr>
@@ -10175,7 +10265,7 @@
             <w:r/>
             <w:r>
               <w:rPr>
-                <w:rFonts w:ascii="Arial" w:hAnsi="Arial"/>
+                <w:rFonts w:ascii="Verdana" w:hAnsi="Verdana"/>
                 <w:b w:val="0"/>
                 <w:sz w:val="16"/>
               </w:rPr>
@@ -10192,7 +10282,7 @@
             <w:r/>
             <w:r>
               <w:rPr>
-                <w:rFonts w:ascii="Arial" w:hAnsi="Arial"/>
+                <w:rFonts w:ascii="Verdana" w:hAnsi="Verdana"/>
                 <w:b w:val="0"/>
                 <w:sz w:val="16"/>
               </w:rPr>
@@ -10208,7 +10298,7 @@
             <w:r/>
             <w:r>
               <w:rPr>
-                <w:rFonts w:ascii="Arial" w:hAnsi="Arial"/>
+                <w:rFonts w:ascii="Verdana" w:hAnsi="Verdana"/>
                 <w:b w:val="0"/>
                 <w:sz w:val="16"/>
               </w:rPr>
@@ -10224,7 +10314,7 @@
             <w:r/>
             <w:r>
               <w:rPr>
-                <w:rFonts w:ascii="Arial" w:hAnsi="Arial"/>
+                <w:rFonts w:ascii="Verdana" w:hAnsi="Verdana"/>
                 <w:b w:val="0"/>
                 <w:sz w:val="16"/>
               </w:rPr>
@@ -10237,7 +10327,7 @@
     <w:p>
       <w:r>
         <w:rPr>
-          <w:rFonts w:ascii="Arial" w:hAnsi="Arial"/>
+          <w:rFonts w:ascii="Verdana" w:hAnsi="Verdana"/>
           <w:b/>
           <w:sz w:val="18"/>
         </w:rPr>
@@ -10250,6 +10340,20 @@
         <w:tblW w:type="auto" w:w="0"/>
         <w:jc w:val="center"/>
         <w:tblLook w:firstColumn="1" w:firstRow="1" w:lastColumn="0" w:lastRow="0" w:noHBand="0" w:noVBand="1" w:val="04A0"/>
+        <w:tblBorders>
+          <w:top w:val="single" w:sz="4" w:space="0" w:color="595959"/>
+          <w:left w:val="single" w:sz="4" w:space="0" w:color="595959"/>
+          <w:bottom w:val="single" w:sz="4" w:space="0" w:color="595959"/>
+          <w:right w:val="single" w:sz="4" w:space="0" w:color="595959"/>
+          <w:insideH w:val="single" w:sz="4" w:space="0" w:color="595959"/>
+          <w:insideV w:val="single" w:sz="4" w:space="0" w:color="595959"/>
+        </w:tblBorders>
+        <w:tblCellMar>
+          <w:top w:w="85" w:type="dxa"/>
+          <w:left w:w="85" w:type="dxa"/>
+          <w:bottom w:w="85" w:type="dxa"/>
+          <w:right w:w="85" w:type="dxa"/>
+        </w:tblCellMar>
       </w:tblPr>
       <w:tblGrid>
         <w:gridCol w:w="5046"/>
@@ -10259,61 +10363,52 @@
       <w:tr>
         <w:tc>
           <w:tcPr>
-            <w:tcW w:type="dxa" w:w="5046"/>
-            <w:shd w:val="clear" w:color="auto" w:fill="D9E2F3"/>
-          </w:tcPr>
-          <w:p>
-            <w:pPr>
-              <w:jc w:val="center"/>
-            </w:pPr>
-            <w:r/>
-            <w:r>
-              <w:rPr>
-                <w:rFonts w:ascii="Arial" w:hAnsi="Arial"/>
-                <w:b/>
-                <w:sz w:val="16"/>
-              </w:rPr>
-              <w:t>Code Figure</w:t>
-            </w:r>
-          </w:p>
-        </w:tc>
-        <w:tc>
-          <w:tcPr>
-            <w:tcW w:type="dxa" w:w="5046"/>
-            <w:shd w:val="clear" w:color="auto" w:fill="D9E2F3"/>
-          </w:tcPr>
-          <w:p>
-            <w:pPr>
-              <w:jc w:val="center"/>
-            </w:pPr>
-            <w:r/>
-            <w:r>
-              <w:rPr>
-                <w:rFonts w:ascii="Arial" w:hAnsi="Arial"/>
-                <w:b/>
-                <w:sz w:val="16"/>
-              </w:rPr>
-              <w:t>Entry Name</w:t>
-            </w:r>
-          </w:p>
-        </w:tc>
-        <w:tc>
-          <w:tcPr>
-            <w:tcW w:type="dxa" w:w="5046"/>
-            <w:shd w:val="clear" w:color="auto" w:fill="D9E2F3"/>
-          </w:tcPr>
-          <w:p>
-            <w:pPr>
-              <w:jc w:val="center"/>
-            </w:pPr>
-            <w:r/>
-            <w:r>
-              <w:rPr>
-                <w:rFonts w:ascii="Arial" w:hAnsi="Arial"/>
-                <w:b/>
-                <w:sz w:val="16"/>
-              </w:rPr>
-              <w:t>Note</w:t>
+            <w:tcW w:type="dxa" w:w="1134"/>
+            <w:shd w:val="clear" w:color="auto" w:fill="D9D9D9"/>
+          </w:tcPr>
+          <w:p>
+            <w:r/>
+            <w:r>
+              <w:rPr>
+                <w:rFonts w:ascii="Verdana" w:hAnsi="Verdana"/>
+                <w:b w:val="0"/>
+                <w:sz w:val="16"/>
+              </w:rPr>
+              <w:t>CIFRA DE CLAVE</w:t>
+            </w:r>
+          </w:p>
+        </w:tc>
+        <w:tc>
+          <w:tcPr>
+            <w:tcW w:type="dxa" w:w="5046"/>
+            <w:shd w:val="clear" w:color="auto" w:fill="D9D9D9"/>
+          </w:tcPr>
+          <w:p>
+            <w:r/>
+            <w:r>
+              <w:rPr>
+                <w:rFonts w:ascii="Verdana" w:hAnsi="Verdana"/>
+                <w:b w:val="0"/>
+                <w:sz w:val="16"/>
+              </w:rPr>
+              <w:t>SIGNIFICADO</w:t>
+            </w:r>
+          </w:p>
+        </w:tc>
+        <w:tc>
+          <w:tcPr>
+            <w:tcW w:type="dxa" w:w="5046"/>
+            <w:shd w:val="clear" w:color="auto" w:fill="D9D9D9"/>
+          </w:tcPr>
+          <w:p>
+            <w:r/>
+            <w:r>
+              <w:rPr>
+                <w:rFonts w:ascii="Verdana" w:hAnsi="Verdana"/>
+                <w:b w:val="0"/>
+                <w:sz w:val="16"/>
+              </w:rPr>
+              <w:t>NOTA</w:t>
             </w:r>
           </w:p>
         </w:tc>
@@ -10327,7 +10422,7 @@
             <w:r/>
             <w:r>
               <w:rPr>
-                <w:rFonts w:ascii="Arial" w:hAnsi="Arial"/>
+                <w:rFonts w:ascii="Verdana" w:hAnsi="Verdana"/>
                 <w:b w:val="0"/>
                 <w:sz w:val="16"/>
               </w:rPr>
@@ -10343,7 +10438,7 @@
             <w:r/>
             <w:r>
               <w:rPr>
-                <w:rFonts w:ascii="Arial" w:hAnsi="Arial"/>
+                <w:rFonts w:ascii="Verdana" w:hAnsi="Verdana"/>
                 <w:b w:val="0"/>
                 <w:sz w:val="16"/>
               </w:rPr>
@@ -10359,7 +10454,7 @@
             <w:r/>
             <w:r>
               <w:rPr>
-                <w:rFonts w:ascii="Arial" w:hAnsi="Arial"/>
+                <w:rFonts w:ascii="Verdana" w:hAnsi="Verdana"/>
                 <w:b w:val="0"/>
                 <w:sz w:val="16"/>
               </w:rPr>
@@ -10376,7 +10471,7 @@
             <w:r/>
             <w:r>
               <w:rPr>
-                <w:rFonts w:ascii="Arial" w:hAnsi="Arial"/>
+                <w:rFonts w:ascii="Verdana" w:hAnsi="Verdana"/>
                 <w:b w:val="0"/>
                 <w:sz w:val="16"/>
               </w:rPr>
@@ -10392,7 +10487,7 @@
             <w:r/>
             <w:r>
               <w:rPr>
-                <w:rFonts w:ascii="Arial" w:hAnsi="Arial"/>
+                <w:rFonts w:ascii="Verdana" w:hAnsi="Verdana"/>
                 <w:b w:val="0"/>
                 <w:sz w:val="16"/>
               </w:rPr>
@@ -10408,7 +10503,7 @@
             <w:r/>
             <w:r>
               <w:rPr>
-                <w:rFonts w:ascii="Arial" w:hAnsi="Arial"/>
+                <w:rFonts w:ascii="Verdana" w:hAnsi="Verdana"/>
                 <w:b w:val="0"/>
                 <w:sz w:val="16"/>
               </w:rPr>
@@ -10425,7 +10520,7 @@
             <w:r/>
             <w:r>
               <w:rPr>
-                <w:rFonts w:ascii="Arial" w:hAnsi="Arial"/>
+                <w:rFonts w:ascii="Verdana" w:hAnsi="Verdana"/>
                 <w:b w:val="0"/>
                 <w:sz w:val="16"/>
               </w:rPr>
@@ -10441,7 +10536,7 @@
             <w:r/>
             <w:r>
               <w:rPr>
-                <w:rFonts w:ascii="Arial" w:hAnsi="Arial"/>
+                <w:rFonts w:ascii="Verdana" w:hAnsi="Verdana"/>
                 <w:b w:val="0"/>
                 <w:sz w:val="16"/>
               </w:rPr>
@@ -10457,7 +10552,7 @@
             <w:r/>
             <w:r>
               <w:rPr>
-                <w:rFonts w:ascii="Arial" w:hAnsi="Arial"/>
+                <w:rFonts w:ascii="Verdana" w:hAnsi="Verdana"/>
                 <w:b w:val="0"/>
                 <w:sz w:val="16"/>
               </w:rPr>
@@ -10474,7 +10569,7 @@
             <w:r/>
             <w:r>
               <w:rPr>
-                <w:rFonts w:ascii="Arial" w:hAnsi="Arial"/>
+                <w:rFonts w:ascii="Verdana" w:hAnsi="Verdana"/>
                 <w:b w:val="0"/>
                 <w:sz w:val="16"/>
               </w:rPr>
@@ -10490,7 +10585,7 @@
             <w:r/>
             <w:r>
               <w:rPr>
-                <w:rFonts w:ascii="Arial" w:hAnsi="Arial"/>
+                <w:rFonts w:ascii="Verdana" w:hAnsi="Verdana"/>
                 <w:b w:val="0"/>
                 <w:sz w:val="16"/>
               </w:rPr>
@@ -10506,7 +10601,7 @@
             <w:r/>
             <w:r>
               <w:rPr>
-                <w:rFonts w:ascii="Arial" w:hAnsi="Arial"/>
+                <w:rFonts w:ascii="Verdana" w:hAnsi="Verdana"/>
                 <w:b w:val="0"/>
                 <w:sz w:val="16"/>
               </w:rPr>

--- a/docx/es/BUFRCREX_CodeFlag_es_21.docx
+++ b/docx/es/BUFRCREX_CodeFlag_es_21.docx
@@ -22,7 +22,7 @@
           <w:b/>
           <w:sz w:val="18"/>
         </w:rPr>
-        <w:t>021066  Datos sobre el grado de confianza del producto del dispersómetro de onda</w:t>
+        <w:t>0 21 066  Datos sobre el grado de confianza del producto del dispersómetro de onda</w:t>
       </w:r>
     </w:p>
     <w:tbl>
@@ -701,7 +701,7 @@
           <w:b/>
           <w:sz w:val="18"/>
         </w:rPr>
-        <w:t>021067  Datos sobre el grado de confianza del producto de la medición del viento</w:t>
+        <w:t>0 21 067  Datos sobre el grado de confianza del producto de la medición del viento</w:t>
       </w:r>
     </w:p>
     <w:tbl>
@@ -1429,7 +1429,7 @@
           <w:b/>
           <w:sz w:val="18"/>
         </w:rPr>
-        <w:t>021068  Datos sobre el grado de confianza del producto del altímetro del radar</w:t>
+        <w:t>0 21 068  Datos sobre el grado de confianza del producto del altímetro del radar</w:t>
       </w:r>
     </w:p>
     <w:tbl>
@@ -1912,7 +1912,7 @@
           <w:b/>
           <w:sz w:val="18"/>
         </w:rPr>
-        <w:t>021069  Datos sobre el grado de confianza del producto de la medición de la temperatura de la superficie del mar (SST)</w:t>
+        <w:t>0 21 069  Datos sobre el grado de confianza del producto de la medición de la temperatura de la superficie del mar (SST)</w:t>
       </w:r>
     </w:p>
     <w:tbl>
@@ -2493,7 +2493,7 @@
           <w:b/>
           <w:sz w:val="18"/>
         </w:rPr>
-        <w:t>021070  Datos sobre el grado de confianza del producto de la temperatura de la superficie del mar (SADIST-2)</w:t>
+        <w:t>0 21 070  Datos sobre el grado de confianza del producto de la temperatura de la superficie del mar (SADIST-2)</w:t>
       </w:r>
     </w:p>
     <w:tbl>
@@ -3807,7 +3807,7 @@
           <w:b/>
           <w:sz w:val="18"/>
         </w:rPr>
-        <w:t>021072  Estado de la calibración del altímetro del satélite</w:t>
+        <w:t>0 21 072  Estado de la calibración del altímetro del satélite</w:t>
       </w:r>
     </w:p>
     <w:tbl>
@@ -4094,7 +4094,7 @@
           <w:b/>
           <w:sz w:val="18"/>
         </w:rPr>
-        <w:t>021073  Modo del instrumento del altímetro del satélite</w:t>
+        <w:t>0 21 073  Modo del instrumento del altímetro del satélite</w:t>
       </w:r>
     </w:p>
     <w:tbl>
@@ -4626,7 +4626,7 @@
           <w:b/>
           <w:sz w:val="18"/>
         </w:rPr>
-        <w:t>021076  Representación de intensidades</w:t>
+        <w:t>0 21 076  Representación de intensidades</w:t>
       </w:r>
     </w:p>
     <w:tbl>
@@ -4962,7 +4962,7 @@
           <w:b/>
           <w:sz w:val="18"/>
         </w:rPr>
-        <w:t>021109  Calidad de la célula del vector viento medida por SeaWinds</w:t>
+        <w:t>0 21 109  Calidad de la célula del vector viento medida por SeaWinds</w:t>
       </w:r>
     </w:p>
     <w:tbl>
@@ -5543,7 +5543,7 @@
           <w:b/>
           <w:sz w:val="18"/>
         </w:rPr>
-        <w:t>021115  Calidad de sigma-0 determinada por SeaWinds</w:t>
+        <w:t>0 21 115  Calidad de sigma-0 determinada por SeaWinds</w:t>
       </w:r>
     </w:p>
     <w:tbl>
@@ -6222,7 +6222,7 @@
           <w:b/>
           <w:sz w:val="18"/>
         </w:rPr>
-        <w:t>021116  Modo de sigma-0 determinado por SeaWinds</w:t>
+        <w:t>0 21 116  Modo de sigma-0 determinado por SeaWinds</w:t>
       </w:r>
     </w:p>
     <w:tbl>
@@ -7146,7 +7146,7 @@
           <w:b/>
           <w:sz w:val="18"/>
         </w:rPr>
-        <w:t>021119  Función geofísica modélica del dispersómetro de viento</w:t>
+        <w:t>0 21 119  Función geofísica modélica del dispersómetro de viento</w:t>
       </w:r>
     </w:p>
     <w:tbl>
@@ -8021,7 +8021,7 @@
           <w:b/>
           <w:sz w:val="18"/>
         </w:rPr>
-        <w:t>021144  Banderín de lluvia de altímetro</w:t>
+        <w:t>0 21 144  Banderín de lluvia de altímetro</w:t>
       </w:r>
     </w:p>
     <w:tbl>
@@ -8210,7 +8210,7 @@
           <w:b/>
           <w:sz w:val="18"/>
         </w:rPr>
-        <w:t>021148  Banderín de variación en borde posterior</w:t>
+        <w:t>0 21 148  Banderín de variación en borde posterior</w:t>
       </w:r>
     </w:p>
     <w:tbl>
@@ -8497,7 +8497,7 @@
           <w:b/>
           <w:sz w:val="18"/>
         </w:rPr>
-        <w:t>021150  Coubicación de haces</w:t>
+        <w:t>0 21 150  Coubicación de haces</w:t>
       </w:r>
     </w:p>
     <w:tbl>
@@ -8784,7 +8784,7 @@
           <w:b/>
           <w:sz w:val="18"/>
         </w:rPr>
-        <w:t>021155  Calidad de la célula del vector viento</w:t>
+        <w:t>0 21 155  Calidad de la célula del vector viento</w:t>
       </w:r>
     </w:p>
     <w:tbl>
@@ -9757,7 +9757,7 @@
           <w:b/>
           <w:sz w:val="18"/>
         </w:rPr>
-        <w:t>021158  Calidad de estimación de la Kp de ASCAT</w:t>
+        <w:t>0 21 158  Calidad de estimación de la Kp de ASCAT</w:t>
       </w:r>
     </w:p>
     <w:tbl>
@@ -10044,7 +10044,7 @@
           <w:b/>
           <w:sz w:val="18"/>
         </w:rPr>
-        <w:t>021159  Utilizabilidad de Sigma-0 ASCAT</w:t>
+        <w:t>0 21 159  Utilizabilidad de Sigma-0 ASCAT</w:t>
       </w:r>
     </w:p>
     <w:tbl>
@@ -10331,7 +10331,7 @@
           <w:b/>
           <w:sz w:val="18"/>
         </w:rPr>
-        <w:t>021169  Indicador de presencia de hielo</w:t>
+        <w:t>0 21 169  Indicador de presencia de hielo</w:t>
       </w:r>
     </w:p>
     <w:tbl>

--- a/docx/es/BUFRCREX_CodeFlag_es_21.docx
+++ b/docx/es/BUFRCREX_CodeFlag_es_21.docx
@@ -13,6 +13,496 @@
           <w:sz w:val="22"/>
         </w:rPr>
         <w:t>Clase 21</w:t>
+      </w:r>
+    </w:p>
+    <w:p>
+      <w:r>
+        <w:rPr>
+          <w:rFonts w:ascii="Verdana" w:hAnsi="Verdana"/>
+          <w:i/>
+          <w:sz w:val="14"/>
+        </w:rPr>
+        <w:t>Note 2: Los términos “despejado” y “cubierto” se cifran con 0 y 8, respectivamente.</w:t>
+      </w:r>
+    </w:p>
+    <w:p>
+      <w:r>
+        <w:rPr>
+          <w:rFonts w:ascii="Verdana" w:hAnsi="Verdana"/>
+          <w:i/>
+          <w:sz w:val="14"/>
+        </w:rPr>
+        <w:t>Note 5: 0 es satisfactorio, 1 es insatisfactorio</w:t>
+      </w:r>
+    </w:p>
+    <w:p>
+      <w:r>
+        <w:rPr>
+          <w:rFonts w:ascii="Verdana" w:hAnsi="Verdana"/>
+          <w:i/>
+          <w:sz w:val="14"/>
+        </w:rPr>
+        <w:t>Note 6: Véase la Tabla de cifrado común C–1, Parte C/c.</w:t>
+      </w:r>
+    </w:p>
+    <w:p>
+      <w:r>
+        <w:rPr>
+          <w:rFonts w:ascii="Verdana" w:hAnsi="Verdana"/>
+          <w:i/>
+          <w:sz w:val="14"/>
+        </w:rPr>
+        <w:t>Note 7: Véase la Tabla de cifrado común C–2, Parte C/c.</w:t>
+      </w:r>
+    </w:p>
+    <w:p>
+      <w:r>
+        <w:rPr>
+          <w:rFonts w:ascii="Verdana" w:hAnsi="Verdana"/>
+          <w:i/>
+          <w:sz w:val="14"/>
+        </w:rPr>
+        <w:t>Note 8: Véase la Tabla de cifrado común C–3</w:t>
+      </w:r>
+    </w:p>
+    <w:p>
+      <w:r>
+        <w:rPr>
+          <w:rFonts w:ascii="Verdana" w:hAnsi="Verdana"/>
+          <w:i/>
+          <w:sz w:val="14"/>
+        </w:rPr>
+        <w:t>Note 9: Véase la Tabla de cifrado común C–4</w:t>
+      </w:r>
+    </w:p>
+    <w:p>
+      <w:r>
+        <w:rPr>
+          <w:rFonts w:ascii="Verdana" w:hAnsi="Verdana"/>
+          <w:i/>
+          <w:sz w:val="14"/>
+        </w:rPr>
+        <w:t>Note 10: Véase la Tabla de cifrado común C–5, Parte C/c.</w:t>
+      </w:r>
+    </w:p>
+    <w:p>
+      <w:r>
+        <w:rPr>
+          <w:rFonts w:ascii="Verdana" w:hAnsi="Verdana"/>
+          <w:i/>
+          <w:sz w:val="14"/>
+        </w:rPr>
+        <w:t>Note 11: Véase la Tabla de cifrado común C–7, Parte C/c.</w:t>
+      </w:r>
+    </w:p>
+    <w:p>
+      <w:r>
+        <w:rPr>
+          <w:rFonts w:ascii="Verdana" w:hAnsi="Verdana"/>
+          <w:i/>
+          <w:sz w:val="14"/>
+        </w:rPr>
+        <w:t>Note 12: Véase la Tabla de cifrado común C–8, Parte C/c.</w:t>
+      </w:r>
+    </w:p>
+    <w:p>
+      <w:r>
+        <w:rPr>
+          <w:rFonts w:ascii="Verdana" w:hAnsi="Verdana"/>
+          <w:i/>
+          <w:sz w:val="14"/>
+        </w:rPr>
+        <w:t>Note 14: Será definida por los propios centros — Véase la Tabla de cifrado común C-12, Parte C/c.</w:t>
+      </w:r>
+    </w:p>
+    <w:p>
+      <w:r>
+        <w:rPr>
+          <w:rFonts w:ascii="Verdana" w:hAnsi="Verdana"/>
+          <w:i/>
+          <w:sz w:val="14"/>
+        </w:rPr>
+        <w:t>Note 15: Se elaborará.</w:t>
+      </w:r>
+    </w:p>
+    <w:p>
+      <w:r>
+        <w:rPr>
+          <w:rFonts w:ascii="Verdana" w:hAnsi="Verdana"/>
+          <w:i/>
+          <w:sz w:val="14"/>
+        </w:rPr>
+        <w:t>Note 16: Una secuencia consecutiva de dos o más coordenadas de posición, tales como los pares de latitud y longitud, define una línea o un polígono. Los puntos deberán unirse entre sí en el mismo orden en que aparecen en el mensaje. Toda área descrita estará situada a la izquierda del límite trazado en la dirección establecida por el orden de los puntos dado en el mensaje. Esta definición se aplica a polígonos simples que no se intersecan y no presentan huecos.</w:t>
+      </w:r>
+    </w:p>
+    <w:p>
+      <w:r>
+        <w:rPr>
+          <w:rFonts w:ascii="Verdana" w:hAnsi="Verdana"/>
+          <w:i/>
+          <w:sz w:val="14"/>
+        </w:rPr>
+        <w:t>Note 17: Si todos los bits indican 0, eso significa una buena calibración.</w:t>
+      </w:r>
+    </w:p>
+    <w:p>
+      <w:r>
+        <w:rPr>
+          <w:rFonts w:ascii="Verdana" w:hAnsi="Verdana"/>
+          <w:i/>
+          <w:sz w:val="14"/>
+        </w:rPr>
+        <w:t>Note 18: Todas las estadísticas de primer orden están expresadas en las unidades definidas por los descriptores de datos originales.</w:t>
+      </w:r>
+    </w:p>
+    <w:p>
+      <w:r>
+        <w:rPr>
+          <w:rFonts w:ascii="Verdana" w:hAnsi="Verdana"/>
+          <w:i/>
+          <w:sz w:val="14"/>
+        </w:rPr>
+        <w:t>Note 19: Se utilizará inicialmente la significación del campo asociado (adicional) en relación con la calidad de los datos observados.</w:t>
+      </w:r>
+    </w:p>
+    <w:p>
+      <w:r>
+        <w:rPr>
+          <w:rFonts w:ascii="Verdana" w:hAnsi="Verdana"/>
+          <w:i/>
+          <w:sz w:val="14"/>
+        </w:rPr>
+        <w:t>Note 21: Comenzando por la posición del primer bit (bit más significativo), si el bit se fija en uno, entonces el canal es utilizado. Si el bit se fija en cero, entonces el canal no es utilizado.</w:t>
+      </w:r>
+    </w:p>
+    <w:p>
+      <w:r>
+        <w:rPr>
+          <w:rFonts w:ascii="Verdana" w:hAnsi="Verdana"/>
+          <w:i/>
+          <w:sz w:val="14"/>
+        </w:rPr>
+        <w:t>Note 22: Banderines de bit que indican los elementos incluidos en el proceso de datos de sondeo</w:t>
+      </w:r>
+    </w:p>
+    <w:p>
+      <w:r>
+        <w:rPr>
+          <w:rFonts w:ascii="Verdana" w:hAnsi="Verdana"/>
+          <w:i/>
+          <w:sz w:val="14"/>
+        </w:rPr>
+        <w:t>Note 23: Cifras de clave 1 a 9: duración y tiempo de la medición de la corriente (método vectorial o método Doppler de perfil de corriente).</w:t>
+      </w:r>
+    </w:p>
+    <w:p>
+      <w:r>
+        <w:rPr>
+          <w:rFonts w:ascii="Verdana" w:hAnsi="Verdana"/>
+          <w:i/>
+          <w:sz w:val="14"/>
+        </w:rPr>
+        <w:t>Note 24: Los bits 1 a 4 representan la clave de defectos horarios. Si todos los bits indican 0, eso significa que la hora de barrido corresponde a la prevista.</w:t>
+      </w:r>
+    </w:p>
+    <w:p>
+      <w:r>
+        <w:rPr>
+          <w:rFonts w:ascii="Verdana" w:hAnsi="Verdana"/>
+          <w:i/>
+          <w:sz w:val="14"/>
+        </w:rPr>
+        <w:t>Note 25: Los bits 11 a 17 representan la clave de problemas de localización geográfica. Si todos los bits indican 0, eso significa que la localización geográfica ha sido normal.</w:t>
+      </w:r>
+    </w:p>
+    <w:p>
+      <w:r>
+        <w:rPr>
+          <w:rFonts w:ascii="Verdana" w:hAnsi="Verdana"/>
+          <w:i/>
+          <w:sz w:val="14"/>
+        </w:rPr>
+        <w:t>Note 27: Bits 5-10 represent calibration problem code. All bits set to zero indicated normal calibration. Where any of bits 5, 7, 10 are set, secondary calibration coefficients have been used.</w:t>
+      </w:r>
+    </w:p>
+    <w:p>
+      <w:r>
+        <w:rPr>
+          <w:rFonts w:ascii="Verdana" w:hAnsi="Verdana"/>
+          <w:i/>
+          <w:sz w:val="14"/>
+        </w:rPr>
+        <w:t>Note 32: Cifras de clave 1 a 9: duración y tiempo de la medición de la corriente (método vectorial o método Doppler de perfil de corriente)."</w:t>
+      </w:r>
+    </w:p>
+    <w:p>
+      <w:r>
+        <w:rPr>
+          <w:rFonts w:ascii="Verdana" w:hAnsi="Verdana"/>
+          <w:i/>
+          <w:sz w:val="14"/>
+        </w:rPr>
+        <w:t>Note 33: Cifras de clave 11 a 19: período de medición de la corriente (método de deriva).</w:t>
+      </w:r>
+    </w:p>
+    <w:p>
+      <w:r>
+        <w:rPr>
+          <w:rFonts w:ascii="Verdana" w:hAnsi="Verdana"/>
+          <w:i/>
+          <w:sz w:val="14"/>
+        </w:rPr>
+        <w:t>Note 34: Las cifras de clave que indican la precipitación genérica (cifras de clave 140–148) están dispuestas en orden de complejidad creciente. Por ejemplo: una estación muy sencilla que tan solo puede determinar la presencia o ausencia de precipitación utilizará la cifra de clave 140 (precipitación). En el siguiente nivel, una estación automática capaz de captar la cantidad pero no el tipo de precipitación utilizará la cifra de clave 141 o 142. Una estación automática capaz de captar el tipo de precipitación (líquida, sólida, engelante) y la cantidad en líneas generales, utilizará las cifras de clave 143–148. Una estación automática capaz de comunicar tipos reales de precipitación (por ejemplo, llovizna o lluvia) pero no su cantidad, utilizará la correspondiente decena (por ejemplo, 150 para llovizna en general y 160 para lluvia en general).</w:t>
+      </w:r>
+    </w:p>
+    <w:p>
+      <w:r>
+        <w:rPr>
+          <w:rFonts w:ascii="Verdana" w:hAnsi="Verdana"/>
+          <w:i/>
+          <w:sz w:val="14"/>
+        </w:rPr>
+        <w:t>Note 35: El descriptor 0 25 009 ha dejado de utilizarse. Utilícese en su lugar el descriptor 0 25 029.</w:t>
+      </w:r>
+    </w:p>
+    <w:p>
+      <w:r>
+        <w:rPr>
+          <w:rFonts w:ascii="Verdana" w:hAnsi="Verdana"/>
+          <w:i/>
+          <w:sz w:val="14"/>
+        </w:rPr>
+        <w:t>Note 36: Las estadísticas de diferencia son valores de diferencia; sus dimensiones son iguales a las de los valores correspondientes comunicados con respecto a unidades, pero con una gama centrada en cero (por ejemplo, diferencia entre valores comunicados y analizados, diferencia entre valores comunicados y previstos, etc.).</w:t>
+      </w:r>
+    </w:p>
+    <w:p>
+      <w:r>
+        <w:rPr>
+          <w:rFonts w:ascii="Verdana" w:hAnsi="Verdana"/>
+          <w:i/>
+          <w:sz w:val="14"/>
+        </w:rPr>
+        <w:t>Note 39: El EPSG es un conjunto de datos de sistemas de coordenadas y transformaciones de sistemas de coordenadas, elaborado y mantenido inicialmente por el Grupo Europeo de Encuestas sobre el Petróleo (EPSG). En la actualidad lo mantiene el Subcomité de Geodesia de la International Association of Oil and Gas Producers Geomatics Committee.</w:t>
+      </w:r>
+    </w:p>
+    <w:p>
+      <w:r>
+        <w:rPr>
+          <w:rFonts w:ascii="Verdana" w:hAnsi="Verdana"/>
+          <w:i/>
+          <w:sz w:val="14"/>
+        </w:rPr>
+        <w:t>Note 42: Se elaborarán aplicaciones ulteriores.</w:t>
+      </w:r>
+    </w:p>
+    <w:p>
+      <w:r>
+        <w:rPr>
+          <w:rFonts w:ascii="Verdana" w:hAnsi="Verdana"/>
+          <w:i/>
+          <w:sz w:val="14"/>
+        </w:rPr>
+        <w:t>Note 43: Los términos genéricos para las condiciones meteorológicas (por ejemplo, niebla, llovizna) se destinan a las estaciones automáticas que pueden determinar tipos de tiempo, pero no dar más información. Los términos genéricos de la tabla de cifrado se indican mediante mayúsculas.</w:t>
+      </w:r>
+    </w:p>
+    <w:p>
+      <w:r>
+        <w:rPr>
+          <w:rFonts w:ascii="Verdana" w:hAnsi="Verdana"/>
+          <w:i/>
+          <w:sz w:val="14"/>
+        </w:rPr>
+        <w:t>Note 45: H = hora de observación.</w:t>
+      </w:r>
+    </w:p>
+    <w:p>
+      <w:r>
+        <w:rPr>
+          <w:rFonts w:ascii="Verdana" w:hAnsi="Verdana"/>
+          <w:i/>
+          <w:sz w:val="14"/>
+        </w:rPr>
+        <w:t>Note 49: Si todos los bits indican 0, eso significa una buena calibración.</w:t>
+      </w:r>
+    </w:p>
+    <w:p>
+      <w:r>
+        <w:rPr>
+          <w:rFonts w:ascii="Verdana" w:hAnsi="Verdana"/>
+          <w:i/>
+          <w:sz w:val="14"/>
+        </w:rPr>
+        <w:t>Note 50: En todos los casos, se indicarán las cifras de clave más altas aplicables.</w:t>
+      </w:r>
+    </w:p>
+    <w:p>
+      <w:r>
+        <w:rPr>
+          <w:rFonts w:ascii="Verdana" w:hAnsi="Verdana"/>
+          <w:i/>
+          <w:sz w:val="14"/>
+        </w:rPr>
+        <w:t>Note 54: En esta tabla de cifrado, siempre que se haga referencia al hielo, se incluye también toda precipitación sólida que no sea nieve.</w:t>
+      </w:r>
+    </w:p>
+    <w:p>
+      <w:r>
+        <w:rPr>
+          <w:rFonts w:ascii="Verdana" w:hAnsi="Verdana"/>
+          <w:i/>
+          <w:sz w:val="14"/>
+        </w:rPr>
+        <w:t>Note 57: La precipitación combinada se indica fijando en uno los bits de cada uno de los tipos de precipitación observados.</w:t>
+      </w:r>
+    </w:p>
+    <w:p>
+      <w:r>
+        <w:rPr>
+          <w:rFonts w:ascii="Verdana" w:hAnsi="Verdana"/>
+          <w:i/>
+          <w:sz w:val="14"/>
+        </w:rPr>
+        <w:t>Note 59: En caso necesario se agregarán nuevos nombres locales para las tormentas de distintas intensidades.</w:t>
+      </w:r>
+    </w:p>
+    <w:p>
+      <w:r>
+        <w:rPr>
+          <w:rFonts w:ascii="Verdana" w:hAnsi="Verdana"/>
+          <w:i/>
+          <w:sz w:val="14"/>
+        </w:rPr>
+        <w:t>Note 60: Ninguna de las cifras de clave excluye la adición de niveles interpolados a discreción del centro generador.</w:t>
+      </w:r>
+    </w:p>
+    <w:p>
+      <w:r>
+        <w:rPr>
+          <w:rFonts w:ascii="Verdana" w:hAnsi="Verdana"/>
+          <w:i/>
+          <w:sz w:val="14"/>
+        </w:rPr>
+        <w:t>Note 63: En esta tabla de banderines se entiende por fenómeno cualquier tipo de fenómeno, incluidos la precipitación y el oscurecimiento.</w:t>
+      </w:r>
+    </w:p>
+    <w:p>
+      <w:r>
+        <w:rPr>
+          <w:rFonts w:ascii="Verdana" w:hAnsi="Verdana"/>
+          <w:i/>
+          <w:sz w:val="14"/>
+        </w:rPr>
+        <w:t>Note 75: Las definiciones referidas a las cifras de clave 0, 1, 2 y 4 se aplican al suelo representativo y las cifras de clave 3, 5 a 9 y 10 a 19, a una zona abierta representativa.</w:t>
+      </w:r>
+    </w:p>
+    <w:p>
+      <w:r>
+        <w:rPr>
+          <w:rFonts w:ascii="Verdana" w:hAnsi="Verdana"/>
+          <w:i/>
+          <w:sz w:val="14"/>
+        </w:rPr>
+        <w:t>Note 76: Cuando haya que cifrar una altura que corresponda a dos cifras de clave, se tomará la cifra más baja. Por ejemplo, una altura de 4 m se cifrará 5.</w:t>
+      </w:r>
+    </w:p>
+    <w:p>
+      <w:r>
+        <w:rPr>
+          <w:rFonts w:ascii="Verdana" w:hAnsi="Verdana"/>
+          <w:i/>
+          <w:sz w:val="14"/>
+        </w:rPr>
+        <w:t>Note 78: Los tres primeros dígitos representan el código de país ISO.</w:t>
+      </w:r>
+    </w:p>
+    <w:p>
+      <w:r>
+        <w:rPr>
+          <w:rFonts w:ascii="Verdana" w:hAnsi="Verdana"/>
+          <w:i/>
+          <w:sz w:val="14"/>
+        </w:rPr>
+        <w:t>Note 79: La última columna de la tabla contiene el número de registro correspondiente del Chemical Abstracts Service (CAS) de la American Chemical Society</w:t>
+      </w:r>
+    </w:p>
+    <w:p>
+      <w:r>
+        <w:rPr>
+          <w:rFonts w:ascii="Verdana" w:hAnsi="Verdana"/>
+          <w:i/>
+          <w:sz w:val="14"/>
+        </w:rPr>
+        <w:t>Note 80: La parte central de la presente tabla de cifrado (cifras de clave 100–199) incluye términos a diversos niveles, referidos a estaciones automáticas sencillas y luego cada vez más complejas.</w:t>
+      </w:r>
+    </w:p>
+    <w:p>
+      <w:r>
+        <w:rPr>
+          <w:rFonts w:ascii="Verdana" w:hAnsi="Verdana"/>
+          <w:i/>
+          <w:sz w:val="14"/>
+        </w:rPr>
+        <w:t>Note 81: El alcance nominal de la humedad del suelo en superficie es 0% - 100%. En casos extremos, el retrodispersor extrapolado a un ángulo de incidencia de 40 grados puede ser superior a la referencia del retrodispersor húmedo o seco. En tales casos, el valor proporcionado por el proceso de medición de la humedad del suelo en superficie es menor de 0% o mayor de 100%, respectivamente.</w:t>
+      </w:r>
+    </w:p>
+    <w:p>
+      <w:r>
+        <w:rPr>
+          <w:rFonts w:ascii="Verdana" w:hAnsi="Verdana"/>
+          <w:i/>
+          <w:sz w:val="14"/>
+        </w:rPr>
+        <w:t>Note 84: Estos valores se refieren a olas bien formadas en altamar por acción del viento. Si bien se dará prioridad a los términos descriptivos, los valores relativos a las alturas podrán utilizarse como guía por el observador cuando cifra el estado total de agitación del mar, resultante de diversos factores tales como el viento, la mar de fondo, las corrientes, el ángulo entre la mar de fondo y el viento, etc.</w:t>
+      </w:r>
+    </w:p>
+    <w:p>
+      <w:r>
+        <w:rPr>
+          <w:rFonts w:ascii="Verdana" w:hAnsi="Verdana"/>
+          <w:i/>
+          <w:sz w:val="14"/>
+        </w:rPr>
+        <w:t>Note 85: Este descriptor se asociará a los datos de la visibilidad o a los de la altura de las nubes para especificar si se trata de un valor limitado. Si los datos transmitidos son el valor verdadero, la cifra de clave es 0. Sin-embargo, la medición puede alcanzar el límite de la capacidad de medición del instrumento. Si el valor transmitido es mayor que el valor verdadero, la cifra de clave es 1; y si el valor transmitido es menor que el valor verdadero, la cifra de clave es 2.</w:t>
+      </w:r>
+    </w:p>
+    <w:p>
+      <w:r>
+        <w:rPr>
+          <w:rFonts w:ascii="Verdana" w:hAnsi="Verdana"/>
+          <w:i/>
+          <w:sz w:val="14"/>
+        </w:rPr>
+        <w:t>Note 88: La significación del tiempo debe ser calificada por los períodos adecuados de tiempo que se especifican.</w:t>
+      </w:r>
+    </w:p>
+    <w:p>
+      <w:r>
+        <w:rPr>
+          <w:rFonts w:ascii="Verdana" w:hAnsi="Verdana"/>
+          <w:i/>
+          <w:sz w:val="14"/>
+        </w:rPr>
+        <w:t>Note 90: Tipo de instrumentos y unidades originales para la medición del viento (en m s–1, a menos que se indique otra cosa)</w:t>
+      </w:r>
+    </w:p>
+    <w:p>
+      <w:r>
+        <w:rPr>
+          <w:rFonts w:ascii="Verdana" w:hAnsi="Verdana"/>
+          <w:i/>
+          <w:sz w:val="14"/>
+        </w:rPr>
+        <w:t>Note 94: Si el método de información originario es el indicado por la cifra de clave 1, se recomienda la siguiente conversión para obtener un valor adecuado de los datos correspondiente al descriptor 0 01 012: Valor comunicado</w:t>
+      </w:r>
+    </w:p>
+    <w:p>
+      <w:r>
+        <w:rPr>
+          <w:rFonts w:ascii="Verdana" w:hAnsi="Verdana"/>
+          <w:i/>
+          <w:sz w:val="14"/>
+        </w:rPr>
+        <w:t>Note 95: Si el método de información originario es el indicado por la cifra de clave 1, se recomienda la siguiente conversión para obtener un valor adecuado de los datos correspondiente al descriptor 0 01 013: Valor comunicado</w:t>
       </w:r>
     </w:p>
     <w:p>
@@ -58,6 +548,9 @@
             <w:shd w:val="clear" w:color="auto" w:fill="D9D9D9"/>
           </w:tcPr>
           <w:p>
+            <w:pPr>
+              <w:spacing w:before="20" w:after="20"/>
+            </w:pPr>
             <w:r/>
             <w:r>
               <w:rPr>
@@ -75,6 +568,9 @@
             <w:shd w:val="clear" w:color="auto" w:fill="D9D9D9"/>
           </w:tcPr>
           <w:p>
+            <w:pPr>
+              <w:spacing w:before="20" w:after="20"/>
+            </w:pPr>
             <w:r/>
             <w:r>
               <w:rPr>
@@ -92,6 +588,9 @@
             <w:shd w:val="clear" w:color="auto" w:fill="D9D9D9"/>
           </w:tcPr>
           <w:p>
+            <w:pPr>
+              <w:spacing w:before="20" w:after="20"/>
+            </w:pPr>
             <w:r/>
             <w:r>
               <w:rPr>
@@ -105,11 +604,17 @@
         </w:tc>
       </w:tr>
       <w:tr>
-        <w:tc>
-          <w:tcPr>
-            <w:tcW w:type="dxa" w:w="5046"/>
-          </w:tcPr>
-          <w:p>
+        <w:trPr>
+          <w:cantSplit/>
+        </w:trPr>
+        <w:tc>
+          <w:tcPr>
+            <w:tcW w:type="dxa" w:w="5046"/>
+          </w:tcPr>
+          <w:p>
+            <w:pPr>
+              <w:spacing w:before="20" w:after="20"/>
+            </w:pPr>
             <w:r/>
             <w:r>
               <w:rPr>
@@ -126,6 +631,9 @@
             <w:tcW w:type="dxa" w:w="5046"/>
           </w:tcPr>
           <w:p>
+            <w:pPr>
+              <w:spacing w:before="20" w:after="20"/>
+            </w:pPr>
             <w:r/>
             <w:r>
               <w:rPr>
@@ -142,6 +650,9 @@
             <w:tcW w:type="dxa" w:w="5046"/>
           </w:tcPr>
           <w:p>
+            <w:pPr>
+              <w:spacing w:before="20" w:after="20"/>
+            </w:pPr>
             <w:r/>
             <w:r>
               <w:rPr>
@@ -154,11 +665,17 @@
         </w:tc>
       </w:tr>
       <w:tr>
-        <w:tc>
-          <w:tcPr>
-            <w:tcW w:type="dxa" w:w="5046"/>
-          </w:tcPr>
-          <w:p>
+        <w:trPr>
+          <w:cantSplit/>
+        </w:trPr>
+        <w:tc>
+          <w:tcPr>
+            <w:tcW w:type="dxa" w:w="5046"/>
+          </w:tcPr>
+          <w:p>
+            <w:pPr>
+              <w:spacing w:before="20" w:after="20"/>
+            </w:pPr>
             <w:r/>
             <w:r>
               <w:rPr>
@@ -175,6 +692,9 @@
             <w:tcW w:type="dxa" w:w="5046"/>
           </w:tcPr>
           <w:p>
+            <w:pPr>
+              <w:spacing w:before="20" w:after="20"/>
+            </w:pPr>
             <w:r/>
             <w:r>
               <w:rPr>
@@ -191,6 +711,9 @@
             <w:tcW w:type="dxa" w:w="5046"/>
           </w:tcPr>
           <w:p>
+            <w:pPr>
+              <w:spacing w:before="20" w:after="20"/>
+            </w:pPr>
             <w:r/>
             <w:r>
               <w:rPr>
@@ -203,11 +726,17 @@
         </w:tc>
       </w:tr>
       <w:tr>
-        <w:tc>
-          <w:tcPr>
-            <w:tcW w:type="dxa" w:w="5046"/>
-          </w:tcPr>
-          <w:p>
+        <w:trPr>
+          <w:cantSplit/>
+        </w:trPr>
+        <w:tc>
+          <w:tcPr>
+            <w:tcW w:type="dxa" w:w="5046"/>
+          </w:tcPr>
+          <w:p>
+            <w:pPr>
+              <w:spacing w:before="20" w:after="20"/>
+            </w:pPr>
             <w:r/>
             <w:r>
               <w:rPr>
@@ -224,6 +753,9 @@
             <w:tcW w:type="dxa" w:w="5046"/>
           </w:tcPr>
           <w:p>
+            <w:pPr>
+              <w:spacing w:before="20" w:after="20"/>
+            </w:pPr>
             <w:r/>
             <w:r>
               <w:rPr>
@@ -240,6 +772,9 @@
             <w:tcW w:type="dxa" w:w="5046"/>
           </w:tcPr>
           <w:p>
+            <w:pPr>
+              <w:spacing w:before="20" w:after="20"/>
+            </w:pPr>
             <w:r/>
             <w:r>
               <w:rPr>
@@ -252,11 +787,17 @@
         </w:tc>
       </w:tr>
       <w:tr>
-        <w:tc>
-          <w:tcPr>
-            <w:tcW w:type="dxa" w:w="5046"/>
-          </w:tcPr>
-          <w:p>
+        <w:trPr>
+          <w:cantSplit/>
+        </w:trPr>
+        <w:tc>
+          <w:tcPr>
+            <w:tcW w:type="dxa" w:w="5046"/>
+          </w:tcPr>
+          <w:p>
+            <w:pPr>
+              <w:spacing w:before="20" w:after="20"/>
+            </w:pPr>
             <w:r/>
             <w:r>
               <w:rPr>
@@ -273,6 +814,9 @@
             <w:tcW w:type="dxa" w:w="5046"/>
           </w:tcPr>
           <w:p>
+            <w:pPr>
+              <w:spacing w:before="20" w:after="20"/>
+            </w:pPr>
             <w:r/>
             <w:r>
               <w:rPr>
@@ -289,6 +833,9 @@
             <w:tcW w:type="dxa" w:w="5046"/>
           </w:tcPr>
           <w:p>
+            <w:pPr>
+              <w:spacing w:before="20" w:after="20"/>
+            </w:pPr>
             <w:r/>
             <w:r>
               <w:rPr>
@@ -301,11 +848,17 @@
         </w:tc>
       </w:tr>
       <w:tr>
-        <w:tc>
-          <w:tcPr>
-            <w:tcW w:type="dxa" w:w="5046"/>
-          </w:tcPr>
-          <w:p>
+        <w:trPr>
+          <w:cantSplit/>
+        </w:trPr>
+        <w:tc>
+          <w:tcPr>
+            <w:tcW w:type="dxa" w:w="5046"/>
+          </w:tcPr>
+          <w:p>
+            <w:pPr>
+              <w:spacing w:before="20" w:after="20"/>
+            </w:pPr>
             <w:r/>
             <w:r>
               <w:rPr>
@@ -322,6 +875,9 @@
             <w:tcW w:type="dxa" w:w="5046"/>
           </w:tcPr>
           <w:p>
+            <w:pPr>
+              <w:spacing w:before="20" w:after="20"/>
+            </w:pPr>
             <w:r/>
             <w:r>
               <w:rPr>
@@ -338,6 +894,9 @@
             <w:tcW w:type="dxa" w:w="5046"/>
           </w:tcPr>
           <w:p>
+            <w:pPr>
+              <w:spacing w:before="20" w:after="20"/>
+            </w:pPr>
             <w:r/>
             <w:r>
               <w:rPr>
@@ -350,11 +909,17 @@
         </w:tc>
       </w:tr>
       <w:tr>
-        <w:tc>
-          <w:tcPr>
-            <w:tcW w:type="dxa" w:w="5046"/>
-          </w:tcPr>
-          <w:p>
+        <w:trPr>
+          <w:cantSplit/>
+        </w:trPr>
+        <w:tc>
+          <w:tcPr>
+            <w:tcW w:type="dxa" w:w="5046"/>
+          </w:tcPr>
+          <w:p>
+            <w:pPr>
+              <w:spacing w:before="20" w:after="20"/>
+            </w:pPr>
             <w:r/>
             <w:r>
               <w:rPr>
@@ -371,6 +936,9 @@
             <w:tcW w:type="dxa" w:w="5046"/>
           </w:tcPr>
           <w:p>
+            <w:pPr>
+              <w:spacing w:before="20" w:after="20"/>
+            </w:pPr>
             <w:r/>
             <w:r>
               <w:rPr>
@@ -387,6 +955,9 @@
             <w:tcW w:type="dxa" w:w="5046"/>
           </w:tcPr>
           <w:p>
+            <w:pPr>
+              <w:spacing w:before="20" w:after="20"/>
+            </w:pPr>
             <w:r/>
             <w:r>
               <w:rPr>
@@ -399,11 +970,17 @@
         </w:tc>
       </w:tr>
       <w:tr>
-        <w:tc>
-          <w:tcPr>
-            <w:tcW w:type="dxa" w:w="5046"/>
-          </w:tcPr>
-          <w:p>
+        <w:trPr>
+          <w:cantSplit/>
+        </w:trPr>
+        <w:tc>
+          <w:tcPr>
+            <w:tcW w:type="dxa" w:w="5046"/>
+          </w:tcPr>
+          <w:p>
+            <w:pPr>
+              <w:spacing w:before="20" w:after="20"/>
+            </w:pPr>
             <w:r/>
             <w:r>
               <w:rPr>
@@ -420,6 +997,9 @@
             <w:tcW w:type="dxa" w:w="5046"/>
           </w:tcPr>
           <w:p>
+            <w:pPr>
+              <w:spacing w:before="20" w:after="20"/>
+            </w:pPr>
             <w:r/>
             <w:r>
               <w:rPr>
@@ -436,6 +1016,9 @@
             <w:tcW w:type="dxa" w:w="5046"/>
           </w:tcPr>
           <w:p>
+            <w:pPr>
+              <w:spacing w:before="20" w:after="20"/>
+            </w:pPr>
             <w:r/>
             <w:r>
               <w:rPr>
@@ -448,11 +1031,17 @@
         </w:tc>
       </w:tr>
       <w:tr>
-        <w:tc>
-          <w:tcPr>
-            <w:tcW w:type="dxa" w:w="5046"/>
-          </w:tcPr>
-          <w:p>
+        <w:trPr>
+          <w:cantSplit/>
+        </w:trPr>
+        <w:tc>
+          <w:tcPr>
+            <w:tcW w:type="dxa" w:w="5046"/>
+          </w:tcPr>
+          <w:p>
+            <w:pPr>
+              <w:spacing w:before="20" w:after="20"/>
+            </w:pPr>
             <w:r/>
             <w:r>
               <w:rPr>
@@ -469,6 +1058,9 @@
             <w:tcW w:type="dxa" w:w="5046"/>
           </w:tcPr>
           <w:p>
+            <w:pPr>
+              <w:spacing w:before="20" w:after="20"/>
+            </w:pPr>
             <w:r/>
             <w:r>
               <w:rPr>
@@ -485,6 +1077,9 @@
             <w:tcW w:type="dxa" w:w="5046"/>
           </w:tcPr>
           <w:p>
+            <w:pPr>
+              <w:spacing w:before="20" w:after="20"/>
+            </w:pPr>
             <w:r/>
             <w:r>
               <w:rPr>
@@ -497,11 +1092,17 @@
         </w:tc>
       </w:tr>
       <w:tr>
-        <w:tc>
-          <w:tcPr>
-            <w:tcW w:type="dxa" w:w="5046"/>
-          </w:tcPr>
-          <w:p>
+        <w:trPr>
+          <w:cantSplit/>
+        </w:trPr>
+        <w:tc>
+          <w:tcPr>
+            <w:tcW w:type="dxa" w:w="5046"/>
+          </w:tcPr>
+          <w:p>
+            <w:pPr>
+              <w:spacing w:before="20" w:after="20"/>
+            </w:pPr>
             <w:r/>
             <w:r>
               <w:rPr>
@@ -518,6 +1119,9 @@
             <w:tcW w:type="dxa" w:w="5046"/>
           </w:tcPr>
           <w:p>
+            <w:pPr>
+              <w:spacing w:before="20" w:after="20"/>
+            </w:pPr>
             <w:r/>
             <w:r>
               <w:rPr>
@@ -534,6 +1138,9 @@
             <w:tcW w:type="dxa" w:w="5046"/>
           </w:tcPr>
           <w:p>
+            <w:pPr>
+              <w:spacing w:before="20" w:after="20"/>
+            </w:pPr>
             <w:r/>
             <w:r>
               <w:rPr>
@@ -546,11 +1153,17 @@
         </w:tc>
       </w:tr>
       <w:tr>
-        <w:tc>
-          <w:tcPr>
-            <w:tcW w:type="dxa" w:w="5046"/>
-          </w:tcPr>
-          <w:p>
+        <w:trPr>
+          <w:cantSplit/>
+        </w:trPr>
+        <w:tc>
+          <w:tcPr>
+            <w:tcW w:type="dxa" w:w="5046"/>
+          </w:tcPr>
+          <w:p>
+            <w:pPr>
+              <w:spacing w:before="20" w:after="20"/>
+            </w:pPr>
             <w:r/>
             <w:r>
               <w:rPr>
@@ -567,6 +1180,9 @@
             <w:tcW w:type="dxa" w:w="5046"/>
           </w:tcPr>
           <w:p>
+            <w:pPr>
+              <w:spacing w:before="20" w:after="20"/>
+            </w:pPr>
             <w:r/>
             <w:r>
               <w:rPr>
@@ -583,6 +1199,9 @@
             <w:tcW w:type="dxa" w:w="5046"/>
           </w:tcPr>
           <w:p>
+            <w:pPr>
+              <w:spacing w:before="20" w:after="20"/>
+            </w:pPr>
             <w:r/>
             <w:r>
               <w:rPr>
@@ -595,11 +1214,17 @@
         </w:tc>
       </w:tr>
       <w:tr>
-        <w:tc>
-          <w:tcPr>
-            <w:tcW w:type="dxa" w:w="5046"/>
-          </w:tcPr>
-          <w:p>
+        <w:trPr>
+          <w:cantSplit/>
+        </w:trPr>
+        <w:tc>
+          <w:tcPr>
+            <w:tcW w:type="dxa" w:w="5046"/>
+          </w:tcPr>
+          <w:p>
+            <w:pPr>
+              <w:spacing w:before="20" w:after="20"/>
+            </w:pPr>
             <w:r/>
             <w:r>
               <w:rPr>
@@ -616,6 +1241,9 @@
             <w:tcW w:type="dxa" w:w="5046"/>
           </w:tcPr>
           <w:p>
+            <w:pPr>
+              <w:spacing w:before="20" w:after="20"/>
+            </w:pPr>
             <w:r/>
             <w:r>
               <w:rPr>
@@ -632,6 +1260,9 @@
             <w:tcW w:type="dxa" w:w="5046"/>
           </w:tcPr>
           <w:p>
+            <w:pPr>
+              <w:spacing w:before="20" w:after="20"/>
+            </w:pPr>
             <w:r/>
             <w:r>
               <w:rPr>
@@ -644,11 +1275,17 @@
         </w:tc>
       </w:tr>
       <w:tr>
-        <w:tc>
-          <w:tcPr>
-            <w:tcW w:type="dxa" w:w="5046"/>
-          </w:tcPr>
-          <w:p>
+        <w:trPr>
+          <w:cantSplit/>
+        </w:trPr>
+        <w:tc>
+          <w:tcPr>
+            <w:tcW w:type="dxa" w:w="5046"/>
+          </w:tcPr>
+          <w:p>
+            <w:pPr>
+              <w:spacing w:before="20" w:after="20"/>
+            </w:pPr>
             <w:r/>
             <w:r>
               <w:rPr>
@@ -665,6 +1302,9 @@
             <w:tcW w:type="dxa" w:w="5046"/>
           </w:tcPr>
           <w:p>
+            <w:pPr>
+              <w:spacing w:before="20" w:after="20"/>
+            </w:pPr>
             <w:r/>
             <w:r>
               <w:rPr>
@@ -681,6 +1321,9 @@
             <w:tcW w:type="dxa" w:w="5046"/>
           </w:tcPr>
           <w:p>
+            <w:pPr>
+              <w:spacing w:before="20" w:after="20"/>
+            </w:pPr>
             <w:r/>
             <w:r>
               <w:rPr>
@@ -737,6 +1380,9 @@
             <w:shd w:val="clear" w:color="auto" w:fill="D9D9D9"/>
           </w:tcPr>
           <w:p>
+            <w:pPr>
+              <w:spacing w:before="20" w:after="20"/>
+            </w:pPr>
             <w:r/>
             <w:r>
               <w:rPr>
@@ -754,6 +1400,9 @@
             <w:shd w:val="clear" w:color="auto" w:fill="D9D9D9"/>
           </w:tcPr>
           <w:p>
+            <w:pPr>
+              <w:spacing w:before="20" w:after="20"/>
+            </w:pPr>
             <w:r/>
             <w:r>
               <w:rPr>
@@ -771,6 +1420,9 @@
             <w:shd w:val="clear" w:color="auto" w:fill="D9D9D9"/>
           </w:tcPr>
           <w:p>
+            <w:pPr>
+              <w:spacing w:before="20" w:after="20"/>
+            </w:pPr>
             <w:r/>
             <w:r>
               <w:rPr>
@@ -784,11 +1436,17 @@
         </w:tc>
       </w:tr>
       <w:tr>
-        <w:tc>
-          <w:tcPr>
-            <w:tcW w:type="dxa" w:w="5046"/>
-          </w:tcPr>
-          <w:p>
+        <w:trPr>
+          <w:cantSplit/>
+        </w:trPr>
+        <w:tc>
+          <w:tcPr>
+            <w:tcW w:type="dxa" w:w="5046"/>
+          </w:tcPr>
+          <w:p>
+            <w:pPr>
+              <w:spacing w:before="20" w:after="20"/>
+            </w:pPr>
             <w:r/>
             <w:r>
               <w:rPr>
@@ -805,6 +1463,9 @@
             <w:tcW w:type="dxa" w:w="5046"/>
           </w:tcPr>
           <w:p>
+            <w:pPr>
+              <w:spacing w:before="20" w:after="20"/>
+            </w:pPr>
             <w:r/>
             <w:r>
               <w:rPr>
@@ -821,6 +1482,9 @@
             <w:tcW w:type="dxa" w:w="5046"/>
           </w:tcPr>
           <w:p>
+            <w:pPr>
+              <w:spacing w:before="20" w:after="20"/>
+            </w:pPr>
             <w:r/>
             <w:r>
               <w:rPr>
@@ -833,11 +1497,17 @@
         </w:tc>
       </w:tr>
       <w:tr>
-        <w:tc>
-          <w:tcPr>
-            <w:tcW w:type="dxa" w:w="5046"/>
-          </w:tcPr>
-          <w:p>
+        <w:trPr>
+          <w:cantSplit/>
+        </w:trPr>
+        <w:tc>
+          <w:tcPr>
+            <w:tcW w:type="dxa" w:w="5046"/>
+          </w:tcPr>
+          <w:p>
+            <w:pPr>
+              <w:spacing w:before="20" w:after="20"/>
+            </w:pPr>
             <w:r/>
             <w:r>
               <w:rPr>
@@ -854,6 +1524,9 @@
             <w:tcW w:type="dxa" w:w="5046"/>
           </w:tcPr>
           <w:p>
+            <w:pPr>
+              <w:spacing w:before="20" w:after="20"/>
+            </w:pPr>
             <w:r/>
             <w:r>
               <w:rPr>
@@ -870,6 +1543,9 @@
             <w:tcW w:type="dxa" w:w="5046"/>
           </w:tcPr>
           <w:p>
+            <w:pPr>
+              <w:spacing w:before="20" w:after="20"/>
+            </w:pPr>
             <w:r/>
             <w:r>
               <w:rPr>
@@ -882,11 +1558,17 @@
         </w:tc>
       </w:tr>
       <w:tr>
-        <w:tc>
-          <w:tcPr>
-            <w:tcW w:type="dxa" w:w="5046"/>
-          </w:tcPr>
-          <w:p>
+        <w:trPr>
+          <w:cantSplit/>
+        </w:trPr>
+        <w:tc>
+          <w:tcPr>
+            <w:tcW w:type="dxa" w:w="5046"/>
+          </w:tcPr>
+          <w:p>
+            <w:pPr>
+              <w:spacing w:before="20" w:after="20"/>
+            </w:pPr>
             <w:r/>
             <w:r>
               <w:rPr>
@@ -903,6 +1585,9 @@
             <w:tcW w:type="dxa" w:w="5046"/>
           </w:tcPr>
           <w:p>
+            <w:pPr>
+              <w:spacing w:before="20" w:after="20"/>
+            </w:pPr>
             <w:r/>
             <w:r>
               <w:rPr>
@@ -919,6 +1604,9 @@
             <w:tcW w:type="dxa" w:w="5046"/>
           </w:tcPr>
           <w:p>
+            <w:pPr>
+              <w:spacing w:before="20" w:after="20"/>
+            </w:pPr>
             <w:r/>
             <w:r>
               <w:rPr>
@@ -931,11 +1619,17 @@
         </w:tc>
       </w:tr>
       <w:tr>
-        <w:tc>
-          <w:tcPr>
-            <w:tcW w:type="dxa" w:w="5046"/>
-          </w:tcPr>
-          <w:p>
+        <w:trPr>
+          <w:cantSplit/>
+        </w:trPr>
+        <w:tc>
+          <w:tcPr>
+            <w:tcW w:type="dxa" w:w="5046"/>
+          </w:tcPr>
+          <w:p>
+            <w:pPr>
+              <w:spacing w:before="20" w:after="20"/>
+            </w:pPr>
             <w:r/>
             <w:r>
               <w:rPr>
@@ -952,6 +1646,9 @@
             <w:tcW w:type="dxa" w:w="5046"/>
           </w:tcPr>
           <w:p>
+            <w:pPr>
+              <w:spacing w:before="20" w:after="20"/>
+            </w:pPr>
             <w:r/>
             <w:r>
               <w:rPr>
@@ -968,6 +1665,9 @@
             <w:tcW w:type="dxa" w:w="5046"/>
           </w:tcPr>
           <w:p>
+            <w:pPr>
+              <w:spacing w:before="20" w:after="20"/>
+            </w:pPr>
             <w:r/>
             <w:r>
               <w:rPr>
@@ -980,11 +1680,17 @@
         </w:tc>
       </w:tr>
       <w:tr>
-        <w:tc>
-          <w:tcPr>
-            <w:tcW w:type="dxa" w:w="5046"/>
-          </w:tcPr>
-          <w:p>
+        <w:trPr>
+          <w:cantSplit/>
+        </w:trPr>
+        <w:tc>
+          <w:tcPr>
+            <w:tcW w:type="dxa" w:w="5046"/>
+          </w:tcPr>
+          <w:p>
+            <w:pPr>
+              <w:spacing w:before="20" w:after="20"/>
+            </w:pPr>
             <w:r/>
             <w:r>
               <w:rPr>
@@ -1001,6 +1707,9 @@
             <w:tcW w:type="dxa" w:w="5046"/>
           </w:tcPr>
           <w:p>
+            <w:pPr>
+              <w:spacing w:before="20" w:after="20"/>
+            </w:pPr>
             <w:r/>
             <w:r>
               <w:rPr>
@@ -1017,6 +1726,9 @@
             <w:tcW w:type="dxa" w:w="5046"/>
           </w:tcPr>
           <w:p>
+            <w:pPr>
+              <w:spacing w:before="20" w:after="20"/>
+            </w:pPr>
             <w:r/>
             <w:r>
               <w:rPr>
@@ -1029,11 +1741,17 @@
         </w:tc>
       </w:tr>
       <w:tr>
-        <w:tc>
-          <w:tcPr>
-            <w:tcW w:type="dxa" w:w="5046"/>
-          </w:tcPr>
-          <w:p>
+        <w:trPr>
+          <w:cantSplit/>
+        </w:trPr>
+        <w:tc>
+          <w:tcPr>
+            <w:tcW w:type="dxa" w:w="5046"/>
+          </w:tcPr>
+          <w:p>
+            <w:pPr>
+              <w:spacing w:before="20" w:after="20"/>
+            </w:pPr>
             <w:r/>
             <w:r>
               <w:rPr>
@@ -1050,6 +1768,9 @@
             <w:tcW w:type="dxa" w:w="5046"/>
           </w:tcPr>
           <w:p>
+            <w:pPr>
+              <w:spacing w:before="20" w:after="20"/>
+            </w:pPr>
             <w:r/>
             <w:r>
               <w:rPr>
@@ -1066,6 +1787,9 @@
             <w:tcW w:type="dxa" w:w="5046"/>
           </w:tcPr>
           <w:p>
+            <w:pPr>
+              <w:spacing w:before="20" w:after="20"/>
+            </w:pPr>
             <w:r/>
             <w:r>
               <w:rPr>
@@ -1078,11 +1802,17 @@
         </w:tc>
       </w:tr>
       <w:tr>
-        <w:tc>
-          <w:tcPr>
-            <w:tcW w:type="dxa" w:w="5046"/>
-          </w:tcPr>
-          <w:p>
+        <w:trPr>
+          <w:cantSplit/>
+        </w:trPr>
+        <w:tc>
+          <w:tcPr>
+            <w:tcW w:type="dxa" w:w="5046"/>
+          </w:tcPr>
+          <w:p>
+            <w:pPr>
+              <w:spacing w:before="20" w:after="20"/>
+            </w:pPr>
             <w:r/>
             <w:r>
               <w:rPr>
@@ -1099,6 +1829,9 @@
             <w:tcW w:type="dxa" w:w="5046"/>
           </w:tcPr>
           <w:p>
+            <w:pPr>
+              <w:spacing w:before="20" w:after="20"/>
+            </w:pPr>
             <w:r/>
             <w:r>
               <w:rPr>
@@ -1115,6 +1848,9 @@
             <w:tcW w:type="dxa" w:w="5046"/>
           </w:tcPr>
           <w:p>
+            <w:pPr>
+              <w:spacing w:before="20" w:after="20"/>
+            </w:pPr>
             <w:r/>
             <w:r>
               <w:rPr>
@@ -1127,11 +1863,17 @@
         </w:tc>
       </w:tr>
       <w:tr>
-        <w:tc>
-          <w:tcPr>
-            <w:tcW w:type="dxa" w:w="5046"/>
-          </w:tcPr>
-          <w:p>
+        <w:trPr>
+          <w:cantSplit/>
+        </w:trPr>
+        <w:tc>
+          <w:tcPr>
+            <w:tcW w:type="dxa" w:w="5046"/>
+          </w:tcPr>
+          <w:p>
+            <w:pPr>
+              <w:spacing w:before="20" w:after="20"/>
+            </w:pPr>
             <w:r/>
             <w:r>
               <w:rPr>
@@ -1148,6 +1890,9 @@
             <w:tcW w:type="dxa" w:w="5046"/>
           </w:tcPr>
           <w:p>
+            <w:pPr>
+              <w:spacing w:before="20" w:after="20"/>
+            </w:pPr>
             <w:r/>
             <w:r>
               <w:rPr>
@@ -1164,6 +1909,9 @@
             <w:tcW w:type="dxa" w:w="5046"/>
           </w:tcPr>
           <w:p>
+            <w:pPr>
+              <w:spacing w:before="20" w:after="20"/>
+            </w:pPr>
             <w:r/>
             <w:r>
               <w:rPr>
@@ -1176,11 +1924,17 @@
         </w:tc>
       </w:tr>
       <w:tr>
-        <w:tc>
-          <w:tcPr>
-            <w:tcW w:type="dxa" w:w="5046"/>
-          </w:tcPr>
-          <w:p>
+        <w:trPr>
+          <w:cantSplit/>
+        </w:trPr>
+        <w:tc>
+          <w:tcPr>
+            <w:tcW w:type="dxa" w:w="5046"/>
+          </w:tcPr>
+          <w:p>
+            <w:pPr>
+              <w:spacing w:before="20" w:after="20"/>
+            </w:pPr>
             <w:r/>
             <w:r>
               <w:rPr>
@@ -1197,6 +1951,9 @@
             <w:tcW w:type="dxa" w:w="5046"/>
           </w:tcPr>
           <w:p>
+            <w:pPr>
+              <w:spacing w:before="20" w:after="20"/>
+            </w:pPr>
             <w:r/>
             <w:r>
               <w:rPr>
@@ -1213,6 +1970,9 @@
             <w:tcW w:type="dxa" w:w="5046"/>
           </w:tcPr>
           <w:p>
+            <w:pPr>
+              <w:spacing w:before="20" w:after="20"/>
+            </w:pPr>
             <w:r/>
             <w:r>
               <w:rPr>
@@ -1225,11 +1985,17 @@
         </w:tc>
       </w:tr>
       <w:tr>
-        <w:tc>
-          <w:tcPr>
-            <w:tcW w:type="dxa" w:w="5046"/>
-          </w:tcPr>
-          <w:p>
+        <w:trPr>
+          <w:cantSplit/>
+        </w:trPr>
+        <w:tc>
+          <w:tcPr>
+            <w:tcW w:type="dxa" w:w="5046"/>
+          </w:tcPr>
+          <w:p>
+            <w:pPr>
+              <w:spacing w:before="20" w:after="20"/>
+            </w:pPr>
             <w:r/>
             <w:r>
               <w:rPr>
@@ -1246,6 +2012,9 @@
             <w:tcW w:type="dxa" w:w="5046"/>
           </w:tcPr>
           <w:p>
+            <w:pPr>
+              <w:spacing w:before="20" w:after="20"/>
+            </w:pPr>
             <w:r/>
             <w:r>
               <w:rPr>
@@ -1262,6 +2031,9 @@
             <w:tcW w:type="dxa" w:w="5046"/>
           </w:tcPr>
           <w:p>
+            <w:pPr>
+              <w:spacing w:before="20" w:after="20"/>
+            </w:pPr>
             <w:r/>
             <w:r>
               <w:rPr>
@@ -1274,11 +2046,17 @@
         </w:tc>
       </w:tr>
       <w:tr>
-        <w:tc>
-          <w:tcPr>
-            <w:tcW w:type="dxa" w:w="5046"/>
-          </w:tcPr>
-          <w:p>
+        <w:trPr>
+          <w:cantSplit/>
+        </w:trPr>
+        <w:tc>
+          <w:tcPr>
+            <w:tcW w:type="dxa" w:w="5046"/>
+          </w:tcPr>
+          <w:p>
+            <w:pPr>
+              <w:spacing w:before="20" w:after="20"/>
+            </w:pPr>
             <w:r/>
             <w:r>
               <w:rPr>
@@ -1295,6 +2073,9 @@
             <w:tcW w:type="dxa" w:w="5046"/>
           </w:tcPr>
           <w:p>
+            <w:pPr>
+              <w:spacing w:before="20" w:after="20"/>
+            </w:pPr>
             <w:r/>
             <w:r>
               <w:rPr>
@@ -1311,6 +2092,9 @@
             <w:tcW w:type="dxa" w:w="5046"/>
           </w:tcPr>
           <w:p>
+            <w:pPr>
+              <w:spacing w:before="20" w:after="20"/>
+            </w:pPr>
             <w:r/>
             <w:r>
               <w:rPr>
@@ -1323,11 +2107,17 @@
         </w:tc>
       </w:tr>
       <w:tr>
-        <w:tc>
-          <w:tcPr>
-            <w:tcW w:type="dxa" w:w="5046"/>
-          </w:tcPr>
-          <w:p>
+        <w:trPr>
+          <w:cantSplit/>
+        </w:trPr>
+        <w:tc>
+          <w:tcPr>
+            <w:tcW w:type="dxa" w:w="5046"/>
+          </w:tcPr>
+          <w:p>
+            <w:pPr>
+              <w:spacing w:before="20" w:after="20"/>
+            </w:pPr>
             <w:r/>
             <w:r>
               <w:rPr>
@@ -1344,6 +2134,9 @@
             <w:tcW w:type="dxa" w:w="5046"/>
           </w:tcPr>
           <w:p>
+            <w:pPr>
+              <w:spacing w:before="20" w:after="20"/>
+            </w:pPr>
             <w:r/>
             <w:r>
               <w:rPr>
@@ -1360,6 +2153,9 @@
             <w:tcW w:type="dxa" w:w="5046"/>
           </w:tcPr>
           <w:p>
+            <w:pPr>
+              <w:spacing w:before="20" w:after="20"/>
+            </w:pPr>
             <w:r/>
             <w:r>
               <w:rPr>
@@ -1372,11 +2168,17 @@
         </w:tc>
       </w:tr>
       <w:tr>
-        <w:tc>
-          <w:tcPr>
-            <w:tcW w:type="dxa" w:w="5046"/>
-          </w:tcPr>
-          <w:p>
+        <w:trPr>
+          <w:cantSplit/>
+        </w:trPr>
+        <w:tc>
+          <w:tcPr>
+            <w:tcW w:type="dxa" w:w="5046"/>
+          </w:tcPr>
+          <w:p>
+            <w:pPr>
+              <w:spacing w:before="20" w:after="20"/>
+            </w:pPr>
             <w:r/>
             <w:r>
               <w:rPr>
@@ -1393,6 +2195,9 @@
             <w:tcW w:type="dxa" w:w="5046"/>
           </w:tcPr>
           <w:p>
+            <w:pPr>
+              <w:spacing w:before="20" w:after="20"/>
+            </w:pPr>
             <w:r/>
             <w:r>
               <w:rPr>
@@ -1409,6 +2214,9 @@
             <w:tcW w:type="dxa" w:w="5046"/>
           </w:tcPr>
           <w:p>
+            <w:pPr>
+              <w:spacing w:before="20" w:after="20"/>
+            </w:pPr>
             <w:r/>
             <w:r>
               <w:rPr>
@@ -1465,6 +2273,9 @@
             <w:shd w:val="clear" w:color="auto" w:fill="D9D9D9"/>
           </w:tcPr>
           <w:p>
+            <w:pPr>
+              <w:spacing w:before="20" w:after="20"/>
+            </w:pPr>
             <w:r/>
             <w:r>
               <w:rPr>
@@ -1482,6 +2293,9 @@
             <w:shd w:val="clear" w:color="auto" w:fill="D9D9D9"/>
           </w:tcPr>
           <w:p>
+            <w:pPr>
+              <w:spacing w:before="20" w:after="20"/>
+            </w:pPr>
             <w:r/>
             <w:r>
               <w:rPr>
@@ -1499,6 +2313,9 @@
             <w:shd w:val="clear" w:color="auto" w:fill="D9D9D9"/>
           </w:tcPr>
           <w:p>
+            <w:pPr>
+              <w:spacing w:before="20" w:after="20"/>
+            </w:pPr>
             <w:r/>
             <w:r>
               <w:rPr>
@@ -1512,11 +2329,17 @@
         </w:tc>
       </w:tr>
       <w:tr>
-        <w:tc>
-          <w:tcPr>
-            <w:tcW w:type="dxa" w:w="5046"/>
-          </w:tcPr>
-          <w:p>
+        <w:trPr>
+          <w:cantSplit/>
+        </w:trPr>
+        <w:tc>
+          <w:tcPr>
+            <w:tcW w:type="dxa" w:w="5046"/>
+          </w:tcPr>
+          <w:p>
+            <w:pPr>
+              <w:spacing w:before="20" w:after="20"/>
+            </w:pPr>
             <w:r/>
             <w:r>
               <w:rPr>
@@ -1533,6 +2356,9 @@
             <w:tcW w:type="dxa" w:w="5046"/>
           </w:tcPr>
           <w:p>
+            <w:pPr>
+              <w:spacing w:before="20" w:after="20"/>
+            </w:pPr>
             <w:r/>
             <w:r>
               <w:rPr>
@@ -1549,6 +2375,9 @@
             <w:tcW w:type="dxa" w:w="5046"/>
           </w:tcPr>
           <w:p>
+            <w:pPr>
+              <w:spacing w:before="20" w:after="20"/>
+            </w:pPr>
             <w:r/>
             <w:r>
               <w:rPr>
@@ -1561,11 +2390,17 @@
         </w:tc>
       </w:tr>
       <w:tr>
-        <w:tc>
-          <w:tcPr>
-            <w:tcW w:type="dxa" w:w="5046"/>
-          </w:tcPr>
-          <w:p>
+        <w:trPr>
+          <w:cantSplit/>
+        </w:trPr>
+        <w:tc>
+          <w:tcPr>
+            <w:tcW w:type="dxa" w:w="5046"/>
+          </w:tcPr>
+          <w:p>
+            <w:pPr>
+              <w:spacing w:before="20" w:after="20"/>
+            </w:pPr>
             <w:r/>
             <w:r>
               <w:rPr>
@@ -1582,6 +2417,9 @@
             <w:tcW w:type="dxa" w:w="5046"/>
           </w:tcPr>
           <w:p>
+            <w:pPr>
+              <w:spacing w:before="20" w:after="20"/>
+            </w:pPr>
             <w:r/>
             <w:r>
               <w:rPr>
@@ -1598,6 +2436,9 @@
             <w:tcW w:type="dxa" w:w="5046"/>
           </w:tcPr>
           <w:p>
+            <w:pPr>
+              <w:spacing w:before="20" w:after="20"/>
+            </w:pPr>
             <w:r/>
             <w:r>
               <w:rPr>
@@ -1610,11 +2451,17 @@
         </w:tc>
       </w:tr>
       <w:tr>
-        <w:tc>
-          <w:tcPr>
-            <w:tcW w:type="dxa" w:w="5046"/>
-          </w:tcPr>
-          <w:p>
+        <w:trPr>
+          <w:cantSplit/>
+        </w:trPr>
+        <w:tc>
+          <w:tcPr>
+            <w:tcW w:type="dxa" w:w="5046"/>
+          </w:tcPr>
+          <w:p>
+            <w:pPr>
+              <w:spacing w:before="20" w:after="20"/>
+            </w:pPr>
             <w:r/>
             <w:r>
               <w:rPr>
@@ -1631,6 +2478,9 @@
             <w:tcW w:type="dxa" w:w="5046"/>
           </w:tcPr>
           <w:p>
+            <w:pPr>
+              <w:spacing w:before="20" w:after="20"/>
+            </w:pPr>
             <w:r/>
             <w:r>
               <w:rPr>
@@ -1647,6 +2497,9 @@
             <w:tcW w:type="dxa" w:w="5046"/>
           </w:tcPr>
           <w:p>
+            <w:pPr>
+              <w:spacing w:before="20" w:after="20"/>
+            </w:pPr>
             <w:r/>
             <w:r>
               <w:rPr>
@@ -1659,11 +2512,17 @@
         </w:tc>
       </w:tr>
       <w:tr>
-        <w:tc>
-          <w:tcPr>
-            <w:tcW w:type="dxa" w:w="5046"/>
-          </w:tcPr>
-          <w:p>
+        <w:trPr>
+          <w:cantSplit/>
+        </w:trPr>
+        <w:tc>
+          <w:tcPr>
+            <w:tcW w:type="dxa" w:w="5046"/>
+          </w:tcPr>
+          <w:p>
+            <w:pPr>
+              <w:spacing w:before="20" w:after="20"/>
+            </w:pPr>
             <w:r/>
             <w:r>
               <w:rPr>
@@ -1680,6 +2539,9 @@
             <w:tcW w:type="dxa" w:w="5046"/>
           </w:tcPr>
           <w:p>
+            <w:pPr>
+              <w:spacing w:before="20" w:after="20"/>
+            </w:pPr>
             <w:r/>
             <w:r>
               <w:rPr>
@@ -1696,6 +2558,9 @@
             <w:tcW w:type="dxa" w:w="5046"/>
           </w:tcPr>
           <w:p>
+            <w:pPr>
+              <w:spacing w:before="20" w:after="20"/>
+            </w:pPr>
             <w:r/>
             <w:r>
               <w:rPr>
@@ -1708,11 +2573,17 @@
         </w:tc>
       </w:tr>
       <w:tr>
-        <w:tc>
-          <w:tcPr>
-            <w:tcW w:type="dxa" w:w="5046"/>
-          </w:tcPr>
-          <w:p>
+        <w:trPr>
+          <w:cantSplit/>
+        </w:trPr>
+        <w:tc>
+          <w:tcPr>
+            <w:tcW w:type="dxa" w:w="5046"/>
+          </w:tcPr>
+          <w:p>
+            <w:pPr>
+              <w:spacing w:before="20" w:after="20"/>
+            </w:pPr>
             <w:r/>
             <w:r>
               <w:rPr>
@@ -1729,6 +2600,9 @@
             <w:tcW w:type="dxa" w:w="5046"/>
           </w:tcPr>
           <w:p>
+            <w:pPr>
+              <w:spacing w:before="20" w:after="20"/>
+            </w:pPr>
             <w:r/>
             <w:r>
               <w:rPr>
@@ -1745,6 +2619,9 @@
             <w:tcW w:type="dxa" w:w="5046"/>
           </w:tcPr>
           <w:p>
+            <w:pPr>
+              <w:spacing w:before="20" w:after="20"/>
+            </w:pPr>
             <w:r/>
             <w:r>
               <w:rPr>
@@ -1757,11 +2634,17 @@
         </w:tc>
       </w:tr>
       <w:tr>
-        <w:tc>
-          <w:tcPr>
-            <w:tcW w:type="dxa" w:w="5046"/>
-          </w:tcPr>
-          <w:p>
+        <w:trPr>
+          <w:cantSplit/>
+        </w:trPr>
+        <w:tc>
+          <w:tcPr>
+            <w:tcW w:type="dxa" w:w="5046"/>
+          </w:tcPr>
+          <w:p>
+            <w:pPr>
+              <w:spacing w:before="20" w:after="20"/>
+            </w:pPr>
             <w:r/>
             <w:r>
               <w:rPr>
@@ -1778,6 +2661,9 @@
             <w:tcW w:type="dxa" w:w="5046"/>
           </w:tcPr>
           <w:p>
+            <w:pPr>
+              <w:spacing w:before="20" w:after="20"/>
+            </w:pPr>
             <w:r/>
             <w:r>
               <w:rPr>
@@ -1794,6 +2680,9 @@
             <w:tcW w:type="dxa" w:w="5046"/>
           </w:tcPr>
           <w:p>
+            <w:pPr>
+              <w:spacing w:before="20" w:after="20"/>
+            </w:pPr>
             <w:r/>
             <w:r>
               <w:rPr>
@@ -1806,11 +2695,17 @@
         </w:tc>
       </w:tr>
       <w:tr>
-        <w:tc>
-          <w:tcPr>
-            <w:tcW w:type="dxa" w:w="5046"/>
-          </w:tcPr>
-          <w:p>
+        <w:trPr>
+          <w:cantSplit/>
+        </w:trPr>
+        <w:tc>
+          <w:tcPr>
+            <w:tcW w:type="dxa" w:w="5046"/>
+          </w:tcPr>
+          <w:p>
+            <w:pPr>
+              <w:spacing w:before="20" w:after="20"/>
+            </w:pPr>
             <w:r/>
             <w:r>
               <w:rPr>
@@ -1827,6 +2722,9 @@
             <w:tcW w:type="dxa" w:w="5046"/>
           </w:tcPr>
           <w:p>
+            <w:pPr>
+              <w:spacing w:before="20" w:after="20"/>
+            </w:pPr>
             <w:r/>
             <w:r>
               <w:rPr>
@@ -1843,6 +2741,9 @@
             <w:tcW w:type="dxa" w:w="5046"/>
           </w:tcPr>
           <w:p>
+            <w:pPr>
+              <w:spacing w:before="20" w:after="20"/>
+            </w:pPr>
             <w:r/>
             <w:r>
               <w:rPr>
@@ -1855,11 +2756,17 @@
         </w:tc>
       </w:tr>
       <w:tr>
-        <w:tc>
-          <w:tcPr>
-            <w:tcW w:type="dxa" w:w="5046"/>
-          </w:tcPr>
-          <w:p>
+        <w:trPr>
+          <w:cantSplit/>
+        </w:trPr>
+        <w:tc>
+          <w:tcPr>
+            <w:tcW w:type="dxa" w:w="5046"/>
+          </w:tcPr>
+          <w:p>
+            <w:pPr>
+              <w:spacing w:before="20" w:after="20"/>
+            </w:pPr>
             <w:r/>
             <w:r>
               <w:rPr>
@@ -1876,6 +2783,9 @@
             <w:tcW w:type="dxa" w:w="5046"/>
           </w:tcPr>
           <w:p>
+            <w:pPr>
+              <w:spacing w:before="20" w:after="20"/>
+            </w:pPr>
             <w:r/>
             <w:r>
               <w:rPr>
@@ -1892,6 +2802,9 @@
             <w:tcW w:type="dxa" w:w="5046"/>
           </w:tcPr>
           <w:p>
+            <w:pPr>
+              <w:spacing w:before="20" w:after="20"/>
+            </w:pPr>
             <w:r/>
             <w:r>
               <w:rPr>
@@ -1948,6 +2861,9 @@
             <w:shd w:val="clear" w:color="auto" w:fill="D9D9D9"/>
           </w:tcPr>
           <w:p>
+            <w:pPr>
+              <w:spacing w:before="20" w:after="20"/>
+            </w:pPr>
             <w:r/>
             <w:r>
               <w:rPr>
@@ -1965,6 +2881,9 @@
             <w:shd w:val="clear" w:color="auto" w:fill="D9D9D9"/>
           </w:tcPr>
           <w:p>
+            <w:pPr>
+              <w:spacing w:before="20" w:after="20"/>
+            </w:pPr>
             <w:r/>
             <w:r>
               <w:rPr>
@@ -1982,6 +2901,9 @@
             <w:shd w:val="clear" w:color="auto" w:fill="D9D9D9"/>
           </w:tcPr>
           <w:p>
+            <w:pPr>
+              <w:spacing w:before="20" w:after="20"/>
+            </w:pPr>
             <w:r/>
             <w:r>
               <w:rPr>
@@ -1995,11 +2917,17 @@
         </w:tc>
       </w:tr>
       <w:tr>
-        <w:tc>
-          <w:tcPr>
-            <w:tcW w:type="dxa" w:w="5046"/>
-          </w:tcPr>
-          <w:p>
+        <w:trPr>
+          <w:cantSplit/>
+        </w:trPr>
+        <w:tc>
+          <w:tcPr>
+            <w:tcW w:type="dxa" w:w="5046"/>
+          </w:tcPr>
+          <w:p>
+            <w:pPr>
+              <w:spacing w:before="20" w:after="20"/>
+            </w:pPr>
             <w:r/>
             <w:r>
               <w:rPr>
@@ -2016,6 +2944,9 @@
             <w:tcW w:type="dxa" w:w="5046"/>
           </w:tcPr>
           <w:p>
+            <w:pPr>
+              <w:spacing w:before="20" w:after="20"/>
+            </w:pPr>
             <w:r/>
             <w:r>
               <w:rPr>
@@ -2032,6 +2963,9 @@
             <w:tcW w:type="dxa" w:w="5046"/>
           </w:tcPr>
           <w:p>
+            <w:pPr>
+              <w:spacing w:before="20" w:after="20"/>
+            </w:pPr>
             <w:r/>
             <w:r>
               <w:rPr>
@@ -2044,11 +2978,17 @@
         </w:tc>
       </w:tr>
       <w:tr>
-        <w:tc>
-          <w:tcPr>
-            <w:tcW w:type="dxa" w:w="5046"/>
-          </w:tcPr>
-          <w:p>
+        <w:trPr>
+          <w:cantSplit/>
+        </w:trPr>
+        <w:tc>
+          <w:tcPr>
+            <w:tcW w:type="dxa" w:w="5046"/>
+          </w:tcPr>
+          <w:p>
+            <w:pPr>
+              <w:spacing w:before="20" w:after="20"/>
+            </w:pPr>
             <w:r/>
             <w:r>
               <w:rPr>
@@ -2065,6 +3005,9 @@
             <w:tcW w:type="dxa" w:w="5046"/>
           </w:tcPr>
           <w:p>
+            <w:pPr>
+              <w:spacing w:before="20" w:after="20"/>
+            </w:pPr>
             <w:r/>
             <w:r>
               <w:rPr>
@@ -2081,6 +3024,9 @@
             <w:tcW w:type="dxa" w:w="5046"/>
           </w:tcPr>
           <w:p>
+            <w:pPr>
+              <w:spacing w:before="20" w:after="20"/>
+            </w:pPr>
             <w:r/>
             <w:r>
               <w:rPr>
@@ -2093,11 +3039,17 @@
         </w:tc>
       </w:tr>
       <w:tr>
-        <w:tc>
-          <w:tcPr>
-            <w:tcW w:type="dxa" w:w="5046"/>
-          </w:tcPr>
-          <w:p>
+        <w:trPr>
+          <w:cantSplit/>
+        </w:trPr>
+        <w:tc>
+          <w:tcPr>
+            <w:tcW w:type="dxa" w:w="5046"/>
+          </w:tcPr>
+          <w:p>
+            <w:pPr>
+              <w:spacing w:before="20" w:after="20"/>
+            </w:pPr>
             <w:r/>
             <w:r>
               <w:rPr>
@@ -2114,6 +3066,9 @@
             <w:tcW w:type="dxa" w:w="5046"/>
           </w:tcPr>
           <w:p>
+            <w:pPr>
+              <w:spacing w:before="20" w:after="20"/>
+            </w:pPr>
             <w:r/>
             <w:r>
               <w:rPr>
@@ -2130,6 +3085,9 @@
             <w:tcW w:type="dxa" w:w="5046"/>
           </w:tcPr>
           <w:p>
+            <w:pPr>
+              <w:spacing w:before="20" w:after="20"/>
+            </w:pPr>
             <w:r/>
             <w:r>
               <w:rPr>
@@ -2142,11 +3100,17 @@
         </w:tc>
       </w:tr>
       <w:tr>
-        <w:tc>
-          <w:tcPr>
-            <w:tcW w:type="dxa" w:w="5046"/>
-          </w:tcPr>
-          <w:p>
+        <w:trPr>
+          <w:cantSplit/>
+        </w:trPr>
+        <w:tc>
+          <w:tcPr>
+            <w:tcW w:type="dxa" w:w="5046"/>
+          </w:tcPr>
+          <w:p>
+            <w:pPr>
+              <w:spacing w:before="20" w:after="20"/>
+            </w:pPr>
             <w:r/>
             <w:r>
               <w:rPr>
@@ -2163,6 +3127,9 @@
             <w:tcW w:type="dxa" w:w="5046"/>
           </w:tcPr>
           <w:p>
+            <w:pPr>
+              <w:spacing w:before="20" w:after="20"/>
+            </w:pPr>
             <w:r/>
             <w:r>
               <w:rPr>
@@ -2179,6 +3146,9 @@
             <w:tcW w:type="dxa" w:w="5046"/>
           </w:tcPr>
           <w:p>
+            <w:pPr>
+              <w:spacing w:before="20" w:after="20"/>
+            </w:pPr>
             <w:r/>
             <w:r>
               <w:rPr>
@@ -2191,11 +3161,17 @@
         </w:tc>
       </w:tr>
       <w:tr>
-        <w:tc>
-          <w:tcPr>
-            <w:tcW w:type="dxa" w:w="5046"/>
-          </w:tcPr>
-          <w:p>
+        <w:trPr>
+          <w:cantSplit/>
+        </w:trPr>
+        <w:tc>
+          <w:tcPr>
+            <w:tcW w:type="dxa" w:w="5046"/>
+          </w:tcPr>
+          <w:p>
+            <w:pPr>
+              <w:spacing w:before="20" w:after="20"/>
+            </w:pPr>
             <w:r/>
             <w:r>
               <w:rPr>
@@ -2212,6 +3188,9 @@
             <w:tcW w:type="dxa" w:w="5046"/>
           </w:tcPr>
           <w:p>
+            <w:pPr>
+              <w:spacing w:before="20" w:after="20"/>
+            </w:pPr>
             <w:r/>
             <w:r>
               <w:rPr>
@@ -2228,6 +3207,9 @@
             <w:tcW w:type="dxa" w:w="5046"/>
           </w:tcPr>
           <w:p>
+            <w:pPr>
+              <w:spacing w:before="20" w:after="20"/>
+            </w:pPr>
             <w:r/>
             <w:r>
               <w:rPr>
@@ -2240,11 +3222,17 @@
         </w:tc>
       </w:tr>
       <w:tr>
-        <w:tc>
-          <w:tcPr>
-            <w:tcW w:type="dxa" w:w="5046"/>
-          </w:tcPr>
-          <w:p>
+        <w:trPr>
+          <w:cantSplit/>
+        </w:trPr>
+        <w:tc>
+          <w:tcPr>
+            <w:tcW w:type="dxa" w:w="5046"/>
+          </w:tcPr>
+          <w:p>
+            <w:pPr>
+              <w:spacing w:before="20" w:after="20"/>
+            </w:pPr>
             <w:r/>
             <w:r>
               <w:rPr>
@@ -2261,6 +3249,9 @@
             <w:tcW w:type="dxa" w:w="5046"/>
           </w:tcPr>
           <w:p>
+            <w:pPr>
+              <w:spacing w:before="20" w:after="20"/>
+            </w:pPr>
             <w:r/>
             <w:r>
               <w:rPr>
@@ -2277,6 +3268,9 @@
             <w:tcW w:type="dxa" w:w="5046"/>
           </w:tcPr>
           <w:p>
+            <w:pPr>
+              <w:spacing w:before="20" w:after="20"/>
+            </w:pPr>
             <w:r/>
             <w:r>
               <w:rPr>
@@ -2289,11 +3283,17 @@
         </w:tc>
       </w:tr>
       <w:tr>
-        <w:tc>
-          <w:tcPr>
-            <w:tcW w:type="dxa" w:w="5046"/>
-          </w:tcPr>
-          <w:p>
+        <w:trPr>
+          <w:cantSplit/>
+        </w:trPr>
+        <w:tc>
+          <w:tcPr>
+            <w:tcW w:type="dxa" w:w="5046"/>
+          </w:tcPr>
+          <w:p>
+            <w:pPr>
+              <w:spacing w:before="20" w:after="20"/>
+            </w:pPr>
             <w:r/>
             <w:r>
               <w:rPr>
@@ -2310,6 +3310,9 @@
             <w:tcW w:type="dxa" w:w="5046"/>
           </w:tcPr>
           <w:p>
+            <w:pPr>
+              <w:spacing w:before="20" w:after="20"/>
+            </w:pPr>
             <w:r/>
             <w:r>
               <w:rPr>
@@ -2326,6 +3329,9 @@
             <w:tcW w:type="dxa" w:w="5046"/>
           </w:tcPr>
           <w:p>
+            <w:pPr>
+              <w:spacing w:before="20" w:after="20"/>
+            </w:pPr>
             <w:r/>
             <w:r>
               <w:rPr>
@@ -2338,11 +3344,17 @@
         </w:tc>
       </w:tr>
       <w:tr>
-        <w:tc>
-          <w:tcPr>
-            <w:tcW w:type="dxa" w:w="5046"/>
-          </w:tcPr>
-          <w:p>
+        <w:trPr>
+          <w:cantSplit/>
+        </w:trPr>
+        <w:tc>
+          <w:tcPr>
+            <w:tcW w:type="dxa" w:w="5046"/>
+          </w:tcPr>
+          <w:p>
+            <w:pPr>
+              <w:spacing w:before="20" w:after="20"/>
+            </w:pPr>
             <w:r/>
             <w:r>
               <w:rPr>
@@ -2359,6 +3371,9 @@
             <w:tcW w:type="dxa" w:w="5046"/>
           </w:tcPr>
           <w:p>
+            <w:pPr>
+              <w:spacing w:before="20" w:after="20"/>
+            </w:pPr>
             <w:r/>
             <w:r>
               <w:rPr>
@@ -2375,6 +3390,9 @@
             <w:tcW w:type="dxa" w:w="5046"/>
           </w:tcPr>
           <w:p>
+            <w:pPr>
+              <w:spacing w:before="20" w:after="20"/>
+            </w:pPr>
             <w:r/>
             <w:r>
               <w:rPr>
@@ -2387,11 +3405,17 @@
         </w:tc>
       </w:tr>
       <w:tr>
-        <w:tc>
-          <w:tcPr>
-            <w:tcW w:type="dxa" w:w="5046"/>
-          </w:tcPr>
-          <w:p>
+        <w:trPr>
+          <w:cantSplit/>
+        </w:trPr>
+        <w:tc>
+          <w:tcPr>
+            <w:tcW w:type="dxa" w:w="5046"/>
+          </w:tcPr>
+          <w:p>
+            <w:pPr>
+              <w:spacing w:before="20" w:after="20"/>
+            </w:pPr>
             <w:r/>
             <w:r>
               <w:rPr>
@@ -2408,6 +3432,9 @@
             <w:tcW w:type="dxa" w:w="5046"/>
           </w:tcPr>
           <w:p>
+            <w:pPr>
+              <w:spacing w:before="20" w:after="20"/>
+            </w:pPr>
             <w:r/>
             <w:r>
               <w:rPr>
@@ -2424,6 +3451,9 @@
             <w:tcW w:type="dxa" w:w="5046"/>
           </w:tcPr>
           <w:p>
+            <w:pPr>
+              <w:spacing w:before="20" w:after="20"/>
+            </w:pPr>
             <w:r/>
             <w:r>
               <w:rPr>
@@ -2436,11 +3466,17 @@
         </w:tc>
       </w:tr>
       <w:tr>
-        <w:tc>
-          <w:tcPr>
-            <w:tcW w:type="dxa" w:w="5046"/>
-          </w:tcPr>
-          <w:p>
+        <w:trPr>
+          <w:cantSplit/>
+        </w:trPr>
+        <w:tc>
+          <w:tcPr>
+            <w:tcW w:type="dxa" w:w="5046"/>
+          </w:tcPr>
+          <w:p>
+            <w:pPr>
+              <w:spacing w:before="20" w:after="20"/>
+            </w:pPr>
             <w:r/>
             <w:r>
               <w:rPr>
@@ -2457,6 +3493,9 @@
             <w:tcW w:type="dxa" w:w="5046"/>
           </w:tcPr>
           <w:p>
+            <w:pPr>
+              <w:spacing w:before="20" w:after="20"/>
+            </w:pPr>
             <w:r/>
             <w:r>
               <w:rPr>
@@ -2473,6 +3512,9 @@
             <w:tcW w:type="dxa" w:w="5046"/>
           </w:tcPr>
           <w:p>
+            <w:pPr>
+              <w:spacing w:before="20" w:after="20"/>
+            </w:pPr>
             <w:r/>
             <w:r>
               <w:rPr>
@@ -2529,6 +3571,9 @@
             <w:shd w:val="clear" w:color="auto" w:fill="D9D9D9"/>
           </w:tcPr>
           <w:p>
+            <w:pPr>
+              <w:spacing w:before="20" w:after="20"/>
+            </w:pPr>
             <w:r/>
             <w:r>
               <w:rPr>
@@ -2546,6 +3591,9 @@
             <w:shd w:val="clear" w:color="auto" w:fill="D9D9D9"/>
           </w:tcPr>
           <w:p>
+            <w:pPr>
+              <w:spacing w:before="20" w:after="20"/>
+            </w:pPr>
             <w:r/>
             <w:r>
               <w:rPr>
@@ -2563,6 +3611,9 @@
             <w:shd w:val="clear" w:color="auto" w:fill="D9D9D9"/>
           </w:tcPr>
           <w:p>
+            <w:pPr>
+              <w:spacing w:before="20" w:after="20"/>
+            </w:pPr>
             <w:r/>
             <w:r>
               <w:rPr>
@@ -2576,26 +3627,35 @@
         </w:tc>
       </w:tr>
       <w:tr>
-        <w:tc>
-          <w:tcPr>
-            <w:tcW w:type="dxa" w:w="5046"/>
-          </w:tcPr>
-          <w:p>
-            <w:r/>
-            <w:r>
-              <w:rPr>
-                <w:rFonts w:ascii="Verdana" w:hAnsi="Verdana"/>
-                <w:b w:val="0"/>
-                <w:sz w:val="16"/>
-              </w:rPr>
-            </w:r>
-          </w:p>
-        </w:tc>
-        <w:tc>
-          <w:tcPr>
-            <w:tcW w:type="dxa" w:w="5046"/>
-          </w:tcPr>
-          <w:p>
+        <w:trPr>
+          <w:cantSplit/>
+        </w:trPr>
+        <w:tc>
+          <w:tcPr>
+            <w:tcW w:type="dxa" w:w="5046"/>
+          </w:tcPr>
+          <w:p>
+            <w:pPr>
+              <w:spacing w:before="20" w:after="20"/>
+            </w:pPr>
+            <w:r/>
+            <w:r>
+              <w:rPr>
+                <w:rFonts w:ascii="Verdana" w:hAnsi="Verdana"/>
+                <w:b w:val="0"/>
+                <w:sz w:val="16"/>
+              </w:rPr>
+            </w:r>
+          </w:p>
+        </w:tc>
+        <w:tc>
+          <w:tcPr>
+            <w:tcW w:type="dxa" w:w="5046"/>
+          </w:tcPr>
+          <w:p>
+            <w:pPr>
+              <w:spacing w:before="20" w:after="20"/>
+            </w:pPr>
             <w:r/>
             <w:r>
               <w:rPr>
@@ -2612,6 +3672,9 @@
             <w:tcW w:type="dxa" w:w="5046"/>
           </w:tcPr>
           <w:p>
+            <w:pPr>
+              <w:spacing w:before="20" w:after="20"/>
+            </w:pPr>
             <w:r/>
             <w:r>
               <w:rPr>
@@ -2624,11 +3687,17 @@
         </w:tc>
       </w:tr>
       <w:tr>
-        <w:tc>
-          <w:tcPr>
-            <w:tcW w:type="dxa" w:w="5046"/>
-          </w:tcPr>
-          <w:p>
+        <w:trPr>
+          <w:cantSplit/>
+        </w:trPr>
+        <w:tc>
+          <w:tcPr>
+            <w:tcW w:type="dxa" w:w="5046"/>
+          </w:tcPr>
+          <w:p>
+            <w:pPr>
+              <w:spacing w:before="20" w:after="20"/>
+            </w:pPr>
             <w:r/>
             <w:r>
               <w:rPr>
@@ -2645,6 +3714,9 @@
             <w:tcW w:type="dxa" w:w="5046"/>
           </w:tcPr>
           <w:p>
+            <w:pPr>
+              <w:spacing w:before="20" w:after="20"/>
+            </w:pPr>
             <w:r/>
             <w:r>
               <w:rPr>
@@ -2661,6 +3733,9 @@
             <w:tcW w:type="dxa" w:w="5046"/>
           </w:tcPr>
           <w:p>
+            <w:pPr>
+              <w:spacing w:before="20" w:after="20"/>
+            </w:pPr>
             <w:r/>
             <w:r>
               <w:rPr>
@@ -2673,11 +3748,17 @@
         </w:tc>
       </w:tr>
       <w:tr>
-        <w:tc>
-          <w:tcPr>
-            <w:tcW w:type="dxa" w:w="5046"/>
-          </w:tcPr>
-          <w:p>
+        <w:trPr>
+          <w:cantSplit/>
+        </w:trPr>
+        <w:tc>
+          <w:tcPr>
+            <w:tcW w:type="dxa" w:w="5046"/>
+          </w:tcPr>
+          <w:p>
+            <w:pPr>
+              <w:spacing w:before="20" w:after="20"/>
+            </w:pPr>
             <w:r/>
             <w:r>
               <w:rPr>
@@ -2694,6 +3775,9 @@
             <w:tcW w:type="dxa" w:w="5046"/>
           </w:tcPr>
           <w:p>
+            <w:pPr>
+              <w:spacing w:before="20" w:after="20"/>
+            </w:pPr>
             <w:r/>
             <w:r>
               <w:rPr>
@@ -2710,6 +3794,9 @@
             <w:tcW w:type="dxa" w:w="5046"/>
           </w:tcPr>
           <w:p>
+            <w:pPr>
+              <w:spacing w:before="20" w:after="20"/>
+            </w:pPr>
             <w:r/>
             <w:r>
               <w:rPr>
@@ -2722,11 +3809,17 @@
         </w:tc>
       </w:tr>
       <w:tr>
-        <w:tc>
-          <w:tcPr>
-            <w:tcW w:type="dxa" w:w="5046"/>
-          </w:tcPr>
-          <w:p>
+        <w:trPr>
+          <w:cantSplit/>
+        </w:trPr>
+        <w:tc>
+          <w:tcPr>
+            <w:tcW w:type="dxa" w:w="5046"/>
+          </w:tcPr>
+          <w:p>
+            <w:pPr>
+              <w:spacing w:before="20" w:after="20"/>
+            </w:pPr>
             <w:r/>
             <w:r>
               <w:rPr>
@@ -2743,6 +3836,9 @@
             <w:tcW w:type="dxa" w:w="5046"/>
           </w:tcPr>
           <w:p>
+            <w:pPr>
+              <w:spacing w:before="20" w:after="20"/>
+            </w:pPr>
             <w:r/>
             <w:r>
               <w:rPr>
@@ -2759,6 +3855,9 @@
             <w:tcW w:type="dxa" w:w="5046"/>
           </w:tcPr>
           <w:p>
+            <w:pPr>
+              <w:spacing w:before="20" w:after="20"/>
+            </w:pPr>
             <w:r/>
             <w:r>
               <w:rPr>
@@ -2771,11 +3870,17 @@
         </w:tc>
       </w:tr>
       <w:tr>
-        <w:tc>
-          <w:tcPr>
-            <w:tcW w:type="dxa" w:w="5046"/>
-          </w:tcPr>
-          <w:p>
+        <w:trPr>
+          <w:cantSplit/>
+        </w:trPr>
+        <w:tc>
+          <w:tcPr>
+            <w:tcW w:type="dxa" w:w="5046"/>
+          </w:tcPr>
+          <w:p>
+            <w:pPr>
+              <w:spacing w:before="20" w:after="20"/>
+            </w:pPr>
             <w:r/>
             <w:r>
               <w:rPr>
@@ -2792,6 +3897,9 @@
             <w:tcW w:type="dxa" w:w="5046"/>
           </w:tcPr>
           <w:p>
+            <w:pPr>
+              <w:spacing w:before="20" w:after="20"/>
+            </w:pPr>
             <w:r/>
             <w:r>
               <w:rPr>
@@ -2808,6 +3916,9 @@
             <w:tcW w:type="dxa" w:w="5046"/>
           </w:tcPr>
           <w:p>
+            <w:pPr>
+              <w:spacing w:before="20" w:after="20"/>
+            </w:pPr>
             <w:r/>
             <w:r>
               <w:rPr>
@@ -2820,11 +3931,17 @@
         </w:tc>
       </w:tr>
       <w:tr>
-        <w:tc>
-          <w:tcPr>
-            <w:tcW w:type="dxa" w:w="5046"/>
-          </w:tcPr>
-          <w:p>
+        <w:trPr>
+          <w:cantSplit/>
+        </w:trPr>
+        <w:tc>
+          <w:tcPr>
+            <w:tcW w:type="dxa" w:w="5046"/>
+          </w:tcPr>
+          <w:p>
+            <w:pPr>
+              <w:spacing w:before="20" w:after="20"/>
+            </w:pPr>
             <w:r/>
             <w:r>
               <w:rPr>
@@ -2841,6 +3958,9 @@
             <w:tcW w:type="dxa" w:w="5046"/>
           </w:tcPr>
           <w:p>
+            <w:pPr>
+              <w:spacing w:before="20" w:after="20"/>
+            </w:pPr>
             <w:r/>
             <w:r>
               <w:rPr>
@@ -2857,6 +3977,9 @@
             <w:tcW w:type="dxa" w:w="5046"/>
           </w:tcPr>
           <w:p>
+            <w:pPr>
+              <w:spacing w:before="20" w:after="20"/>
+            </w:pPr>
             <w:r/>
             <w:r>
               <w:rPr>
@@ -2869,11 +3992,17 @@
         </w:tc>
       </w:tr>
       <w:tr>
-        <w:tc>
-          <w:tcPr>
-            <w:tcW w:type="dxa" w:w="5046"/>
-          </w:tcPr>
-          <w:p>
+        <w:trPr>
+          <w:cantSplit/>
+        </w:trPr>
+        <w:tc>
+          <w:tcPr>
+            <w:tcW w:type="dxa" w:w="5046"/>
+          </w:tcPr>
+          <w:p>
+            <w:pPr>
+              <w:spacing w:before="20" w:after="20"/>
+            </w:pPr>
             <w:r/>
             <w:r>
               <w:rPr>
@@ -2890,6 +4019,9 @@
             <w:tcW w:type="dxa" w:w="5046"/>
           </w:tcPr>
           <w:p>
+            <w:pPr>
+              <w:spacing w:before="20" w:after="20"/>
+            </w:pPr>
             <w:r/>
             <w:r>
               <w:rPr>
@@ -2906,6 +4038,9 @@
             <w:tcW w:type="dxa" w:w="5046"/>
           </w:tcPr>
           <w:p>
+            <w:pPr>
+              <w:spacing w:before="20" w:after="20"/>
+            </w:pPr>
             <w:r/>
             <w:r>
               <w:rPr>
@@ -2918,11 +4053,17 @@
         </w:tc>
       </w:tr>
       <w:tr>
-        <w:tc>
-          <w:tcPr>
-            <w:tcW w:type="dxa" w:w="5046"/>
-          </w:tcPr>
-          <w:p>
+        <w:trPr>
+          <w:cantSplit/>
+        </w:trPr>
+        <w:tc>
+          <w:tcPr>
+            <w:tcW w:type="dxa" w:w="5046"/>
+          </w:tcPr>
+          <w:p>
+            <w:pPr>
+              <w:spacing w:before="20" w:after="20"/>
+            </w:pPr>
             <w:r/>
             <w:r>
               <w:rPr>
@@ -2939,6 +4080,9 @@
             <w:tcW w:type="dxa" w:w="5046"/>
           </w:tcPr>
           <w:p>
+            <w:pPr>
+              <w:spacing w:before="20" w:after="20"/>
+            </w:pPr>
             <w:r/>
             <w:r>
               <w:rPr>
@@ -2955,6 +4099,9 @@
             <w:tcW w:type="dxa" w:w="5046"/>
           </w:tcPr>
           <w:p>
+            <w:pPr>
+              <w:spacing w:before="20" w:after="20"/>
+            </w:pPr>
             <w:r/>
             <w:r>
               <w:rPr>
@@ -2967,11 +4114,17 @@
         </w:tc>
       </w:tr>
       <w:tr>
-        <w:tc>
-          <w:tcPr>
-            <w:tcW w:type="dxa" w:w="5046"/>
-          </w:tcPr>
-          <w:p>
+        <w:trPr>
+          <w:cantSplit/>
+        </w:trPr>
+        <w:tc>
+          <w:tcPr>
+            <w:tcW w:type="dxa" w:w="5046"/>
+          </w:tcPr>
+          <w:p>
+            <w:pPr>
+              <w:spacing w:before="20" w:after="20"/>
+            </w:pPr>
             <w:r/>
             <w:r>
               <w:rPr>
@@ -2988,6 +4141,9 @@
             <w:tcW w:type="dxa" w:w="5046"/>
           </w:tcPr>
           <w:p>
+            <w:pPr>
+              <w:spacing w:before="20" w:after="20"/>
+            </w:pPr>
             <w:r/>
             <w:r>
               <w:rPr>
@@ -3004,6 +4160,9 @@
             <w:tcW w:type="dxa" w:w="5046"/>
           </w:tcPr>
           <w:p>
+            <w:pPr>
+              <w:spacing w:before="20" w:after="20"/>
+            </w:pPr>
             <w:r/>
             <w:r>
               <w:rPr>
@@ -3016,11 +4175,17 @@
         </w:tc>
       </w:tr>
       <w:tr>
-        <w:tc>
-          <w:tcPr>
-            <w:tcW w:type="dxa" w:w="5046"/>
-          </w:tcPr>
-          <w:p>
+        <w:trPr>
+          <w:cantSplit/>
+        </w:trPr>
+        <w:tc>
+          <w:tcPr>
+            <w:tcW w:type="dxa" w:w="5046"/>
+          </w:tcPr>
+          <w:p>
+            <w:pPr>
+              <w:spacing w:before="20" w:after="20"/>
+            </w:pPr>
             <w:r/>
             <w:r>
               <w:rPr>
@@ -3037,6 +4202,9 @@
             <w:tcW w:type="dxa" w:w="5046"/>
           </w:tcPr>
           <w:p>
+            <w:pPr>
+              <w:spacing w:before="20" w:after="20"/>
+            </w:pPr>
             <w:r/>
             <w:r>
               <w:rPr>
@@ -3053,6 +4221,9 @@
             <w:tcW w:type="dxa" w:w="5046"/>
           </w:tcPr>
           <w:p>
+            <w:pPr>
+              <w:spacing w:before="20" w:after="20"/>
+            </w:pPr>
             <w:r/>
             <w:r>
               <w:rPr>
@@ -3065,26 +4236,35 @@
         </w:tc>
       </w:tr>
       <w:tr>
-        <w:tc>
-          <w:tcPr>
-            <w:tcW w:type="dxa" w:w="5046"/>
-          </w:tcPr>
-          <w:p>
-            <w:r/>
-            <w:r>
-              <w:rPr>
-                <w:rFonts w:ascii="Verdana" w:hAnsi="Verdana"/>
-                <w:b w:val="0"/>
-                <w:sz w:val="16"/>
-              </w:rPr>
-            </w:r>
-          </w:p>
-        </w:tc>
-        <w:tc>
-          <w:tcPr>
-            <w:tcW w:type="dxa" w:w="5046"/>
-          </w:tcPr>
-          <w:p>
+        <w:trPr>
+          <w:cantSplit/>
+        </w:trPr>
+        <w:tc>
+          <w:tcPr>
+            <w:tcW w:type="dxa" w:w="5046"/>
+          </w:tcPr>
+          <w:p>
+            <w:pPr>
+              <w:spacing w:before="20" w:after="20"/>
+            </w:pPr>
+            <w:r/>
+            <w:r>
+              <w:rPr>
+                <w:rFonts w:ascii="Verdana" w:hAnsi="Verdana"/>
+                <w:b w:val="0"/>
+                <w:sz w:val="16"/>
+              </w:rPr>
+            </w:r>
+          </w:p>
+        </w:tc>
+        <w:tc>
+          <w:tcPr>
+            <w:tcW w:type="dxa" w:w="5046"/>
+          </w:tcPr>
+          <w:p>
+            <w:pPr>
+              <w:spacing w:before="20" w:after="20"/>
+            </w:pPr>
             <w:r/>
             <w:r>
               <w:rPr>
@@ -3101,6 +4281,9 @@
             <w:tcW w:type="dxa" w:w="5046"/>
           </w:tcPr>
           <w:p>
+            <w:pPr>
+              <w:spacing w:before="20" w:after="20"/>
+            </w:pPr>
             <w:r/>
             <w:r>
               <w:rPr>
@@ -3113,11 +4296,17 @@
         </w:tc>
       </w:tr>
       <w:tr>
-        <w:tc>
-          <w:tcPr>
-            <w:tcW w:type="dxa" w:w="5046"/>
-          </w:tcPr>
-          <w:p>
+        <w:trPr>
+          <w:cantSplit/>
+        </w:trPr>
+        <w:tc>
+          <w:tcPr>
+            <w:tcW w:type="dxa" w:w="5046"/>
+          </w:tcPr>
+          <w:p>
+            <w:pPr>
+              <w:spacing w:before="20" w:after="20"/>
+            </w:pPr>
             <w:r/>
             <w:r>
               <w:rPr>
@@ -3134,6 +4323,9 @@
             <w:tcW w:type="dxa" w:w="5046"/>
           </w:tcPr>
           <w:p>
+            <w:pPr>
+              <w:spacing w:before="20" w:after="20"/>
+            </w:pPr>
             <w:r/>
             <w:r>
               <w:rPr>
@@ -3150,6 +4342,9 @@
             <w:tcW w:type="dxa" w:w="5046"/>
           </w:tcPr>
           <w:p>
+            <w:pPr>
+              <w:spacing w:before="20" w:after="20"/>
+            </w:pPr>
             <w:r/>
             <w:r>
               <w:rPr>
@@ -3162,11 +4357,17 @@
         </w:tc>
       </w:tr>
       <w:tr>
-        <w:tc>
-          <w:tcPr>
-            <w:tcW w:type="dxa" w:w="5046"/>
-          </w:tcPr>
-          <w:p>
+        <w:trPr>
+          <w:cantSplit/>
+        </w:trPr>
+        <w:tc>
+          <w:tcPr>
+            <w:tcW w:type="dxa" w:w="5046"/>
+          </w:tcPr>
+          <w:p>
+            <w:pPr>
+              <w:spacing w:before="20" w:after="20"/>
+            </w:pPr>
             <w:r/>
             <w:r>
               <w:rPr>
@@ -3183,6 +4384,9 @@
             <w:tcW w:type="dxa" w:w="5046"/>
           </w:tcPr>
           <w:p>
+            <w:pPr>
+              <w:spacing w:before="20" w:after="20"/>
+            </w:pPr>
             <w:r/>
             <w:r>
               <w:rPr>
@@ -3199,6 +4403,9 @@
             <w:tcW w:type="dxa" w:w="5046"/>
           </w:tcPr>
           <w:p>
+            <w:pPr>
+              <w:spacing w:before="20" w:after="20"/>
+            </w:pPr>
             <w:r/>
             <w:r>
               <w:rPr>
@@ -3211,11 +4418,17 @@
         </w:tc>
       </w:tr>
       <w:tr>
-        <w:tc>
-          <w:tcPr>
-            <w:tcW w:type="dxa" w:w="5046"/>
-          </w:tcPr>
-          <w:p>
+        <w:trPr>
+          <w:cantSplit/>
+        </w:trPr>
+        <w:tc>
+          <w:tcPr>
+            <w:tcW w:type="dxa" w:w="5046"/>
+          </w:tcPr>
+          <w:p>
+            <w:pPr>
+              <w:spacing w:before="20" w:after="20"/>
+            </w:pPr>
             <w:r/>
             <w:r>
               <w:rPr>
@@ -3232,6 +4445,9 @@
             <w:tcW w:type="dxa" w:w="5046"/>
           </w:tcPr>
           <w:p>
+            <w:pPr>
+              <w:spacing w:before="20" w:after="20"/>
+            </w:pPr>
             <w:r/>
             <w:r>
               <w:rPr>
@@ -3248,6 +4464,9 @@
             <w:tcW w:type="dxa" w:w="5046"/>
           </w:tcPr>
           <w:p>
+            <w:pPr>
+              <w:spacing w:before="20" w:after="20"/>
+            </w:pPr>
             <w:r/>
             <w:r>
               <w:rPr>
@@ -3260,11 +4479,17 @@
         </w:tc>
       </w:tr>
       <w:tr>
-        <w:tc>
-          <w:tcPr>
-            <w:tcW w:type="dxa" w:w="5046"/>
-          </w:tcPr>
-          <w:p>
+        <w:trPr>
+          <w:cantSplit/>
+        </w:trPr>
+        <w:tc>
+          <w:tcPr>
+            <w:tcW w:type="dxa" w:w="5046"/>
+          </w:tcPr>
+          <w:p>
+            <w:pPr>
+              <w:spacing w:before="20" w:after="20"/>
+            </w:pPr>
             <w:r/>
             <w:r>
               <w:rPr>
@@ -3281,6 +4506,9 @@
             <w:tcW w:type="dxa" w:w="5046"/>
           </w:tcPr>
           <w:p>
+            <w:pPr>
+              <w:spacing w:before="20" w:after="20"/>
+            </w:pPr>
             <w:r/>
             <w:r>
               <w:rPr>
@@ -3297,6 +4525,9 @@
             <w:tcW w:type="dxa" w:w="5046"/>
           </w:tcPr>
           <w:p>
+            <w:pPr>
+              <w:spacing w:before="20" w:after="20"/>
+            </w:pPr>
             <w:r/>
             <w:r>
               <w:rPr>
@@ -3309,11 +4540,17 @@
         </w:tc>
       </w:tr>
       <w:tr>
-        <w:tc>
-          <w:tcPr>
-            <w:tcW w:type="dxa" w:w="5046"/>
-          </w:tcPr>
-          <w:p>
+        <w:trPr>
+          <w:cantSplit/>
+        </w:trPr>
+        <w:tc>
+          <w:tcPr>
+            <w:tcW w:type="dxa" w:w="5046"/>
+          </w:tcPr>
+          <w:p>
+            <w:pPr>
+              <w:spacing w:before="20" w:after="20"/>
+            </w:pPr>
             <w:r/>
             <w:r>
               <w:rPr>
@@ -3330,6 +4567,9 @@
             <w:tcW w:type="dxa" w:w="5046"/>
           </w:tcPr>
           <w:p>
+            <w:pPr>
+              <w:spacing w:before="20" w:after="20"/>
+            </w:pPr>
             <w:r/>
             <w:r>
               <w:rPr>
@@ -3346,6 +4586,9 @@
             <w:tcW w:type="dxa" w:w="5046"/>
           </w:tcPr>
           <w:p>
+            <w:pPr>
+              <w:spacing w:before="20" w:after="20"/>
+            </w:pPr>
             <w:r/>
             <w:r>
               <w:rPr>
@@ -3358,11 +4601,17 @@
         </w:tc>
       </w:tr>
       <w:tr>
-        <w:tc>
-          <w:tcPr>
-            <w:tcW w:type="dxa" w:w="5046"/>
-          </w:tcPr>
-          <w:p>
+        <w:trPr>
+          <w:cantSplit/>
+        </w:trPr>
+        <w:tc>
+          <w:tcPr>
+            <w:tcW w:type="dxa" w:w="5046"/>
+          </w:tcPr>
+          <w:p>
+            <w:pPr>
+              <w:spacing w:before="20" w:after="20"/>
+            </w:pPr>
             <w:r/>
             <w:r>
               <w:rPr>
@@ -3379,6 +4628,9 @@
             <w:tcW w:type="dxa" w:w="5046"/>
           </w:tcPr>
           <w:p>
+            <w:pPr>
+              <w:spacing w:before="20" w:after="20"/>
+            </w:pPr>
             <w:r/>
             <w:r>
               <w:rPr>
@@ -3395,6 +4647,9 @@
             <w:tcW w:type="dxa" w:w="5046"/>
           </w:tcPr>
           <w:p>
+            <w:pPr>
+              <w:spacing w:before="20" w:after="20"/>
+            </w:pPr>
             <w:r/>
             <w:r>
               <w:rPr>
@@ -3407,11 +4662,17 @@
         </w:tc>
       </w:tr>
       <w:tr>
-        <w:tc>
-          <w:tcPr>
-            <w:tcW w:type="dxa" w:w="5046"/>
-          </w:tcPr>
-          <w:p>
+        <w:trPr>
+          <w:cantSplit/>
+        </w:trPr>
+        <w:tc>
+          <w:tcPr>
+            <w:tcW w:type="dxa" w:w="5046"/>
+          </w:tcPr>
+          <w:p>
+            <w:pPr>
+              <w:spacing w:before="20" w:after="20"/>
+            </w:pPr>
             <w:r/>
             <w:r>
               <w:rPr>
@@ -3428,6 +4689,9 @@
             <w:tcW w:type="dxa" w:w="5046"/>
           </w:tcPr>
           <w:p>
+            <w:pPr>
+              <w:spacing w:before="20" w:after="20"/>
+            </w:pPr>
             <w:r/>
             <w:r>
               <w:rPr>
@@ -3444,6 +4708,9 @@
             <w:tcW w:type="dxa" w:w="5046"/>
           </w:tcPr>
           <w:p>
+            <w:pPr>
+              <w:spacing w:before="20" w:after="20"/>
+            </w:pPr>
             <w:r/>
             <w:r>
               <w:rPr>
@@ -3456,11 +4723,17 @@
         </w:tc>
       </w:tr>
       <w:tr>
-        <w:tc>
-          <w:tcPr>
-            <w:tcW w:type="dxa" w:w="5046"/>
-          </w:tcPr>
-          <w:p>
+        <w:trPr>
+          <w:cantSplit/>
+        </w:trPr>
+        <w:tc>
+          <w:tcPr>
+            <w:tcW w:type="dxa" w:w="5046"/>
+          </w:tcPr>
+          <w:p>
+            <w:pPr>
+              <w:spacing w:before="20" w:after="20"/>
+            </w:pPr>
             <w:r/>
             <w:r>
               <w:rPr>
@@ -3477,6 +4750,9 @@
             <w:tcW w:type="dxa" w:w="5046"/>
           </w:tcPr>
           <w:p>
+            <w:pPr>
+              <w:spacing w:before="20" w:after="20"/>
+            </w:pPr>
             <w:r/>
             <w:r>
               <w:rPr>
@@ -3493,6 +4769,9 @@
             <w:tcW w:type="dxa" w:w="5046"/>
           </w:tcPr>
           <w:p>
+            <w:pPr>
+              <w:spacing w:before="20" w:after="20"/>
+            </w:pPr>
             <w:r/>
             <w:r>
               <w:rPr>
@@ -3505,11 +4784,17 @@
         </w:tc>
       </w:tr>
       <w:tr>
-        <w:tc>
-          <w:tcPr>
-            <w:tcW w:type="dxa" w:w="5046"/>
-          </w:tcPr>
-          <w:p>
+        <w:trPr>
+          <w:cantSplit/>
+        </w:trPr>
+        <w:tc>
+          <w:tcPr>
+            <w:tcW w:type="dxa" w:w="5046"/>
+          </w:tcPr>
+          <w:p>
+            <w:pPr>
+              <w:spacing w:before="20" w:after="20"/>
+            </w:pPr>
             <w:r/>
             <w:r>
               <w:rPr>
@@ -3526,6 +4811,9 @@
             <w:tcW w:type="dxa" w:w="5046"/>
           </w:tcPr>
           <w:p>
+            <w:pPr>
+              <w:spacing w:before="20" w:after="20"/>
+            </w:pPr>
             <w:r/>
             <w:r>
               <w:rPr>
@@ -3542,6 +4830,9 @@
             <w:tcW w:type="dxa" w:w="5046"/>
           </w:tcPr>
           <w:p>
+            <w:pPr>
+              <w:spacing w:before="20" w:after="20"/>
+            </w:pPr>
             <w:r/>
             <w:r>
               <w:rPr>
@@ -3554,11 +4845,17 @@
         </w:tc>
       </w:tr>
       <w:tr>
-        <w:tc>
-          <w:tcPr>
-            <w:tcW w:type="dxa" w:w="5046"/>
-          </w:tcPr>
-          <w:p>
+        <w:trPr>
+          <w:cantSplit/>
+        </w:trPr>
+        <w:tc>
+          <w:tcPr>
+            <w:tcW w:type="dxa" w:w="5046"/>
+          </w:tcPr>
+          <w:p>
+            <w:pPr>
+              <w:spacing w:before="20" w:after="20"/>
+            </w:pPr>
             <w:r/>
             <w:r>
               <w:rPr>
@@ -3575,6 +4872,9 @@
             <w:tcW w:type="dxa" w:w="5046"/>
           </w:tcPr>
           <w:p>
+            <w:pPr>
+              <w:spacing w:before="20" w:after="20"/>
+            </w:pPr>
             <w:r/>
             <w:r>
               <w:rPr>
@@ -3591,6 +4891,9 @@
             <w:tcW w:type="dxa" w:w="5046"/>
           </w:tcPr>
           <w:p>
+            <w:pPr>
+              <w:spacing w:before="20" w:after="20"/>
+            </w:pPr>
             <w:r/>
             <w:r>
               <w:rPr>
@@ -3603,11 +4906,17 @@
         </w:tc>
       </w:tr>
       <w:tr>
-        <w:tc>
-          <w:tcPr>
-            <w:tcW w:type="dxa" w:w="5046"/>
-          </w:tcPr>
-          <w:p>
+        <w:trPr>
+          <w:cantSplit/>
+        </w:trPr>
+        <w:tc>
+          <w:tcPr>
+            <w:tcW w:type="dxa" w:w="5046"/>
+          </w:tcPr>
+          <w:p>
+            <w:pPr>
+              <w:spacing w:before="20" w:after="20"/>
+            </w:pPr>
             <w:r/>
             <w:r>
               <w:rPr>
@@ -3624,6 +4933,9 @@
             <w:tcW w:type="dxa" w:w="5046"/>
           </w:tcPr>
           <w:p>
+            <w:pPr>
+              <w:spacing w:before="20" w:after="20"/>
+            </w:pPr>
             <w:r/>
             <w:r>
               <w:rPr>
@@ -3640,6 +4952,9 @@
             <w:tcW w:type="dxa" w:w="5046"/>
           </w:tcPr>
           <w:p>
+            <w:pPr>
+              <w:spacing w:before="20" w:after="20"/>
+            </w:pPr>
             <w:r/>
             <w:r>
               <w:rPr>
@@ -3652,11 +4967,17 @@
         </w:tc>
       </w:tr>
       <w:tr>
-        <w:tc>
-          <w:tcPr>
-            <w:tcW w:type="dxa" w:w="5046"/>
-          </w:tcPr>
-          <w:p>
+        <w:trPr>
+          <w:cantSplit/>
+        </w:trPr>
+        <w:tc>
+          <w:tcPr>
+            <w:tcW w:type="dxa" w:w="5046"/>
+          </w:tcPr>
+          <w:p>
+            <w:pPr>
+              <w:spacing w:before="20" w:after="20"/>
+            </w:pPr>
             <w:r/>
             <w:r>
               <w:rPr>
@@ -3673,6 +4994,9 @@
             <w:tcW w:type="dxa" w:w="5046"/>
           </w:tcPr>
           <w:p>
+            <w:pPr>
+              <w:spacing w:before="20" w:after="20"/>
+            </w:pPr>
             <w:r/>
             <w:r>
               <w:rPr>
@@ -3689,6 +5013,9 @@
             <w:tcW w:type="dxa" w:w="5046"/>
           </w:tcPr>
           <w:p>
+            <w:pPr>
+              <w:spacing w:before="20" w:after="20"/>
+            </w:pPr>
             <w:r/>
             <w:r>
               <w:rPr>
@@ -3701,11 +5028,17 @@
         </w:tc>
       </w:tr>
       <w:tr>
-        <w:tc>
-          <w:tcPr>
-            <w:tcW w:type="dxa" w:w="5046"/>
-          </w:tcPr>
-          <w:p>
+        <w:trPr>
+          <w:cantSplit/>
+        </w:trPr>
+        <w:tc>
+          <w:tcPr>
+            <w:tcW w:type="dxa" w:w="5046"/>
+          </w:tcPr>
+          <w:p>
+            <w:pPr>
+              <w:spacing w:before="20" w:after="20"/>
+            </w:pPr>
             <w:r/>
             <w:r>
               <w:rPr>
@@ -3722,6 +5055,9 @@
             <w:tcW w:type="dxa" w:w="5046"/>
           </w:tcPr>
           <w:p>
+            <w:pPr>
+              <w:spacing w:before="20" w:after="20"/>
+            </w:pPr>
             <w:r/>
             <w:r>
               <w:rPr>
@@ -3738,6 +5074,9 @@
             <w:tcW w:type="dxa" w:w="5046"/>
           </w:tcPr>
           <w:p>
+            <w:pPr>
+              <w:spacing w:before="20" w:after="20"/>
+            </w:pPr>
             <w:r/>
             <w:r>
               <w:rPr>
@@ -3750,11 +5089,17 @@
         </w:tc>
       </w:tr>
       <w:tr>
-        <w:tc>
-          <w:tcPr>
-            <w:tcW w:type="dxa" w:w="5046"/>
-          </w:tcPr>
-          <w:p>
+        <w:trPr>
+          <w:cantSplit/>
+        </w:trPr>
+        <w:tc>
+          <w:tcPr>
+            <w:tcW w:type="dxa" w:w="5046"/>
+          </w:tcPr>
+          <w:p>
+            <w:pPr>
+              <w:spacing w:before="20" w:after="20"/>
+            </w:pPr>
             <w:r/>
             <w:r>
               <w:rPr>
@@ -3771,6 +5116,9 @@
             <w:tcW w:type="dxa" w:w="5046"/>
           </w:tcPr>
           <w:p>
+            <w:pPr>
+              <w:spacing w:before="20" w:after="20"/>
+            </w:pPr>
             <w:r/>
             <w:r>
               <w:rPr>
@@ -3787,6 +5135,9 @@
             <w:tcW w:type="dxa" w:w="5046"/>
           </w:tcPr>
           <w:p>
+            <w:pPr>
+              <w:spacing w:before="20" w:after="20"/>
+            </w:pPr>
             <w:r/>
             <w:r>
               <w:rPr>
@@ -3843,6 +5194,9 @@
             <w:shd w:val="clear" w:color="auto" w:fill="D9D9D9"/>
           </w:tcPr>
           <w:p>
+            <w:pPr>
+              <w:spacing w:before="20" w:after="20"/>
+            </w:pPr>
             <w:r/>
             <w:r>
               <w:rPr>
@@ -3860,6 +5214,9 @@
             <w:shd w:val="clear" w:color="auto" w:fill="D9D9D9"/>
           </w:tcPr>
           <w:p>
+            <w:pPr>
+              <w:spacing w:before="20" w:after="20"/>
+            </w:pPr>
             <w:r/>
             <w:r>
               <w:rPr>
@@ -3877,6 +5234,9 @@
             <w:shd w:val="clear" w:color="auto" w:fill="D9D9D9"/>
           </w:tcPr>
           <w:p>
+            <w:pPr>
+              <w:spacing w:before="20" w:after="20"/>
+            </w:pPr>
             <w:r/>
             <w:r>
               <w:rPr>
@@ -3890,11 +5250,17 @@
         </w:tc>
       </w:tr>
       <w:tr>
-        <w:tc>
-          <w:tcPr>
-            <w:tcW w:type="dxa" w:w="5046"/>
-          </w:tcPr>
-          <w:p>
+        <w:trPr>
+          <w:cantSplit/>
+        </w:trPr>
+        <w:tc>
+          <w:tcPr>
+            <w:tcW w:type="dxa" w:w="5046"/>
+          </w:tcPr>
+          <w:p>
+            <w:pPr>
+              <w:spacing w:before="20" w:after="20"/>
+            </w:pPr>
             <w:r/>
             <w:r>
               <w:rPr>
@@ -3911,6 +5277,9 @@
             <w:tcW w:type="dxa" w:w="5046"/>
           </w:tcPr>
           <w:p>
+            <w:pPr>
+              <w:spacing w:before="20" w:after="20"/>
+            </w:pPr>
             <w:r/>
             <w:r>
               <w:rPr>
@@ -3927,6 +5296,9 @@
             <w:tcW w:type="dxa" w:w="5046"/>
           </w:tcPr>
           <w:p>
+            <w:pPr>
+              <w:spacing w:before="20" w:after="20"/>
+            </w:pPr>
             <w:r/>
             <w:r>
               <w:rPr>
@@ -3939,11 +5311,17 @@
         </w:tc>
       </w:tr>
       <w:tr>
-        <w:tc>
-          <w:tcPr>
-            <w:tcW w:type="dxa" w:w="5046"/>
-          </w:tcPr>
-          <w:p>
+        <w:trPr>
+          <w:cantSplit/>
+        </w:trPr>
+        <w:tc>
+          <w:tcPr>
+            <w:tcW w:type="dxa" w:w="5046"/>
+          </w:tcPr>
+          <w:p>
+            <w:pPr>
+              <w:spacing w:before="20" w:after="20"/>
+            </w:pPr>
             <w:r/>
             <w:r>
               <w:rPr>
@@ -3960,6 +5338,9 @@
             <w:tcW w:type="dxa" w:w="5046"/>
           </w:tcPr>
           <w:p>
+            <w:pPr>
+              <w:spacing w:before="20" w:after="20"/>
+            </w:pPr>
             <w:r/>
             <w:r>
               <w:rPr>
@@ -3976,6 +5357,9 @@
             <w:tcW w:type="dxa" w:w="5046"/>
           </w:tcPr>
           <w:p>
+            <w:pPr>
+              <w:spacing w:before="20" w:after="20"/>
+            </w:pPr>
             <w:r/>
             <w:r>
               <w:rPr>
@@ -3988,11 +5372,17 @@
         </w:tc>
       </w:tr>
       <w:tr>
-        <w:tc>
-          <w:tcPr>
-            <w:tcW w:type="dxa" w:w="5046"/>
-          </w:tcPr>
-          <w:p>
+        <w:trPr>
+          <w:cantSplit/>
+        </w:trPr>
+        <w:tc>
+          <w:tcPr>
+            <w:tcW w:type="dxa" w:w="5046"/>
+          </w:tcPr>
+          <w:p>
+            <w:pPr>
+              <w:spacing w:before="20" w:after="20"/>
+            </w:pPr>
             <w:r/>
             <w:r>
               <w:rPr>
@@ -4009,6 +5399,9 @@
             <w:tcW w:type="dxa" w:w="5046"/>
           </w:tcPr>
           <w:p>
+            <w:pPr>
+              <w:spacing w:before="20" w:after="20"/>
+            </w:pPr>
             <w:r/>
             <w:r>
               <w:rPr>
@@ -4025,6 +5418,9 @@
             <w:tcW w:type="dxa" w:w="5046"/>
           </w:tcPr>
           <w:p>
+            <w:pPr>
+              <w:spacing w:before="20" w:after="20"/>
+            </w:pPr>
             <w:r/>
             <w:r>
               <w:rPr>
@@ -4037,11 +5433,17 @@
         </w:tc>
       </w:tr>
       <w:tr>
-        <w:tc>
-          <w:tcPr>
-            <w:tcW w:type="dxa" w:w="5046"/>
-          </w:tcPr>
-          <w:p>
+        <w:trPr>
+          <w:cantSplit/>
+        </w:trPr>
+        <w:tc>
+          <w:tcPr>
+            <w:tcW w:type="dxa" w:w="5046"/>
+          </w:tcPr>
+          <w:p>
+            <w:pPr>
+              <w:spacing w:before="20" w:after="20"/>
+            </w:pPr>
             <w:r/>
             <w:r>
               <w:rPr>
@@ -4058,6 +5460,9 @@
             <w:tcW w:type="dxa" w:w="5046"/>
           </w:tcPr>
           <w:p>
+            <w:pPr>
+              <w:spacing w:before="20" w:after="20"/>
+            </w:pPr>
             <w:r/>
             <w:r>
               <w:rPr>
@@ -4074,6 +5479,9 @@
             <w:tcW w:type="dxa" w:w="5046"/>
           </w:tcPr>
           <w:p>
+            <w:pPr>
+              <w:spacing w:before="20" w:after="20"/>
+            </w:pPr>
             <w:r/>
             <w:r>
               <w:rPr>
@@ -4130,6 +5538,9 @@
             <w:shd w:val="clear" w:color="auto" w:fill="D9D9D9"/>
           </w:tcPr>
           <w:p>
+            <w:pPr>
+              <w:spacing w:before="20" w:after="20"/>
+            </w:pPr>
             <w:r/>
             <w:r>
               <w:rPr>
@@ -4147,6 +5558,9 @@
             <w:shd w:val="clear" w:color="auto" w:fill="D9D9D9"/>
           </w:tcPr>
           <w:p>
+            <w:pPr>
+              <w:spacing w:before="20" w:after="20"/>
+            </w:pPr>
             <w:r/>
             <w:r>
               <w:rPr>
@@ -4164,6 +5578,9 @@
             <w:shd w:val="clear" w:color="auto" w:fill="D9D9D9"/>
           </w:tcPr>
           <w:p>
+            <w:pPr>
+              <w:spacing w:before="20" w:after="20"/>
+            </w:pPr>
             <w:r/>
             <w:r>
               <w:rPr>
@@ -4177,11 +5594,17 @@
         </w:tc>
       </w:tr>
       <w:tr>
-        <w:tc>
-          <w:tcPr>
-            <w:tcW w:type="dxa" w:w="5046"/>
-          </w:tcPr>
-          <w:p>
+        <w:trPr>
+          <w:cantSplit/>
+        </w:trPr>
+        <w:tc>
+          <w:tcPr>
+            <w:tcW w:type="dxa" w:w="5046"/>
+          </w:tcPr>
+          <w:p>
+            <w:pPr>
+              <w:spacing w:before="20" w:after="20"/>
+            </w:pPr>
             <w:r/>
             <w:r>
               <w:rPr>
@@ -4198,6 +5621,9 @@
             <w:tcW w:type="dxa" w:w="5046"/>
           </w:tcPr>
           <w:p>
+            <w:pPr>
+              <w:spacing w:before="20" w:after="20"/>
+            </w:pPr>
             <w:r/>
             <w:r>
               <w:rPr>
@@ -4214,6 +5640,9 @@
             <w:tcW w:type="dxa" w:w="5046"/>
           </w:tcPr>
           <w:p>
+            <w:pPr>
+              <w:spacing w:before="20" w:after="20"/>
+            </w:pPr>
             <w:r/>
             <w:r>
               <w:rPr>
@@ -4226,11 +5655,17 @@
         </w:tc>
       </w:tr>
       <w:tr>
-        <w:tc>
-          <w:tcPr>
-            <w:tcW w:type="dxa" w:w="5046"/>
-          </w:tcPr>
-          <w:p>
+        <w:trPr>
+          <w:cantSplit/>
+        </w:trPr>
+        <w:tc>
+          <w:tcPr>
+            <w:tcW w:type="dxa" w:w="5046"/>
+          </w:tcPr>
+          <w:p>
+            <w:pPr>
+              <w:spacing w:before="20" w:after="20"/>
+            </w:pPr>
             <w:r/>
             <w:r>
               <w:rPr>
@@ -4247,6 +5682,9 @@
             <w:tcW w:type="dxa" w:w="5046"/>
           </w:tcPr>
           <w:p>
+            <w:pPr>
+              <w:spacing w:before="20" w:after="20"/>
+            </w:pPr>
             <w:r/>
             <w:r>
               <w:rPr>
@@ -4263,6 +5701,9 @@
             <w:tcW w:type="dxa" w:w="5046"/>
           </w:tcPr>
           <w:p>
+            <w:pPr>
+              <w:spacing w:before="20" w:after="20"/>
+            </w:pPr>
             <w:r/>
             <w:r>
               <w:rPr>
@@ -4275,11 +5716,17 @@
         </w:tc>
       </w:tr>
       <w:tr>
-        <w:tc>
-          <w:tcPr>
-            <w:tcW w:type="dxa" w:w="5046"/>
-          </w:tcPr>
-          <w:p>
+        <w:trPr>
+          <w:cantSplit/>
+        </w:trPr>
+        <w:tc>
+          <w:tcPr>
+            <w:tcW w:type="dxa" w:w="5046"/>
+          </w:tcPr>
+          <w:p>
+            <w:pPr>
+              <w:spacing w:before="20" w:after="20"/>
+            </w:pPr>
             <w:r/>
             <w:r>
               <w:rPr>
@@ -4296,6 +5743,9 @@
             <w:tcW w:type="dxa" w:w="5046"/>
           </w:tcPr>
           <w:p>
+            <w:pPr>
+              <w:spacing w:before="20" w:after="20"/>
+            </w:pPr>
             <w:r/>
             <w:r>
               <w:rPr>
@@ -4312,6 +5762,9 @@
             <w:tcW w:type="dxa" w:w="5046"/>
           </w:tcPr>
           <w:p>
+            <w:pPr>
+              <w:spacing w:before="20" w:after="20"/>
+            </w:pPr>
             <w:r/>
             <w:r>
               <w:rPr>
@@ -4324,11 +5777,17 @@
         </w:tc>
       </w:tr>
       <w:tr>
-        <w:tc>
-          <w:tcPr>
-            <w:tcW w:type="dxa" w:w="5046"/>
-          </w:tcPr>
-          <w:p>
+        <w:trPr>
+          <w:cantSplit/>
+        </w:trPr>
+        <w:tc>
+          <w:tcPr>
+            <w:tcW w:type="dxa" w:w="5046"/>
+          </w:tcPr>
+          <w:p>
+            <w:pPr>
+              <w:spacing w:before="20" w:after="20"/>
+            </w:pPr>
             <w:r/>
             <w:r>
               <w:rPr>
@@ -4345,6 +5804,9 @@
             <w:tcW w:type="dxa" w:w="5046"/>
           </w:tcPr>
           <w:p>
+            <w:pPr>
+              <w:spacing w:before="20" w:after="20"/>
+            </w:pPr>
             <w:r/>
             <w:r>
               <w:rPr>
@@ -4361,6 +5823,9 @@
             <w:tcW w:type="dxa" w:w="5046"/>
           </w:tcPr>
           <w:p>
+            <w:pPr>
+              <w:spacing w:before="20" w:after="20"/>
+            </w:pPr>
             <w:r/>
             <w:r>
               <w:rPr>
@@ -4373,11 +5838,17 @@
         </w:tc>
       </w:tr>
       <w:tr>
-        <w:tc>
-          <w:tcPr>
-            <w:tcW w:type="dxa" w:w="5046"/>
-          </w:tcPr>
-          <w:p>
+        <w:trPr>
+          <w:cantSplit/>
+        </w:trPr>
+        <w:tc>
+          <w:tcPr>
+            <w:tcW w:type="dxa" w:w="5046"/>
+          </w:tcPr>
+          <w:p>
+            <w:pPr>
+              <w:spacing w:before="20" w:after="20"/>
+            </w:pPr>
             <w:r/>
             <w:r>
               <w:rPr>
@@ -4394,6 +5865,9 @@
             <w:tcW w:type="dxa" w:w="5046"/>
           </w:tcPr>
           <w:p>
+            <w:pPr>
+              <w:spacing w:before="20" w:after="20"/>
+            </w:pPr>
             <w:r/>
             <w:r>
               <w:rPr>
@@ -4410,6 +5884,9 @@
             <w:tcW w:type="dxa" w:w="5046"/>
           </w:tcPr>
           <w:p>
+            <w:pPr>
+              <w:spacing w:before="20" w:after="20"/>
+            </w:pPr>
             <w:r/>
             <w:r>
               <w:rPr>
@@ -4422,11 +5899,17 @@
         </w:tc>
       </w:tr>
       <w:tr>
-        <w:tc>
-          <w:tcPr>
-            <w:tcW w:type="dxa" w:w="5046"/>
-          </w:tcPr>
-          <w:p>
+        <w:trPr>
+          <w:cantSplit/>
+        </w:trPr>
+        <w:tc>
+          <w:tcPr>
+            <w:tcW w:type="dxa" w:w="5046"/>
+          </w:tcPr>
+          <w:p>
+            <w:pPr>
+              <w:spacing w:before="20" w:after="20"/>
+            </w:pPr>
             <w:r/>
             <w:r>
               <w:rPr>
@@ -4443,6 +5926,9 @@
             <w:tcW w:type="dxa" w:w="5046"/>
           </w:tcPr>
           <w:p>
+            <w:pPr>
+              <w:spacing w:before="20" w:after="20"/>
+            </w:pPr>
             <w:r/>
             <w:r>
               <w:rPr>
@@ -4459,6 +5945,9 @@
             <w:tcW w:type="dxa" w:w="5046"/>
           </w:tcPr>
           <w:p>
+            <w:pPr>
+              <w:spacing w:before="20" w:after="20"/>
+            </w:pPr>
             <w:r/>
             <w:r>
               <w:rPr>
@@ -4471,11 +5960,17 @@
         </w:tc>
       </w:tr>
       <w:tr>
-        <w:tc>
-          <w:tcPr>
-            <w:tcW w:type="dxa" w:w="5046"/>
-          </w:tcPr>
-          <w:p>
+        <w:trPr>
+          <w:cantSplit/>
+        </w:trPr>
+        <w:tc>
+          <w:tcPr>
+            <w:tcW w:type="dxa" w:w="5046"/>
+          </w:tcPr>
+          <w:p>
+            <w:pPr>
+              <w:spacing w:before="20" w:after="20"/>
+            </w:pPr>
             <w:r/>
             <w:r>
               <w:rPr>
@@ -4492,6 +5987,9 @@
             <w:tcW w:type="dxa" w:w="5046"/>
           </w:tcPr>
           <w:p>
+            <w:pPr>
+              <w:spacing w:before="20" w:after="20"/>
+            </w:pPr>
             <w:r/>
             <w:r>
               <w:rPr>
@@ -4508,6 +6006,9 @@
             <w:tcW w:type="dxa" w:w="5046"/>
           </w:tcPr>
           <w:p>
+            <w:pPr>
+              <w:spacing w:before="20" w:after="20"/>
+            </w:pPr>
             <w:r/>
             <w:r>
               <w:rPr>
@@ -4520,11 +6021,17 @@
         </w:tc>
       </w:tr>
       <w:tr>
-        <w:tc>
-          <w:tcPr>
-            <w:tcW w:type="dxa" w:w="5046"/>
-          </w:tcPr>
-          <w:p>
+        <w:trPr>
+          <w:cantSplit/>
+        </w:trPr>
+        <w:tc>
+          <w:tcPr>
+            <w:tcW w:type="dxa" w:w="5046"/>
+          </w:tcPr>
+          <w:p>
+            <w:pPr>
+              <w:spacing w:before="20" w:after="20"/>
+            </w:pPr>
             <w:r/>
             <w:r>
               <w:rPr>
@@ -4541,6 +6048,9 @@
             <w:tcW w:type="dxa" w:w="5046"/>
           </w:tcPr>
           <w:p>
+            <w:pPr>
+              <w:spacing w:before="20" w:after="20"/>
+            </w:pPr>
             <w:r/>
             <w:r>
               <w:rPr>
@@ -4557,6 +6067,9 @@
             <w:tcW w:type="dxa" w:w="5046"/>
           </w:tcPr>
           <w:p>
+            <w:pPr>
+              <w:spacing w:before="20" w:after="20"/>
+            </w:pPr>
             <w:r/>
             <w:r>
               <w:rPr>
@@ -4569,11 +6082,17 @@
         </w:tc>
       </w:tr>
       <w:tr>
-        <w:tc>
-          <w:tcPr>
-            <w:tcW w:type="dxa" w:w="5046"/>
-          </w:tcPr>
-          <w:p>
+        <w:trPr>
+          <w:cantSplit/>
+        </w:trPr>
+        <w:tc>
+          <w:tcPr>
+            <w:tcW w:type="dxa" w:w="5046"/>
+          </w:tcPr>
+          <w:p>
+            <w:pPr>
+              <w:spacing w:before="20" w:after="20"/>
+            </w:pPr>
             <w:r/>
             <w:r>
               <w:rPr>
@@ -4590,6 +6109,9 @@
             <w:tcW w:type="dxa" w:w="5046"/>
           </w:tcPr>
           <w:p>
+            <w:pPr>
+              <w:spacing w:before="20" w:after="20"/>
+            </w:pPr>
             <w:r/>
             <w:r>
               <w:rPr>
@@ -4606,6 +6128,9 @@
             <w:tcW w:type="dxa" w:w="5046"/>
           </w:tcPr>
           <w:p>
+            <w:pPr>
+              <w:spacing w:before="20" w:after="20"/>
+            </w:pPr>
             <w:r/>
             <w:r>
               <w:rPr>
@@ -4662,6 +6187,9 @@
             <w:shd w:val="clear" w:color="auto" w:fill="D9D9D9"/>
           </w:tcPr>
           <w:p>
+            <w:pPr>
+              <w:spacing w:before="20" w:after="20"/>
+            </w:pPr>
             <w:r/>
             <w:r>
               <w:rPr>
@@ -4679,6 +6207,9 @@
             <w:shd w:val="clear" w:color="auto" w:fill="D9D9D9"/>
           </w:tcPr>
           <w:p>
+            <w:pPr>
+              <w:spacing w:before="20" w:after="20"/>
+            </w:pPr>
             <w:r/>
             <w:r>
               <w:rPr>
@@ -4696,6 +6227,9 @@
             <w:shd w:val="clear" w:color="auto" w:fill="D9D9D9"/>
           </w:tcPr>
           <w:p>
+            <w:pPr>
+              <w:spacing w:before="20" w:after="20"/>
+            </w:pPr>
             <w:r/>
             <w:r>
               <w:rPr>
@@ -4709,11 +6243,17 @@
         </w:tc>
       </w:tr>
       <w:tr>
-        <w:tc>
-          <w:tcPr>
-            <w:tcW w:type="dxa" w:w="5046"/>
-          </w:tcPr>
-          <w:p>
+        <w:trPr>
+          <w:cantSplit/>
+        </w:trPr>
+        <w:tc>
+          <w:tcPr>
+            <w:tcW w:type="dxa" w:w="5046"/>
+          </w:tcPr>
+          <w:p>
+            <w:pPr>
+              <w:spacing w:before="20" w:after="20"/>
+            </w:pPr>
             <w:r/>
             <w:r>
               <w:rPr>
@@ -4730,6 +6270,9 @@
             <w:tcW w:type="dxa" w:w="5046"/>
           </w:tcPr>
           <w:p>
+            <w:pPr>
+              <w:spacing w:before="20" w:after="20"/>
+            </w:pPr>
             <w:r/>
             <w:r>
               <w:rPr>
@@ -4746,6 +6289,9 @@
             <w:tcW w:type="dxa" w:w="5046"/>
           </w:tcPr>
           <w:p>
+            <w:pPr>
+              <w:spacing w:before="20" w:after="20"/>
+            </w:pPr>
             <w:r/>
             <w:r>
               <w:rPr>
@@ -4758,11 +6304,17 @@
         </w:tc>
       </w:tr>
       <w:tr>
-        <w:tc>
-          <w:tcPr>
-            <w:tcW w:type="dxa" w:w="5046"/>
-          </w:tcPr>
-          <w:p>
+        <w:trPr>
+          <w:cantSplit/>
+        </w:trPr>
+        <w:tc>
+          <w:tcPr>
+            <w:tcW w:type="dxa" w:w="5046"/>
+          </w:tcPr>
+          <w:p>
+            <w:pPr>
+              <w:spacing w:before="20" w:after="20"/>
+            </w:pPr>
             <w:r/>
             <w:r>
               <w:rPr>
@@ -4779,6 +6331,9 @@
             <w:tcW w:type="dxa" w:w="5046"/>
           </w:tcPr>
           <w:p>
+            <w:pPr>
+              <w:spacing w:before="20" w:after="20"/>
+            </w:pPr>
             <w:r/>
             <w:r>
               <w:rPr>
@@ -4795,6 +6350,9 @@
             <w:tcW w:type="dxa" w:w="5046"/>
           </w:tcPr>
           <w:p>
+            <w:pPr>
+              <w:spacing w:before="20" w:after="20"/>
+            </w:pPr>
             <w:r/>
             <w:r>
               <w:rPr>
@@ -4807,11 +6365,17 @@
         </w:tc>
       </w:tr>
       <w:tr>
-        <w:tc>
-          <w:tcPr>
-            <w:tcW w:type="dxa" w:w="5046"/>
-          </w:tcPr>
-          <w:p>
+        <w:trPr>
+          <w:cantSplit/>
+        </w:trPr>
+        <w:tc>
+          <w:tcPr>
+            <w:tcW w:type="dxa" w:w="5046"/>
+          </w:tcPr>
+          <w:p>
+            <w:pPr>
+              <w:spacing w:before="20" w:after="20"/>
+            </w:pPr>
             <w:r/>
             <w:r>
               <w:rPr>
@@ -4828,6 +6392,9 @@
             <w:tcW w:type="dxa" w:w="5046"/>
           </w:tcPr>
           <w:p>
+            <w:pPr>
+              <w:spacing w:before="20" w:after="20"/>
+            </w:pPr>
             <w:r/>
             <w:r>
               <w:rPr>
@@ -4844,6 +6411,9 @@
             <w:tcW w:type="dxa" w:w="5046"/>
           </w:tcPr>
           <w:p>
+            <w:pPr>
+              <w:spacing w:before="20" w:after="20"/>
+            </w:pPr>
             <w:r/>
             <w:r>
               <w:rPr>
@@ -4856,11 +6426,17 @@
         </w:tc>
       </w:tr>
       <w:tr>
-        <w:tc>
-          <w:tcPr>
-            <w:tcW w:type="dxa" w:w="5046"/>
-          </w:tcPr>
-          <w:p>
+        <w:trPr>
+          <w:cantSplit/>
+        </w:trPr>
+        <w:tc>
+          <w:tcPr>
+            <w:tcW w:type="dxa" w:w="5046"/>
+          </w:tcPr>
+          <w:p>
+            <w:pPr>
+              <w:spacing w:before="20" w:after="20"/>
+            </w:pPr>
             <w:r/>
             <w:r>
               <w:rPr>
@@ -4877,6 +6453,9 @@
             <w:tcW w:type="dxa" w:w="5046"/>
           </w:tcPr>
           <w:p>
+            <w:pPr>
+              <w:spacing w:before="20" w:after="20"/>
+            </w:pPr>
             <w:r/>
             <w:r>
               <w:rPr>
@@ -4893,6 +6472,9 @@
             <w:tcW w:type="dxa" w:w="5046"/>
           </w:tcPr>
           <w:p>
+            <w:pPr>
+              <w:spacing w:before="20" w:after="20"/>
+            </w:pPr>
             <w:r/>
             <w:r>
               <w:rPr>
@@ -4905,11 +6487,17 @@
         </w:tc>
       </w:tr>
       <w:tr>
-        <w:tc>
-          <w:tcPr>
-            <w:tcW w:type="dxa" w:w="5046"/>
-          </w:tcPr>
-          <w:p>
+        <w:trPr>
+          <w:cantSplit/>
+        </w:trPr>
+        <w:tc>
+          <w:tcPr>
+            <w:tcW w:type="dxa" w:w="5046"/>
+          </w:tcPr>
+          <w:p>
+            <w:pPr>
+              <w:spacing w:before="20" w:after="20"/>
+            </w:pPr>
             <w:r/>
             <w:r>
               <w:rPr>
@@ -4926,6 +6514,9 @@
             <w:tcW w:type="dxa" w:w="5046"/>
           </w:tcPr>
           <w:p>
+            <w:pPr>
+              <w:spacing w:before="20" w:after="20"/>
+            </w:pPr>
             <w:r/>
             <w:r>
               <w:rPr>
@@ -4942,6 +6533,9 @@
             <w:tcW w:type="dxa" w:w="5046"/>
           </w:tcPr>
           <w:p>
+            <w:pPr>
+              <w:spacing w:before="20" w:after="20"/>
+            </w:pPr>
             <w:r/>
             <w:r>
               <w:rPr>
@@ -4998,6 +6592,9 @@
             <w:shd w:val="clear" w:color="auto" w:fill="D9D9D9"/>
           </w:tcPr>
           <w:p>
+            <w:pPr>
+              <w:spacing w:before="20" w:after="20"/>
+            </w:pPr>
             <w:r/>
             <w:r>
               <w:rPr>
@@ -5015,6 +6612,9 @@
             <w:shd w:val="clear" w:color="auto" w:fill="D9D9D9"/>
           </w:tcPr>
           <w:p>
+            <w:pPr>
+              <w:spacing w:before="20" w:after="20"/>
+            </w:pPr>
             <w:r/>
             <w:r>
               <w:rPr>
@@ -5032,6 +6632,9 @@
             <w:shd w:val="clear" w:color="auto" w:fill="D9D9D9"/>
           </w:tcPr>
           <w:p>
+            <w:pPr>
+              <w:spacing w:before="20" w:after="20"/>
+            </w:pPr>
             <w:r/>
             <w:r>
               <w:rPr>
@@ -5045,11 +6648,17 @@
         </w:tc>
       </w:tr>
       <w:tr>
-        <w:tc>
-          <w:tcPr>
-            <w:tcW w:type="dxa" w:w="5046"/>
-          </w:tcPr>
-          <w:p>
+        <w:trPr>
+          <w:cantSplit/>
+        </w:trPr>
+        <w:tc>
+          <w:tcPr>
+            <w:tcW w:type="dxa" w:w="5046"/>
+          </w:tcPr>
+          <w:p>
+            <w:pPr>
+              <w:spacing w:before="20" w:after="20"/>
+            </w:pPr>
             <w:r/>
             <w:r>
               <w:rPr>
@@ -5066,6 +6675,9 @@
             <w:tcW w:type="dxa" w:w="5046"/>
           </w:tcPr>
           <w:p>
+            <w:pPr>
+              <w:spacing w:before="20" w:after="20"/>
+            </w:pPr>
             <w:r/>
             <w:r>
               <w:rPr>
@@ -5082,6 +6694,9 @@
             <w:tcW w:type="dxa" w:w="5046"/>
           </w:tcPr>
           <w:p>
+            <w:pPr>
+              <w:spacing w:before="20" w:after="20"/>
+            </w:pPr>
             <w:r/>
             <w:r>
               <w:rPr>
@@ -5094,11 +6709,17 @@
         </w:tc>
       </w:tr>
       <w:tr>
-        <w:tc>
-          <w:tcPr>
-            <w:tcW w:type="dxa" w:w="5046"/>
-          </w:tcPr>
-          <w:p>
+        <w:trPr>
+          <w:cantSplit/>
+        </w:trPr>
+        <w:tc>
+          <w:tcPr>
+            <w:tcW w:type="dxa" w:w="5046"/>
+          </w:tcPr>
+          <w:p>
+            <w:pPr>
+              <w:spacing w:before="20" w:after="20"/>
+            </w:pPr>
             <w:r/>
             <w:r>
               <w:rPr>
@@ -5115,6 +6736,9 @@
             <w:tcW w:type="dxa" w:w="5046"/>
           </w:tcPr>
           <w:p>
+            <w:pPr>
+              <w:spacing w:before="20" w:after="20"/>
+            </w:pPr>
             <w:r/>
             <w:r>
               <w:rPr>
@@ -5131,6 +6755,9 @@
             <w:tcW w:type="dxa" w:w="5046"/>
           </w:tcPr>
           <w:p>
+            <w:pPr>
+              <w:spacing w:before="20" w:after="20"/>
+            </w:pPr>
             <w:r/>
             <w:r>
               <w:rPr>
@@ -5143,11 +6770,17 @@
         </w:tc>
       </w:tr>
       <w:tr>
-        <w:tc>
-          <w:tcPr>
-            <w:tcW w:type="dxa" w:w="5046"/>
-          </w:tcPr>
-          <w:p>
+        <w:trPr>
+          <w:cantSplit/>
+        </w:trPr>
+        <w:tc>
+          <w:tcPr>
+            <w:tcW w:type="dxa" w:w="5046"/>
+          </w:tcPr>
+          <w:p>
+            <w:pPr>
+              <w:spacing w:before="20" w:after="20"/>
+            </w:pPr>
             <w:r/>
             <w:r>
               <w:rPr>
@@ -5164,6 +6797,9 @@
             <w:tcW w:type="dxa" w:w="5046"/>
           </w:tcPr>
           <w:p>
+            <w:pPr>
+              <w:spacing w:before="20" w:after="20"/>
+            </w:pPr>
             <w:r/>
             <w:r>
               <w:rPr>
@@ -5180,6 +6816,9 @@
             <w:tcW w:type="dxa" w:w="5046"/>
           </w:tcPr>
           <w:p>
+            <w:pPr>
+              <w:spacing w:before="20" w:after="20"/>
+            </w:pPr>
             <w:r/>
             <w:r>
               <w:rPr>
@@ -5192,11 +6831,17 @@
         </w:tc>
       </w:tr>
       <w:tr>
-        <w:tc>
-          <w:tcPr>
-            <w:tcW w:type="dxa" w:w="5046"/>
-          </w:tcPr>
-          <w:p>
+        <w:trPr>
+          <w:cantSplit/>
+        </w:trPr>
+        <w:tc>
+          <w:tcPr>
+            <w:tcW w:type="dxa" w:w="5046"/>
+          </w:tcPr>
+          <w:p>
+            <w:pPr>
+              <w:spacing w:before="20" w:after="20"/>
+            </w:pPr>
             <w:r/>
             <w:r>
               <w:rPr>
@@ -5213,6 +6858,9 @@
             <w:tcW w:type="dxa" w:w="5046"/>
           </w:tcPr>
           <w:p>
+            <w:pPr>
+              <w:spacing w:before="20" w:after="20"/>
+            </w:pPr>
             <w:r/>
             <w:r>
               <w:rPr>
@@ -5229,6 +6877,9 @@
             <w:tcW w:type="dxa" w:w="5046"/>
           </w:tcPr>
           <w:p>
+            <w:pPr>
+              <w:spacing w:before="20" w:after="20"/>
+            </w:pPr>
             <w:r/>
             <w:r>
               <w:rPr>
@@ -5241,11 +6892,17 @@
         </w:tc>
       </w:tr>
       <w:tr>
-        <w:tc>
-          <w:tcPr>
-            <w:tcW w:type="dxa" w:w="5046"/>
-          </w:tcPr>
-          <w:p>
+        <w:trPr>
+          <w:cantSplit/>
+        </w:trPr>
+        <w:tc>
+          <w:tcPr>
+            <w:tcW w:type="dxa" w:w="5046"/>
+          </w:tcPr>
+          <w:p>
+            <w:pPr>
+              <w:spacing w:before="20" w:after="20"/>
+            </w:pPr>
             <w:r/>
             <w:r>
               <w:rPr>
@@ -5262,6 +6919,9 @@
             <w:tcW w:type="dxa" w:w="5046"/>
           </w:tcPr>
           <w:p>
+            <w:pPr>
+              <w:spacing w:before="20" w:after="20"/>
+            </w:pPr>
             <w:r/>
             <w:r>
               <w:rPr>
@@ -5278,6 +6938,9 @@
             <w:tcW w:type="dxa" w:w="5046"/>
           </w:tcPr>
           <w:p>
+            <w:pPr>
+              <w:spacing w:before="20" w:after="20"/>
+            </w:pPr>
             <w:r/>
             <w:r>
               <w:rPr>
@@ -5290,11 +6953,17 @@
         </w:tc>
       </w:tr>
       <w:tr>
-        <w:tc>
-          <w:tcPr>
-            <w:tcW w:type="dxa" w:w="5046"/>
-          </w:tcPr>
-          <w:p>
+        <w:trPr>
+          <w:cantSplit/>
+        </w:trPr>
+        <w:tc>
+          <w:tcPr>
+            <w:tcW w:type="dxa" w:w="5046"/>
+          </w:tcPr>
+          <w:p>
+            <w:pPr>
+              <w:spacing w:before="20" w:after="20"/>
+            </w:pPr>
             <w:r/>
             <w:r>
               <w:rPr>
@@ -5311,6 +6980,9 @@
             <w:tcW w:type="dxa" w:w="5046"/>
           </w:tcPr>
           <w:p>
+            <w:pPr>
+              <w:spacing w:before="20" w:after="20"/>
+            </w:pPr>
             <w:r/>
             <w:r>
               <w:rPr>
@@ -5327,6 +6999,9 @@
             <w:tcW w:type="dxa" w:w="5046"/>
           </w:tcPr>
           <w:p>
+            <w:pPr>
+              <w:spacing w:before="20" w:after="20"/>
+            </w:pPr>
             <w:r/>
             <w:r>
               <w:rPr>
@@ -5339,11 +7014,17 @@
         </w:tc>
       </w:tr>
       <w:tr>
-        <w:tc>
-          <w:tcPr>
-            <w:tcW w:type="dxa" w:w="5046"/>
-          </w:tcPr>
-          <w:p>
+        <w:trPr>
+          <w:cantSplit/>
+        </w:trPr>
+        <w:tc>
+          <w:tcPr>
+            <w:tcW w:type="dxa" w:w="5046"/>
+          </w:tcPr>
+          <w:p>
+            <w:pPr>
+              <w:spacing w:before="20" w:after="20"/>
+            </w:pPr>
             <w:r/>
             <w:r>
               <w:rPr>
@@ -5360,6 +7041,9 @@
             <w:tcW w:type="dxa" w:w="5046"/>
           </w:tcPr>
           <w:p>
+            <w:pPr>
+              <w:spacing w:before="20" w:after="20"/>
+            </w:pPr>
             <w:r/>
             <w:r>
               <w:rPr>
@@ -5376,6 +7060,9 @@
             <w:tcW w:type="dxa" w:w="5046"/>
           </w:tcPr>
           <w:p>
+            <w:pPr>
+              <w:spacing w:before="20" w:after="20"/>
+            </w:pPr>
             <w:r/>
             <w:r>
               <w:rPr>
@@ -5388,11 +7075,17 @@
         </w:tc>
       </w:tr>
       <w:tr>
-        <w:tc>
-          <w:tcPr>
-            <w:tcW w:type="dxa" w:w="5046"/>
-          </w:tcPr>
-          <w:p>
+        <w:trPr>
+          <w:cantSplit/>
+        </w:trPr>
+        <w:tc>
+          <w:tcPr>
+            <w:tcW w:type="dxa" w:w="5046"/>
+          </w:tcPr>
+          <w:p>
+            <w:pPr>
+              <w:spacing w:before="20" w:after="20"/>
+            </w:pPr>
             <w:r/>
             <w:r>
               <w:rPr>
@@ -5409,6 +7102,9 @@
             <w:tcW w:type="dxa" w:w="5046"/>
           </w:tcPr>
           <w:p>
+            <w:pPr>
+              <w:spacing w:before="20" w:after="20"/>
+            </w:pPr>
             <w:r/>
             <w:r>
               <w:rPr>
@@ -5425,6 +7121,9 @@
             <w:tcW w:type="dxa" w:w="5046"/>
           </w:tcPr>
           <w:p>
+            <w:pPr>
+              <w:spacing w:before="20" w:after="20"/>
+            </w:pPr>
             <w:r/>
             <w:r>
               <w:rPr>
@@ -5437,11 +7136,17 @@
         </w:tc>
       </w:tr>
       <w:tr>
-        <w:tc>
-          <w:tcPr>
-            <w:tcW w:type="dxa" w:w="5046"/>
-          </w:tcPr>
-          <w:p>
+        <w:trPr>
+          <w:cantSplit/>
+        </w:trPr>
+        <w:tc>
+          <w:tcPr>
+            <w:tcW w:type="dxa" w:w="5046"/>
+          </w:tcPr>
+          <w:p>
+            <w:pPr>
+              <w:spacing w:before="20" w:after="20"/>
+            </w:pPr>
             <w:r/>
             <w:r>
               <w:rPr>
@@ -5458,6 +7163,9 @@
             <w:tcW w:type="dxa" w:w="5046"/>
           </w:tcPr>
           <w:p>
+            <w:pPr>
+              <w:spacing w:before="20" w:after="20"/>
+            </w:pPr>
             <w:r/>
             <w:r>
               <w:rPr>
@@ -5474,6 +7182,9 @@
             <w:tcW w:type="dxa" w:w="5046"/>
           </w:tcPr>
           <w:p>
+            <w:pPr>
+              <w:spacing w:before="20" w:after="20"/>
+            </w:pPr>
             <w:r/>
             <w:r>
               <w:rPr>
@@ -5486,11 +7197,17 @@
         </w:tc>
       </w:tr>
       <w:tr>
-        <w:tc>
-          <w:tcPr>
-            <w:tcW w:type="dxa" w:w="5046"/>
-          </w:tcPr>
-          <w:p>
+        <w:trPr>
+          <w:cantSplit/>
+        </w:trPr>
+        <w:tc>
+          <w:tcPr>
+            <w:tcW w:type="dxa" w:w="5046"/>
+          </w:tcPr>
+          <w:p>
+            <w:pPr>
+              <w:spacing w:before="20" w:after="20"/>
+            </w:pPr>
             <w:r/>
             <w:r>
               <w:rPr>
@@ -5507,6 +7224,9 @@
             <w:tcW w:type="dxa" w:w="5046"/>
           </w:tcPr>
           <w:p>
+            <w:pPr>
+              <w:spacing w:before="20" w:after="20"/>
+            </w:pPr>
             <w:r/>
             <w:r>
               <w:rPr>
@@ -5523,6 +7243,9 @@
             <w:tcW w:type="dxa" w:w="5046"/>
           </w:tcPr>
           <w:p>
+            <w:pPr>
+              <w:spacing w:before="20" w:after="20"/>
+            </w:pPr>
             <w:r/>
             <w:r>
               <w:rPr>
@@ -5579,6 +7302,9 @@
             <w:shd w:val="clear" w:color="auto" w:fill="D9D9D9"/>
           </w:tcPr>
           <w:p>
+            <w:pPr>
+              <w:spacing w:before="20" w:after="20"/>
+            </w:pPr>
             <w:r/>
             <w:r>
               <w:rPr>
@@ -5596,6 +7322,9 @@
             <w:shd w:val="clear" w:color="auto" w:fill="D9D9D9"/>
           </w:tcPr>
           <w:p>
+            <w:pPr>
+              <w:spacing w:before="20" w:after="20"/>
+            </w:pPr>
             <w:r/>
             <w:r>
               <w:rPr>
@@ -5613,6 +7342,9 @@
             <w:shd w:val="clear" w:color="auto" w:fill="D9D9D9"/>
           </w:tcPr>
           <w:p>
+            <w:pPr>
+              <w:spacing w:before="20" w:after="20"/>
+            </w:pPr>
             <w:r/>
             <w:r>
               <w:rPr>
@@ -5626,11 +7358,17 @@
         </w:tc>
       </w:tr>
       <w:tr>
-        <w:tc>
-          <w:tcPr>
-            <w:tcW w:type="dxa" w:w="5046"/>
-          </w:tcPr>
-          <w:p>
+        <w:trPr>
+          <w:cantSplit/>
+        </w:trPr>
+        <w:tc>
+          <w:tcPr>
+            <w:tcW w:type="dxa" w:w="5046"/>
+          </w:tcPr>
+          <w:p>
+            <w:pPr>
+              <w:spacing w:before="20" w:after="20"/>
+            </w:pPr>
             <w:r/>
             <w:r>
               <w:rPr>
@@ -5647,6 +7385,9 @@
             <w:tcW w:type="dxa" w:w="5046"/>
           </w:tcPr>
           <w:p>
+            <w:pPr>
+              <w:spacing w:before="20" w:after="20"/>
+            </w:pPr>
             <w:r/>
             <w:r>
               <w:rPr>
@@ -5663,6 +7404,9 @@
             <w:tcW w:type="dxa" w:w="5046"/>
           </w:tcPr>
           <w:p>
+            <w:pPr>
+              <w:spacing w:before="20" w:after="20"/>
+            </w:pPr>
             <w:r/>
             <w:r>
               <w:rPr>
@@ -5675,11 +7419,17 @@
         </w:tc>
       </w:tr>
       <w:tr>
-        <w:tc>
-          <w:tcPr>
-            <w:tcW w:type="dxa" w:w="5046"/>
-          </w:tcPr>
-          <w:p>
+        <w:trPr>
+          <w:cantSplit/>
+        </w:trPr>
+        <w:tc>
+          <w:tcPr>
+            <w:tcW w:type="dxa" w:w="5046"/>
+          </w:tcPr>
+          <w:p>
+            <w:pPr>
+              <w:spacing w:before="20" w:after="20"/>
+            </w:pPr>
             <w:r/>
             <w:r>
               <w:rPr>
@@ -5696,6 +7446,9 @@
             <w:tcW w:type="dxa" w:w="5046"/>
           </w:tcPr>
           <w:p>
+            <w:pPr>
+              <w:spacing w:before="20" w:after="20"/>
+            </w:pPr>
             <w:r/>
             <w:r>
               <w:rPr>
@@ -5712,6 +7465,9 @@
             <w:tcW w:type="dxa" w:w="5046"/>
           </w:tcPr>
           <w:p>
+            <w:pPr>
+              <w:spacing w:before="20" w:after="20"/>
+            </w:pPr>
             <w:r/>
             <w:r>
               <w:rPr>
@@ -5724,11 +7480,17 @@
         </w:tc>
       </w:tr>
       <w:tr>
-        <w:tc>
-          <w:tcPr>
-            <w:tcW w:type="dxa" w:w="5046"/>
-          </w:tcPr>
-          <w:p>
+        <w:trPr>
+          <w:cantSplit/>
+        </w:trPr>
+        <w:tc>
+          <w:tcPr>
+            <w:tcW w:type="dxa" w:w="5046"/>
+          </w:tcPr>
+          <w:p>
+            <w:pPr>
+              <w:spacing w:before="20" w:after="20"/>
+            </w:pPr>
             <w:r/>
             <w:r>
               <w:rPr>
@@ -5745,6 +7507,9 @@
             <w:tcW w:type="dxa" w:w="5046"/>
           </w:tcPr>
           <w:p>
+            <w:pPr>
+              <w:spacing w:before="20" w:after="20"/>
+            </w:pPr>
             <w:r/>
             <w:r>
               <w:rPr>
@@ -5761,6 +7526,9 @@
             <w:tcW w:type="dxa" w:w="5046"/>
           </w:tcPr>
           <w:p>
+            <w:pPr>
+              <w:spacing w:before="20" w:after="20"/>
+            </w:pPr>
             <w:r/>
             <w:r>
               <w:rPr>
@@ -5773,11 +7541,17 @@
         </w:tc>
       </w:tr>
       <w:tr>
-        <w:tc>
-          <w:tcPr>
-            <w:tcW w:type="dxa" w:w="5046"/>
-          </w:tcPr>
-          <w:p>
+        <w:trPr>
+          <w:cantSplit/>
+        </w:trPr>
+        <w:tc>
+          <w:tcPr>
+            <w:tcW w:type="dxa" w:w="5046"/>
+          </w:tcPr>
+          <w:p>
+            <w:pPr>
+              <w:spacing w:before="20" w:after="20"/>
+            </w:pPr>
             <w:r/>
             <w:r>
               <w:rPr>
@@ -5794,6 +7568,9 @@
             <w:tcW w:type="dxa" w:w="5046"/>
           </w:tcPr>
           <w:p>
+            <w:pPr>
+              <w:spacing w:before="20" w:after="20"/>
+            </w:pPr>
             <w:r/>
             <w:r>
               <w:rPr>
@@ -5810,6 +7587,9 @@
             <w:tcW w:type="dxa" w:w="5046"/>
           </w:tcPr>
           <w:p>
+            <w:pPr>
+              <w:spacing w:before="20" w:after="20"/>
+            </w:pPr>
             <w:r/>
             <w:r>
               <w:rPr>
@@ -5822,11 +7602,17 @@
         </w:tc>
       </w:tr>
       <w:tr>
-        <w:tc>
-          <w:tcPr>
-            <w:tcW w:type="dxa" w:w="5046"/>
-          </w:tcPr>
-          <w:p>
+        <w:trPr>
+          <w:cantSplit/>
+        </w:trPr>
+        <w:tc>
+          <w:tcPr>
+            <w:tcW w:type="dxa" w:w="5046"/>
+          </w:tcPr>
+          <w:p>
+            <w:pPr>
+              <w:spacing w:before="20" w:after="20"/>
+            </w:pPr>
             <w:r/>
             <w:r>
               <w:rPr>
@@ -5843,6 +7629,9 @@
             <w:tcW w:type="dxa" w:w="5046"/>
           </w:tcPr>
           <w:p>
+            <w:pPr>
+              <w:spacing w:before="20" w:after="20"/>
+            </w:pPr>
             <w:r/>
             <w:r>
               <w:rPr>
@@ -5859,6 +7648,9 @@
             <w:tcW w:type="dxa" w:w="5046"/>
           </w:tcPr>
           <w:p>
+            <w:pPr>
+              <w:spacing w:before="20" w:after="20"/>
+            </w:pPr>
             <w:r/>
             <w:r>
               <w:rPr>
@@ -5871,11 +7663,17 @@
         </w:tc>
       </w:tr>
       <w:tr>
-        <w:tc>
-          <w:tcPr>
-            <w:tcW w:type="dxa" w:w="5046"/>
-          </w:tcPr>
-          <w:p>
+        <w:trPr>
+          <w:cantSplit/>
+        </w:trPr>
+        <w:tc>
+          <w:tcPr>
+            <w:tcW w:type="dxa" w:w="5046"/>
+          </w:tcPr>
+          <w:p>
+            <w:pPr>
+              <w:spacing w:before="20" w:after="20"/>
+            </w:pPr>
             <w:r/>
             <w:r>
               <w:rPr>
@@ -5892,6 +7690,9 @@
             <w:tcW w:type="dxa" w:w="5046"/>
           </w:tcPr>
           <w:p>
+            <w:pPr>
+              <w:spacing w:before="20" w:after="20"/>
+            </w:pPr>
             <w:r/>
             <w:r>
               <w:rPr>
@@ -5908,6 +7709,9 @@
             <w:tcW w:type="dxa" w:w="5046"/>
           </w:tcPr>
           <w:p>
+            <w:pPr>
+              <w:spacing w:before="20" w:after="20"/>
+            </w:pPr>
             <w:r/>
             <w:r>
               <w:rPr>
@@ -5920,11 +7724,17 @@
         </w:tc>
       </w:tr>
       <w:tr>
-        <w:tc>
-          <w:tcPr>
-            <w:tcW w:type="dxa" w:w="5046"/>
-          </w:tcPr>
-          <w:p>
+        <w:trPr>
+          <w:cantSplit/>
+        </w:trPr>
+        <w:tc>
+          <w:tcPr>
+            <w:tcW w:type="dxa" w:w="5046"/>
+          </w:tcPr>
+          <w:p>
+            <w:pPr>
+              <w:spacing w:before="20" w:after="20"/>
+            </w:pPr>
             <w:r/>
             <w:r>
               <w:rPr>
@@ -5941,6 +7751,9 @@
             <w:tcW w:type="dxa" w:w="5046"/>
           </w:tcPr>
           <w:p>
+            <w:pPr>
+              <w:spacing w:before="20" w:after="20"/>
+            </w:pPr>
             <w:r/>
             <w:r>
               <w:rPr>
@@ -5957,6 +7770,9 @@
             <w:tcW w:type="dxa" w:w="5046"/>
           </w:tcPr>
           <w:p>
+            <w:pPr>
+              <w:spacing w:before="20" w:after="20"/>
+            </w:pPr>
             <w:r/>
             <w:r>
               <w:rPr>
@@ -5969,11 +7785,17 @@
         </w:tc>
       </w:tr>
       <w:tr>
-        <w:tc>
-          <w:tcPr>
-            <w:tcW w:type="dxa" w:w="5046"/>
-          </w:tcPr>
-          <w:p>
+        <w:trPr>
+          <w:cantSplit/>
+        </w:trPr>
+        <w:tc>
+          <w:tcPr>
+            <w:tcW w:type="dxa" w:w="5046"/>
+          </w:tcPr>
+          <w:p>
+            <w:pPr>
+              <w:spacing w:before="20" w:after="20"/>
+            </w:pPr>
             <w:r/>
             <w:r>
               <w:rPr>
@@ -5990,6 +7812,9 @@
             <w:tcW w:type="dxa" w:w="5046"/>
           </w:tcPr>
           <w:p>
+            <w:pPr>
+              <w:spacing w:before="20" w:after="20"/>
+            </w:pPr>
             <w:r/>
             <w:r>
               <w:rPr>
@@ -6006,6 +7831,9 @@
             <w:tcW w:type="dxa" w:w="5046"/>
           </w:tcPr>
           <w:p>
+            <w:pPr>
+              <w:spacing w:before="20" w:after="20"/>
+            </w:pPr>
             <w:r/>
             <w:r>
               <w:rPr>
@@ -6018,11 +7846,17 @@
         </w:tc>
       </w:tr>
       <w:tr>
-        <w:tc>
-          <w:tcPr>
-            <w:tcW w:type="dxa" w:w="5046"/>
-          </w:tcPr>
-          <w:p>
+        <w:trPr>
+          <w:cantSplit/>
+        </w:trPr>
+        <w:tc>
+          <w:tcPr>
+            <w:tcW w:type="dxa" w:w="5046"/>
+          </w:tcPr>
+          <w:p>
+            <w:pPr>
+              <w:spacing w:before="20" w:after="20"/>
+            </w:pPr>
             <w:r/>
             <w:r>
               <w:rPr>
@@ -6039,6 +7873,9 @@
             <w:tcW w:type="dxa" w:w="5046"/>
           </w:tcPr>
           <w:p>
+            <w:pPr>
+              <w:spacing w:before="20" w:after="20"/>
+            </w:pPr>
             <w:r/>
             <w:r>
               <w:rPr>
@@ -6055,6 +7892,9 @@
             <w:tcW w:type="dxa" w:w="5046"/>
           </w:tcPr>
           <w:p>
+            <w:pPr>
+              <w:spacing w:before="20" w:after="20"/>
+            </w:pPr>
             <w:r/>
             <w:r>
               <w:rPr>
@@ -6067,11 +7907,17 @@
         </w:tc>
       </w:tr>
       <w:tr>
-        <w:tc>
-          <w:tcPr>
-            <w:tcW w:type="dxa" w:w="5046"/>
-          </w:tcPr>
-          <w:p>
+        <w:trPr>
+          <w:cantSplit/>
+        </w:trPr>
+        <w:tc>
+          <w:tcPr>
+            <w:tcW w:type="dxa" w:w="5046"/>
+          </w:tcPr>
+          <w:p>
+            <w:pPr>
+              <w:spacing w:before="20" w:after="20"/>
+            </w:pPr>
             <w:r/>
             <w:r>
               <w:rPr>
@@ -6088,6 +7934,9 @@
             <w:tcW w:type="dxa" w:w="5046"/>
           </w:tcPr>
           <w:p>
+            <w:pPr>
+              <w:spacing w:before="20" w:after="20"/>
+            </w:pPr>
             <w:r/>
             <w:r>
               <w:rPr>
@@ -6104,6 +7953,9 @@
             <w:tcW w:type="dxa" w:w="5046"/>
           </w:tcPr>
           <w:p>
+            <w:pPr>
+              <w:spacing w:before="20" w:after="20"/>
+            </w:pPr>
             <w:r/>
             <w:r>
               <w:rPr>
@@ -6116,11 +7968,17 @@
         </w:tc>
       </w:tr>
       <w:tr>
-        <w:tc>
-          <w:tcPr>
-            <w:tcW w:type="dxa" w:w="5046"/>
-          </w:tcPr>
-          <w:p>
+        <w:trPr>
+          <w:cantSplit/>
+        </w:trPr>
+        <w:tc>
+          <w:tcPr>
+            <w:tcW w:type="dxa" w:w="5046"/>
+          </w:tcPr>
+          <w:p>
+            <w:pPr>
+              <w:spacing w:before="20" w:after="20"/>
+            </w:pPr>
             <w:r/>
             <w:r>
               <w:rPr>
@@ -6137,6 +7995,9 @@
             <w:tcW w:type="dxa" w:w="5046"/>
           </w:tcPr>
           <w:p>
+            <w:pPr>
+              <w:spacing w:before="20" w:after="20"/>
+            </w:pPr>
             <w:r/>
             <w:r>
               <w:rPr>
@@ -6153,6 +8014,9 @@
             <w:tcW w:type="dxa" w:w="5046"/>
           </w:tcPr>
           <w:p>
+            <w:pPr>
+              <w:spacing w:before="20" w:after="20"/>
+            </w:pPr>
             <w:r/>
             <w:r>
               <w:rPr>
@@ -6165,11 +8029,17 @@
         </w:tc>
       </w:tr>
       <w:tr>
-        <w:tc>
-          <w:tcPr>
-            <w:tcW w:type="dxa" w:w="5046"/>
-          </w:tcPr>
-          <w:p>
+        <w:trPr>
+          <w:cantSplit/>
+        </w:trPr>
+        <w:tc>
+          <w:tcPr>
+            <w:tcW w:type="dxa" w:w="5046"/>
+          </w:tcPr>
+          <w:p>
+            <w:pPr>
+              <w:spacing w:before="20" w:after="20"/>
+            </w:pPr>
             <w:r/>
             <w:r>
               <w:rPr>
@@ -6186,6 +8056,9 @@
             <w:tcW w:type="dxa" w:w="5046"/>
           </w:tcPr>
           <w:p>
+            <w:pPr>
+              <w:spacing w:before="20" w:after="20"/>
+            </w:pPr>
             <w:r/>
             <w:r>
               <w:rPr>
@@ -6202,6 +8075,9 @@
             <w:tcW w:type="dxa" w:w="5046"/>
           </w:tcPr>
           <w:p>
+            <w:pPr>
+              <w:spacing w:before="20" w:after="20"/>
+            </w:pPr>
             <w:r/>
             <w:r>
               <w:rPr>
@@ -6258,6 +8134,9 @@
             <w:shd w:val="clear" w:color="auto" w:fill="D9D9D9"/>
           </w:tcPr>
           <w:p>
+            <w:pPr>
+              <w:spacing w:before="20" w:after="20"/>
+            </w:pPr>
             <w:r/>
             <w:r>
               <w:rPr>
@@ -6275,6 +8154,9 @@
             <w:shd w:val="clear" w:color="auto" w:fill="D9D9D9"/>
           </w:tcPr>
           <w:p>
+            <w:pPr>
+              <w:spacing w:before="20" w:after="20"/>
+            </w:pPr>
             <w:r/>
             <w:r>
               <w:rPr>
@@ -6292,6 +8174,9 @@
             <w:shd w:val="clear" w:color="auto" w:fill="D9D9D9"/>
           </w:tcPr>
           <w:p>
+            <w:pPr>
+              <w:spacing w:before="20" w:after="20"/>
+            </w:pPr>
             <w:r/>
             <w:r>
               <w:rPr>
@@ -6305,11 +8190,17 @@
         </w:tc>
       </w:tr>
       <w:tr>
-        <w:tc>
-          <w:tcPr>
-            <w:tcW w:type="dxa" w:w="5046"/>
-          </w:tcPr>
-          <w:p>
+        <w:trPr>
+          <w:cantSplit/>
+        </w:trPr>
+        <w:tc>
+          <w:tcPr>
+            <w:tcW w:type="dxa" w:w="5046"/>
+          </w:tcPr>
+          <w:p>
+            <w:pPr>
+              <w:spacing w:before="20" w:after="20"/>
+            </w:pPr>
             <w:r/>
             <w:r>
               <w:rPr>
@@ -6326,6 +8217,9 @@
             <w:tcW w:type="dxa" w:w="5046"/>
           </w:tcPr>
           <w:p>
+            <w:pPr>
+              <w:spacing w:before="20" w:after="20"/>
+            </w:pPr>
             <w:r/>
             <w:r>
               <w:rPr>
@@ -6342,6 +8236,9 @@
             <w:tcW w:type="dxa" w:w="5046"/>
           </w:tcPr>
           <w:p>
+            <w:pPr>
+              <w:spacing w:before="20" w:after="20"/>
+            </w:pPr>
             <w:r/>
             <w:r>
               <w:rPr>
@@ -6354,11 +8251,17 @@
         </w:tc>
       </w:tr>
       <w:tr>
-        <w:tc>
-          <w:tcPr>
-            <w:tcW w:type="dxa" w:w="5046"/>
-          </w:tcPr>
-          <w:p>
+        <w:trPr>
+          <w:cantSplit/>
+        </w:trPr>
+        <w:tc>
+          <w:tcPr>
+            <w:tcW w:type="dxa" w:w="5046"/>
+          </w:tcPr>
+          <w:p>
+            <w:pPr>
+              <w:spacing w:before="20" w:after="20"/>
+            </w:pPr>
             <w:r/>
             <w:r>
               <w:rPr>
@@ -6375,6 +8278,9 @@
             <w:tcW w:type="dxa" w:w="5046"/>
           </w:tcPr>
           <w:p>
+            <w:pPr>
+              <w:spacing w:before="20" w:after="20"/>
+            </w:pPr>
             <w:r/>
             <w:r>
               <w:rPr>
@@ -6391,6 +8297,9 @@
             <w:tcW w:type="dxa" w:w="5046"/>
           </w:tcPr>
           <w:p>
+            <w:pPr>
+              <w:spacing w:before="20" w:after="20"/>
+            </w:pPr>
             <w:r/>
             <w:r>
               <w:rPr>
@@ -6403,11 +8312,17 @@
         </w:tc>
       </w:tr>
       <w:tr>
-        <w:tc>
-          <w:tcPr>
-            <w:tcW w:type="dxa" w:w="5046"/>
-          </w:tcPr>
-          <w:p>
+        <w:trPr>
+          <w:cantSplit/>
+        </w:trPr>
+        <w:tc>
+          <w:tcPr>
+            <w:tcW w:type="dxa" w:w="5046"/>
+          </w:tcPr>
+          <w:p>
+            <w:pPr>
+              <w:spacing w:before="20" w:after="20"/>
+            </w:pPr>
             <w:r/>
             <w:r>
               <w:rPr>
@@ -6424,6 +8339,9 @@
             <w:tcW w:type="dxa" w:w="5046"/>
           </w:tcPr>
           <w:p>
+            <w:pPr>
+              <w:spacing w:before="20" w:after="20"/>
+            </w:pPr>
             <w:r/>
             <w:r>
               <w:rPr>
@@ -6440,6 +8358,9 @@
             <w:tcW w:type="dxa" w:w="5046"/>
           </w:tcPr>
           <w:p>
+            <w:pPr>
+              <w:spacing w:before="20" w:after="20"/>
+            </w:pPr>
             <w:r/>
             <w:r>
               <w:rPr>
@@ -6452,11 +8373,17 @@
         </w:tc>
       </w:tr>
       <w:tr>
-        <w:tc>
-          <w:tcPr>
-            <w:tcW w:type="dxa" w:w="5046"/>
-          </w:tcPr>
-          <w:p>
+        <w:trPr>
+          <w:cantSplit/>
+        </w:trPr>
+        <w:tc>
+          <w:tcPr>
+            <w:tcW w:type="dxa" w:w="5046"/>
+          </w:tcPr>
+          <w:p>
+            <w:pPr>
+              <w:spacing w:before="20" w:after="20"/>
+            </w:pPr>
             <w:r/>
             <w:r>
               <w:rPr>
@@ -6473,6 +8400,9 @@
             <w:tcW w:type="dxa" w:w="5046"/>
           </w:tcPr>
           <w:p>
+            <w:pPr>
+              <w:spacing w:before="20" w:after="20"/>
+            </w:pPr>
             <w:r/>
             <w:r>
               <w:rPr>
@@ -6489,6 +8419,9 @@
             <w:tcW w:type="dxa" w:w="5046"/>
           </w:tcPr>
           <w:p>
+            <w:pPr>
+              <w:spacing w:before="20" w:after="20"/>
+            </w:pPr>
             <w:r/>
             <w:r>
               <w:rPr>
@@ -6501,11 +8434,17 @@
         </w:tc>
       </w:tr>
       <w:tr>
-        <w:tc>
-          <w:tcPr>
-            <w:tcW w:type="dxa" w:w="5046"/>
-          </w:tcPr>
-          <w:p>
+        <w:trPr>
+          <w:cantSplit/>
+        </w:trPr>
+        <w:tc>
+          <w:tcPr>
+            <w:tcW w:type="dxa" w:w="5046"/>
+          </w:tcPr>
+          <w:p>
+            <w:pPr>
+              <w:spacing w:before="20" w:after="20"/>
+            </w:pPr>
             <w:r/>
             <w:r>
               <w:rPr>
@@ -6522,6 +8461,9 @@
             <w:tcW w:type="dxa" w:w="5046"/>
           </w:tcPr>
           <w:p>
+            <w:pPr>
+              <w:spacing w:before="20" w:after="20"/>
+            </w:pPr>
             <w:r/>
             <w:r>
               <w:rPr>
@@ -6538,6 +8480,9 @@
             <w:tcW w:type="dxa" w:w="5046"/>
           </w:tcPr>
           <w:p>
+            <w:pPr>
+              <w:spacing w:before="20" w:after="20"/>
+            </w:pPr>
             <w:r/>
             <w:r>
               <w:rPr>
@@ -6550,11 +8495,17 @@
         </w:tc>
       </w:tr>
       <w:tr>
-        <w:tc>
-          <w:tcPr>
-            <w:tcW w:type="dxa" w:w="5046"/>
-          </w:tcPr>
-          <w:p>
+        <w:trPr>
+          <w:cantSplit/>
+        </w:trPr>
+        <w:tc>
+          <w:tcPr>
+            <w:tcW w:type="dxa" w:w="5046"/>
+          </w:tcPr>
+          <w:p>
+            <w:pPr>
+              <w:spacing w:before="20" w:after="20"/>
+            </w:pPr>
             <w:r/>
             <w:r>
               <w:rPr>
@@ -6571,6 +8522,9 @@
             <w:tcW w:type="dxa" w:w="5046"/>
           </w:tcPr>
           <w:p>
+            <w:pPr>
+              <w:spacing w:before="20" w:after="20"/>
+            </w:pPr>
             <w:r/>
             <w:r>
               <w:rPr>
@@ -6587,6 +8541,9 @@
             <w:tcW w:type="dxa" w:w="5046"/>
           </w:tcPr>
           <w:p>
+            <w:pPr>
+              <w:spacing w:before="20" w:after="20"/>
+            </w:pPr>
             <w:r/>
             <w:r>
               <w:rPr>
@@ -6599,11 +8556,17 @@
         </w:tc>
       </w:tr>
       <w:tr>
-        <w:tc>
-          <w:tcPr>
-            <w:tcW w:type="dxa" w:w="5046"/>
-          </w:tcPr>
-          <w:p>
+        <w:trPr>
+          <w:cantSplit/>
+        </w:trPr>
+        <w:tc>
+          <w:tcPr>
+            <w:tcW w:type="dxa" w:w="5046"/>
+          </w:tcPr>
+          <w:p>
+            <w:pPr>
+              <w:spacing w:before="20" w:after="20"/>
+            </w:pPr>
             <w:r/>
             <w:r>
               <w:rPr>
@@ -6620,6 +8583,9 @@
             <w:tcW w:type="dxa" w:w="5046"/>
           </w:tcPr>
           <w:p>
+            <w:pPr>
+              <w:spacing w:before="20" w:after="20"/>
+            </w:pPr>
             <w:r/>
             <w:r>
               <w:rPr>
@@ -6636,6 +8602,9 @@
             <w:tcW w:type="dxa" w:w="5046"/>
           </w:tcPr>
           <w:p>
+            <w:pPr>
+              <w:spacing w:before="20" w:after="20"/>
+            </w:pPr>
             <w:r/>
             <w:r>
               <w:rPr>
@@ -6648,11 +8617,17 @@
         </w:tc>
       </w:tr>
       <w:tr>
-        <w:tc>
-          <w:tcPr>
-            <w:tcW w:type="dxa" w:w="5046"/>
-          </w:tcPr>
-          <w:p>
+        <w:trPr>
+          <w:cantSplit/>
+        </w:trPr>
+        <w:tc>
+          <w:tcPr>
+            <w:tcW w:type="dxa" w:w="5046"/>
+          </w:tcPr>
+          <w:p>
+            <w:pPr>
+              <w:spacing w:before="20" w:after="20"/>
+            </w:pPr>
             <w:r/>
             <w:r>
               <w:rPr>
@@ -6669,6 +8644,9 @@
             <w:tcW w:type="dxa" w:w="5046"/>
           </w:tcPr>
           <w:p>
+            <w:pPr>
+              <w:spacing w:before="20" w:after="20"/>
+            </w:pPr>
             <w:r/>
             <w:r>
               <w:rPr>
@@ -6685,6 +8663,9 @@
             <w:tcW w:type="dxa" w:w="5046"/>
           </w:tcPr>
           <w:p>
+            <w:pPr>
+              <w:spacing w:before="20" w:after="20"/>
+            </w:pPr>
             <w:r/>
             <w:r>
               <w:rPr>
@@ -6697,11 +8678,17 @@
         </w:tc>
       </w:tr>
       <w:tr>
-        <w:tc>
-          <w:tcPr>
-            <w:tcW w:type="dxa" w:w="5046"/>
-          </w:tcPr>
-          <w:p>
+        <w:trPr>
+          <w:cantSplit/>
+        </w:trPr>
+        <w:tc>
+          <w:tcPr>
+            <w:tcW w:type="dxa" w:w="5046"/>
+          </w:tcPr>
+          <w:p>
+            <w:pPr>
+              <w:spacing w:before="20" w:after="20"/>
+            </w:pPr>
             <w:r/>
             <w:r>
               <w:rPr>
@@ -6718,6 +8705,9 @@
             <w:tcW w:type="dxa" w:w="5046"/>
           </w:tcPr>
           <w:p>
+            <w:pPr>
+              <w:spacing w:before="20" w:after="20"/>
+            </w:pPr>
             <w:r/>
             <w:r>
               <w:rPr>
@@ -6734,6 +8724,9 @@
             <w:tcW w:type="dxa" w:w="5046"/>
           </w:tcPr>
           <w:p>
+            <w:pPr>
+              <w:spacing w:before="20" w:after="20"/>
+            </w:pPr>
             <w:r/>
             <w:r>
               <w:rPr>
@@ -6746,11 +8739,17 @@
         </w:tc>
       </w:tr>
       <w:tr>
-        <w:tc>
-          <w:tcPr>
-            <w:tcW w:type="dxa" w:w="5046"/>
-          </w:tcPr>
-          <w:p>
+        <w:trPr>
+          <w:cantSplit/>
+        </w:trPr>
+        <w:tc>
+          <w:tcPr>
+            <w:tcW w:type="dxa" w:w="5046"/>
+          </w:tcPr>
+          <w:p>
+            <w:pPr>
+              <w:spacing w:before="20" w:after="20"/>
+            </w:pPr>
             <w:r/>
             <w:r>
               <w:rPr>
@@ -6767,6 +8766,9 @@
             <w:tcW w:type="dxa" w:w="5046"/>
           </w:tcPr>
           <w:p>
+            <w:pPr>
+              <w:spacing w:before="20" w:after="20"/>
+            </w:pPr>
             <w:r/>
             <w:r>
               <w:rPr>
@@ -6783,6 +8785,9 @@
             <w:tcW w:type="dxa" w:w="5046"/>
           </w:tcPr>
           <w:p>
+            <w:pPr>
+              <w:spacing w:before="20" w:after="20"/>
+            </w:pPr>
             <w:r/>
             <w:r>
               <w:rPr>
@@ -6795,11 +8800,17 @@
         </w:tc>
       </w:tr>
       <w:tr>
-        <w:tc>
-          <w:tcPr>
-            <w:tcW w:type="dxa" w:w="5046"/>
-          </w:tcPr>
-          <w:p>
+        <w:trPr>
+          <w:cantSplit/>
+        </w:trPr>
+        <w:tc>
+          <w:tcPr>
+            <w:tcW w:type="dxa" w:w="5046"/>
+          </w:tcPr>
+          <w:p>
+            <w:pPr>
+              <w:spacing w:before="20" w:after="20"/>
+            </w:pPr>
             <w:r/>
             <w:r>
               <w:rPr>
@@ -6816,6 +8827,9 @@
             <w:tcW w:type="dxa" w:w="5046"/>
           </w:tcPr>
           <w:p>
+            <w:pPr>
+              <w:spacing w:before="20" w:after="20"/>
+            </w:pPr>
             <w:r/>
             <w:r>
               <w:rPr>
@@ -6832,6 +8846,9 @@
             <w:tcW w:type="dxa" w:w="5046"/>
           </w:tcPr>
           <w:p>
+            <w:pPr>
+              <w:spacing w:before="20" w:after="20"/>
+            </w:pPr>
             <w:r/>
             <w:r>
               <w:rPr>
@@ -6844,11 +8861,17 @@
         </w:tc>
       </w:tr>
       <w:tr>
-        <w:tc>
-          <w:tcPr>
-            <w:tcW w:type="dxa" w:w="5046"/>
-          </w:tcPr>
-          <w:p>
+        <w:trPr>
+          <w:cantSplit/>
+        </w:trPr>
+        <w:tc>
+          <w:tcPr>
+            <w:tcW w:type="dxa" w:w="5046"/>
+          </w:tcPr>
+          <w:p>
+            <w:pPr>
+              <w:spacing w:before="20" w:after="20"/>
+            </w:pPr>
             <w:r/>
             <w:r>
               <w:rPr>
@@ -6865,6 +8888,9 @@
             <w:tcW w:type="dxa" w:w="5046"/>
           </w:tcPr>
           <w:p>
+            <w:pPr>
+              <w:spacing w:before="20" w:after="20"/>
+            </w:pPr>
             <w:r/>
             <w:r>
               <w:rPr>
@@ -6881,6 +8907,9 @@
             <w:tcW w:type="dxa" w:w="5046"/>
           </w:tcPr>
           <w:p>
+            <w:pPr>
+              <w:spacing w:before="20" w:after="20"/>
+            </w:pPr>
             <w:r/>
             <w:r>
               <w:rPr>
@@ -6893,11 +8922,17 @@
         </w:tc>
       </w:tr>
       <w:tr>
-        <w:tc>
-          <w:tcPr>
-            <w:tcW w:type="dxa" w:w="5046"/>
-          </w:tcPr>
-          <w:p>
+        <w:trPr>
+          <w:cantSplit/>
+        </w:trPr>
+        <w:tc>
+          <w:tcPr>
+            <w:tcW w:type="dxa" w:w="5046"/>
+          </w:tcPr>
+          <w:p>
+            <w:pPr>
+              <w:spacing w:before="20" w:after="20"/>
+            </w:pPr>
             <w:r/>
             <w:r>
               <w:rPr>
@@ -6914,6 +8949,9 @@
             <w:tcW w:type="dxa" w:w="5046"/>
           </w:tcPr>
           <w:p>
+            <w:pPr>
+              <w:spacing w:before="20" w:after="20"/>
+            </w:pPr>
             <w:r/>
             <w:r>
               <w:rPr>
@@ -6930,6 +8968,9 @@
             <w:tcW w:type="dxa" w:w="5046"/>
           </w:tcPr>
           <w:p>
+            <w:pPr>
+              <w:spacing w:before="20" w:after="20"/>
+            </w:pPr>
             <w:r/>
             <w:r>
               <w:rPr>
@@ -6942,11 +8983,17 @@
         </w:tc>
       </w:tr>
       <w:tr>
-        <w:tc>
-          <w:tcPr>
-            <w:tcW w:type="dxa" w:w="5046"/>
-          </w:tcPr>
-          <w:p>
+        <w:trPr>
+          <w:cantSplit/>
+        </w:trPr>
+        <w:tc>
+          <w:tcPr>
+            <w:tcW w:type="dxa" w:w="5046"/>
+          </w:tcPr>
+          <w:p>
+            <w:pPr>
+              <w:spacing w:before="20" w:after="20"/>
+            </w:pPr>
             <w:r/>
             <w:r>
               <w:rPr>
@@ -6963,6 +9010,9 @@
             <w:tcW w:type="dxa" w:w="5046"/>
           </w:tcPr>
           <w:p>
+            <w:pPr>
+              <w:spacing w:before="20" w:after="20"/>
+            </w:pPr>
             <w:r/>
             <w:r>
               <w:rPr>
@@ -6979,6 +9029,9 @@
             <w:tcW w:type="dxa" w:w="5046"/>
           </w:tcPr>
           <w:p>
+            <w:pPr>
+              <w:spacing w:before="20" w:after="20"/>
+            </w:pPr>
             <w:r/>
             <w:r>
               <w:rPr>
@@ -6991,11 +9044,17 @@
         </w:tc>
       </w:tr>
       <w:tr>
-        <w:tc>
-          <w:tcPr>
-            <w:tcW w:type="dxa" w:w="5046"/>
-          </w:tcPr>
-          <w:p>
+        <w:trPr>
+          <w:cantSplit/>
+        </w:trPr>
+        <w:tc>
+          <w:tcPr>
+            <w:tcW w:type="dxa" w:w="5046"/>
+          </w:tcPr>
+          <w:p>
+            <w:pPr>
+              <w:spacing w:before="20" w:after="20"/>
+            </w:pPr>
             <w:r/>
             <w:r>
               <w:rPr>
@@ -7012,6 +9071,9 @@
             <w:tcW w:type="dxa" w:w="5046"/>
           </w:tcPr>
           <w:p>
+            <w:pPr>
+              <w:spacing w:before="20" w:after="20"/>
+            </w:pPr>
             <w:r/>
             <w:r>
               <w:rPr>
@@ -7028,6 +9090,9 @@
             <w:tcW w:type="dxa" w:w="5046"/>
           </w:tcPr>
           <w:p>
+            <w:pPr>
+              <w:spacing w:before="20" w:after="20"/>
+            </w:pPr>
             <w:r/>
             <w:r>
               <w:rPr>
@@ -7040,11 +9105,17 @@
         </w:tc>
       </w:tr>
       <w:tr>
-        <w:tc>
-          <w:tcPr>
-            <w:tcW w:type="dxa" w:w="5046"/>
-          </w:tcPr>
-          <w:p>
+        <w:trPr>
+          <w:cantSplit/>
+        </w:trPr>
+        <w:tc>
+          <w:tcPr>
+            <w:tcW w:type="dxa" w:w="5046"/>
+          </w:tcPr>
+          <w:p>
+            <w:pPr>
+              <w:spacing w:before="20" w:after="20"/>
+            </w:pPr>
             <w:r/>
             <w:r>
               <w:rPr>
@@ -7061,6 +9132,9 @@
             <w:tcW w:type="dxa" w:w="5046"/>
           </w:tcPr>
           <w:p>
+            <w:pPr>
+              <w:spacing w:before="20" w:after="20"/>
+            </w:pPr>
             <w:r/>
             <w:r>
               <w:rPr>
@@ -7077,6 +9151,9 @@
             <w:tcW w:type="dxa" w:w="5046"/>
           </w:tcPr>
           <w:p>
+            <w:pPr>
+              <w:spacing w:before="20" w:after="20"/>
+            </w:pPr>
             <w:r/>
             <w:r>
               <w:rPr>
@@ -7089,11 +9166,17 @@
         </w:tc>
       </w:tr>
       <w:tr>
-        <w:tc>
-          <w:tcPr>
-            <w:tcW w:type="dxa" w:w="5046"/>
-          </w:tcPr>
-          <w:p>
+        <w:trPr>
+          <w:cantSplit/>
+        </w:trPr>
+        <w:tc>
+          <w:tcPr>
+            <w:tcW w:type="dxa" w:w="5046"/>
+          </w:tcPr>
+          <w:p>
+            <w:pPr>
+              <w:spacing w:before="20" w:after="20"/>
+            </w:pPr>
             <w:r/>
             <w:r>
               <w:rPr>
@@ -7110,6 +9193,9 @@
             <w:tcW w:type="dxa" w:w="5046"/>
           </w:tcPr>
           <w:p>
+            <w:pPr>
+              <w:spacing w:before="20" w:after="20"/>
+            </w:pPr>
             <w:r/>
             <w:r>
               <w:rPr>
@@ -7126,6 +9212,9 @@
             <w:tcW w:type="dxa" w:w="5046"/>
           </w:tcPr>
           <w:p>
+            <w:pPr>
+              <w:spacing w:before="20" w:after="20"/>
+            </w:pPr>
             <w:r/>
             <w:r>
               <w:rPr>
@@ -7182,6 +9271,9 @@
             <w:shd w:val="clear" w:color="auto" w:fill="D9D9D9"/>
           </w:tcPr>
           <w:p>
+            <w:pPr>
+              <w:spacing w:before="20" w:after="20"/>
+            </w:pPr>
             <w:r/>
             <w:r>
               <w:rPr>
@@ -7199,6 +9291,9 @@
             <w:shd w:val="clear" w:color="auto" w:fill="D9D9D9"/>
           </w:tcPr>
           <w:p>
+            <w:pPr>
+              <w:spacing w:before="20" w:after="20"/>
+            </w:pPr>
             <w:r/>
             <w:r>
               <w:rPr>
@@ -7216,6 +9311,9 @@
             <w:shd w:val="clear" w:color="auto" w:fill="D9D9D9"/>
           </w:tcPr>
           <w:p>
+            <w:pPr>
+              <w:spacing w:before="20" w:after="20"/>
+            </w:pPr>
             <w:r/>
             <w:r>
               <w:rPr>
@@ -7229,11 +9327,17 @@
         </w:tc>
       </w:tr>
       <w:tr>
-        <w:tc>
-          <w:tcPr>
-            <w:tcW w:type="dxa" w:w="5046"/>
-          </w:tcPr>
-          <w:p>
+        <w:trPr>
+          <w:cantSplit/>
+        </w:trPr>
+        <w:tc>
+          <w:tcPr>
+            <w:tcW w:type="dxa" w:w="5046"/>
+          </w:tcPr>
+          <w:p>
+            <w:pPr>
+              <w:spacing w:before="20" w:after="20"/>
+            </w:pPr>
             <w:r/>
             <w:r>
               <w:rPr>
@@ -7250,6 +9354,9 @@
             <w:tcW w:type="dxa" w:w="5046"/>
           </w:tcPr>
           <w:p>
+            <w:pPr>
+              <w:spacing w:before="20" w:after="20"/>
+            </w:pPr>
             <w:r/>
             <w:r>
               <w:rPr>
@@ -7266,6 +9373,9 @@
             <w:tcW w:type="dxa" w:w="5046"/>
           </w:tcPr>
           <w:p>
+            <w:pPr>
+              <w:spacing w:before="20" w:after="20"/>
+            </w:pPr>
             <w:r/>
             <w:r>
               <w:rPr>
@@ -7278,11 +9388,17 @@
         </w:tc>
       </w:tr>
       <w:tr>
-        <w:tc>
-          <w:tcPr>
-            <w:tcW w:type="dxa" w:w="5046"/>
-          </w:tcPr>
-          <w:p>
+        <w:trPr>
+          <w:cantSplit/>
+        </w:trPr>
+        <w:tc>
+          <w:tcPr>
+            <w:tcW w:type="dxa" w:w="5046"/>
+          </w:tcPr>
+          <w:p>
+            <w:pPr>
+              <w:spacing w:before="20" w:after="20"/>
+            </w:pPr>
             <w:r/>
             <w:r>
               <w:rPr>
@@ -7299,6 +9415,9 @@
             <w:tcW w:type="dxa" w:w="5046"/>
           </w:tcPr>
           <w:p>
+            <w:pPr>
+              <w:spacing w:before="20" w:after="20"/>
+            </w:pPr>
             <w:r/>
             <w:r>
               <w:rPr>
@@ -7315,6 +9434,9 @@
             <w:tcW w:type="dxa" w:w="5046"/>
           </w:tcPr>
           <w:p>
+            <w:pPr>
+              <w:spacing w:before="20" w:after="20"/>
+            </w:pPr>
             <w:r/>
             <w:r>
               <w:rPr>
@@ -7327,11 +9449,17 @@
         </w:tc>
       </w:tr>
       <w:tr>
-        <w:tc>
-          <w:tcPr>
-            <w:tcW w:type="dxa" w:w="5046"/>
-          </w:tcPr>
-          <w:p>
+        <w:trPr>
+          <w:cantSplit/>
+        </w:trPr>
+        <w:tc>
+          <w:tcPr>
+            <w:tcW w:type="dxa" w:w="5046"/>
+          </w:tcPr>
+          <w:p>
+            <w:pPr>
+              <w:spacing w:before="20" w:after="20"/>
+            </w:pPr>
             <w:r/>
             <w:r>
               <w:rPr>
@@ -7348,6 +9476,9 @@
             <w:tcW w:type="dxa" w:w="5046"/>
           </w:tcPr>
           <w:p>
+            <w:pPr>
+              <w:spacing w:before="20" w:after="20"/>
+            </w:pPr>
             <w:r/>
             <w:r>
               <w:rPr>
@@ -7364,6 +9495,9 @@
             <w:tcW w:type="dxa" w:w="5046"/>
           </w:tcPr>
           <w:p>
+            <w:pPr>
+              <w:spacing w:before="20" w:after="20"/>
+            </w:pPr>
             <w:r/>
             <w:r>
               <w:rPr>
@@ -7376,11 +9510,17 @@
         </w:tc>
       </w:tr>
       <w:tr>
-        <w:tc>
-          <w:tcPr>
-            <w:tcW w:type="dxa" w:w="5046"/>
-          </w:tcPr>
-          <w:p>
+        <w:trPr>
+          <w:cantSplit/>
+        </w:trPr>
+        <w:tc>
+          <w:tcPr>
+            <w:tcW w:type="dxa" w:w="5046"/>
+          </w:tcPr>
+          <w:p>
+            <w:pPr>
+              <w:spacing w:before="20" w:after="20"/>
+            </w:pPr>
             <w:r/>
             <w:r>
               <w:rPr>
@@ -7397,6 +9537,9 @@
             <w:tcW w:type="dxa" w:w="5046"/>
           </w:tcPr>
           <w:p>
+            <w:pPr>
+              <w:spacing w:before="20" w:after="20"/>
+            </w:pPr>
             <w:r/>
             <w:r>
               <w:rPr>
@@ -7413,6 +9556,9 @@
             <w:tcW w:type="dxa" w:w="5046"/>
           </w:tcPr>
           <w:p>
+            <w:pPr>
+              <w:spacing w:before="20" w:after="20"/>
+            </w:pPr>
             <w:r/>
             <w:r>
               <w:rPr>
@@ -7425,11 +9571,17 @@
         </w:tc>
       </w:tr>
       <w:tr>
-        <w:tc>
-          <w:tcPr>
-            <w:tcW w:type="dxa" w:w="5046"/>
-          </w:tcPr>
-          <w:p>
+        <w:trPr>
+          <w:cantSplit/>
+        </w:trPr>
+        <w:tc>
+          <w:tcPr>
+            <w:tcW w:type="dxa" w:w="5046"/>
+          </w:tcPr>
+          <w:p>
+            <w:pPr>
+              <w:spacing w:before="20" w:after="20"/>
+            </w:pPr>
             <w:r/>
             <w:r>
               <w:rPr>
@@ -7446,6 +9598,9 @@
             <w:tcW w:type="dxa" w:w="5046"/>
           </w:tcPr>
           <w:p>
+            <w:pPr>
+              <w:spacing w:before="20" w:after="20"/>
+            </w:pPr>
             <w:r/>
             <w:r>
               <w:rPr>
@@ -7462,6 +9617,9 @@
             <w:tcW w:type="dxa" w:w="5046"/>
           </w:tcPr>
           <w:p>
+            <w:pPr>
+              <w:spacing w:before="20" w:after="20"/>
+            </w:pPr>
             <w:r/>
             <w:r>
               <w:rPr>
@@ -7474,11 +9632,17 @@
         </w:tc>
       </w:tr>
       <w:tr>
-        <w:tc>
-          <w:tcPr>
-            <w:tcW w:type="dxa" w:w="5046"/>
-          </w:tcPr>
-          <w:p>
+        <w:trPr>
+          <w:cantSplit/>
+        </w:trPr>
+        <w:tc>
+          <w:tcPr>
+            <w:tcW w:type="dxa" w:w="5046"/>
+          </w:tcPr>
+          <w:p>
+            <w:pPr>
+              <w:spacing w:before="20" w:after="20"/>
+            </w:pPr>
             <w:r/>
             <w:r>
               <w:rPr>
@@ -7495,6 +9659,9 @@
             <w:tcW w:type="dxa" w:w="5046"/>
           </w:tcPr>
           <w:p>
+            <w:pPr>
+              <w:spacing w:before="20" w:after="20"/>
+            </w:pPr>
             <w:r/>
             <w:r>
               <w:rPr>
@@ -7511,6 +9678,9 @@
             <w:tcW w:type="dxa" w:w="5046"/>
           </w:tcPr>
           <w:p>
+            <w:pPr>
+              <w:spacing w:before="20" w:after="20"/>
+            </w:pPr>
             <w:r/>
             <w:r>
               <w:rPr>
@@ -7523,11 +9693,17 @@
         </w:tc>
       </w:tr>
       <w:tr>
-        <w:tc>
-          <w:tcPr>
-            <w:tcW w:type="dxa" w:w="5046"/>
-          </w:tcPr>
-          <w:p>
+        <w:trPr>
+          <w:cantSplit/>
+        </w:trPr>
+        <w:tc>
+          <w:tcPr>
+            <w:tcW w:type="dxa" w:w="5046"/>
+          </w:tcPr>
+          <w:p>
+            <w:pPr>
+              <w:spacing w:before="20" w:after="20"/>
+            </w:pPr>
             <w:r/>
             <w:r>
               <w:rPr>
@@ -7544,6 +9720,9 @@
             <w:tcW w:type="dxa" w:w="5046"/>
           </w:tcPr>
           <w:p>
+            <w:pPr>
+              <w:spacing w:before="20" w:after="20"/>
+            </w:pPr>
             <w:r/>
             <w:r>
               <w:rPr>
@@ -7560,6 +9739,9 @@
             <w:tcW w:type="dxa" w:w="5046"/>
           </w:tcPr>
           <w:p>
+            <w:pPr>
+              <w:spacing w:before="20" w:after="20"/>
+            </w:pPr>
             <w:r/>
             <w:r>
               <w:rPr>
@@ -7572,11 +9754,17 @@
         </w:tc>
       </w:tr>
       <w:tr>
-        <w:tc>
-          <w:tcPr>
-            <w:tcW w:type="dxa" w:w="5046"/>
-          </w:tcPr>
-          <w:p>
+        <w:trPr>
+          <w:cantSplit/>
+        </w:trPr>
+        <w:tc>
+          <w:tcPr>
+            <w:tcW w:type="dxa" w:w="5046"/>
+          </w:tcPr>
+          <w:p>
+            <w:pPr>
+              <w:spacing w:before="20" w:after="20"/>
+            </w:pPr>
             <w:r/>
             <w:r>
               <w:rPr>
@@ -7593,6 +9781,9 @@
             <w:tcW w:type="dxa" w:w="5046"/>
           </w:tcPr>
           <w:p>
+            <w:pPr>
+              <w:spacing w:before="20" w:after="20"/>
+            </w:pPr>
             <w:r/>
             <w:r>
               <w:rPr>
@@ -7609,6 +9800,9 @@
             <w:tcW w:type="dxa" w:w="5046"/>
           </w:tcPr>
           <w:p>
+            <w:pPr>
+              <w:spacing w:before="20" w:after="20"/>
+            </w:pPr>
             <w:r/>
             <w:r>
               <w:rPr>
@@ -7621,11 +9815,17 @@
         </w:tc>
       </w:tr>
       <w:tr>
-        <w:tc>
-          <w:tcPr>
-            <w:tcW w:type="dxa" w:w="5046"/>
-          </w:tcPr>
-          <w:p>
+        <w:trPr>
+          <w:cantSplit/>
+        </w:trPr>
+        <w:tc>
+          <w:tcPr>
+            <w:tcW w:type="dxa" w:w="5046"/>
+          </w:tcPr>
+          <w:p>
+            <w:pPr>
+              <w:spacing w:before="20" w:after="20"/>
+            </w:pPr>
             <w:r/>
             <w:r>
               <w:rPr>
@@ -7642,6 +9842,9 @@
             <w:tcW w:type="dxa" w:w="5046"/>
           </w:tcPr>
           <w:p>
+            <w:pPr>
+              <w:spacing w:before="20" w:after="20"/>
+            </w:pPr>
             <w:r/>
             <w:r>
               <w:rPr>
@@ -7658,6 +9861,9 @@
             <w:tcW w:type="dxa" w:w="5046"/>
           </w:tcPr>
           <w:p>
+            <w:pPr>
+              <w:spacing w:before="20" w:after="20"/>
+            </w:pPr>
             <w:r/>
             <w:r>
               <w:rPr>
@@ -7670,11 +9876,17 @@
         </w:tc>
       </w:tr>
       <w:tr>
-        <w:tc>
-          <w:tcPr>
-            <w:tcW w:type="dxa" w:w="5046"/>
-          </w:tcPr>
-          <w:p>
+        <w:trPr>
+          <w:cantSplit/>
+        </w:trPr>
+        <w:tc>
+          <w:tcPr>
+            <w:tcW w:type="dxa" w:w="5046"/>
+          </w:tcPr>
+          <w:p>
+            <w:pPr>
+              <w:spacing w:before="20" w:after="20"/>
+            </w:pPr>
             <w:r/>
             <w:r>
               <w:rPr>
@@ -7691,6 +9903,9 @@
             <w:tcW w:type="dxa" w:w="5046"/>
           </w:tcPr>
           <w:p>
+            <w:pPr>
+              <w:spacing w:before="20" w:after="20"/>
+            </w:pPr>
             <w:r/>
             <w:r>
               <w:rPr>
@@ -7707,6 +9922,9 @@
             <w:tcW w:type="dxa" w:w="5046"/>
           </w:tcPr>
           <w:p>
+            <w:pPr>
+              <w:spacing w:before="20" w:after="20"/>
+            </w:pPr>
             <w:r/>
             <w:r>
               <w:rPr>
@@ -7719,11 +9937,17 @@
         </w:tc>
       </w:tr>
       <w:tr>
-        <w:tc>
-          <w:tcPr>
-            <w:tcW w:type="dxa" w:w="5046"/>
-          </w:tcPr>
-          <w:p>
+        <w:trPr>
+          <w:cantSplit/>
+        </w:trPr>
+        <w:tc>
+          <w:tcPr>
+            <w:tcW w:type="dxa" w:w="5046"/>
+          </w:tcPr>
+          <w:p>
+            <w:pPr>
+              <w:spacing w:before="20" w:after="20"/>
+            </w:pPr>
             <w:r/>
             <w:r>
               <w:rPr>
@@ -7740,6 +9964,9 @@
             <w:tcW w:type="dxa" w:w="5046"/>
           </w:tcPr>
           <w:p>
+            <w:pPr>
+              <w:spacing w:before="20" w:after="20"/>
+            </w:pPr>
             <w:r/>
             <w:r>
               <w:rPr>
@@ -7756,6 +9983,9 @@
             <w:tcW w:type="dxa" w:w="5046"/>
           </w:tcPr>
           <w:p>
+            <w:pPr>
+              <w:spacing w:before="20" w:after="20"/>
+            </w:pPr>
             <w:r/>
             <w:r>
               <w:rPr>
@@ -7768,11 +9998,17 @@
         </w:tc>
       </w:tr>
       <w:tr>
-        <w:tc>
-          <w:tcPr>
-            <w:tcW w:type="dxa" w:w="5046"/>
-          </w:tcPr>
-          <w:p>
+        <w:trPr>
+          <w:cantSplit/>
+        </w:trPr>
+        <w:tc>
+          <w:tcPr>
+            <w:tcW w:type="dxa" w:w="5046"/>
+          </w:tcPr>
+          <w:p>
+            <w:pPr>
+              <w:spacing w:before="20" w:after="20"/>
+            </w:pPr>
             <w:r/>
             <w:r>
               <w:rPr>
@@ -7789,6 +10025,9 @@
             <w:tcW w:type="dxa" w:w="5046"/>
           </w:tcPr>
           <w:p>
+            <w:pPr>
+              <w:spacing w:before="20" w:after="20"/>
+            </w:pPr>
             <w:r/>
             <w:r>
               <w:rPr>
@@ -7805,6 +10044,9 @@
             <w:tcW w:type="dxa" w:w="5046"/>
           </w:tcPr>
           <w:p>
+            <w:pPr>
+              <w:spacing w:before="20" w:after="20"/>
+            </w:pPr>
             <w:r/>
             <w:r>
               <w:rPr>
@@ -7817,11 +10059,17 @@
         </w:tc>
       </w:tr>
       <w:tr>
-        <w:tc>
-          <w:tcPr>
-            <w:tcW w:type="dxa" w:w="5046"/>
-          </w:tcPr>
-          <w:p>
+        <w:trPr>
+          <w:cantSplit/>
+        </w:trPr>
+        <w:tc>
+          <w:tcPr>
+            <w:tcW w:type="dxa" w:w="5046"/>
+          </w:tcPr>
+          <w:p>
+            <w:pPr>
+              <w:spacing w:before="20" w:after="20"/>
+            </w:pPr>
             <w:r/>
             <w:r>
               <w:rPr>
@@ -7838,6 +10086,9 @@
             <w:tcW w:type="dxa" w:w="5046"/>
           </w:tcPr>
           <w:p>
+            <w:pPr>
+              <w:spacing w:before="20" w:after="20"/>
+            </w:pPr>
             <w:r/>
             <w:r>
               <w:rPr>
@@ -7854,6 +10105,9 @@
             <w:tcW w:type="dxa" w:w="5046"/>
           </w:tcPr>
           <w:p>
+            <w:pPr>
+              <w:spacing w:before="20" w:after="20"/>
+            </w:pPr>
             <w:r/>
             <w:r>
               <w:rPr>
@@ -7866,11 +10120,17 @@
         </w:tc>
       </w:tr>
       <w:tr>
-        <w:tc>
-          <w:tcPr>
-            <w:tcW w:type="dxa" w:w="5046"/>
-          </w:tcPr>
-          <w:p>
+        <w:trPr>
+          <w:cantSplit/>
+        </w:trPr>
+        <w:tc>
+          <w:tcPr>
+            <w:tcW w:type="dxa" w:w="5046"/>
+          </w:tcPr>
+          <w:p>
+            <w:pPr>
+              <w:spacing w:before="20" w:after="20"/>
+            </w:pPr>
             <w:r/>
             <w:r>
               <w:rPr>
@@ -7887,6 +10147,9 @@
             <w:tcW w:type="dxa" w:w="5046"/>
           </w:tcPr>
           <w:p>
+            <w:pPr>
+              <w:spacing w:before="20" w:after="20"/>
+            </w:pPr>
             <w:r/>
             <w:r>
               <w:rPr>
@@ -7903,6 +10166,9 @@
             <w:tcW w:type="dxa" w:w="5046"/>
           </w:tcPr>
           <w:p>
+            <w:pPr>
+              <w:spacing w:before="20" w:after="20"/>
+            </w:pPr>
             <w:r/>
             <w:r>
               <w:rPr>
@@ -7915,11 +10181,17 @@
         </w:tc>
       </w:tr>
       <w:tr>
-        <w:tc>
-          <w:tcPr>
-            <w:tcW w:type="dxa" w:w="5046"/>
-          </w:tcPr>
-          <w:p>
+        <w:trPr>
+          <w:cantSplit/>
+        </w:trPr>
+        <w:tc>
+          <w:tcPr>
+            <w:tcW w:type="dxa" w:w="5046"/>
+          </w:tcPr>
+          <w:p>
+            <w:pPr>
+              <w:spacing w:before="20" w:after="20"/>
+            </w:pPr>
             <w:r/>
             <w:r>
               <w:rPr>
@@ -7936,6 +10208,9 @@
             <w:tcW w:type="dxa" w:w="5046"/>
           </w:tcPr>
           <w:p>
+            <w:pPr>
+              <w:spacing w:before="20" w:after="20"/>
+            </w:pPr>
             <w:r/>
             <w:r>
               <w:rPr>
@@ -7952,6 +10227,9 @@
             <w:tcW w:type="dxa" w:w="5046"/>
           </w:tcPr>
           <w:p>
+            <w:pPr>
+              <w:spacing w:before="20" w:after="20"/>
+            </w:pPr>
             <w:r/>
             <w:r>
               <w:rPr>
@@ -7964,11 +10242,17 @@
         </w:tc>
       </w:tr>
       <w:tr>
-        <w:tc>
-          <w:tcPr>
-            <w:tcW w:type="dxa" w:w="5046"/>
-          </w:tcPr>
-          <w:p>
+        <w:trPr>
+          <w:cantSplit/>
+        </w:trPr>
+        <w:tc>
+          <w:tcPr>
+            <w:tcW w:type="dxa" w:w="5046"/>
+          </w:tcPr>
+          <w:p>
+            <w:pPr>
+              <w:spacing w:before="20" w:after="20"/>
+            </w:pPr>
             <w:r/>
             <w:r>
               <w:rPr>
@@ -7985,6 +10269,9 @@
             <w:tcW w:type="dxa" w:w="5046"/>
           </w:tcPr>
           <w:p>
+            <w:pPr>
+              <w:spacing w:before="20" w:after="20"/>
+            </w:pPr>
             <w:r/>
             <w:r>
               <w:rPr>
@@ -8001,6 +10288,9 @@
             <w:tcW w:type="dxa" w:w="5046"/>
           </w:tcPr>
           <w:p>
+            <w:pPr>
+              <w:spacing w:before="20" w:after="20"/>
+            </w:pPr>
             <w:r/>
             <w:r>
               <w:rPr>
@@ -8057,6 +10347,9 @@
             <w:shd w:val="clear" w:color="auto" w:fill="D9D9D9"/>
           </w:tcPr>
           <w:p>
+            <w:pPr>
+              <w:spacing w:before="20" w:after="20"/>
+            </w:pPr>
             <w:r/>
             <w:r>
               <w:rPr>
@@ -8074,6 +10367,9 @@
             <w:shd w:val="clear" w:color="auto" w:fill="D9D9D9"/>
           </w:tcPr>
           <w:p>
+            <w:pPr>
+              <w:spacing w:before="20" w:after="20"/>
+            </w:pPr>
             <w:r/>
             <w:r>
               <w:rPr>
@@ -8091,6 +10387,9 @@
             <w:shd w:val="clear" w:color="auto" w:fill="D9D9D9"/>
           </w:tcPr>
           <w:p>
+            <w:pPr>
+              <w:spacing w:before="20" w:after="20"/>
+            </w:pPr>
             <w:r/>
             <w:r>
               <w:rPr>
@@ -8104,11 +10403,17 @@
         </w:tc>
       </w:tr>
       <w:tr>
-        <w:tc>
-          <w:tcPr>
-            <w:tcW w:type="dxa" w:w="5046"/>
-          </w:tcPr>
-          <w:p>
+        <w:trPr>
+          <w:cantSplit/>
+        </w:trPr>
+        <w:tc>
+          <w:tcPr>
+            <w:tcW w:type="dxa" w:w="5046"/>
+          </w:tcPr>
+          <w:p>
+            <w:pPr>
+              <w:spacing w:before="20" w:after="20"/>
+            </w:pPr>
             <w:r/>
             <w:r>
               <w:rPr>
@@ -8125,6 +10430,9 @@
             <w:tcW w:type="dxa" w:w="5046"/>
           </w:tcPr>
           <w:p>
+            <w:pPr>
+              <w:spacing w:before="20" w:after="20"/>
+            </w:pPr>
             <w:r/>
             <w:r>
               <w:rPr>
@@ -8141,6 +10449,9 @@
             <w:tcW w:type="dxa" w:w="5046"/>
           </w:tcPr>
           <w:p>
+            <w:pPr>
+              <w:spacing w:before="20" w:after="20"/>
+            </w:pPr>
             <w:r/>
             <w:r>
               <w:rPr>
@@ -8153,11 +10464,17 @@
         </w:tc>
       </w:tr>
       <w:tr>
-        <w:tc>
-          <w:tcPr>
-            <w:tcW w:type="dxa" w:w="5046"/>
-          </w:tcPr>
-          <w:p>
+        <w:trPr>
+          <w:cantSplit/>
+        </w:trPr>
+        <w:tc>
+          <w:tcPr>
+            <w:tcW w:type="dxa" w:w="5046"/>
+          </w:tcPr>
+          <w:p>
+            <w:pPr>
+              <w:spacing w:before="20" w:after="20"/>
+            </w:pPr>
             <w:r/>
             <w:r>
               <w:rPr>
@@ -8174,6 +10491,9 @@
             <w:tcW w:type="dxa" w:w="5046"/>
           </w:tcPr>
           <w:p>
+            <w:pPr>
+              <w:spacing w:before="20" w:after="20"/>
+            </w:pPr>
             <w:r/>
             <w:r>
               <w:rPr>
@@ -8190,6 +10510,9 @@
             <w:tcW w:type="dxa" w:w="5046"/>
           </w:tcPr>
           <w:p>
+            <w:pPr>
+              <w:spacing w:before="20" w:after="20"/>
+            </w:pPr>
             <w:r/>
             <w:r>
               <w:rPr>
@@ -8246,6 +10569,9 @@
             <w:shd w:val="clear" w:color="auto" w:fill="D9D9D9"/>
           </w:tcPr>
           <w:p>
+            <w:pPr>
+              <w:spacing w:before="20" w:after="20"/>
+            </w:pPr>
             <w:r/>
             <w:r>
               <w:rPr>
@@ -8263,6 +10589,9 @@
             <w:shd w:val="clear" w:color="auto" w:fill="D9D9D9"/>
           </w:tcPr>
           <w:p>
+            <w:pPr>
+              <w:spacing w:before="20" w:after="20"/>
+            </w:pPr>
             <w:r/>
             <w:r>
               <w:rPr>
@@ -8280,6 +10609,9 @@
             <w:shd w:val="clear" w:color="auto" w:fill="D9D9D9"/>
           </w:tcPr>
           <w:p>
+            <w:pPr>
+              <w:spacing w:before="20" w:after="20"/>
+            </w:pPr>
             <w:r/>
             <w:r>
               <w:rPr>
@@ -8293,11 +10625,17 @@
         </w:tc>
       </w:tr>
       <w:tr>
-        <w:tc>
-          <w:tcPr>
-            <w:tcW w:type="dxa" w:w="5046"/>
-          </w:tcPr>
-          <w:p>
+        <w:trPr>
+          <w:cantSplit/>
+        </w:trPr>
+        <w:tc>
+          <w:tcPr>
+            <w:tcW w:type="dxa" w:w="5046"/>
+          </w:tcPr>
+          <w:p>
+            <w:pPr>
+              <w:spacing w:before="20" w:after="20"/>
+            </w:pPr>
             <w:r/>
             <w:r>
               <w:rPr>
@@ -8314,6 +10652,9 @@
             <w:tcW w:type="dxa" w:w="5046"/>
           </w:tcPr>
           <w:p>
+            <w:pPr>
+              <w:spacing w:before="20" w:after="20"/>
+            </w:pPr>
             <w:r/>
             <w:r>
               <w:rPr>
@@ -8330,6 +10671,9 @@
             <w:tcW w:type="dxa" w:w="5046"/>
           </w:tcPr>
           <w:p>
+            <w:pPr>
+              <w:spacing w:before="20" w:after="20"/>
+            </w:pPr>
             <w:r/>
             <w:r>
               <w:rPr>
@@ -8342,11 +10686,17 @@
         </w:tc>
       </w:tr>
       <w:tr>
-        <w:tc>
-          <w:tcPr>
-            <w:tcW w:type="dxa" w:w="5046"/>
-          </w:tcPr>
-          <w:p>
+        <w:trPr>
+          <w:cantSplit/>
+        </w:trPr>
+        <w:tc>
+          <w:tcPr>
+            <w:tcW w:type="dxa" w:w="5046"/>
+          </w:tcPr>
+          <w:p>
+            <w:pPr>
+              <w:spacing w:before="20" w:after="20"/>
+            </w:pPr>
             <w:r/>
             <w:r>
               <w:rPr>
@@ -8363,6 +10713,9 @@
             <w:tcW w:type="dxa" w:w="5046"/>
           </w:tcPr>
           <w:p>
+            <w:pPr>
+              <w:spacing w:before="20" w:after="20"/>
+            </w:pPr>
             <w:r/>
             <w:r>
               <w:rPr>
@@ -8379,6 +10732,9 @@
             <w:tcW w:type="dxa" w:w="5046"/>
           </w:tcPr>
           <w:p>
+            <w:pPr>
+              <w:spacing w:before="20" w:after="20"/>
+            </w:pPr>
             <w:r/>
             <w:r>
               <w:rPr>
@@ -8391,11 +10747,17 @@
         </w:tc>
       </w:tr>
       <w:tr>
-        <w:tc>
-          <w:tcPr>
-            <w:tcW w:type="dxa" w:w="5046"/>
-          </w:tcPr>
-          <w:p>
+        <w:trPr>
+          <w:cantSplit/>
+        </w:trPr>
+        <w:tc>
+          <w:tcPr>
+            <w:tcW w:type="dxa" w:w="5046"/>
+          </w:tcPr>
+          <w:p>
+            <w:pPr>
+              <w:spacing w:before="20" w:after="20"/>
+            </w:pPr>
             <w:r/>
             <w:r>
               <w:rPr>
@@ -8412,6 +10774,9 @@
             <w:tcW w:type="dxa" w:w="5046"/>
           </w:tcPr>
           <w:p>
+            <w:pPr>
+              <w:spacing w:before="20" w:after="20"/>
+            </w:pPr>
             <w:r/>
             <w:r>
               <w:rPr>
@@ -8428,6 +10793,9 @@
             <w:tcW w:type="dxa" w:w="5046"/>
           </w:tcPr>
           <w:p>
+            <w:pPr>
+              <w:spacing w:before="20" w:after="20"/>
+            </w:pPr>
             <w:r/>
             <w:r>
               <w:rPr>
@@ -8440,11 +10808,17 @@
         </w:tc>
       </w:tr>
       <w:tr>
-        <w:tc>
-          <w:tcPr>
-            <w:tcW w:type="dxa" w:w="5046"/>
-          </w:tcPr>
-          <w:p>
+        <w:trPr>
+          <w:cantSplit/>
+        </w:trPr>
+        <w:tc>
+          <w:tcPr>
+            <w:tcW w:type="dxa" w:w="5046"/>
+          </w:tcPr>
+          <w:p>
+            <w:pPr>
+              <w:spacing w:before="20" w:after="20"/>
+            </w:pPr>
             <w:r/>
             <w:r>
               <w:rPr>
@@ -8461,6 +10835,9 @@
             <w:tcW w:type="dxa" w:w="5046"/>
           </w:tcPr>
           <w:p>
+            <w:pPr>
+              <w:spacing w:before="20" w:after="20"/>
+            </w:pPr>
             <w:r/>
             <w:r>
               <w:rPr>
@@ -8477,6 +10854,9 @@
             <w:tcW w:type="dxa" w:w="5046"/>
           </w:tcPr>
           <w:p>
+            <w:pPr>
+              <w:spacing w:before="20" w:after="20"/>
+            </w:pPr>
             <w:r/>
             <w:r>
               <w:rPr>
@@ -8533,6 +10913,9 @@
             <w:shd w:val="clear" w:color="auto" w:fill="D9D9D9"/>
           </w:tcPr>
           <w:p>
+            <w:pPr>
+              <w:spacing w:before="20" w:after="20"/>
+            </w:pPr>
             <w:r/>
             <w:r>
               <w:rPr>
@@ -8550,6 +10933,9 @@
             <w:shd w:val="clear" w:color="auto" w:fill="D9D9D9"/>
           </w:tcPr>
           <w:p>
+            <w:pPr>
+              <w:spacing w:before="20" w:after="20"/>
+            </w:pPr>
             <w:r/>
             <w:r>
               <w:rPr>
@@ -8567,6 +10953,9 @@
             <w:shd w:val="clear" w:color="auto" w:fill="D9D9D9"/>
           </w:tcPr>
           <w:p>
+            <w:pPr>
+              <w:spacing w:before="20" w:after="20"/>
+            </w:pPr>
             <w:r/>
             <w:r>
               <w:rPr>
@@ -8580,11 +10969,17 @@
         </w:tc>
       </w:tr>
       <w:tr>
-        <w:tc>
-          <w:tcPr>
-            <w:tcW w:type="dxa" w:w="5046"/>
-          </w:tcPr>
-          <w:p>
+        <w:trPr>
+          <w:cantSplit/>
+        </w:trPr>
+        <w:tc>
+          <w:tcPr>
+            <w:tcW w:type="dxa" w:w="5046"/>
+          </w:tcPr>
+          <w:p>
+            <w:pPr>
+              <w:spacing w:before="20" w:after="20"/>
+            </w:pPr>
             <w:r/>
             <w:r>
               <w:rPr>
@@ -8601,6 +10996,9 @@
             <w:tcW w:type="dxa" w:w="5046"/>
           </w:tcPr>
           <w:p>
+            <w:pPr>
+              <w:spacing w:before="20" w:after="20"/>
+            </w:pPr>
             <w:r/>
             <w:r>
               <w:rPr>
@@ -8617,6 +11015,9 @@
             <w:tcW w:type="dxa" w:w="5046"/>
           </w:tcPr>
           <w:p>
+            <w:pPr>
+              <w:spacing w:before="20" w:after="20"/>
+            </w:pPr>
             <w:r/>
             <w:r>
               <w:rPr>
@@ -8629,11 +11030,17 @@
         </w:tc>
       </w:tr>
       <w:tr>
-        <w:tc>
-          <w:tcPr>
-            <w:tcW w:type="dxa" w:w="5046"/>
-          </w:tcPr>
-          <w:p>
+        <w:trPr>
+          <w:cantSplit/>
+        </w:trPr>
+        <w:tc>
+          <w:tcPr>
+            <w:tcW w:type="dxa" w:w="5046"/>
+          </w:tcPr>
+          <w:p>
+            <w:pPr>
+              <w:spacing w:before="20" w:after="20"/>
+            </w:pPr>
             <w:r/>
             <w:r>
               <w:rPr>
@@ -8650,6 +11057,9 @@
             <w:tcW w:type="dxa" w:w="5046"/>
           </w:tcPr>
           <w:p>
+            <w:pPr>
+              <w:spacing w:before="20" w:after="20"/>
+            </w:pPr>
             <w:r/>
             <w:r>
               <w:rPr>
@@ -8666,6 +11076,9 @@
             <w:tcW w:type="dxa" w:w="5046"/>
           </w:tcPr>
           <w:p>
+            <w:pPr>
+              <w:spacing w:before="20" w:after="20"/>
+            </w:pPr>
             <w:r/>
             <w:r>
               <w:rPr>
@@ -8678,11 +11091,17 @@
         </w:tc>
       </w:tr>
       <w:tr>
-        <w:tc>
-          <w:tcPr>
-            <w:tcW w:type="dxa" w:w="5046"/>
-          </w:tcPr>
-          <w:p>
+        <w:trPr>
+          <w:cantSplit/>
+        </w:trPr>
+        <w:tc>
+          <w:tcPr>
+            <w:tcW w:type="dxa" w:w="5046"/>
+          </w:tcPr>
+          <w:p>
+            <w:pPr>
+              <w:spacing w:before="20" w:after="20"/>
+            </w:pPr>
             <w:r/>
             <w:r>
               <w:rPr>
@@ -8699,6 +11118,9 @@
             <w:tcW w:type="dxa" w:w="5046"/>
           </w:tcPr>
           <w:p>
+            <w:pPr>
+              <w:spacing w:before="20" w:after="20"/>
+            </w:pPr>
             <w:r/>
             <w:r>
               <w:rPr>
@@ -8715,6 +11137,9 @@
             <w:tcW w:type="dxa" w:w="5046"/>
           </w:tcPr>
           <w:p>
+            <w:pPr>
+              <w:spacing w:before="20" w:after="20"/>
+            </w:pPr>
             <w:r/>
             <w:r>
               <w:rPr>
@@ -8727,11 +11152,17 @@
         </w:tc>
       </w:tr>
       <w:tr>
-        <w:tc>
-          <w:tcPr>
-            <w:tcW w:type="dxa" w:w="5046"/>
-          </w:tcPr>
-          <w:p>
+        <w:trPr>
+          <w:cantSplit/>
+        </w:trPr>
+        <w:tc>
+          <w:tcPr>
+            <w:tcW w:type="dxa" w:w="5046"/>
+          </w:tcPr>
+          <w:p>
+            <w:pPr>
+              <w:spacing w:before="20" w:after="20"/>
+            </w:pPr>
             <w:r/>
             <w:r>
               <w:rPr>
@@ -8748,6 +11179,9 @@
             <w:tcW w:type="dxa" w:w="5046"/>
           </w:tcPr>
           <w:p>
+            <w:pPr>
+              <w:spacing w:before="20" w:after="20"/>
+            </w:pPr>
             <w:r/>
             <w:r>
               <w:rPr>
@@ -8764,6 +11198,9 @@
             <w:tcW w:type="dxa" w:w="5046"/>
           </w:tcPr>
           <w:p>
+            <w:pPr>
+              <w:spacing w:before="20" w:after="20"/>
+            </w:pPr>
             <w:r/>
             <w:r>
               <w:rPr>
@@ -8820,6 +11257,9 @@
             <w:shd w:val="clear" w:color="auto" w:fill="D9D9D9"/>
           </w:tcPr>
           <w:p>
+            <w:pPr>
+              <w:spacing w:before="20" w:after="20"/>
+            </w:pPr>
             <w:r/>
             <w:r>
               <w:rPr>
@@ -8837,6 +11277,9 @@
             <w:shd w:val="clear" w:color="auto" w:fill="D9D9D9"/>
           </w:tcPr>
           <w:p>
+            <w:pPr>
+              <w:spacing w:before="20" w:after="20"/>
+            </w:pPr>
             <w:r/>
             <w:r>
               <w:rPr>
@@ -8854,6 +11297,9 @@
             <w:shd w:val="clear" w:color="auto" w:fill="D9D9D9"/>
           </w:tcPr>
           <w:p>
+            <w:pPr>
+              <w:spacing w:before="20" w:after="20"/>
+            </w:pPr>
             <w:r/>
             <w:r>
               <w:rPr>
@@ -8867,11 +11313,17 @@
         </w:tc>
       </w:tr>
       <w:tr>
-        <w:tc>
-          <w:tcPr>
-            <w:tcW w:type="dxa" w:w="5046"/>
-          </w:tcPr>
-          <w:p>
+        <w:trPr>
+          <w:cantSplit/>
+        </w:trPr>
+        <w:tc>
+          <w:tcPr>
+            <w:tcW w:type="dxa" w:w="5046"/>
+          </w:tcPr>
+          <w:p>
+            <w:pPr>
+              <w:spacing w:before="20" w:after="20"/>
+            </w:pPr>
             <w:r/>
             <w:r>
               <w:rPr>
@@ -8888,6 +11340,9 @@
             <w:tcW w:type="dxa" w:w="5046"/>
           </w:tcPr>
           <w:p>
+            <w:pPr>
+              <w:spacing w:before="20" w:after="20"/>
+            </w:pPr>
             <w:r/>
             <w:r>
               <w:rPr>
@@ -8904,6 +11359,9 @@
             <w:tcW w:type="dxa" w:w="5046"/>
           </w:tcPr>
           <w:p>
+            <w:pPr>
+              <w:spacing w:before="20" w:after="20"/>
+            </w:pPr>
             <w:r/>
             <w:r>
               <w:rPr>
@@ -8916,11 +11374,17 @@
         </w:tc>
       </w:tr>
       <w:tr>
-        <w:tc>
-          <w:tcPr>
-            <w:tcW w:type="dxa" w:w="5046"/>
-          </w:tcPr>
-          <w:p>
+        <w:trPr>
+          <w:cantSplit/>
+        </w:trPr>
+        <w:tc>
+          <w:tcPr>
+            <w:tcW w:type="dxa" w:w="5046"/>
+          </w:tcPr>
+          <w:p>
+            <w:pPr>
+              <w:spacing w:before="20" w:after="20"/>
+            </w:pPr>
             <w:r/>
             <w:r>
               <w:rPr>
@@ -8937,6 +11401,9 @@
             <w:tcW w:type="dxa" w:w="5046"/>
           </w:tcPr>
           <w:p>
+            <w:pPr>
+              <w:spacing w:before="20" w:after="20"/>
+            </w:pPr>
             <w:r/>
             <w:r>
               <w:rPr>
@@ -8953,6 +11420,9 @@
             <w:tcW w:type="dxa" w:w="5046"/>
           </w:tcPr>
           <w:p>
+            <w:pPr>
+              <w:spacing w:before="20" w:after="20"/>
+            </w:pPr>
             <w:r/>
             <w:r>
               <w:rPr>
@@ -8965,11 +11435,17 @@
         </w:tc>
       </w:tr>
       <w:tr>
-        <w:tc>
-          <w:tcPr>
-            <w:tcW w:type="dxa" w:w="5046"/>
-          </w:tcPr>
-          <w:p>
+        <w:trPr>
+          <w:cantSplit/>
+        </w:trPr>
+        <w:tc>
+          <w:tcPr>
+            <w:tcW w:type="dxa" w:w="5046"/>
+          </w:tcPr>
+          <w:p>
+            <w:pPr>
+              <w:spacing w:before="20" w:after="20"/>
+            </w:pPr>
             <w:r/>
             <w:r>
               <w:rPr>
@@ -8986,6 +11462,9 @@
             <w:tcW w:type="dxa" w:w="5046"/>
           </w:tcPr>
           <w:p>
+            <w:pPr>
+              <w:spacing w:before="20" w:after="20"/>
+            </w:pPr>
             <w:r/>
             <w:r>
               <w:rPr>
@@ -9002,6 +11481,9 @@
             <w:tcW w:type="dxa" w:w="5046"/>
           </w:tcPr>
           <w:p>
+            <w:pPr>
+              <w:spacing w:before="20" w:after="20"/>
+            </w:pPr>
             <w:r/>
             <w:r>
               <w:rPr>
@@ -9014,11 +11496,17 @@
         </w:tc>
       </w:tr>
       <w:tr>
-        <w:tc>
-          <w:tcPr>
-            <w:tcW w:type="dxa" w:w="5046"/>
-          </w:tcPr>
-          <w:p>
+        <w:trPr>
+          <w:cantSplit/>
+        </w:trPr>
+        <w:tc>
+          <w:tcPr>
+            <w:tcW w:type="dxa" w:w="5046"/>
+          </w:tcPr>
+          <w:p>
+            <w:pPr>
+              <w:spacing w:before="20" w:after="20"/>
+            </w:pPr>
             <w:r/>
             <w:r>
               <w:rPr>
@@ -9035,6 +11523,9 @@
             <w:tcW w:type="dxa" w:w="5046"/>
           </w:tcPr>
           <w:p>
+            <w:pPr>
+              <w:spacing w:before="20" w:after="20"/>
+            </w:pPr>
             <w:r/>
             <w:r>
               <w:rPr>
@@ -9051,6 +11542,9 @@
             <w:tcW w:type="dxa" w:w="5046"/>
           </w:tcPr>
           <w:p>
+            <w:pPr>
+              <w:spacing w:before="20" w:after="20"/>
+            </w:pPr>
             <w:r/>
             <w:r>
               <w:rPr>
@@ -9063,11 +11557,17 @@
         </w:tc>
       </w:tr>
       <w:tr>
-        <w:tc>
-          <w:tcPr>
-            <w:tcW w:type="dxa" w:w="5046"/>
-          </w:tcPr>
-          <w:p>
+        <w:trPr>
+          <w:cantSplit/>
+        </w:trPr>
+        <w:tc>
+          <w:tcPr>
+            <w:tcW w:type="dxa" w:w="5046"/>
+          </w:tcPr>
+          <w:p>
+            <w:pPr>
+              <w:spacing w:before="20" w:after="20"/>
+            </w:pPr>
             <w:r/>
             <w:r>
               <w:rPr>
@@ -9084,6 +11584,9 @@
             <w:tcW w:type="dxa" w:w="5046"/>
           </w:tcPr>
           <w:p>
+            <w:pPr>
+              <w:spacing w:before="20" w:after="20"/>
+            </w:pPr>
             <w:r/>
             <w:r>
               <w:rPr>
@@ -9100,6 +11603,9 @@
             <w:tcW w:type="dxa" w:w="5046"/>
           </w:tcPr>
           <w:p>
+            <w:pPr>
+              <w:spacing w:before="20" w:after="20"/>
+            </w:pPr>
             <w:r/>
             <w:r>
               <w:rPr>
@@ -9112,11 +11618,17 @@
         </w:tc>
       </w:tr>
       <w:tr>
-        <w:tc>
-          <w:tcPr>
-            <w:tcW w:type="dxa" w:w="5046"/>
-          </w:tcPr>
-          <w:p>
+        <w:trPr>
+          <w:cantSplit/>
+        </w:trPr>
+        <w:tc>
+          <w:tcPr>
+            <w:tcW w:type="dxa" w:w="5046"/>
+          </w:tcPr>
+          <w:p>
+            <w:pPr>
+              <w:spacing w:before="20" w:after="20"/>
+            </w:pPr>
             <w:r/>
             <w:r>
               <w:rPr>
@@ -9133,6 +11645,9 @@
             <w:tcW w:type="dxa" w:w="5046"/>
           </w:tcPr>
           <w:p>
+            <w:pPr>
+              <w:spacing w:before="20" w:after="20"/>
+            </w:pPr>
             <w:r/>
             <w:r>
               <w:rPr>
@@ -9149,6 +11664,9 @@
             <w:tcW w:type="dxa" w:w="5046"/>
           </w:tcPr>
           <w:p>
+            <w:pPr>
+              <w:spacing w:before="20" w:after="20"/>
+            </w:pPr>
             <w:r/>
             <w:r>
               <w:rPr>
@@ -9161,11 +11679,17 @@
         </w:tc>
       </w:tr>
       <w:tr>
-        <w:tc>
-          <w:tcPr>
-            <w:tcW w:type="dxa" w:w="5046"/>
-          </w:tcPr>
-          <w:p>
+        <w:trPr>
+          <w:cantSplit/>
+        </w:trPr>
+        <w:tc>
+          <w:tcPr>
+            <w:tcW w:type="dxa" w:w="5046"/>
+          </w:tcPr>
+          <w:p>
+            <w:pPr>
+              <w:spacing w:before="20" w:after="20"/>
+            </w:pPr>
             <w:r/>
             <w:r>
               <w:rPr>
@@ -9182,6 +11706,9 @@
             <w:tcW w:type="dxa" w:w="5046"/>
           </w:tcPr>
           <w:p>
+            <w:pPr>
+              <w:spacing w:before="20" w:after="20"/>
+            </w:pPr>
             <w:r/>
             <w:r>
               <w:rPr>
@@ -9198,6 +11725,9 @@
             <w:tcW w:type="dxa" w:w="5046"/>
           </w:tcPr>
           <w:p>
+            <w:pPr>
+              <w:spacing w:before="20" w:after="20"/>
+            </w:pPr>
             <w:r/>
             <w:r>
               <w:rPr>
@@ -9210,11 +11740,17 @@
         </w:tc>
       </w:tr>
       <w:tr>
-        <w:tc>
-          <w:tcPr>
-            <w:tcW w:type="dxa" w:w="5046"/>
-          </w:tcPr>
-          <w:p>
+        <w:trPr>
+          <w:cantSplit/>
+        </w:trPr>
+        <w:tc>
+          <w:tcPr>
+            <w:tcW w:type="dxa" w:w="5046"/>
+          </w:tcPr>
+          <w:p>
+            <w:pPr>
+              <w:spacing w:before="20" w:after="20"/>
+            </w:pPr>
             <w:r/>
             <w:r>
               <w:rPr>
@@ -9231,6 +11767,9 @@
             <w:tcW w:type="dxa" w:w="5046"/>
           </w:tcPr>
           <w:p>
+            <w:pPr>
+              <w:spacing w:before="20" w:after="20"/>
+            </w:pPr>
             <w:r/>
             <w:r>
               <w:rPr>
@@ -9247,6 +11786,9 @@
             <w:tcW w:type="dxa" w:w="5046"/>
           </w:tcPr>
           <w:p>
+            <w:pPr>
+              <w:spacing w:before="20" w:after="20"/>
+            </w:pPr>
             <w:r/>
             <w:r>
               <w:rPr>
@@ -9259,11 +11801,17 @@
         </w:tc>
       </w:tr>
       <w:tr>
-        <w:tc>
-          <w:tcPr>
-            <w:tcW w:type="dxa" w:w="5046"/>
-          </w:tcPr>
-          <w:p>
+        <w:trPr>
+          <w:cantSplit/>
+        </w:trPr>
+        <w:tc>
+          <w:tcPr>
+            <w:tcW w:type="dxa" w:w="5046"/>
+          </w:tcPr>
+          <w:p>
+            <w:pPr>
+              <w:spacing w:before="20" w:after="20"/>
+            </w:pPr>
             <w:r/>
             <w:r>
               <w:rPr>
@@ -9280,6 +11828,9 @@
             <w:tcW w:type="dxa" w:w="5046"/>
           </w:tcPr>
           <w:p>
+            <w:pPr>
+              <w:spacing w:before="20" w:after="20"/>
+            </w:pPr>
             <w:r/>
             <w:r>
               <w:rPr>
@@ -9296,6 +11847,9 @@
             <w:tcW w:type="dxa" w:w="5046"/>
           </w:tcPr>
           <w:p>
+            <w:pPr>
+              <w:spacing w:before="20" w:after="20"/>
+            </w:pPr>
             <w:r/>
             <w:r>
               <w:rPr>
@@ -9308,11 +11862,17 @@
         </w:tc>
       </w:tr>
       <w:tr>
-        <w:tc>
-          <w:tcPr>
-            <w:tcW w:type="dxa" w:w="5046"/>
-          </w:tcPr>
-          <w:p>
+        <w:trPr>
+          <w:cantSplit/>
+        </w:trPr>
+        <w:tc>
+          <w:tcPr>
+            <w:tcW w:type="dxa" w:w="5046"/>
+          </w:tcPr>
+          <w:p>
+            <w:pPr>
+              <w:spacing w:before="20" w:after="20"/>
+            </w:pPr>
             <w:r/>
             <w:r>
               <w:rPr>
@@ -9329,6 +11889,9 @@
             <w:tcW w:type="dxa" w:w="5046"/>
           </w:tcPr>
           <w:p>
+            <w:pPr>
+              <w:spacing w:before="20" w:after="20"/>
+            </w:pPr>
             <w:r/>
             <w:r>
               <w:rPr>
@@ -9345,6 +11908,9 @@
             <w:tcW w:type="dxa" w:w="5046"/>
           </w:tcPr>
           <w:p>
+            <w:pPr>
+              <w:spacing w:before="20" w:after="20"/>
+            </w:pPr>
             <w:r/>
             <w:r>
               <w:rPr>
@@ -9357,11 +11923,17 @@
         </w:tc>
       </w:tr>
       <w:tr>
-        <w:tc>
-          <w:tcPr>
-            <w:tcW w:type="dxa" w:w="5046"/>
-          </w:tcPr>
-          <w:p>
+        <w:trPr>
+          <w:cantSplit/>
+        </w:trPr>
+        <w:tc>
+          <w:tcPr>
+            <w:tcW w:type="dxa" w:w="5046"/>
+          </w:tcPr>
+          <w:p>
+            <w:pPr>
+              <w:spacing w:before="20" w:after="20"/>
+            </w:pPr>
             <w:r/>
             <w:r>
               <w:rPr>
@@ -9378,6 +11950,9 @@
             <w:tcW w:type="dxa" w:w="5046"/>
           </w:tcPr>
           <w:p>
+            <w:pPr>
+              <w:spacing w:before="20" w:after="20"/>
+            </w:pPr>
             <w:r/>
             <w:r>
               <w:rPr>
@@ -9394,6 +11969,9 @@
             <w:tcW w:type="dxa" w:w="5046"/>
           </w:tcPr>
           <w:p>
+            <w:pPr>
+              <w:spacing w:before="20" w:after="20"/>
+            </w:pPr>
             <w:r/>
             <w:r>
               <w:rPr>
@@ -9406,11 +11984,17 @@
         </w:tc>
       </w:tr>
       <w:tr>
-        <w:tc>
-          <w:tcPr>
-            <w:tcW w:type="dxa" w:w="5046"/>
-          </w:tcPr>
-          <w:p>
+        <w:trPr>
+          <w:cantSplit/>
+        </w:trPr>
+        <w:tc>
+          <w:tcPr>
+            <w:tcW w:type="dxa" w:w="5046"/>
+          </w:tcPr>
+          <w:p>
+            <w:pPr>
+              <w:spacing w:before="20" w:after="20"/>
+            </w:pPr>
             <w:r/>
             <w:r>
               <w:rPr>
@@ -9427,6 +12011,9 @@
             <w:tcW w:type="dxa" w:w="5046"/>
           </w:tcPr>
           <w:p>
+            <w:pPr>
+              <w:spacing w:before="20" w:after="20"/>
+            </w:pPr>
             <w:r/>
             <w:r>
               <w:rPr>
@@ -9443,6 +12030,9 @@
             <w:tcW w:type="dxa" w:w="5046"/>
           </w:tcPr>
           <w:p>
+            <w:pPr>
+              <w:spacing w:before="20" w:after="20"/>
+            </w:pPr>
             <w:r/>
             <w:r>
               <w:rPr>
@@ -9455,11 +12045,17 @@
         </w:tc>
       </w:tr>
       <w:tr>
-        <w:tc>
-          <w:tcPr>
-            <w:tcW w:type="dxa" w:w="5046"/>
-          </w:tcPr>
-          <w:p>
+        <w:trPr>
+          <w:cantSplit/>
+        </w:trPr>
+        <w:tc>
+          <w:tcPr>
+            <w:tcW w:type="dxa" w:w="5046"/>
+          </w:tcPr>
+          <w:p>
+            <w:pPr>
+              <w:spacing w:before="20" w:after="20"/>
+            </w:pPr>
             <w:r/>
             <w:r>
               <w:rPr>
@@ -9476,6 +12072,9 @@
             <w:tcW w:type="dxa" w:w="5046"/>
           </w:tcPr>
           <w:p>
+            <w:pPr>
+              <w:spacing w:before="20" w:after="20"/>
+            </w:pPr>
             <w:r/>
             <w:r>
               <w:rPr>
@@ -9492,6 +12091,9 @@
             <w:tcW w:type="dxa" w:w="5046"/>
           </w:tcPr>
           <w:p>
+            <w:pPr>
+              <w:spacing w:before="20" w:after="20"/>
+            </w:pPr>
             <w:r/>
             <w:r>
               <w:rPr>
@@ -9504,11 +12106,17 @@
         </w:tc>
       </w:tr>
       <w:tr>
-        <w:tc>
-          <w:tcPr>
-            <w:tcW w:type="dxa" w:w="5046"/>
-          </w:tcPr>
-          <w:p>
+        <w:trPr>
+          <w:cantSplit/>
+        </w:trPr>
+        <w:tc>
+          <w:tcPr>
+            <w:tcW w:type="dxa" w:w="5046"/>
+          </w:tcPr>
+          <w:p>
+            <w:pPr>
+              <w:spacing w:before="20" w:after="20"/>
+            </w:pPr>
             <w:r/>
             <w:r>
               <w:rPr>
@@ -9525,6 +12133,9 @@
             <w:tcW w:type="dxa" w:w="5046"/>
           </w:tcPr>
           <w:p>
+            <w:pPr>
+              <w:spacing w:before="20" w:after="20"/>
+            </w:pPr>
             <w:r/>
             <w:r>
               <w:rPr>
@@ -9541,6 +12152,9 @@
             <w:tcW w:type="dxa" w:w="5046"/>
           </w:tcPr>
           <w:p>
+            <w:pPr>
+              <w:spacing w:before="20" w:after="20"/>
+            </w:pPr>
             <w:r/>
             <w:r>
               <w:rPr>
@@ -9553,11 +12167,17 @@
         </w:tc>
       </w:tr>
       <w:tr>
-        <w:tc>
-          <w:tcPr>
-            <w:tcW w:type="dxa" w:w="5046"/>
-          </w:tcPr>
-          <w:p>
+        <w:trPr>
+          <w:cantSplit/>
+        </w:trPr>
+        <w:tc>
+          <w:tcPr>
+            <w:tcW w:type="dxa" w:w="5046"/>
+          </w:tcPr>
+          <w:p>
+            <w:pPr>
+              <w:spacing w:before="20" w:after="20"/>
+            </w:pPr>
             <w:r/>
             <w:r>
               <w:rPr>
@@ -9574,6 +12194,9 @@
             <w:tcW w:type="dxa" w:w="5046"/>
           </w:tcPr>
           <w:p>
+            <w:pPr>
+              <w:spacing w:before="20" w:after="20"/>
+            </w:pPr>
             <w:r/>
             <w:r>
               <w:rPr>
@@ -9590,6 +12213,9 @@
             <w:tcW w:type="dxa" w:w="5046"/>
           </w:tcPr>
           <w:p>
+            <w:pPr>
+              <w:spacing w:before="20" w:after="20"/>
+            </w:pPr>
             <w:r/>
             <w:r>
               <w:rPr>
@@ -9602,11 +12228,17 @@
         </w:tc>
       </w:tr>
       <w:tr>
-        <w:tc>
-          <w:tcPr>
-            <w:tcW w:type="dxa" w:w="5046"/>
-          </w:tcPr>
-          <w:p>
+        <w:trPr>
+          <w:cantSplit/>
+        </w:trPr>
+        <w:tc>
+          <w:tcPr>
+            <w:tcW w:type="dxa" w:w="5046"/>
+          </w:tcPr>
+          <w:p>
+            <w:pPr>
+              <w:spacing w:before="20" w:after="20"/>
+            </w:pPr>
             <w:r/>
             <w:r>
               <w:rPr>
@@ -9623,6 +12255,9 @@
             <w:tcW w:type="dxa" w:w="5046"/>
           </w:tcPr>
           <w:p>
+            <w:pPr>
+              <w:spacing w:before="20" w:after="20"/>
+            </w:pPr>
             <w:r/>
             <w:r>
               <w:rPr>
@@ -9639,6 +12274,9 @@
             <w:tcW w:type="dxa" w:w="5046"/>
           </w:tcPr>
           <w:p>
+            <w:pPr>
+              <w:spacing w:before="20" w:after="20"/>
+            </w:pPr>
             <w:r/>
             <w:r>
               <w:rPr>
@@ -9651,11 +12289,17 @@
         </w:tc>
       </w:tr>
       <w:tr>
-        <w:tc>
-          <w:tcPr>
-            <w:tcW w:type="dxa" w:w="5046"/>
-          </w:tcPr>
-          <w:p>
+        <w:trPr>
+          <w:cantSplit/>
+        </w:trPr>
+        <w:tc>
+          <w:tcPr>
+            <w:tcW w:type="dxa" w:w="5046"/>
+          </w:tcPr>
+          <w:p>
+            <w:pPr>
+              <w:spacing w:before="20" w:after="20"/>
+            </w:pPr>
             <w:r/>
             <w:r>
               <w:rPr>
@@ -9672,6 +12316,9 @@
             <w:tcW w:type="dxa" w:w="5046"/>
           </w:tcPr>
           <w:p>
+            <w:pPr>
+              <w:spacing w:before="20" w:after="20"/>
+            </w:pPr>
             <w:r/>
             <w:r>
               <w:rPr>
@@ -9688,6 +12335,9 @@
             <w:tcW w:type="dxa" w:w="5046"/>
           </w:tcPr>
           <w:p>
+            <w:pPr>
+              <w:spacing w:before="20" w:after="20"/>
+            </w:pPr>
             <w:r/>
             <w:r>
               <w:rPr>
@@ -9700,11 +12350,17 @@
         </w:tc>
       </w:tr>
       <w:tr>
-        <w:tc>
-          <w:tcPr>
-            <w:tcW w:type="dxa" w:w="5046"/>
-          </w:tcPr>
-          <w:p>
+        <w:trPr>
+          <w:cantSplit/>
+        </w:trPr>
+        <w:tc>
+          <w:tcPr>
+            <w:tcW w:type="dxa" w:w="5046"/>
+          </w:tcPr>
+          <w:p>
+            <w:pPr>
+              <w:spacing w:before="20" w:after="20"/>
+            </w:pPr>
             <w:r/>
             <w:r>
               <w:rPr>
@@ -9721,6 +12377,9 @@
             <w:tcW w:type="dxa" w:w="5046"/>
           </w:tcPr>
           <w:p>
+            <w:pPr>
+              <w:spacing w:before="20" w:after="20"/>
+            </w:pPr>
             <w:r/>
             <w:r>
               <w:rPr>
@@ -9737,6 +12396,9 @@
             <w:tcW w:type="dxa" w:w="5046"/>
           </w:tcPr>
           <w:p>
+            <w:pPr>
+              <w:spacing w:before="20" w:after="20"/>
+            </w:pPr>
             <w:r/>
             <w:r>
               <w:rPr>
@@ -9793,6 +12455,9 @@
             <w:shd w:val="clear" w:color="auto" w:fill="D9D9D9"/>
           </w:tcPr>
           <w:p>
+            <w:pPr>
+              <w:spacing w:before="20" w:after="20"/>
+            </w:pPr>
             <w:r/>
             <w:r>
               <w:rPr>
@@ -9810,6 +12475,9 @@
             <w:shd w:val="clear" w:color="auto" w:fill="D9D9D9"/>
           </w:tcPr>
           <w:p>
+            <w:pPr>
+              <w:spacing w:before="20" w:after="20"/>
+            </w:pPr>
             <w:r/>
             <w:r>
               <w:rPr>
@@ -9827,6 +12495,9 @@
             <w:shd w:val="clear" w:color="auto" w:fill="D9D9D9"/>
           </w:tcPr>
           <w:p>
+            <w:pPr>
+              <w:spacing w:before="20" w:after="20"/>
+            </w:pPr>
             <w:r/>
             <w:r>
               <w:rPr>
@@ -9840,11 +12511,17 @@
         </w:tc>
       </w:tr>
       <w:tr>
-        <w:tc>
-          <w:tcPr>
-            <w:tcW w:type="dxa" w:w="5046"/>
-          </w:tcPr>
-          <w:p>
+        <w:trPr>
+          <w:cantSplit/>
+        </w:trPr>
+        <w:tc>
+          <w:tcPr>
+            <w:tcW w:type="dxa" w:w="5046"/>
+          </w:tcPr>
+          <w:p>
+            <w:pPr>
+              <w:spacing w:before="20" w:after="20"/>
+            </w:pPr>
             <w:r/>
             <w:r>
               <w:rPr>
@@ -9861,6 +12538,9 @@
             <w:tcW w:type="dxa" w:w="5046"/>
           </w:tcPr>
           <w:p>
+            <w:pPr>
+              <w:spacing w:before="20" w:after="20"/>
+            </w:pPr>
             <w:r/>
             <w:r>
               <w:rPr>
@@ -9877,6 +12557,9 @@
             <w:tcW w:type="dxa" w:w="5046"/>
           </w:tcPr>
           <w:p>
+            <w:pPr>
+              <w:spacing w:before="20" w:after="20"/>
+            </w:pPr>
             <w:r/>
             <w:r>
               <w:rPr>
@@ -9889,11 +12572,17 @@
         </w:tc>
       </w:tr>
       <w:tr>
-        <w:tc>
-          <w:tcPr>
-            <w:tcW w:type="dxa" w:w="5046"/>
-          </w:tcPr>
-          <w:p>
+        <w:trPr>
+          <w:cantSplit/>
+        </w:trPr>
+        <w:tc>
+          <w:tcPr>
+            <w:tcW w:type="dxa" w:w="5046"/>
+          </w:tcPr>
+          <w:p>
+            <w:pPr>
+              <w:spacing w:before="20" w:after="20"/>
+            </w:pPr>
             <w:r/>
             <w:r>
               <w:rPr>
@@ -9910,6 +12599,9 @@
             <w:tcW w:type="dxa" w:w="5046"/>
           </w:tcPr>
           <w:p>
+            <w:pPr>
+              <w:spacing w:before="20" w:after="20"/>
+            </w:pPr>
             <w:r/>
             <w:r>
               <w:rPr>
@@ -9926,6 +12618,9 @@
             <w:tcW w:type="dxa" w:w="5046"/>
           </w:tcPr>
           <w:p>
+            <w:pPr>
+              <w:spacing w:before="20" w:after="20"/>
+            </w:pPr>
             <w:r/>
             <w:r>
               <w:rPr>
@@ -9938,11 +12633,17 @@
         </w:tc>
       </w:tr>
       <w:tr>
-        <w:tc>
-          <w:tcPr>
-            <w:tcW w:type="dxa" w:w="5046"/>
-          </w:tcPr>
-          <w:p>
+        <w:trPr>
+          <w:cantSplit/>
+        </w:trPr>
+        <w:tc>
+          <w:tcPr>
+            <w:tcW w:type="dxa" w:w="5046"/>
+          </w:tcPr>
+          <w:p>
+            <w:pPr>
+              <w:spacing w:before="20" w:after="20"/>
+            </w:pPr>
             <w:r/>
             <w:r>
               <w:rPr>
@@ -9959,6 +12660,9 @@
             <w:tcW w:type="dxa" w:w="5046"/>
           </w:tcPr>
           <w:p>
+            <w:pPr>
+              <w:spacing w:before="20" w:after="20"/>
+            </w:pPr>
             <w:r/>
             <w:r>
               <w:rPr>
@@ -9975,6 +12679,9 @@
             <w:tcW w:type="dxa" w:w="5046"/>
           </w:tcPr>
           <w:p>
+            <w:pPr>
+              <w:spacing w:before="20" w:after="20"/>
+            </w:pPr>
             <w:r/>
             <w:r>
               <w:rPr>
@@ -9987,11 +12694,17 @@
         </w:tc>
       </w:tr>
       <w:tr>
-        <w:tc>
-          <w:tcPr>
-            <w:tcW w:type="dxa" w:w="5046"/>
-          </w:tcPr>
-          <w:p>
+        <w:trPr>
+          <w:cantSplit/>
+        </w:trPr>
+        <w:tc>
+          <w:tcPr>
+            <w:tcW w:type="dxa" w:w="5046"/>
+          </w:tcPr>
+          <w:p>
+            <w:pPr>
+              <w:spacing w:before="20" w:after="20"/>
+            </w:pPr>
             <w:r/>
             <w:r>
               <w:rPr>
@@ -10008,6 +12721,9 @@
             <w:tcW w:type="dxa" w:w="5046"/>
           </w:tcPr>
           <w:p>
+            <w:pPr>
+              <w:spacing w:before="20" w:after="20"/>
+            </w:pPr>
             <w:r/>
             <w:r>
               <w:rPr>
@@ -10024,6 +12740,9 @@
             <w:tcW w:type="dxa" w:w="5046"/>
           </w:tcPr>
           <w:p>
+            <w:pPr>
+              <w:spacing w:before="20" w:after="20"/>
+            </w:pPr>
             <w:r/>
             <w:r>
               <w:rPr>
@@ -10080,6 +12799,9 @@
             <w:shd w:val="clear" w:color="auto" w:fill="D9D9D9"/>
           </w:tcPr>
           <w:p>
+            <w:pPr>
+              <w:spacing w:before="20" w:after="20"/>
+            </w:pPr>
             <w:r/>
             <w:r>
               <w:rPr>
@@ -10097,6 +12819,9 @@
             <w:shd w:val="clear" w:color="auto" w:fill="D9D9D9"/>
           </w:tcPr>
           <w:p>
+            <w:pPr>
+              <w:spacing w:before="20" w:after="20"/>
+            </w:pPr>
             <w:r/>
             <w:r>
               <w:rPr>
@@ -10114,6 +12839,9 @@
             <w:shd w:val="clear" w:color="auto" w:fill="D9D9D9"/>
           </w:tcPr>
           <w:p>
+            <w:pPr>
+              <w:spacing w:before="20" w:after="20"/>
+            </w:pPr>
             <w:r/>
             <w:r>
               <w:rPr>
@@ -10127,11 +12855,17 @@
         </w:tc>
       </w:tr>
       <w:tr>
-        <w:tc>
-          <w:tcPr>
-            <w:tcW w:type="dxa" w:w="5046"/>
-          </w:tcPr>
-          <w:p>
+        <w:trPr>
+          <w:cantSplit/>
+        </w:trPr>
+        <w:tc>
+          <w:tcPr>
+            <w:tcW w:type="dxa" w:w="5046"/>
+          </w:tcPr>
+          <w:p>
+            <w:pPr>
+              <w:spacing w:before="20" w:after="20"/>
+            </w:pPr>
             <w:r/>
             <w:r>
               <w:rPr>
@@ -10148,6 +12882,9 @@
             <w:tcW w:type="dxa" w:w="5046"/>
           </w:tcPr>
           <w:p>
+            <w:pPr>
+              <w:spacing w:before="20" w:after="20"/>
+            </w:pPr>
             <w:r/>
             <w:r>
               <w:rPr>
@@ -10164,6 +12901,9 @@
             <w:tcW w:type="dxa" w:w="5046"/>
           </w:tcPr>
           <w:p>
+            <w:pPr>
+              <w:spacing w:before="20" w:after="20"/>
+            </w:pPr>
             <w:r/>
             <w:r>
               <w:rPr>
@@ -10176,11 +12916,17 @@
         </w:tc>
       </w:tr>
       <w:tr>
-        <w:tc>
-          <w:tcPr>
-            <w:tcW w:type="dxa" w:w="5046"/>
-          </w:tcPr>
-          <w:p>
+        <w:trPr>
+          <w:cantSplit/>
+        </w:trPr>
+        <w:tc>
+          <w:tcPr>
+            <w:tcW w:type="dxa" w:w="5046"/>
+          </w:tcPr>
+          <w:p>
+            <w:pPr>
+              <w:spacing w:before="20" w:after="20"/>
+            </w:pPr>
             <w:r/>
             <w:r>
               <w:rPr>
@@ -10197,6 +12943,9 @@
             <w:tcW w:type="dxa" w:w="5046"/>
           </w:tcPr>
           <w:p>
+            <w:pPr>
+              <w:spacing w:before="20" w:after="20"/>
+            </w:pPr>
             <w:r/>
             <w:r>
               <w:rPr>
@@ -10213,6 +12962,9 @@
             <w:tcW w:type="dxa" w:w="5046"/>
           </w:tcPr>
           <w:p>
+            <w:pPr>
+              <w:spacing w:before="20" w:after="20"/>
+            </w:pPr>
             <w:r/>
             <w:r>
               <w:rPr>
@@ -10225,11 +12977,17 @@
         </w:tc>
       </w:tr>
       <w:tr>
-        <w:tc>
-          <w:tcPr>
-            <w:tcW w:type="dxa" w:w="5046"/>
-          </w:tcPr>
-          <w:p>
+        <w:trPr>
+          <w:cantSplit/>
+        </w:trPr>
+        <w:tc>
+          <w:tcPr>
+            <w:tcW w:type="dxa" w:w="5046"/>
+          </w:tcPr>
+          <w:p>
+            <w:pPr>
+              <w:spacing w:before="20" w:after="20"/>
+            </w:pPr>
             <w:r/>
             <w:r>
               <w:rPr>
@@ -10246,6 +13004,9 @@
             <w:tcW w:type="dxa" w:w="5046"/>
           </w:tcPr>
           <w:p>
+            <w:pPr>
+              <w:spacing w:before="20" w:after="20"/>
+            </w:pPr>
             <w:r/>
             <w:r>
               <w:rPr>
@@ -10262,6 +13023,9 @@
             <w:tcW w:type="dxa" w:w="5046"/>
           </w:tcPr>
           <w:p>
+            <w:pPr>
+              <w:spacing w:before="20" w:after="20"/>
+            </w:pPr>
             <w:r/>
             <w:r>
               <w:rPr>
@@ -10274,11 +13038,17 @@
         </w:tc>
       </w:tr>
       <w:tr>
-        <w:tc>
-          <w:tcPr>
-            <w:tcW w:type="dxa" w:w="5046"/>
-          </w:tcPr>
-          <w:p>
+        <w:trPr>
+          <w:cantSplit/>
+        </w:trPr>
+        <w:tc>
+          <w:tcPr>
+            <w:tcW w:type="dxa" w:w="5046"/>
+          </w:tcPr>
+          <w:p>
+            <w:pPr>
+              <w:spacing w:before="20" w:after="20"/>
+            </w:pPr>
             <w:r/>
             <w:r>
               <w:rPr>
@@ -10295,6 +13065,9 @@
             <w:tcW w:type="dxa" w:w="5046"/>
           </w:tcPr>
           <w:p>
+            <w:pPr>
+              <w:spacing w:before="20" w:after="20"/>
+            </w:pPr>
             <w:r/>
             <w:r>
               <w:rPr>
@@ -10311,6 +13084,9 @@
             <w:tcW w:type="dxa" w:w="5046"/>
           </w:tcPr>
           <w:p>
+            <w:pPr>
+              <w:spacing w:before="20" w:after="20"/>
+            </w:pPr>
             <w:r/>
             <w:r>
               <w:rPr>
@@ -10367,6 +13143,9 @@
             <w:shd w:val="clear" w:color="auto" w:fill="D9D9D9"/>
           </w:tcPr>
           <w:p>
+            <w:pPr>
+              <w:spacing w:before="20" w:after="20"/>
+            </w:pPr>
             <w:r/>
             <w:r>
               <w:rPr>
@@ -10384,6 +13163,9 @@
             <w:shd w:val="clear" w:color="auto" w:fill="D9D9D9"/>
           </w:tcPr>
           <w:p>
+            <w:pPr>
+              <w:spacing w:before="20" w:after="20"/>
+            </w:pPr>
             <w:r/>
             <w:r>
               <w:rPr>
@@ -10401,6 +13183,9 @@
             <w:shd w:val="clear" w:color="auto" w:fill="D9D9D9"/>
           </w:tcPr>
           <w:p>
+            <w:pPr>
+              <w:spacing w:before="20" w:after="20"/>
+            </w:pPr>
             <w:r/>
             <w:r>
               <w:rPr>
@@ -10414,11 +13199,17 @@
         </w:tc>
       </w:tr>
       <w:tr>
-        <w:tc>
-          <w:tcPr>
-            <w:tcW w:type="dxa" w:w="5046"/>
-          </w:tcPr>
-          <w:p>
+        <w:trPr>
+          <w:cantSplit/>
+        </w:trPr>
+        <w:tc>
+          <w:tcPr>
+            <w:tcW w:type="dxa" w:w="5046"/>
+          </w:tcPr>
+          <w:p>
+            <w:pPr>
+              <w:spacing w:before="20" w:after="20"/>
+            </w:pPr>
             <w:r/>
             <w:r>
               <w:rPr>
@@ -10435,6 +13226,9 @@
             <w:tcW w:type="dxa" w:w="5046"/>
           </w:tcPr>
           <w:p>
+            <w:pPr>
+              <w:spacing w:before="20" w:after="20"/>
+            </w:pPr>
             <w:r/>
             <w:r>
               <w:rPr>
@@ -10451,6 +13245,9 @@
             <w:tcW w:type="dxa" w:w="5046"/>
           </w:tcPr>
           <w:p>
+            <w:pPr>
+              <w:spacing w:before="20" w:after="20"/>
+            </w:pPr>
             <w:r/>
             <w:r>
               <w:rPr>
@@ -10463,11 +13260,17 @@
         </w:tc>
       </w:tr>
       <w:tr>
-        <w:tc>
-          <w:tcPr>
-            <w:tcW w:type="dxa" w:w="5046"/>
-          </w:tcPr>
-          <w:p>
+        <w:trPr>
+          <w:cantSplit/>
+        </w:trPr>
+        <w:tc>
+          <w:tcPr>
+            <w:tcW w:type="dxa" w:w="5046"/>
+          </w:tcPr>
+          <w:p>
+            <w:pPr>
+              <w:spacing w:before="20" w:after="20"/>
+            </w:pPr>
             <w:r/>
             <w:r>
               <w:rPr>
@@ -10484,6 +13287,9 @@
             <w:tcW w:type="dxa" w:w="5046"/>
           </w:tcPr>
           <w:p>
+            <w:pPr>
+              <w:spacing w:before="20" w:after="20"/>
+            </w:pPr>
             <w:r/>
             <w:r>
               <w:rPr>
@@ -10500,6 +13306,9 @@
             <w:tcW w:type="dxa" w:w="5046"/>
           </w:tcPr>
           <w:p>
+            <w:pPr>
+              <w:spacing w:before="20" w:after="20"/>
+            </w:pPr>
             <w:r/>
             <w:r>
               <w:rPr>
@@ -10512,11 +13321,17 @@
         </w:tc>
       </w:tr>
       <w:tr>
-        <w:tc>
-          <w:tcPr>
-            <w:tcW w:type="dxa" w:w="5046"/>
-          </w:tcPr>
-          <w:p>
+        <w:trPr>
+          <w:cantSplit/>
+        </w:trPr>
+        <w:tc>
+          <w:tcPr>
+            <w:tcW w:type="dxa" w:w="5046"/>
+          </w:tcPr>
+          <w:p>
+            <w:pPr>
+              <w:spacing w:before="20" w:after="20"/>
+            </w:pPr>
             <w:r/>
             <w:r>
               <w:rPr>
@@ -10533,6 +13348,9 @@
             <w:tcW w:type="dxa" w:w="5046"/>
           </w:tcPr>
           <w:p>
+            <w:pPr>
+              <w:spacing w:before="20" w:after="20"/>
+            </w:pPr>
             <w:r/>
             <w:r>
               <w:rPr>
@@ -10549,6 +13367,9 @@
             <w:tcW w:type="dxa" w:w="5046"/>
           </w:tcPr>
           <w:p>
+            <w:pPr>
+              <w:spacing w:before="20" w:after="20"/>
+            </w:pPr>
             <w:r/>
             <w:r>
               <w:rPr>
@@ -10561,11 +13382,17 @@
         </w:tc>
       </w:tr>
       <w:tr>
-        <w:tc>
-          <w:tcPr>
-            <w:tcW w:type="dxa" w:w="5046"/>
-          </w:tcPr>
-          <w:p>
+        <w:trPr>
+          <w:cantSplit/>
+        </w:trPr>
+        <w:tc>
+          <w:tcPr>
+            <w:tcW w:type="dxa" w:w="5046"/>
+          </w:tcPr>
+          <w:p>
+            <w:pPr>
+              <w:spacing w:before="20" w:after="20"/>
+            </w:pPr>
             <w:r/>
             <w:r>
               <w:rPr>
@@ -10582,6 +13409,9 @@
             <w:tcW w:type="dxa" w:w="5046"/>
           </w:tcPr>
           <w:p>
+            <w:pPr>
+              <w:spacing w:before="20" w:after="20"/>
+            </w:pPr>
             <w:r/>
             <w:r>
               <w:rPr>
@@ -10598,6 +13428,9 @@
             <w:tcW w:type="dxa" w:w="5046"/>
           </w:tcPr>
           <w:p>
+            <w:pPr>
+              <w:spacing w:before="20" w:after="20"/>
+            </w:pPr>
             <w:r/>
             <w:r>
               <w:rPr>

--- a/docx/es/BUFRCREX_CodeFlag_es_21.docx
+++ b/docx/es/BUFRCREX_CodeFlag_es_21.docx
@@ -12954,497 +12954,6 @@
       </w:tr>
     </w:tbl>
     <w:p/>
-    <w:p/>
-    <w:p>
-      <w:r>
-        <w:rPr>
-          <w:rFonts w:ascii="Verdana" w:hAnsi="Verdana"/>
-          <w:i/>
-          <w:sz w:val="14"/>
-        </w:rPr>
-        <w:t>Note 2: Los términos “despejado” y “cubierto” se cifran con 0 y 8, respectivamente.</w:t>
-      </w:r>
-    </w:p>
-    <w:p>
-      <w:r>
-        <w:rPr>
-          <w:rFonts w:ascii="Verdana" w:hAnsi="Verdana"/>
-          <w:i/>
-          <w:sz w:val="14"/>
-        </w:rPr>
-        <w:t>Note 5: 0 es satisfactorio, 1 es insatisfactorio</w:t>
-      </w:r>
-    </w:p>
-    <w:p>
-      <w:r>
-        <w:rPr>
-          <w:rFonts w:ascii="Verdana" w:hAnsi="Verdana"/>
-          <w:i/>
-          <w:sz w:val="14"/>
-        </w:rPr>
-        <w:t>Note 6: Véase la Tabla de cifrado común C–1, Parte C/c.</w:t>
-      </w:r>
-    </w:p>
-    <w:p>
-      <w:r>
-        <w:rPr>
-          <w:rFonts w:ascii="Verdana" w:hAnsi="Verdana"/>
-          <w:i/>
-          <w:sz w:val="14"/>
-        </w:rPr>
-        <w:t>Note 7: Véase la Tabla de cifrado común C–2, Parte C/c.</w:t>
-      </w:r>
-    </w:p>
-    <w:p>
-      <w:r>
-        <w:rPr>
-          <w:rFonts w:ascii="Verdana" w:hAnsi="Verdana"/>
-          <w:i/>
-          <w:sz w:val="14"/>
-        </w:rPr>
-        <w:t>Note 8: Véase la Tabla de cifrado común C–3</w:t>
-      </w:r>
-    </w:p>
-    <w:p>
-      <w:r>
-        <w:rPr>
-          <w:rFonts w:ascii="Verdana" w:hAnsi="Verdana"/>
-          <w:i/>
-          <w:sz w:val="14"/>
-        </w:rPr>
-        <w:t>Note 9: Véase la Tabla de cifrado común C–4</w:t>
-      </w:r>
-    </w:p>
-    <w:p>
-      <w:r>
-        <w:rPr>
-          <w:rFonts w:ascii="Verdana" w:hAnsi="Verdana"/>
-          <w:i/>
-          <w:sz w:val="14"/>
-        </w:rPr>
-        <w:t>Note 10: Véase la Tabla de cifrado común C–5, Parte C/c.</w:t>
-      </w:r>
-    </w:p>
-    <w:p>
-      <w:r>
-        <w:rPr>
-          <w:rFonts w:ascii="Verdana" w:hAnsi="Verdana"/>
-          <w:i/>
-          <w:sz w:val="14"/>
-        </w:rPr>
-        <w:t>Note 11: Véase la Tabla de cifrado común C–7, Parte C/c.</w:t>
-      </w:r>
-    </w:p>
-    <w:p>
-      <w:r>
-        <w:rPr>
-          <w:rFonts w:ascii="Verdana" w:hAnsi="Verdana"/>
-          <w:i/>
-          <w:sz w:val="14"/>
-        </w:rPr>
-        <w:t>Note 12: Véase la Tabla de cifrado común C–8, Parte C/c.</w:t>
-      </w:r>
-    </w:p>
-    <w:p>
-      <w:r>
-        <w:rPr>
-          <w:rFonts w:ascii="Verdana" w:hAnsi="Verdana"/>
-          <w:i/>
-          <w:sz w:val="14"/>
-        </w:rPr>
-        <w:t>Note 14: Será definida por los propios centros — Véase la Tabla de cifrado común C-12, Parte C/c.</w:t>
-      </w:r>
-    </w:p>
-    <w:p>
-      <w:r>
-        <w:rPr>
-          <w:rFonts w:ascii="Verdana" w:hAnsi="Verdana"/>
-          <w:i/>
-          <w:sz w:val="14"/>
-        </w:rPr>
-        <w:t>Note 15: Se elaborará.</w:t>
-      </w:r>
-    </w:p>
-    <w:p>
-      <w:r>
-        <w:rPr>
-          <w:rFonts w:ascii="Verdana" w:hAnsi="Verdana"/>
-          <w:i/>
-          <w:sz w:val="14"/>
-        </w:rPr>
-        <w:t>Note 16: Una secuencia consecutiva de dos o más coordenadas de posición, tales como los pares de latitud y longitud, define una línea o un polígono. Los puntos deberán unirse entre sí en el mismo orden en que aparecen en el mensaje. Toda área descrita estará situada a la izquierda del límite trazado en la dirección establecida por el orden de los puntos dado en el mensaje. Esta definición se aplica a polígonos simples que no se intersecan y no presentan huecos.</w:t>
-      </w:r>
-    </w:p>
-    <w:p>
-      <w:r>
-        <w:rPr>
-          <w:rFonts w:ascii="Verdana" w:hAnsi="Verdana"/>
-          <w:i/>
-          <w:sz w:val="14"/>
-        </w:rPr>
-        <w:t>Note 17: Si todos los bits indican 0, eso significa una buena calibración.</w:t>
-      </w:r>
-    </w:p>
-    <w:p>
-      <w:r>
-        <w:rPr>
-          <w:rFonts w:ascii="Verdana" w:hAnsi="Verdana"/>
-          <w:i/>
-          <w:sz w:val="14"/>
-        </w:rPr>
-        <w:t>Note 18: Todas las estadísticas de primer orden están expresadas en las unidades definidas por los descriptores de datos originales.</w:t>
-      </w:r>
-    </w:p>
-    <w:p>
-      <w:r>
-        <w:rPr>
-          <w:rFonts w:ascii="Verdana" w:hAnsi="Verdana"/>
-          <w:i/>
-          <w:sz w:val="14"/>
-        </w:rPr>
-        <w:t>Note 19: Se utilizará inicialmente la significación del campo asociado (adicional) en relación con la calidad de los datos observados.</w:t>
-      </w:r>
-    </w:p>
-    <w:p>
-      <w:r>
-        <w:rPr>
-          <w:rFonts w:ascii="Verdana" w:hAnsi="Verdana"/>
-          <w:i/>
-          <w:sz w:val="14"/>
-        </w:rPr>
-        <w:t>Note 21: Comenzando por la posición del primer bit (bit más significativo), si el bit se fija en uno, entonces el canal es utilizado. Si el bit se fija en cero, entonces el canal no es utilizado.</w:t>
-      </w:r>
-    </w:p>
-    <w:p>
-      <w:r>
-        <w:rPr>
-          <w:rFonts w:ascii="Verdana" w:hAnsi="Verdana"/>
-          <w:i/>
-          <w:sz w:val="14"/>
-        </w:rPr>
-        <w:t>Note 22: Banderines de bit que indican los elementos incluidos en el proceso de datos de sondeo</w:t>
-      </w:r>
-    </w:p>
-    <w:p>
-      <w:r>
-        <w:rPr>
-          <w:rFonts w:ascii="Verdana" w:hAnsi="Verdana"/>
-          <w:i/>
-          <w:sz w:val="14"/>
-        </w:rPr>
-        <w:t>Note 23: Cifras de clave 1 a 9: duración y tiempo de la medición de la corriente (método vectorial o método Doppler de perfil de corriente).</w:t>
-      </w:r>
-    </w:p>
-    <w:p>
-      <w:r>
-        <w:rPr>
-          <w:rFonts w:ascii="Verdana" w:hAnsi="Verdana"/>
-          <w:i/>
-          <w:sz w:val="14"/>
-        </w:rPr>
-        <w:t>Note 24: Los bits 1 a 4 representan la clave de defectos horarios. Si todos los bits indican 0, eso significa que la hora de barrido corresponde a la prevista.</w:t>
-      </w:r>
-    </w:p>
-    <w:p>
-      <w:r>
-        <w:rPr>
-          <w:rFonts w:ascii="Verdana" w:hAnsi="Verdana"/>
-          <w:i/>
-          <w:sz w:val="14"/>
-        </w:rPr>
-        <w:t>Note 25: Los bits 11 a 17 representan la clave de problemas de localización geográfica. Si todos los bits indican 0, eso significa que la localización geográfica ha sido normal.</w:t>
-      </w:r>
-    </w:p>
-    <w:p>
-      <w:r>
-        <w:rPr>
-          <w:rFonts w:ascii="Verdana" w:hAnsi="Verdana"/>
-          <w:i/>
-          <w:sz w:val="14"/>
-        </w:rPr>
-        <w:t>Note 27: Bits 5-10 represent calibration problem code. All bits set to zero indicated normal calibration. Where any of bits 5, 7, 10 are set, secondary calibration coefficients have been used.</w:t>
-      </w:r>
-    </w:p>
-    <w:p>
-      <w:r>
-        <w:rPr>
-          <w:rFonts w:ascii="Verdana" w:hAnsi="Verdana"/>
-          <w:i/>
-          <w:sz w:val="14"/>
-        </w:rPr>
-        <w:t>Note 32: Cifras de clave 1 a 9: duración y tiempo de la medición de la corriente (método vectorial o método Doppler de perfil de corriente)."</w:t>
-      </w:r>
-    </w:p>
-    <w:p>
-      <w:r>
-        <w:rPr>
-          <w:rFonts w:ascii="Verdana" w:hAnsi="Verdana"/>
-          <w:i/>
-          <w:sz w:val="14"/>
-        </w:rPr>
-        <w:t>Note 33: Cifras de clave 11 a 19: período de medición de la corriente (método de deriva).</w:t>
-      </w:r>
-    </w:p>
-    <w:p>
-      <w:r>
-        <w:rPr>
-          <w:rFonts w:ascii="Verdana" w:hAnsi="Verdana"/>
-          <w:i/>
-          <w:sz w:val="14"/>
-        </w:rPr>
-        <w:t>Note 34: Las cifras de clave que indican la precipitación genérica (cifras de clave 140–148) están dispuestas en orden de complejidad creciente. Por ejemplo: una estación muy sencilla que tan solo puede determinar la presencia o ausencia de precipitación utilizará la cifra de clave 140 (precipitación). En el siguiente nivel, una estación automática capaz de captar la cantidad pero no el tipo de precipitación utilizará la cifra de clave 141 o 142. Una estación automática capaz de captar el tipo de precipitación (líquida, sólida, engelante) y la cantidad en líneas generales, utilizará las cifras de clave 143–148. Una estación automática capaz de comunicar tipos reales de precipitación (por ejemplo, llovizna o lluvia) pero no su cantidad, utilizará la correspondiente decena (por ejemplo, 150 para llovizna en general y 160 para lluvia en general).</w:t>
-      </w:r>
-    </w:p>
-    <w:p>
-      <w:r>
-        <w:rPr>
-          <w:rFonts w:ascii="Verdana" w:hAnsi="Verdana"/>
-          <w:i/>
-          <w:sz w:val="14"/>
-        </w:rPr>
-        <w:t>Note 35: El descriptor 0 25 009 ha dejado de utilizarse. Utilícese en su lugar el descriptor 0 25 029.</w:t>
-      </w:r>
-    </w:p>
-    <w:p>
-      <w:r>
-        <w:rPr>
-          <w:rFonts w:ascii="Verdana" w:hAnsi="Verdana"/>
-          <w:i/>
-          <w:sz w:val="14"/>
-        </w:rPr>
-        <w:t>Note 36: Las estadísticas de diferencia son valores de diferencia; sus dimensiones son iguales a las de los valores correspondientes comunicados con respecto a unidades, pero con una gama centrada en cero (por ejemplo, diferencia entre valores comunicados y analizados, diferencia entre valores comunicados y previstos, etc.).</w:t>
-      </w:r>
-    </w:p>
-    <w:p>
-      <w:r>
-        <w:rPr>
-          <w:rFonts w:ascii="Verdana" w:hAnsi="Verdana"/>
-          <w:i/>
-          <w:sz w:val="14"/>
-        </w:rPr>
-        <w:t>Note 39: El EPSG es un conjunto de datos de sistemas de coordenadas y transformaciones de sistemas de coordenadas, elaborado y mantenido inicialmente por el Grupo Europeo de Encuestas sobre el Petróleo (EPSG). En la actualidad lo mantiene el Subcomité de Geodesia de la International Association of Oil and Gas Producers Geomatics Committee.</w:t>
-      </w:r>
-    </w:p>
-    <w:p>
-      <w:r>
-        <w:rPr>
-          <w:rFonts w:ascii="Verdana" w:hAnsi="Verdana"/>
-          <w:i/>
-          <w:sz w:val="14"/>
-        </w:rPr>
-        <w:t>Note 42: Se elaborarán aplicaciones ulteriores.</w:t>
-      </w:r>
-    </w:p>
-    <w:p>
-      <w:r>
-        <w:rPr>
-          <w:rFonts w:ascii="Verdana" w:hAnsi="Verdana"/>
-          <w:i/>
-          <w:sz w:val="14"/>
-        </w:rPr>
-        <w:t>Note 43: Los términos genéricos para las condiciones meteorológicas (por ejemplo, niebla, llovizna) se destinan a las estaciones automáticas que pueden determinar tipos de tiempo, pero no dar más información. Los términos genéricos de la tabla de cifrado se indican mediante mayúsculas.</w:t>
-      </w:r>
-    </w:p>
-    <w:p>
-      <w:r>
-        <w:rPr>
-          <w:rFonts w:ascii="Verdana" w:hAnsi="Verdana"/>
-          <w:i/>
-          <w:sz w:val="14"/>
-        </w:rPr>
-        <w:t>Note 45: H = hora de observación.</w:t>
-      </w:r>
-    </w:p>
-    <w:p>
-      <w:r>
-        <w:rPr>
-          <w:rFonts w:ascii="Verdana" w:hAnsi="Verdana"/>
-          <w:i/>
-          <w:sz w:val="14"/>
-        </w:rPr>
-        <w:t>Note 49: Si todos los bits indican 0, eso significa una buena calibración.</w:t>
-      </w:r>
-    </w:p>
-    <w:p>
-      <w:r>
-        <w:rPr>
-          <w:rFonts w:ascii="Verdana" w:hAnsi="Verdana"/>
-          <w:i/>
-          <w:sz w:val="14"/>
-        </w:rPr>
-        <w:t>Note 50: En todos los casos, se indicarán las cifras de clave más altas aplicables.</w:t>
-      </w:r>
-    </w:p>
-    <w:p>
-      <w:r>
-        <w:rPr>
-          <w:rFonts w:ascii="Verdana" w:hAnsi="Verdana"/>
-          <w:i/>
-          <w:sz w:val="14"/>
-        </w:rPr>
-        <w:t>Note 54: En esta tabla de cifrado, siempre que se haga referencia al hielo, se incluye también toda precipitación sólida que no sea nieve.</w:t>
-      </w:r>
-    </w:p>
-    <w:p>
-      <w:r>
-        <w:rPr>
-          <w:rFonts w:ascii="Verdana" w:hAnsi="Verdana"/>
-          <w:i/>
-          <w:sz w:val="14"/>
-        </w:rPr>
-        <w:t>Note 57: La precipitación combinada se indica fijando en uno los bits de cada uno de los tipos de precipitación observados.</w:t>
-      </w:r>
-    </w:p>
-    <w:p>
-      <w:r>
-        <w:rPr>
-          <w:rFonts w:ascii="Verdana" w:hAnsi="Verdana"/>
-          <w:i/>
-          <w:sz w:val="14"/>
-        </w:rPr>
-        <w:t>Note 59: En caso necesario se agregarán nuevos nombres locales para las tormentas de distintas intensidades.</w:t>
-      </w:r>
-    </w:p>
-    <w:p>
-      <w:r>
-        <w:rPr>
-          <w:rFonts w:ascii="Verdana" w:hAnsi="Verdana"/>
-          <w:i/>
-          <w:sz w:val="14"/>
-        </w:rPr>
-        <w:t>Note 60: Ninguna de las cifras de clave excluye la adición de niveles interpolados a discreción del centro generador.</w:t>
-      </w:r>
-    </w:p>
-    <w:p>
-      <w:r>
-        <w:rPr>
-          <w:rFonts w:ascii="Verdana" w:hAnsi="Verdana"/>
-          <w:i/>
-          <w:sz w:val="14"/>
-        </w:rPr>
-        <w:t>Note 63: En esta tabla de banderines se entiende por fenómeno cualquier tipo de fenómeno, incluidos la precipitación y el oscurecimiento.</w:t>
-      </w:r>
-    </w:p>
-    <w:p>
-      <w:r>
-        <w:rPr>
-          <w:rFonts w:ascii="Verdana" w:hAnsi="Verdana"/>
-          <w:i/>
-          <w:sz w:val="14"/>
-        </w:rPr>
-        <w:t>Note 75: Las definiciones referidas a las cifras de clave 0, 1, 2 y 4 se aplican al suelo representativo y las cifras de clave 3, 5 a 9 y 10 a 19, a una zona abierta representativa.</w:t>
-      </w:r>
-    </w:p>
-    <w:p>
-      <w:r>
-        <w:rPr>
-          <w:rFonts w:ascii="Verdana" w:hAnsi="Verdana"/>
-          <w:i/>
-          <w:sz w:val="14"/>
-        </w:rPr>
-        <w:t>Note 76: Cuando haya que cifrar una altura que corresponda a dos cifras de clave, se tomará la cifra más baja. Por ejemplo, una altura de 4 m se cifrará 5.</w:t>
-      </w:r>
-    </w:p>
-    <w:p>
-      <w:r>
-        <w:rPr>
-          <w:rFonts w:ascii="Verdana" w:hAnsi="Verdana"/>
-          <w:i/>
-          <w:sz w:val="14"/>
-        </w:rPr>
-        <w:t>Note 78: Los tres primeros dígitos representan el código de país ISO.</w:t>
-      </w:r>
-    </w:p>
-    <w:p>
-      <w:r>
-        <w:rPr>
-          <w:rFonts w:ascii="Verdana" w:hAnsi="Verdana"/>
-          <w:i/>
-          <w:sz w:val="14"/>
-        </w:rPr>
-        <w:t>Note 79: La última columna de la tabla contiene el número de registro correspondiente del Chemical Abstracts Service (CAS) de la American Chemical Society</w:t>
-      </w:r>
-    </w:p>
-    <w:p>
-      <w:r>
-        <w:rPr>
-          <w:rFonts w:ascii="Verdana" w:hAnsi="Verdana"/>
-          <w:i/>
-          <w:sz w:val="14"/>
-        </w:rPr>
-        <w:t>Note 80: La parte central de la presente tabla de cifrado (cifras de clave 100–199) incluye términos a diversos niveles, referidos a estaciones automáticas sencillas y luego cada vez más complejas.</w:t>
-      </w:r>
-    </w:p>
-    <w:p>
-      <w:r>
-        <w:rPr>
-          <w:rFonts w:ascii="Verdana" w:hAnsi="Verdana"/>
-          <w:i/>
-          <w:sz w:val="14"/>
-        </w:rPr>
-        <w:t>Note 81: El alcance nominal de la humedad del suelo en superficie es 0% - 100%. En casos extremos, el retrodispersor extrapolado a un ángulo de incidencia de 40 grados puede ser superior a la referencia del retrodispersor húmedo o seco. En tales casos, el valor proporcionado por el proceso de medición de la humedad del suelo en superficie es menor de 0% o mayor de 100%, respectivamente.</w:t>
-      </w:r>
-    </w:p>
-    <w:p>
-      <w:r>
-        <w:rPr>
-          <w:rFonts w:ascii="Verdana" w:hAnsi="Verdana"/>
-          <w:i/>
-          <w:sz w:val="14"/>
-        </w:rPr>
-        <w:t>Note 84: Estos valores se refieren a olas bien formadas en altamar por acción del viento. Si bien se dará prioridad a los términos descriptivos, los valores relativos a las alturas podrán utilizarse como guía por el observador cuando cifra el estado total de agitación del mar, resultante de diversos factores tales como el viento, la mar de fondo, las corrientes, el ángulo entre la mar de fondo y el viento, etc.</w:t>
-      </w:r>
-    </w:p>
-    <w:p>
-      <w:r>
-        <w:rPr>
-          <w:rFonts w:ascii="Verdana" w:hAnsi="Verdana"/>
-          <w:i/>
-          <w:sz w:val="14"/>
-        </w:rPr>
-        <w:t>Note 85: Este descriptor se asociará a los datos de la visibilidad o a los de la altura de las nubes para especificar si se trata de un valor limitado. Si los datos transmitidos son el valor verdadero, la cifra de clave es 0. Sin-embargo, la medición puede alcanzar el límite de la capacidad de medición del instrumento. Si el valor transmitido es mayor que el valor verdadero, la cifra de clave es 1; y si el valor transmitido es menor que el valor verdadero, la cifra de clave es 2.</w:t>
-      </w:r>
-    </w:p>
-    <w:p>
-      <w:r>
-        <w:rPr>
-          <w:rFonts w:ascii="Verdana" w:hAnsi="Verdana"/>
-          <w:i/>
-          <w:sz w:val="14"/>
-        </w:rPr>
-        <w:t>Note 88: La significación del tiempo debe ser calificada por los períodos adecuados de tiempo que se especifican.</w:t>
-      </w:r>
-    </w:p>
-    <w:p>
-      <w:r>
-        <w:rPr>
-          <w:rFonts w:ascii="Verdana" w:hAnsi="Verdana"/>
-          <w:i/>
-          <w:sz w:val="14"/>
-        </w:rPr>
-        <w:t>Note 90: Tipo de instrumentos y unidades originales para la medición del viento (en m s–1, a menos que se indique otra cosa)</w:t>
-      </w:r>
-    </w:p>
-    <w:p>
-      <w:r>
-        <w:rPr>
-          <w:rFonts w:ascii="Verdana" w:hAnsi="Verdana"/>
-          <w:i/>
-          <w:sz w:val="14"/>
-        </w:rPr>
-        <w:t>Note 94: Si el método de información originario es el indicado por la cifra de clave 1, se recomienda la siguiente conversión para obtener un valor adecuado de los datos correspondiente al descriptor 0 01 012: Valor comunicado</w:t>
-      </w:r>
-    </w:p>
-    <w:p>
-      <w:r>
-        <w:rPr>
-          <w:rFonts w:ascii="Verdana" w:hAnsi="Verdana"/>
-          <w:i/>
-          <w:sz w:val="14"/>
-        </w:rPr>
-        <w:t>Note 95: Si el método de información originario es el indicado por la cifra de clave 1, se recomienda la siguiente conversión para obtener un valor adecuado de los datos correspondiente al descriptor 0 01 013: Valor comunicado</w:t>
-      </w:r>
-    </w:p>
     <w:sectPr>
       <w:pgSz w:w="16838" w:h="11906" w:orient="landscape"/>
       <w:pgMar w:top="850" w:right="850" w:bottom="850" w:left="850" w:header="720" w:footer="720" w:gutter="0"/>
